--- a/credit_recommender_direct_one_vs_all.docx
+++ b/credit_recommender_direct_one_vs_all.docx
@@ -4,14 +4,14 @@
   <w:body>
     <w:p>
       <w:pPr>
-        <w:spacing w:before="2400"/>
+        <w:spacing w:before="2800"/>
         <w:jc w:val="center"/>
       </w:pPr>
       <w:r>
         <w:rPr>
           <w:b/>
-          <w:color w:val="0D2C6C"/>
-          <w:sz w:val="60"/>
+          <w:color w:val="143670"/>
+          <w:sz w:val="56"/>
         </w:rPr>
         <w:t>Credit Transfer Recommender</w:t>
       </w:r>
@@ -24,16 +24,14 @@
         <w:rPr>
           <w:i/>
           <w:color w:val="555555"/>
-          <w:sz w:val="30"/>
+          <w:sz w:val="28"/>
         </w:rPr>
-        <w:t>Mathematical and algorithmic specification of the</w:t>
-        <w:br/>
-        <w:t>"direct one-vs-all" matching strategy</w:t>
+        <w:t>Technical specification of the direct one-vs-all matching strategy</w:t>
       </w:r>
     </w:p>
     <w:p>
       <w:pPr>
-        <w:spacing w:before="3000"/>
+        <w:spacing w:before="3200"/>
       </w:pPr>
     </w:p>
     <w:p>
@@ -42,12 +40,11 @@
       </w:pPr>
       <w:r>
         <w:rPr>
-          <w:b/>
+          <w:b w:val="0"/>
           <w:i w:val="0"/>
-          <w:color w:val="009B9F"/>
-          <w:sz w:val="24"/>
+          <w:color w:val="555555"/>
         </w:rPr>
-        <w:t>Technical Reference</w:t>
+        <w:t>Pipeline: extract, refine, differentiate, analyze.</w:t>
       </w:r>
     </w:p>
     <w:p>
@@ -59,23 +56,8 @@
           <w:b w:val="0"/>
           <w:i w:val="0"/>
           <w:color w:val="555555"/>
-          <w:sz w:val="22"/>
         </w:rPr>
-        <w:t>Pipeline: extract → refine → differentiate → analyze</w:t>
-      </w:r>
-    </w:p>
-    <w:p>
-      <w:pPr>
-        <w:jc w:val="center"/>
-      </w:pPr>
-      <w:r>
-        <w:rPr>
-          <w:b w:val="0"/>
-          <w:i w:val="0"/>
-          <w:color w:val="555555"/>
-          <w:sz w:val="22"/>
-        </w:rPr>
-        <w:t>Active analyze strategy: direct_one_vs_all</w:t>
+        <w:t>Active matcher: direct_one_vs_all</w:t>
       </w:r>
     </w:p>
     <w:p>
@@ -97,7 +79,16 @@
           <w:b w:val="0"/>
           <w:i w:val="0"/>
         </w:rPr>
-        <w:t>This paper specifies the mathematics and algorithmic flow of the credit-transfer recommender used to advise Australian credit-transfer panels on how completed Vocational Education and Training (VET) units of competency map to University (Uni) course outcomes. The system runs as a four-step pipeline (extract, refine, differentiate, analyze). The analyze step supports several matching strategies; this paper documents direct_one_vs_all in full, from per-pair similarity computation through to the FULL / PARTIAL / NONE recommendation decision. Every numeric coefficient, threshold, and decision rule that influences the headline score is stated with its formula and current configured value.</w:t>
+        <w:t>This document explains how the credit transfer recommender turns a list of completed VET units of competency into FULL, PARTIAL, or NONE recommendations against the courses of a university qualification. The recommender runs four steps. The first three (extract, refine, differentiate) produce skills with consistent levels and audit metadata. The fourth (analyze) does the actual matching and scoring.</w:t>
+      </w:r>
+    </w:p>
+    <w:p>
+      <w:r>
+        <w:rPr>
+          <w:b w:val="0"/>
+          <w:i w:val="0"/>
+        </w:rPr>
+        <w:t>Several matching strategies are supported. The strategy currently used in production is direct_one_vs_all. This paper specifies that strategy from the first cosine similarity all the way through to the final FULL/PARTIAL/NONE classification. Every coefficient, threshold and decision rule that affects the headline score is given here together with the value currently set in the YAML config.</w:t>
       </w:r>
     </w:p>
     <w:p>
@@ -105,7 +96,7 @@
         <w:pStyle w:val="Heading1"/>
       </w:pPr>
       <w:r>
-        <w:t>Notation</w:t>
+        <w:t>Notation used in this paper</w:t>
       </w:r>
     </w:p>
     <w:tbl>
@@ -122,7 +113,7 @@
         <w:tc>
           <w:tcPr>
             <w:tcW w:type="dxa" w:w="4873"/>
-            <w:shd w:fill="0D2C6C"/>
+            <w:shd w:fill="143670"/>
           </w:tcPr>
           <w:p>
             <w:r>
@@ -137,7 +128,7 @@
         <w:tc>
           <w:tcPr>
             <w:tcW w:type="dxa" w:w="4873"/>
-            <w:shd w:fill="0D2C6C"/>
+            <w:shd w:fill="143670"/>
           </w:tcPr>
           <w:p>
             <w:r>
@@ -167,7 +158,7 @@
           </w:tcPr>
           <w:p>
             <w:r>
-              <w:t>A single VET skill object (refined name + level + context + ...).</w:t>
+              <w:t>One VET skill (refined name, level, context, ...).</w:t>
             </w:r>
           </w:p>
         </w:tc>
@@ -189,7 +180,7 @@
           </w:tcPr>
           <w:p>
             <w:r>
-              <w:t>A single Uni skill object (refined name + level + context + ...).</w:t>
+              <w:t>One Uni skill (refined name, level, context, ...).</w:t>
             </w:r>
           </w:p>
         </w:tc>
@@ -223,7 +214,7 @@
           </w:tcPr>
           <w:p>
             <w:r>
-              <w:t>S(V,U) ∈ [0,1]</w:t>
+              <w:t>S(V, U)</w:t>
             </w:r>
           </w:p>
         </w:tc>
@@ -233,7 +224,7 @@
           </w:tcPr>
           <w:p>
             <w:r>
-              <w:t>Cosine similarity between the embedded skill names.</w:t>
+              <w:t>Cosine similarity of the embedded skill names, in [0, 1].</w:t>
             </w:r>
           </w:p>
         </w:tc>
@@ -245,7 +236,7 @@
           </w:tcPr>
           <w:p>
             <w:r>
-              <w:t>L(V,U) ∈ [0,1]</w:t>
+              <w:t>L(V, U)</w:t>
             </w:r>
           </w:p>
         </w:tc>
@@ -255,7 +246,7 @@
           </w:tcPr>
           <w:p>
             <w:r>
-              <w:t>AQF level compatibility.</w:t>
+              <w:t>AQF level compatibility, in [0, 1].</w:t>
             </w:r>
           </w:p>
         </w:tc>
@@ -267,7 +258,7 @@
           </w:tcPr>
           <w:p>
             <w:r>
-              <w:t>C(V,U) ∈ [0,1]</w:t>
+              <w:t>C(V, U)</w:t>
             </w:r>
           </w:p>
         </w:tc>
@@ -277,7 +268,7 @@
           </w:tcPr>
           <w:p>
             <w:r>
-              <w:t>Practical/theoretical context compatibility.</w:t>
+              <w:t>Context (practical / theoretical / hybrid) compatibility, in [0, 1].</w:t>
             </w:r>
           </w:p>
         </w:tc>
@@ -289,7 +280,7 @@
           </w:tcPr>
           <w:p>
             <w:r>
-              <w:t>M(V,U) ∈ [0,1]</w:t>
+              <w:t>M(V, U)</w:t>
             </w:r>
           </w:p>
         </w:tc>
@@ -299,7 +290,7 @@
           </w:tcPr>
           <w:p>
             <w:r>
-              <w:t>Combined per-pair score.</w:t>
+              <w:t>Combined per-pair score, in [0, 1].</w:t>
             </w:r>
           </w:p>
         </w:tc>
@@ -311,7 +302,7 @@
           </w:tcPr>
           <w:p>
             <w:r>
-              <w:t>Tᴰ, Tᴾ</w:t>
+              <w:t>T_d, T_p</w:t>
             </w:r>
           </w:p>
         </w:tc>
@@ -321,7 +312,7 @@
           </w:tcPr>
           <w:p>
             <w:r>
-              <w:t>Direct (0.87) and Partial (0.78) classification thresholds.</w:t>
+              <w:t>Direct (0.87) and Partial (0.78) classification thresholds for M.</w:t>
             </w:r>
           </w:p>
         </w:tc>
@@ -333,7 +324,7 @@
           </w:tcPr>
           <w:p>
             <w:r>
-              <w:t>m ∈ {Direct, Partial, Unmapped}</w:t>
+              <w:t>m(V, U)</w:t>
             </w:r>
           </w:p>
         </w:tc>
@@ -343,7 +334,7 @@
           </w:tcPr>
           <w:p>
             <w:r>
-              <w:t>Per-pair match label after all guards.</w:t>
+              <w:t>Per-pair label after all guards: Direct, Partial, or Unmapped.</w:t>
             </w:r>
           </w:p>
         </w:tc>
@@ -365,7 +356,7 @@
           </w:tcPr>
           <w:p>
             <w:r>
-              <w:t>Hard cap on winners per VET skill per course (default 3).</w:t>
+              <w:t>Maximum number of Uni outcomes one VET skill can win per course (default 3).</w:t>
             </w:r>
           </w:p>
         </w:tc>
@@ -377,7 +368,7 @@
           </w:tcPr>
           <w:p>
             <w:r>
-              <w:t>β</w:t>
+              <w:t>beta</w:t>
             </w:r>
           </w:p>
         </w:tc>
@@ -399,7 +390,7 @@
           </w:tcPr>
           <w:p>
             <w:r>
-              <w:t xml:space="preserve">w_• </w:t>
+              <w:t>w_*</w:t>
             </w:r>
           </w:p>
         </w:tc>
@@ -409,7 +400,7 @@
           </w:tcPr>
           <w:p>
             <w:r>
-              <w:t>Headline weights (Coverage, Quality, Level, Context, Confidence, Volume).</w:t>
+              <w:t>Headline weights for Coverage, Quality, Level, Context, Confidence, Volume.</w:t>
             </w:r>
           </w:p>
         </w:tc>
@@ -425,7 +416,7 @@
         <w:pStyle w:val="Heading1"/>
       </w:pPr>
       <w:r>
-        <w:t>1.  Pipeline overview</w:t>
+        <w:t>1. Pipeline overview</w:t>
       </w:r>
     </w:p>
     <w:p>
@@ -434,7 +425,7 @@
           <w:b w:val="0"/>
           <w:i w:val="0"/>
         </w:rPr>
-        <w:t>A single execution of the recommender runs four pipeline steps in sequence. Each step writes its outputs to disk so later steps can resume from a prior run's artefacts.</w:t>
+        <w:t>Each run executes four steps in sequence. Each step writes its outputs to disk so a later step can resume from a prior run.</w:t>
       </w:r>
     </w:p>
     <w:tbl>
@@ -453,7 +444,7 @@
         <w:tc>
           <w:tcPr>
             <w:tcW w:type="dxa" w:w="2436"/>
-            <w:shd w:fill="0D2C6C"/>
+            <w:shd w:fill="143670"/>
           </w:tcPr>
           <w:p>
             <w:r>
@@ -468,7 +459,7 @@
         <w:tc>
           <w:tcPr>
             <w:tcW w:type="dxa" w:w="2436"/>
-            <w:shd w:fill="0D2C6C"/>
+            <w:shd w:fill="143670"/>
           </w:tcPr>
           <w:p>
             <w:r>
@@ -483,7 +474,7 @@
         <w:tc>
           <w:tcPr>
             <w:tcW w:type="dxa" w:w="2436"/>
-            <w:shd w:fill="0D2C6C"/>
+            <w:shd w:fill="143670"/>
           </w:tcPr>
           <w:p>
             <w:r>
@@ -498,7 +489,7 @@
         <w:tc>
           <w:tcPr>
             <w:tcW w:type="dxa" w:w="2436"/>
-            <w:shd w:fill="0D2C6C"/>
+            <w:shd w:fill="143670"/>
           </w:tcPr>
           <w:p>
             <w:r>
@@ -538,7 +529,7 @@
           </w:tcPr>
           <w:p>
             <w:r>
-              <w:t>LLM extraction of skills from VET unit text and Uni course text.</w:t>
+              <w:t>Extract a list of discrete skills from each VET unit and each Uni course using an LLM.</w:t>
             </w:r>
           </w:p>
         </w:tc>
@@ -580,7 +571,7 @@
           </w:tcPr>
           <w:p>
             <w:r>
-              <w:t>LLM polish (style, duplicate / out-of-scope detection, gap-fill from performance criteria).</w:t>
+              <w:t>Polish skill names and descriptions, add boolean audit flags such as is_duplicate and is_out_of_scope, fill gaps from performance criteria.</w:t>
             </w:r>
           </w:p>
         </w:tc>
@@ -622,7 +613,7 @@
           </w:tcPr>
           <w:p>
             <w:r>
-              <w:t>Embedding-based AQF level adjustment so cohort-relative levels are consistent.</w:t>
+              <w:t>Adjust AQF skill levels so the cohort is internally consistent.</w:t>
             </w:r>
           </w:p>
         </w:tc>
@@ -632,7 +623,7 @@
           </w:tcPr>
           <w:p>
             <w:r>
-              <w:t>in-place edits to extracted_skills</w:t>
+              <w:t>In-place edits on extracted skills.</w:t>
             </w:r>
           </w:p>
         </w:tc>
@@ -664,7 +655,7 @@
           </w:tcPr>
           <w:p>
             <w:r>
-              <w:t>Per-pair matching, guards, LLM equivalence judge, and headline scoring.</w:t>
+              <w:t>Pairwise matching, guards, LLM equivalence judge, headline scoring, and the recommendation decision.</w:t>
             </w:r>
           </w:p>
         </w:tc>
@@ -686,7 +677,7 @@
           <w:b w:val="0"/>
           <w:i w:val="0"/>
         </w:rPr>
-        <w:t>The analyze step accepts several matching strategies (clustering, direct, hybrid, direct_one_vs_all). This paper covers direct_one_vs_all because it is the production strategy. It treats every Uni outcome as the basic unit of decision: each Uni skill independently picks its best VET partner from the entire VET pool aggregated across all VET units in the qualification.</w:t>
+        <w:t>The analyze step supports more than one matching strategy. This paper documents direct_one_vs_all, the strategy currently in production. Under that strategy each Uni outcome is the unit of decision: every Uni skill is independently paired with its best partner taken from the pool of all VET skills across all units of the VET qualification.</w:t>
       </w:r>
     </w:p>
     <w:p>
@@ -694,7 +685,7 @@
         <w:pStyle w:val="Heading1"/>
       </w:pPr>
       <w:r>
-        <w:t>2.  Step 1: skill extraction</w:t>
+        <w:t>2. Step 1: skill extraction</w:t>
       </w:r>
     </w:p>
     <w:p>
@@ -703,7 +694,7 @@
           <w:b w:val="0"/>
           <w:i w:val="0"/>
         </w:rPr>
-        <w:t>Each VET unit and each Uni course is processed independently. A LLM is prompted with the unit/course text (description, performance criteria, learning outcomes) and instructed to emit a list of discrete skills. Each extracted skill object carries:</w:t>
+        <w:t>Each VET unit and each Uni course is processed independently. The LLM receives the unit text (description, performance criteria, learning outcomes) and is asked to emit a list of skills. Each extracted skill carries:</w:t>
       </w:r>
     </w:p>
     <w:tbl>
@@ -721,7 +712,7 @@
         <w:tc>
           <w:tcPr>
             <w:tcW w:type="dxa" w:w="3249"/>
-            <w:shd w:fill="0D2C6C"/>
+            <w:shd w:fill="143670"/>
           </w:tcPr>
           <w:p>
             <w:r>
@@ -736,7 +727,7 @@
         <w:tc>
           <w:tcPr>
             <w:tcW w:type="dxa" w:w="3249"/>
-            <w:shd w:fill="0D2C6C"/>
+            <w:shd w:fill="143670"/>
           </w:tcPr>
           <w:p>
             <w:r>
@@ -751,7 +742,7 @@
         <w:tc>
           <w:tcPr>
             <w:tcW w:type="dxa" w:w="3249"/>
-            <w:shd w:fill="0D2C6C"/>
+            <w:shd w:fill="143670"/>
           </w:tcPr>
           <w:p>
             <w:r>
@@ -759,7 +750,7 @@
                 <w:b/>
                 <w:color w:val="FFFFFF"/>
               </w:rPr>
-              <w:t>Origin</w:t>
+              <w:t>Notes</w:t>
             </w:r>
           </w:p>
         </w:tc>
@@ -791,7 +782,7 @@
           </w:tcPr>
           <w:p>
             <w:r>
-              <w:t>LLM-emitted short label (3–6 words).</w:t>
+              <w:t>A short label, typically 3 to 6 words.</w:t>
             </w:r>
           </w:p>
         </w:tc>
@@ -823,7 +814,7 @@
           </w:tcPr>
           <w:p>
             <w:r>
-              <w:t>LLM-emitted one-line description.</w:t>
+              <w:t>A one-line description.</w:t>
             </w:r>
           </w:p>
         </w:tc>
@@ -855,7 +846,7 @@
           </w:tcPr>
           <w:p>
             <w:r>
-              <w:t>Excerpt from the source text supporting the skill.</w:t>
+              <w:t>A short excerpt from the source text supporting the skill.</w:t>
             </w:r>
           </w:p>
         </w:tc>
@@ -887,7 +878,7 @@
           </w:tcPr>
           <w:p>
             <w:r>
-              <w:t>TECHNICAL / COGNITIVE / INTERPERSONAL / ...</w:t>
+              <w:t>TECHNICAL, COGNITIVE, INTERPERSONAL, etc.</w:t>
             </w:r>
           </w:p>
         </w:tc>
@@ -919,7 +910,7 @@
           </w:tcPr>
           <w:p>
             <w:r>
-              <w:t>AQF level mapped to integer 1–10.</w:t>
+              <w:t>AQF level mapped to integer 1..10.</w:t>
             </w:r>
           </w:p>
         </w:tc>
@@ -951,7 +942,7 @@
           </w:tcPr>
           <w:p>
             <w:r>
-              <w:t>theoretical / practical / hybrid.</w:t>
+              <w:t>theoretical, practical, or hybrid.</w:t>
             </w:r>
           </w:p>
         </w:tc>
@@ -983,7 +974,7 @@
           </w:tcPr>
           <w:p>
             <w:r>
-              <w:t>Extractor self-reported certainty.</w:t>
+              <w:t>How confident the extractor was in this skill.</w:t>
             </w:r>
           </w:p>
         </w:tc>
@@ -993,9 +984,9 @@
       <w:r>
         <w:rPr>
           <w:b w:val="0"/>
-          <w:i/>
+          <w:i w:val="0"/>
         </w:rPr>
-        <w:t>No matching mathematics happens here; the step exists to produce normalised inputs for the later steps. Ensemble extraction (multiple model calls voted into one consensus list) is supported.</w:t>
+        <w:t>No scoring happens here; the role of this step is to produce a normalised input list. Ensemble extraction is supported: multiple model calls can be voted into a single consensus list.</w:t>
       </w:r>
     </w:p>
     <w:p>
@@ -1003,7 +994,7 @@
         <w:pStyle w:val="Heading1"/>
       </w:pPr>
       <w:r>
-        <w:t>3.  Step 2: refinement</w:t>
+        <w:t>3. Step 2: refinement</w:t>
       </w:r>
     </w:p>
     <w:p>
@@ -1012,7 +1003,7 @@
           <w:b w:val="0"/>
           <w:i w:val="0"/>
         </w:rPr>
-        <w:t>A second LLM pass refines each extracted skill, attaching boolean audit flags to skill.metadata['refiner']:</w:t>
+        <w:t>A second LLM pass refines each extracted skill and adds boolean audit flags on skill.metadata["refiner"]. The flags exist so that human reviewers can check what the model changed and so the analyzer can optionally drop skills flagged in particular ways.</w:t>
       </w:r>
     </w:p>
     <w:tbl>
@@ -1029,7 +1020,7 @@
         <w:tc>
           <w:tcPr>
             <w:tcW w:type="dxa" w:w="4873"/>
-            <w:shd w:fill="0D2C6C"/>
+            <w:shd w:fill="143670"/>
           </w:tcPr>
           <w:p>
             <w:r>
@@ -1044,7 +1035,7 @@
         <w:tc>
           <w:tcPr>
             <w:tcW w:type="dxa" w:w="4873"/>
-            <w:shd w:fill="0D2C6C"/>
+            <w:shd w:fill="143670"/>
           </w:tcPr>
           <w:p>
             <w:r>
@@ -1074,7 +1065,7 @@
           </w:tcPr>
           <w:p>
             <w:r>
-              <w:t>Skill duplicates another in the same unit / course.</w:t>
+              <w:t>Skill duplicates another one in the same unit or course.</w:t>
             </w:r>
           </w:p>
         </w:tc>
@@ -1096,7 +1087,7 @@
           </w:tcPr>
           <w:p>
             <w:r>
-              <w:t>Skill not within the parent unit's scope.</w:t>
+              <w:t>Skill is outside the parent unit or course scope.</w:t>
             </w:r>
           </w:p>
         </w:tc>
@@ -1118,7 +1109,7 @@
           </w:tcPr>
           <w:p>
             <w:r>
-              <w:t>Skill is a misread of the source text.</w:t>
+              <w:t>Skill is a misreading of the source text.</w:t>
             </w:r>
           </w:p>
         </w:tc>
@@ -1184,7 +1175,7 @@
           </w:tcPr>
           <w:p>
             <w:r>
-              <w:t>Skill added from a performance criterion the extractor missed.</w:t>
+              <w:t>Skill was added by gap-fill from a performance criterion the extractor missed.</w:t>
             </w:r>
           </w:p>
         </w:tc>
@@ -1196,7 +1187,7 @@
           <w:b w:val="0"/>
           <w:i w:val="0"/>
         </w:rPr>
-        <w:t>At analyze time, the analyzer may optionally drop any skill whose listed flags are True (YAML knob exclude_skill_flags). Refined skills feed step 3 and 4.</w:t>
+        <w:t>A YAML knob (exclude_skill_flags) accepts a list of flag names. When set, any skill that has any listed flag set to True is removed before analysis on both sides.</w:t>
       </w:r>
     </w:p>
     <w:p>
@@ -1204,16 +1195,16 @@
         <w:pStyle w:val="Heading1"/>
       </w:pPr>
       <w:r>
-        <w:t>4.  Step 3: differentiation</w:t>
+        <w:t>4. Step 3: differentiation</w:t>
       </w:r>
     </w:p>
     <w:p>
       <w:r>
         <w:rPr>
           <w:b w:val="0"/>
-          <w:i/>
+          <w:i w:val="0"/>
         </w:rPr>
-        <w:t>Differentiation calibrates AQF skill levels against the cohort. For each skill an embedding-driven heuristic compares its level claim against semantically nearby siblings; outliers are adjusted up or down. Each adjustment writes level_adjusted=True, original_level, and adjustment_reason into skill.metadata. No matching mathematics yet.</w:t>
+        <w:t>Differentiation calibrates AQF levels against the cohort. An embedding-based heuristic compares each skill against semantically similar siblings; outliers are adjusted up or down. When the level changes, the differentiate step writes level_adjusted=True, original_level, and adjustment_reason into skill.metadata so the audit trail survives.</w:t>
       </w:r>
     </w:p>
     <w:p>
@@ -1226,7 +1217,7 @@
         <w:pStyle w:val="Heading1"/>
       </w:pPr>
       <w:r>
-        <w:t>5.  Step 4: analyze — direct_one_vs_all</w:t>
+        <w:t>5. Step 4: analyze, direct_one_vs_all</w:t>
       </w:r>
     </w:p>
     <w:p>
@@ -1234,7 +1225,7 @@
         <w:pStyle w:val="Heading2"/>
       </w:pPr>
       <w:r>
-        <w:t>5.1  Skill pooling and indexing</w:t>
+        <w:t>5.1 Pooling and indexing</w:t>
       </w:r>
     </w:p>
     <w:p>
@@ -1243,7 +1234,7 @@
           <w:b w:val="0"/>
           <w:i w:val="0"/>
         </w:rPr>
-        <w:t>For one Uni course C with n_U extracted skills the matcher gathers every VET skill across all units of the VET qualification into a single flat list of size n_V. An identity map id(V) → unit_code is built so each VET skill can be traced back to its source unit even when skill.code is empty.</w:t>
+        <w:t>For one Uni course C with n_U extracted skills, the matcher gathers every VET skill from every unit in the VET qualification into one flat list of size n_V. An identity map id(V) -&gt; unit_code is kept alongside so each VET skill can be traced back to its source unit, even when skill.code is empty.</w:t>
       </w:r>
     </w:p>
     <w:p>
@@ -1251,7 +1242,7 @@
         <w:pStyle w:val="Heading2"/>
       </w:pPr>
       <w:r>
-        <w:t>5.2  Embedding text composition</w:t>
+        <w:t>5.2 Embedding text composition</w:t>
       </w:r>
     </w:p>
     <w:p>
@@ -1260,24 +1251,21 @@
           <w:b w:val="0"/>
           <w:i w:val="0"/>
         </w:rPr>
-        <w:t>The matcher embeds the skill name only — descriptions and evidence were tested and removed because they shifted the cosine distribution without improving signal-to-noise. The LLM equivalence judge downstream reads the descriptions and evidence, so semantic safety is preserved.</w:t>
+        <w:t>The matcher embeds the skill name only. Descriptions and evidence were tried in earlier iterations and removed: they shifted the cosine distribution without improving signal to noise. Descriptions and evidence are still read later, by the LLM equivalence judge, so domain context is not lost.</w:t>
       </w:r>
     </w:p>
     <w:p>
+      <w:pPr>
+        <w:spacing w:before="60" w:after="120"/>
+        <w:ind w:left="340"/>
+      </w:pPr>
       <w:r>
         <w:rPr>
           <w:rFonts w:ascii="Consolas" w:hAnsi="Consolas"/>
-          <w:sz w:val="20"/>
+          <w:sz w:val="19"/>
         </w:rPr>
         <w:t>embed_text(V) = V.name.strip()</w:t>
-      </w:r>
-    </w:p>
-    <w:p>
-      <w:r>
-        <w:rPr>
-          <w:rFonts w:ascii="Consolas" w:hAnsi="Consolas"/>
-          <w:sz w:val="20"/>
-        </w:rPr>
+        <w:br/>
         <w:t>embed_text(U) = U.name.strip()</w:t>
       </w:r>
     </w:p>
@@ -1286,7 +1274,7 @@
         <w:pStyle w:val="Heading2"/>
       </w:pPr>
       <w:r>
-        <w:t>5.3  Cosine similarity matrix</w:t>
+        <w:t>5.3 Cosine similarity matrix</w:t>
       </w:r>
     </w:p>
     <w:p>
@@ -1295,21 +1283,20 @@
           <w:b w:val="0"/>
           <w:i w:val="0"/>
         </w:rPr>
-        <w:t>All n_V + n_U skill texts are embedded in a single batched call to a sentence-transformer (jina by default). Let e_V ∈ ℝᵈ be the L2-normalised embedding of a VET skill and e_U the same for a Uni skill. The pairwise similarity matrix is</w:t>
+        <w:t>All n_V + n_U skill texts are embedded in a single batched call to a sentence-transformer (jina by default). Let e_V be the L2-normalised embedding of one VET skill, and e_U the same for a Uni skill, both in R^d. Pairwise similarity is</w:t>
       </w:r>
     </w:p>
     <w:p>
       <w:pPr>
-        <w:spacing w:before="80" w:after="80"/>
+        <w:spacing w:before="60" w:after="60"/>
         <w:jc w:val="center"/>
       </w:pPr>
       <w:r>
         <w:rPr>
-          <w:rFonts w:ascii="Cambria Math" w:hAnsi="Cambria Math"/>
-          <w:i/>
-          <w:sz w:val="23"/>
+          <w:rFonts w:ascii="Consolas" w:hAnsi="Consolas"/>
+          <w:sz w:val="21"/>
         </w:rPr>
-        <w:t>S(V, U) = clip01(e_V · e_U)</w:t>
+        <w:t>S(V, U) = max(0, dot(e_V, e_U))</w:t>
       </w:r>
     </w:p>
     <w:p>
@@ -1318,7 +1305,7 @@
           <w:b w:val="0"/>
           <w:i w:val="0"/>
         </w:rPr>
-        <w:t>producing an n_V × n_U matrix S with entries in [0, 1] (negative cosines are clipped to 0 so they cannot drag downstream scores below zero).</w:t>
+        <w:t>producing an n_V by n_U matrix S with entries in [0, 1]. Negative cosines are clipped to 0 so they cannot drag downstream scores below zero.</w:t>
       </w:r>
     </w:p>
     <w:p>
@@ -1326,7 +1313,7 @@
         <w:pStyle w:val="Heading2"/>
       </w:pPr>
       <w:r>
-        <w:t>5.4  Level compatibility matrix</w:t>
+        <w:t>5.4 Level compatibility matrix</w:t>
       </w:r>
     </w:p>
     <w:p>
@@ -1335,21 +1322,20 @@
           <w:b w:val="0"/>
           <w:i w:val="0"/>
         </w:rPr>
-        <w:t>AQF levels are integers in 1..7. A symmetric base matrix B is constructed from a configurable curve (default [1.0, 0.75, 0.5, 0.2, 0.0]) where curve[k] is the compatibility for a level difference of k:</w:t>
+        <w:t>AQF levels are integers in 1..7 internally. The matcher uses a configurable curve to convert a level gap into a compatibility value. The default curve is</w:t>
       </w:r>
     </w:p>
     <w:p>
       <w:pPr>
-        <w:spacing w:before="80" w:after="80"/>
-        <w:jc w:val="center"/>
+        <w:spacing w:before="60" w:after="120"/>
+        <w:ind w:left="340"/>
       </w:pPr>
       <w:r>
         <w:rPr>
-          <w:rFonts w:ascii="Cambria Math" w:hAnsi="Cambria Math"/>
-          <w:i/>
-          <w:sz w:val="23"/>
+          <w:rFonts w:ascii="Consolas" w:hAnsi="Consolas"/>
+          <w:sz w:val="19"/>
         </w:rPr>
-        <w:t>B[i, j] = curve[|i − j|]    for i, j ∈ {0, …, 6}</w:t>
+        <w:t>curve = [1.0, 0.75, 0.5, 0.2, 0.0]</w:t>
       </w:r>
     </w:p>
     <w:p>
@@ -1358,21 +1344,28 @@
           <w:b w:val="0"/>
           <w:i w:val="0"/>
         </w:rPr>
-        <w:t>Then for VET levels ℓ_V and Uni levels ℓ_U:</w:t>
+        <w:t>Index k of the curve gives the compatibility for a level gap of k (so a gap of 0 maps to 1.0, a gap of 1 maps to 0.75, a gap of 2 maps to 0.5, and so on). A symmetric 7 by 7 base matrix B is built from the curve, then the compatibility of a pair is</w:t>
       </w:r>
     </w:p>
     <w:p>
       <w:pPr>
-        <w:spacing w:before="80" w:after="80"/>
+        <w:spacing w:before="60" w:after="60"/>
         <w:jc w:val="center"/>
       </w:pPr>
       <w:r>
         <w:rPr>
-          <w:rFonts w:ascii="Cambria Math" w:hAnsi="Cambria Math"/>
-          <w:i/>
-          <w:sz w:val="23"/>
+          <w:rFonts w:ascii="Consolas" w:hAnsi="Consolas"/>
+          <w:sz w:val="21"/>
         </w:rPr>
-        <w:t>L(V, U) = B[ℓ_V − 1, ℓ_U − 1]</w:t>
+        <w:t>L(V, U) = B[level(V) - 1, level(U) - 1]</w:t>
+      </w:r>
+    </w:p>
+    <w:p>
+      <w:pPr>
+        <w:pStyle w:val="Heading2"/>
+      </w:pPr>
+      <w:r>
+        <w:t>5.5 Context compatibility matrix</w:t>
       </w:r>
     </w:p>
     <w:p>
@@ -1381,24 +1374,7 @@
           <w:b w:val="0"/>
           <w:i w:val="0"/>
         </w:rPr>
-        <w:t>Default curve values mean a level gap of 0, 1, 2, 3, ≥4 yields compatibility 1.00, 0.75, 0.50, 0.20, 0.00 respectively.</w:t>
-      </w:r>
-    </w:p>
-    <w:p>
-      <w:pPr>
-        <w:pStyle w:val="Heading2"/>
-      </w:pPr>
-      <w:r>
-        <w:t>5.5  Context compatibility matrix</w:t>
-      </w:r>
-    </w:p>
-    <w:p>
-      <w:r>
-        <w:rPr>
-          <w:b w:val="0"/>
-          <w:i w:val="0"/>
-        </w:rPr>
-        <w:t>Context compatibility uses a 3×3 lookup over {practical, theoretical, hybrid}:</w:t>
+        <w:t>Context compatibility uses a fixed 3 by 3 lookup over {practical, theoretical, hybrid}:</w:t>
       </w:r>
     </w:p>
     <w:tbl>
@@ -1417,7 +1393,7 @@
         <w:tc>
           <w:tcPr>
             <w:tcW w:type="dxa" w:w="2436"/>
-            <w:shd w:fill="0D2C6C"/>
+            <w:shd w:fill="143670"/>
           </w:tcPr>
           <w:p>
             <w:r>
@@ -1425,14 +1401,14 @@
                 <w:b/>
                 <w:color w:val="FFFFFF"/>
               </w:rPr>
-              <w:t>VET ↓ \ Uni →</w:t>
+              <w:t>VET / Uni</w:t>
             </w:r>
           </w:p>
         </w:tc>
         <w:tc>
           <w:tcPr>
             <w:tcW w:type="dxa" w:w="2436"/>
-            <w:shd w:fill="0D2C6C"/>
+            <w:shd w:fill="143670"/>
           </w:tcPr>
           <w:p>
             <w:r>
@@ -1447,7 +1423,7 @@
         <w:tc>
           <w:tcPr>
             <w:tcW w:type="dxa" w:w="2436"/>
-            <w:shd w:fill="0D2C6C"/>
+            <w:shd w:fill="143670"/>
           </w:tcPr>
           <w:p>
             <w:r>
@@ -1462,7 +1438,7 @@
         <w:tc>
           <w:tcPr>
             <w:tcW w:type="dxa" w:w="2436"/>
-            <w:shd w:fill="0D2C6C"/>
+            <w:shd w:fill="143670"/>
           </w:tcPr>
           <w:p>
             <w:r>
@@ -1608,7 +1584,7 @@
           <w:b w:val="0"/>
           <w:i w:val="0"/>
         </w:rPr>
-        <w:t>Identical and same-side mappings score 1.0; cross-side (practical↔theoretical) scores 0.3; hybrid is partially compatible with either pure axis.</w:t>
+        <w:t>Same-side mappings score 1.0, cross-side (practical against theoretical) scores 0.3, and hybrid is partially compatible with either pure axis.</w:t>
       </w:r>
     </w:p>
     <w:p>
@@ -1616,7 +1592,7 @@
         <w:pStyle w:val="Heading2"/>
       </w:pPr>
       <w:r>
-        <w:t>5.6  Combined per-pair score</w:t>
+        <w:t>5.6 Combined per-pair score</w:t>
       </w:r>
     </w:p>
     <w:p>
@@ -1625,21 +1601,20 @@
           <w:b w:val="0"/>
           <w:i w:val="0"/>
         </w:rPr>
-        <w:t>The three matrices are linearly combined into one score per (V, U):</w:t>
+        <w:t>The three matrices are combined linearly into one score per (V, U) pair:</w:t>
       </w:r>
     </w:p>
     <w:p>
       <w:pPr>
-        <w:spacing w:before="80" w:after="80"/>
+        <w:spacing w:before="60" w:after="60"/>
         <w:jc w:val="center"/>
       </w:pPr>
       <w:r>
         <w:rPr>
-          <w:rFonts w:ascii="Cambria Math" w:hAnsi="Cambria Math"/>
-          <w:i/>
-          <w:sz w:val="23"/>
+          <w:rFonts w:ascii="Consolas" w:hAnsi="Consolas"/>
+          <w:sz w:val="21"/>
         </w:rPr>
-        <w:t>M(V, U) = w_sim · S(V, U) + w_lvl · L(V, U) + w_ctx · C(V, U)</w:t>
+        <w:t>M(V, U) = w_sim * S(V, U) + w_lvl * L(V, U) + w_ctx * C(V, U)</w:t>
       </w:r>
     </w:p>
     <w:p>
@@ -1648,7 +1623,7 @@
           <w:b w:val="0"/>
           <w:i w:val="0"/>
         </w:rPr>
-        <w:t>with current weights w_sim = 0.60, w_lvl = 0.25, w_ctx = 0.15 (normalised to sum to 1 at load time, in case a user passes weights that do not sum to 1).</w:t>
+        <w:t>Current weights are w_sim = 0.60, w_lvl = 0.25, w_ctx = 0.15. The weights are normalised to sum to 1 at config-load time so any user values that do not sum to 1 still produce a well-defined linear combination.</w:t>
       </w:r>
     </w:p>
     <w:p>
@@ -1656,7 +1631,7 @@
         <w:pStyle w:val="Heading2"/>
       </w:pPr>
       <w:r>
-        <w:t>5.7  Per-pair classification</w:t>
+        <w:t>5.7 Per-pair classification</w:t>
       </w:r>
     </w:p>
     <w:p>
@@ -1665,49 +1640,46 @@
           <w:b w:val="0"/>
           <w:i w:val="0"/>
         </w:rPr>
-        <w:t>Each candidate pair receives a label based on M:</w:t>
+        <w:t>Each candidate pair is labelled from its combined score:</w:t>
       </w:r>
     </w:p>
     <w:p>
       <w:pPr>
-        <w:spacing w:before="80" w:after="80"/>
+        <w:spacing w:before="60" w:after="60"/>
         <w:jc w:val="center"/>
       </w:pPr>
       <w:r>
         <w:rPr>
-          <w:rFonts w:ascii="Cambria Math" w:hAnsi="Cambria Math"/>
-          <w:i/>
-          <w:sz w:val="23"/>
+          <w:rFonts w:ascii="Consolas" w:hAnsi="Consolas"/>
+          <w:sz w:val="21"/>
         </w:rPr>
-        <w:t>m(V, U) = Direct        if M ≥ Tᴰ (= 0.87)</w:t>
+        <w:t>m(V, U) = Direct     if M(V, U) &gt;= T_d   (T_d = 0.87)</w:t>
       </w:r>
     </w:p>
     <w:p>
       <w:pPr>
-        <w:spacing w:before="80" w:after="80"/>
+        <w:spacing w:before="60" w:after="60"/>
         <w:jc w:val="center"/>
       </w:pPr>
       <w:r>
         <w:rPr>
-          <w:rFonts w:ascii="Cambria Math" w:hAnsi="Cambria Math"/>
-          <w:i/>
-          <w:sz w:val="23"/>
+          <w:rFonts w:ascii="Consolas" w:hAnsi="Consolas"/>
+          <w:sz w:val="21"/>
         </w:rPr>
-        <w:t>m(V, U) = Partial       if Tᴾ ≤ M &lt; Tᴰ (Tᴾ = 0.78)</w:t>
+        <w:t>m(V, U) = Partial    if T_p &lt;= M(V, U) &lt; T_d   (T_p = 0.78)</w:t>
       </w:r>
     </w:p>
     <w:p>
       <w:pPr>
-        <w:spacing w:before="80" w:after="80"/>
+        <w:spacing w:before="60" w:after="60"/>
         <w:jc w:val="center"/>
       </w:pPr>
       <w:r>
         <w:rPr>
-          <w:rFonts w:ascii="Cambria Math" w:hAnsi="Cambria Math"/>
-          <w:i/>
-          <w:sz w:val="23"/>
+          <w:rFonts w:ascii="Consolas" w:hAnsi="Consolas"/>
+          <w:sz w:val="21"/>
         </w:rPr>
-        <w:t>m(V, U) = Unmapped      if M &lt; Tᴾ</w:t>
+        <w:t>m(V, U) = Unmapped   if M(V, U) &lt; T_p</w:t>
       </w:r>
     </w:p>
     <w:p>
@@ -1715,7 +1687,7 @@
         <w:pStyle w:val="Heading2"/>
       </w:pPr>
       <w:r>
-        <w:t>5.8  Best-partner-per-Uni selection (one-vs-all)</w:t>
+        <w:t>5.8 Best partner per Uni outcome (one-vs-all)</w:t>
       </w:r>
     </w:p>
     <w:p>
@@ -1724,21 +1696,20 @@
           <w:b w:val="0"/>
           <w:i w:val="0"/>
         </w:rPr>
-        <w:t>For each Uni skill U the matcher selects the VET skill V★(U) maximising M:</w:t>
+        <w:t>For each Uni skill U the matcher picks the VET skill V_best(U) that maximises the combined score:</w:t>
       </w:r>
     </w:p>
     <w:p>
       <w:pPr>
-        <w:spacing w:before="80" w:after="80"/>
+        <w:spacing w:before="60" w:after="60"/>
         <w:jc w:val="center"/>
       </w:pPr>
       <w:r>
         <w:rPr>
-          <w:rFonts w:ascii="Cambria Math" w:hAnsi="Cambria Math"/>
-          <w:i/>
-          <w:sz w:val="23"/>
+          <w:rFonts w:ascii="Consolas" w:hAnsi="Consolas"/>
+          <w:sz w:val="21"/>
         </w:rPr>
-        <w:t xml:space="preserve">V★(U) = argmax_V M(V, U),       W = { (V★(U), U) : U ∈ course } </w:t>
+        <w:t>V_best(U) = argmax over V of M(V, U)</w:t>
       </w:r>
     </w:p>
     <w:p>
@@ -1747,15 +1718,20 @@
           <w:b w:val="0"/>
           <w:i w:val="0"/>
         </w:rPr>
-        <w:t>|W| = n_U; one winner row per Uni outcome. This row set W feeds every subsequent step (guards, judge, decay, scoring). Note that one VET skill V may appear as the winner for multiple distinct Uni outcomes; multiplicity inflation is controlled by the cap in §5.10 and the decay in §5.14.</w:t>
+        <w:t>The set of winners is</w:t>
       </w:r>
     </w:p>
     <w:p>
       <w:pPr>
-        <w:pStyle w:val="Heading2"/>
+        <w:spacing w:before="60" w:after="60"/>
+        <w:jc w:val="center"/>
       </w:pPr>
       <w:r>
-        <w:t>5.9  Identical-name promotion (floor)</w:t>
+        <w:rPr>
+          <w:rFonts w:ascii="Consolas" w:hAnsi="Consolas"/>
+          <w:sz w:val="21"/>
+        </w:rPr>
+        <w:t>W = { (V_best(U), U) : U is a skill of course C }</w:t>
       </w:r>
     </w:p>
     <w:p>
@@ -1764,7 +1740,7 @@
           <w:b w:val="0"/>
           <w:i w:val="0"/>
         </w:rPr>
-        <w:t>If after Unicode whitespace-collapse and case-folding the names of V★(U) and U are equal, the pair's match label is promoted to Direct regardless of M. This is a cheap precision win; pairs that look generically identical (e.g. "Problem Solving" = "Problem Solving") are still subject to later guards / judge demotion.</w:t>
+        <w:t>and has size n_U: one winner per Uni outcome. The same VET skill can appear as a winner for several distinct Uni outcomes. Multiplicity inflation is controlled later by the cap in section 5.10 and the decay in section 5.14.</w:t>
       </w:r>
     </w:p>
     <w:p>
@@ -1772,7 +1748,7 @@
         <w:pStyle w:val="Heading2"/>
       </w:pPr>
       <w:r>
-        <w:t>5.10  Hard winner cap</w:t>
+        <w:t>5.9 Identical-name promotion (floor)</w:t>
       </w:r>
     </w:p>
     <w:p>
@@ -1781,35 +1757,15 @@
           <w:b w:val="0"/>
           <w:i w:val="0"/>
         </w:rPr>
-        <w:t>A VET skill is allowed to win at most K Uni outcomes per course (default K=3). Per VET skill V the winners are ranked by M descending; winners ranked K+1, K+2, … are demoted to Unmapped:</w:t>
+        <w:t>If, after Unicode whitespace collapse and case folding, the names of V_best(U) and U are equal, the match label of that pair is promoted to Direct regardless of M. This is a cheap precision win. Pairs that look generically identical (for example, "Problem Solving" matched against "Problem Solving") can still be demoted later by the guards or the LLM judge.</w:t>
       </w:r>
     </w:p>
     <w:p>
       <w:pPr>
-        <w:spacing w:before="80" w:after="80"/>
-        <w:jc w:val="center"/>
+        <w:pStyle w:val="Heading2"/>
       </w:pPr>
       <w:r>
-        <w:rPr>
-          <w:rFonts w:ascii="Cambria Math" w:hAnsi="Cambria Math"/>
-          <w:i/>
-          <w:sz w:val="23"/>
-        </w:rPr>
-        <w:t>rank_K(W, V) = sort_desc_M{ U : V★(U) = V }</w:t>
-      </w:r>
-    </w:p>
-    <w:p>
-      <w:pPr>
-        <w:spacing w:before="80" w:after="80"/>
-        <w:jc w:val="center"/>
-      </w:pPr>
-      <w:r>
-        <w:rPr>
-          <w:rFonts w:ascii="Cambria Math" w:hAnsi="Cambria Math"/>
-          <w:i/>
-          <w:sz w:val="23"/>
-        </w:rPr>
-        <w:t>m(V, U) = Unmapped     if U.rank &gt; K within rank_K(W, V)</w:t>
+        <w:t>5.10 Hard winner cap</w:t>
       </w:r>
     </w:p>
     <w:p>
@@ -1818,15 +1774,20 @@
           <w:b w:val="0"/>
           <w:i w:val="0"/>
         </w:rPr>
-        <w:t>The cap fires after the floor (so identical-name promotions count toward the cap) and before the LLM judge (so the judge does not spend a call on a pair that is about to be capped).</w:t>
+        <w:t>Any single VET skill may win at most K Uni outcomes per course (default K = 3). For each VET skill V the winning pairs are ranked by M in descending order. Any pair ranked K+1 or later is demoted to Unmapped:</w:t>
       </w:r>
     </w:p>
     <w:p>
       <w:pPr>
-        <w:pStyle w:val="Heading2"/>
+        <w:spacing w:before="60" w:after="60"/>
+        <w:jc w:val="center"/>
       </w:pPr>
       <w:r>
-        <w:t>5.11  Specialist guard (optional)</w:t>
+        <w:rPr>
+          <w:rFonts w:ascii="Consolas" w:hAnsi="Consolas"/>
+          <w:sz w:val="21"/>
+        </w:rPr>
+        <w:t>m(V, U) = Unmapped  if rank_V(U) &gt; K within { U : V_best(U) = V }</w:t>
       </w:r>
     </w:p>
     <w:p>
@@ -1835,7 +1796,24 @@
           <w:b w:val="0"/>
           <w:i w:val="0"/>
         </w:rPr>
-        <w:t>When enabled the guard runs two deterministic detectors. Both are off by default in the current YAML because the LLM judge covers the same demotes.</w:t>
+        <w:t>The cap runs after the identical-name floor (so promoted pairs count toward the cap) and before the LLM judge (so the judge does not spend a call on a pair that is about to be capped).</w:t>
+      </w:r>
+    </w:p>
+    <w:p>
+      <w:pPr>
+        <w:pStyle w:val="Heading2"/>
+      </w:pPr>
+      <w:r>
+        <w:t>5.11 Specialist guard (optional, off by default)</w:t>
+      </w:r>
+    </w:p>
+    <w:p>
+      <w:r>
+        <w:rPr>
+          <w:b w:val="0"/>
+          <w:i w:val="0"/>
+        </w:rPr>
+        <w:t>When enabled, the guard runs two deterministic detectors. Both are off in the current YAML because the LLM equivalence judge covers the same demotions.</w:t>
       </w:r>
     </w:p>
     <w:p>
@@ -1844,7 +1822,7 @@
           <w:b/>
           <w:i w:val="0"/>
         </w:rPr>
-        <w:t xml:space="preserve">(a) </w:t>
+        <w:t xml:space="preserve">Anchored detector. </w:t>
       </w:r>
     </w:p>
     <w:p>
@@ -1853,7 +1831,7 @@
           <w:b w:val="0"/>
           <w:i w:val="0"/>
         </w:rPr>
-        <w:t>Anchored detector. For a winner (V, U), let g be the centroid embedding of generic-skill anchor phrases ("general purpose problem solving", …) and s the centroid of specialist anchor phrases ("formal mathematical theory", …). Compute v_gen = e_V · g and u_spec = e_U · s. Demote if v_gen ≥ τ_gen (=0.80) AND u_spec ≥ τ_spec (=0.70).</w:t>
+        <w:t>Given centroid embeddings g of a fixed set of generic anchor phrases ("general purpose problem solving", ...) and s of specialist phrases ("formal mathematical theory", ...), compute v_gen = dot(e_V, g) and u_spec = dot(e_U, s). Demote when v_gen &gt;= 0.80 and u_spec &gt;= 0.70.</w:t>
       </w:r>
     </w:p>
     <w:p>
@@ -1862,7 +1840,7 @@
           <w:b/>
           <w:i w:val="0"/>
         </w:rPr>
-        <w:t xml:space="preserve">(b) </w:t>
+        <w:t xml:space="preserve">Lateral detector. </w:t>
       </w:r>
     </w:p>
     <w:p>
@@ -1871,7 +1849,7 @@
           <w:b w:val="0"/>
           <w:i w:val="0"/>
         </w:rPr>
-        <w:t>Lateral detector. For each VET skill V winning k Uni outcomes, compute the mean pairwise cosine of those k Uni embeddings. If k ≥ k_min (=4) and the mean is &lt; σ (=0.55), demote all k wins. This catches a single VET skill being sprayed across mutually-unrelated Uni outcomes.</w:t>
+        <w:t>If a VET skill V wins k_min or more (default 4) Uni outcomes and the mean pairwise cosine of those Uni embeddings is below sigma (default 0.55), all those wins are demoted. This catches one VET skill being sprayed across mutually unrelated Uni outcomes.</w:t>
       </w:r>
     </w:p>
     <w:p>
@@ -1879,7 +1857,7 @@
         <w:pStyle w:val="Heading2"/>
       </w:pPr>
       <w:r>
-        <w:t>5.12  Verb-class guard (optional)</w:t>
+        <w:t>5.12 Verb-class guard (optional, off by default)</w:t>
       </w:r>
     </w:p>
     <w:p>
@@ -1888,7 +1866,7 @@
           <w:b w:val="0"/>
           <w:i w:val="0"/>
         </w:rPr>
-        <w:t>When enabled, a single batched LLM call classifies every unique skill name into a Bloom action level 1..6 (1=Remember, …, 6=Create). Per-name classifications are cached. A pair (V, U) is demoted when level(U) − level(V) ≥ Δ (default 3). Off by default; the LLM judge covers the same population.</w:t>
+        <w:t>When enabled, one batched LLM call classifies every unique skill name into a Bloom action level 1..6 (1 = Remember, ..., 6 = Create). The per-name classifications are cached. A winning pair (V, U) is demoted when level(U) - level(V) &gt;= delta (default 3). Off by default because the LLM judge already covers the same population.</w:t>
       </w:r>
     </w:p>
     <w:p>
@@ -1896,7 +1874,7 @@
         <w:pStyle w:val="Heading2"/>
       </w:pPr>
       <w:r>
-        <w:t>5.13  LLM equivalence judge</w:t>
+        <w:t>5.13 LLM equivalence judge</w:t>
       </w:r>
     </w:p>
     <w:p>
@@ -1905,14 +1883,18 @@
           <w:b w:val="0"/>
           <w:i w:val="0"/>
         </w:rPr>
-        <w:t>Every surviving Direct / Partial winner is sent to a per-pair LLM judge. The judge sees the parent unit name, parent course name, course year, skill name, description, and a 300-character evidence excerpt for both sides. It returns:</w:t>
+        <w:t>Every surviving Direct or Partial winner is sent individually to an LLM judge. The judge sees, for each side, the parent unit or course name, the Uni course year, the skill name, the description, and a 300-character evidence excerpt. It returns one JSON line:</w:t>
       </w:r>
     </w:p>
     <w:p>
+      <w:pPr>
+        <w:spacing w:before="60" w:after="120"/>
+        <w:ind w:left="340"/>
+      </w:pPr>
       <w:r>
         <w:rPr>
           <w:rFonts w:ascii="Consolas" w:hAnsi="Consolas"/>
-          <w:sz w:val="20"/>
+          <w:sz w:val="19"/>
         </w:rPr>
         <w:t>{"equivalent": true|false, "confidence": 0.0-1.0, "reason": "..."}</w:t>
       </w:r>
@@ -1928,16 +1910,15 @@
     </w:p>
     <w:p>
       <w:pPr>
-        <w:spacing w:before="80" w:after="80"/>
+        <w:spacing w:before="60" w:after="60"/>
         <w:jc w:val="center"/>
       </w:pPr>
       <w:r>
         <w:rPr>
-          <w:rFonts w:ascii="Cambria Math" w:hAnsi="Cambria Math"/>
-          <w:i/>
-          <w:sz w:val="23"/>
+          <w:rFonts w:ascii="Consolas" w:hAnsi="Consolas"/>
+          <w:sz w:val="21"/>
         </w:rPr>
-        <w:t>m(V, U) = demote(m_orig)     if equivalent = false AND confidence ≥ τ_judge (= 0.70)</w:t>
+        <w:t>m(V, U) = demote(m_orig)  if equivalent = false AND confidence &gt;= 0.70</w:t>
       </w:r>
     </w:p>
     <w:p>
@@ -1946,7 +1927,7 @@
           <w:b w:val="0"/>
           <w:i w:val="0"/>
         </w:rPr>
-        <w:t>where demote(Direct) = Partial and demote(Partial) = Unmapped. The judge returns equivalent=true at low confidence to express ambiguity; downstream logic does NOT demote in that case — the embedding's classification stands.</w:t>
+        <w:t>where demote(Direct) = Partial and demote(Partial) = Unmapped. The judge can return equivalent = true at low confidence to signal ambiguity; in that case no demotion happens and the embedding-driven label stands.</w:t>
       </w:r>
     </w:p>
     <w:p>
@@ -1955,7 +1936,7 @@
           <w:b w:val="0"/>
           <w:i w:val="0"/>
         </w:rPr>
-        <w:t>System-prompt rules in summary: (a) generic VET skill (Problem Solving, Documentation, …) vs specialist Uni knowledge (Set Theory, OO Principles, Cryptography theory, …) → false; (b) clearly unrelated sub-domains → false; otherwise default to true. Adjacent verbs within the same sub-domain (assess↔select, evaluate↔implement, …) count as capability transfer.</w:t>
+        <w:t>The judge follows two rules. Rule 1 fires when the VET skill is a generic transferable skill (Problem Solving, Documentation, Communication, ...) and the Uni skill requires formal specialist knowledge (Set Theory, Object Oriented Principles, Cryptography theory, ...). Rule 2 fires when the two sub-domains are clearly unrelated. Otherwise the default is true. Adjacent verbs in the same sub-domain (assess and select, evaluate and implement, monitor and implement-monitoring) count as capability transfer.</w:t>
       </w:r>
     </w:p>
     <w:p>
@@ -1963,7 +1944,7 @@
         <w:pStyle w:val="Heading2"/>
       </w:pPr>
       <w:r>
-        <w:t>5.14  Coverage decay</w:t>
+        <w:t>5.14 Coverage decay</w:t>
       </w:r>
     </w:p>
     <w:p>
@@ -1972,21 +1953,20 @@
           <w:b w:val="0"/>
           <w:i w:val="0"/>
         </w:rPr>
-        <w:t>After all demotions, the surviving winners are weighted by rank within their VET-skill cluster. For VET skill V with kᵥ ≥ 1 surviving Direct/Partial winners, sort by M descending and assign:</w:t>
+        <w:t>After every demotion, the surviving winners are weighted by rank within their VET-skill cluster. For a VET skill V with k_v surviving Direct or Partial winners, sort by M in descending order and assign:</w:t>
       </w:r>
     </w:p>
     <w:p>
       <w:pPr>
-        <w:spacing w:before="80" w:after="80"/>
+        <w:spacing w:before="60" w:after="60"/>
         <w:jc w:val="center"/>
       </w:pPr>
       <w:r>
         <w:rPr>
-          <w:rFonts w:ascii="Cambria Math" w:hAnsi="Cambria Math"/>
-          <w:i/>
-          <w:sz w:val="23"/>
+          <w:rFonts w:ascii="Consolas" w:hAnsi="Consolas"/>
+          <w:sz w:val="21"/>
         </w:rPr>
-        <w:t>decay(V, U) = β^(rank_V(U) − 1),       β = 0.7</w:t>
+        <w:t>decay(V, U) = beta ^ (rank_V(U) - 1),   with beta = 0.7</w:t>
       </w:r>
     </w:p>
     <w:p>
@@ -1995,7 +1975,7 @@
           <w:b w:val="0"/>
           <w:i w:val="0"/>
         </w:rPr>
-        <w:t>giving 1.00, 0.70, 0.49, … for successive wins. Single-winner VET skills get decay = 1.0. The decay value rides on each match dict and is later multiplied into the Coverage sub-metric (but not Quality / Level / Context).</w:t>
+        <w:t>This gives 1.00, 0.70, 0.49, 0.343, ... for successive wins. A VET skill with one surviving winner has decay = 1.0. The decay value rides on each match dict and is used by Coverage only; Quality, Level and Context are left undecayed.</w:t>
       </w:r>
     </w:p>
     <w:p>
@@ -2003,7 +1983,7 @@
         <w:pStyle w:val="Heading2"/>
       </w:pPr>
       <w:r>
-        <w:t>5.15  Per-skill coverage bucket</w:t>
+        <w:t>5.15 Per-skill coverage bucket</w:t>
       </w:r>
     </w:p>
     <w:p>
@@ -2017,44 +1997,41 @@
     </w:p>
     <w:p>
       <w:pPr>
-        <w:spacing w:before="80" w:after="80"/>
+        <w:spacing w:before="60" w:after="60"/>
         <w:jc w:val="center"/>
       </w:pPr>
       <w:r>
         <w:rPr>
-          <w:rFonts w:ascii="Cambria Math" w:hAnsi="Cambria Math"/>
-          <w:i/>
-          <w:sz w:val="23"/>
+          <w:rFonts w:ascii="Consolas" w:hAnsi="Consolas"/>
+          <w:sz w:val="21"/>
         </w:rPr>
-        <w:t>bucket(M) = 1.0                                    if M ≥ Tᴰ</w:t>
+        <w:t>bucket(M) = 1.0                              if M &gt;= T_d</w:t>
       </w:r>
     </w:p>
     <w:p>
       <w:pPr>
-        <w:spacing w:before="80" w:after="80"/>
+        <w:spacing w:before="60" w:after="60"/>
         <w:jc w:val="center"/>
       </w:pPr>
       <w:r>
         <w:rPr>
-          <w:rFonts w:ascii="Cambria Math" w:hAnsi="Cambria Math"/>
-          <w:i/>
-          <w:sz w:val="23"/>
+          <w:rFonts w:ascii="Consolas" w:hAnsi="Consolas"/>
+          <w:sz w:val="21"/>
         </w:rPr>
-        <w:t>bucket(M) = (M − Tᴾ) / (Tᴰ − Tᴾ)                   if Tᴾ ≤ M &lt; Tᴰ</w:t>
+        <w:t>bucket(M) = (M - T_p) / (T_d - T_p)          if T_p &lt;= M &lt; T_d</w:t>
       </w:r>
     </w:p>
     <w:p>
       <w:pPr>
-        <w:spacing w:before="80" w:after="80"/>
+        <w:spacing w:before="60" w:after="60"/>
         <w:jc w:val="center"/>
       </w:pPr>
       <w:r>
         <w:rPr>
-          <w:rFonts w:ascii="Cambria Math" w:hAnsi="Cambria Math"/>
-          <w:i/>
-          <w:sz w:val="23"/>
+          <w:rFonts w:ascii="Consolas" w:hAnsi="Consolas"/>
+          <w:sz w:val="21"/>
         </w:rPr>
-        <w:t>bucket(M) = 0.0                                    if M &lt; Tᴾ</w:t>
+        <w:t>bucket(M) = 0.0                              if M &lt; T_p</w:t>
       </w:r>
     </w:p>
     <w:p>
@@ -2063,7 +2040,7 @@
           <w:b w:val="0"/>
           <w:i w:val="0"/>
         </w:rPr>
-        <w:t>so a Direct pair counts as 1 Uni outcome covered, while a Partial pair counts as a fractional [0, 1) outcome that increases linearly with M.</w:t>
+        <w:t>A Direct pair counts as one Uni outcome covered. A Partial pair counts as a fractional outcome whose value rises linearly between T_p and T_d.</w:t>
       </w:r>
     </w:p>
     <w:p>
@@ -2071,7 +2048,7 @@
         <w:pStyle w:val="Heading2"/>
       </w:pPr>
       <w:r>
-        <w:t>5.16  Uni-side coverage aggregation</w:t>
+        <w:t>5.16 Uni-side coverage aggregation</w:t>
       </w:r>
     </w:p>
     <w:p>
@@ -2080,21 +2057,28 @@
           <w:b w:val="0"/>
           <w:i w:val="0"/>
         </w:rPr>
-        <w:t>Uni coverage is the weighted average bucket over all Uni skills in C, where Unmapped pairs contribute 0 and surviving pairs contribute bucket × decay:</w:t>
+        <w:t>Uni coverage averages the bucket over all Uni skills of the course. Unmapped pairs contribute zero. Surviving pairs contribute bucket times decay:</w:t>
       </w:r>
     </w:p>
     <w:p>
       <w:pPr>
-        <w:spacing w:before="80" w:after="80"/>
+        <w:spacing w:before="60" w:after="60"/>
         <w:jc w:val="center"/>
       </w:pPr>
       <w:r>
         <w:rPr>
-          <w:rFonts w:ascii="Cambria Math" w:hAnsi="Cambria Math"/>
-          <w:i/>
-          <w:sz w:val="23"/>
+          <w:rFonts w:ascii="Consolas" w:hAnsi="Consolas"/>
+          <w:sz w:val="21"/>
         </w:rPr>
-        <w:t>Coverage_uni(C) = (1 / n_U) · Σ_U  bucket(M(V★(U), U)) · decay(V★(U), U)</w:t>
+        <w:t>Coverage_uni(C) = (1 / n_U) * sum over U of bucket(M(V_best(U), U)) * decay(V_best(U), U)</w:t>
+      </w:r>
+    </w:p>
+    <w:p>
+      <w:pPr>
+        <w:pStyle w:val="Heading2"/>
+      </w:pPr>
+      <w:r>
+        <w:t>5.17 VET-side coverage and bidirectional</w:t>
       </w:r>
     </w:p>
     <w:p>
@@ -2103,15 +2087,20 @@
           <w:b w:val="0"/>
           <w:i w:val="0"/>
         </w:rPr>
-        <w:t>Decay therefore appears in Coverage only — Quality, Level, and Context all see the raw (undecayed) pair counts.</w:t>
+        <w:t>VET coverage is the symmetric quantity over the n_V VET skills:</w:t>
       </w:r>
     </w:p>
     <w:p>
       <w:pPr>
-        <w:pStyle w:val="Heading2"/>
+        <w:spacing w:before="60" w:after="60"/>
+        <w:jc w:val="center"/>
       </w:pPr>
       <w:r>
-        <w:t>5.17  VET-side coverage and bidirectional</w:t>
+        <w:rPr>
+          <w:rFonts w:ascii="Consolas" w:hAnsi="Consolas"/>
+          <w:sz w:val="21"/>
+        </w:rPr>
+        <w:t>Coverage_vet = (1 / n_V) * sum over V of bucket(score(V))</w:t>
       </w:r>
     </w:p>
     <w:p>
@@ -2120,42 +2109,18 @@
           <w:b w:val="0"/>
           <w:i w:val="0"/>
         </w:rPr>
-        <w:t>VET coverage is computed analogously over the n_V VET skills:</w:t>
+        <w:t>where score(V) = max over U of M(V, U). The bidirectional summary is</w:t>
       </w:r>
     </w:p>
     <w:p>
       <w:pPr>
-        <w:spacing w:before="80" w:after="80"/>
+        <w:spacing w:before="60" w:after="60"/>
         <w:jc w:val="center"/>
       </w:pPr>
       <w:r>
         <w:rPr>
-          <w:rFonts w:ascii="Cambria Math" w:hAnsi="Cambria Math"/>
-          <w:i/>
-          <w:sz w:val="23"/>
-        </w:rPr>
-        <w:t>Coverage_vet = (1 / n_V) · Σ_V  bucket(score(V))</w:t>
-      </w:r>
-    </w:p>
-    <w:p>
-      <w:r>
-        <w:rPr>
-          <w:b w:val="0"/>
-          <w:i w:val="0"/>
-        </w:rPr>
-        <w:t>where score(V) = max_U M(V, U) over all Uni candidates of the course. The bidirectional summary is then</w:t>
-      </w:r>
-    </w:p>
-    <w:p>
-      <w:pPr>
-        <w:spacing w:before="80" w:after="80"/>
-        <w:jc w:val="center"/>
-      </w:pPr>
-      <w:r>
-        <w:rPr>
-          <w:rFonts w:ascii="Cambria Math" w:hAnsi="Cambria Math"/>
-          <w:i/>
-          <w:sz w:val="23"/>
+          <w:rFonts w:ascii="Consolas" w:hAnsi="Consolas"/>
+          <w:sz w:val="21"/>
         </w:rPr>
         <w:t>Coverage_bi = min(Coverage_uni, Coverage_vet)</w:t>
       </w:r>
@@ -2166,7 +2131,7 @@
           <w:b w:val="0"/>
           <w:i w:val="0"/>
         </w:rPr>
-        <w:t>Only Coverage_uni is used as the headline Coverage; Coverage_bi appears in audit fields.</w:t>
+        <w:t>Only Coverage_uni is used in the headline score; Coverage_bi appears in the audit fields.</w:t>
       </w:r>
     </w:p>
     <w:p>
@@ -2174,7 +2139,7 @@
         <w:pStyle w:val="Heading2"/>
       </w:pPr>
       <w:r>
-        <w:t>5.18  Quality, Level, Context sub-metrics</w:t>
+        <w:t>5.18 Quality, Level, Context sub-metrics</w:t>
       </w:r>
     </w:p>
     <w:p>
@@ -2183,49 +2148,46 @@
           <w:b w:val="0"/>
           <w:i w:val="0"/>
         </w:rPr>
-        <w:t>These three sub-metrics are computed across surviving Direct/Partial winners only, normalised by the total Uni-skill count so that demoted winners pull the metric down (their contribution becomes 0). Letting W★ = {U : winner survives as Direct or Partial}:</w:t>
+        <w:t>These three sub-metrics average over the surviving winners but use n_U as the denominator. Demoted winners therefore lower the metric (they contribute zero). Let W_star be the set of Uni skills whose winner survives as Direct or Partial. Then:</w:t>
       </w:r>
     </w:p>
     <w:p>
       <w:pPr>
-        <w:spacing w:before="80" w:after="80"/>
+        <w:spacing w:before="60" w:after="60"/>
         <w:jc w:val="center"/>
       </w:pPr>
       <w:r>
         <w:rPr>
-          <w:rFonts w:ascii="Cambria Math" w:hAnsi="Cambria Math"/>
-          <w:i/>
-          <w:sz w:val="23"/>
+          <w:rFonts w:ascii="Consolas" w:hAnsi="Consolas"/>
+          <w:sz w:val="21"/>
         </w:rPr>
-        <w:t>Quality_sim_only(C) = (1 / n_U) · Σ_{U ∈ W★} S(V★(U), U)</w:t>
+        <w:t>Quality(C) = (1 / n_U) * sum over U in W_star of S(V_best(U), U)</w:t>
       </w:r>
     </w:p>
     <w:p>
       <w:pPr>
-        <w:spacing w:before="80" w:after="80"/>
+        <w:spacing w:before="60" w:after="60"/>
         <w:jc w:val="center"/>
       </w:pPr>
       <w:r>
         <w:rPr>
-          <w:rFonts w:ascii="Cambria Math" w:hAnsi="Cambria Math"/>
-          <w:i/>
-          <w:sz w:val="23"/>
+          <w:rFonts w:ascii="Consolas" w:hAnsi="Consolas"/>
+          <w:sz w:val="21"/>
         </w:rPr>
-        <w:t>Level_align(C)       = (1 / n_U) · Σ_{U ∈ W★} L(V★(U), U)</w:t>
+        <w:t>Level(C)   = (1 / n_U) * sum over U in W_star of L(V_best(U), U)</w:t>
       </w:r>
     </w:p>
     <w:p>
       <w:pPr>
-        <w:spacing w:before="80" w:after="80"/>
+        <w:spacing w:before="60" w:after="60"/>
         <w:jc w:val="center"/>
       </w:pPr>
       <w:r>
         <w:rPr>
-          <w:rFonts w:ascii="Cambria Math" w:hAnsi="Cambria Math"/>
-          <w:i/>
-          <w:sz w:val="23"/>
+          <w:rFonts w:ascii="Consolas" w:hAnsi="Consolas"/>
+          <w:sz w:val="21"/>
         </w:rPr>
-        <w:t>Context_align(C)     = (1 / n_U) · Σ_{U ∈ W★} C(V★(U), U)</w:t>
+        <w:t>Context(C) = (1 / n_U) * sum over U in W_star of C(V_best(U), U)</w:t>
       </w:r>
     </w:p>
     <w:p>
@@ -2234,7 +2196,7 @@
           <w:b w:val="0"/>
           <w:i w:val="0"/>
         </w:rPr>
-        <w:t>Quality has a legacy "combined" formulation that uses M instead of S; the current production setting is similarity_only because L and C already feed their own headline weights.</w:t>
+        <w:t>Quality has a legacy "combined" mode that uses M in place of S. The production setting is similarity_only, because L and C already have their own headline weights and using M here would double-count them.</w:t>
       </w:r>
     </w:p>
     <w:p>
@@ -2242,21 +2204,20 @@
         <w:pStyle w:val="Heading2"/>
       </w:pPr>
       <w:r>
-        <w:t>5.19  Confidence sub-metric</w:t>
+        <w:t>5.19 Confidence sub-metric</w:t>
       </w:r>
     </w:p>
     <w:p>
       <w:pPr>
-        <w:spacing w:before="80" w:after="80"/>
+        <w:spacing w:before="60" w:after="60"/>
         <w:jc w:val="center"/>
       </w:pPr>
       <w:r>
         <w:rPr>
-          <w:rFonts w:ascii="Cambria Math" w:hAnsi="Cambria Math"/>
-          <w:i/>
-          <w:sz w:val="23"/>
+          <w:rFonts w:ascii="Consolas" w:hAnsi="Consolas"/>
+          <w:sz w:val="21"/>
         </w:rPr>
-        <w:t>Confidence(C) = mean over { V.confidence } ∪ { U.confidence } for survivors</w:t>
+        <w:t>Confidence(C) = mean of { V.confidence } union { U.confidence } over survivors</w:t>
       </w:r>
     </w:p>
     <w:p>
@@ -2265,7 +2226,7 @@
           <w:b w:val="0"/>
           <w:i w:val="0"/>
         </w:rPr>
-        <w:t>Captures extractor self-reported certainty on the skills that survived to become part of the recommendation.</w:t>
+        <w:t>This is just the average self-reported extractor confidence on the skills that survived into the recommendation.</w:t>
       </w:r>
     </w:p>
     <w:p>
@@ -2273,7 +2234,7 @@
         <w:pStyle w:val="Heading2"/>
       </w:pPr>
       <w:r>
-        <w:t>5.20  Volume gate</w:t>
+        <w:t>5.20 Volume gate</w:t>
       </w:r>
     </w:p>
     <w:p>
@@ -2282,21 +2243,20 @@
           <w:b w:val="0"/>
           <w:i w:val="0"/>
         </w:rPr>
-        <w:t>Volume of learning compares the VET hours invested to the Uni credit-point workload (default 25 hours per credit point):</w:t>
+        <w:t>Volume of learning compares VET nominal hours against the Uni credit-point workload. The default conversion is 25 hours per credit point.</w:t>
       </w:r>
     </w:p>
     <w:p>
       <w:pPr>
-        <w:spacing w:before="80" w:after="80"/>
+        <w:spacing w:before="60" w:after="60"/>
         <w:jc w:val="center"/>
       </w:pPr>
       <w:r>
         <w:rPr>
-          <w:rFonts w:ascii="Cambria Math" w:hAnsi="Cambria Math"/>
-          <w:i/>
-          <w:sz w:val="23"/>
+          <w:rFonts w:ascii="Consolas" w:hAnsi="Consolas"/>
+          <w:sz w:val="21"/>
         </w:rPr>
-        <w:t>volume_ratio = min(1, VET_hours / (UC.credit_points · h_cp))</w:t>
+        <w:t>volume_ratio = min(1, VET_hours / (UC.credit_points * 25))</w:t>
       </w:r>
     </w:p>
     <w:p>
@@ -2305,21 +2265,20 @@
           <w:b w:val="0"/>
           <w:i w:val="0"/>
         </w:rPr>
-        <w:t>with h_cp = 25.0. When either side is missing or zero the ratio is set to 1 (no-op). The ratio enters the headline via the gate multiplier with floor f (default 0.5):</w:t>
+        <w:t>If either side is missing or zero, volume_ratio is set to 1 so the gate becomes a no-op. The ratio enters the headline through the gate multiplier, with floor f (default 0.5):</w:t>
       </w:r>
     </w:p>
     <w:p>
       <w:pPr>
-        <w:spacing w:before="80" w:after="80"/>
+        <w:spacing w:before="60" w:after="60"/>
         <w:jc w:val="center"/>
       </w:pPr>
       <w:r>
         <w:rPr>
-          <w:rFonts w:ascii="Cambria Math" w:hAnsi="Cambria Math"/>
-          <w:i/>
-          <w:sz w:val="23"/>
+          <w:rFonts w:ascii="Consolas" w:hAnsi="Consolas"/>
+          <w:sz w:val="21"/>
         </w:rPr>
-        <w:t>gate = f + (1 − f) · volume_ratio</w:t>
+        <w:t>gate = f + (1 - f) * volume_ratio</w:t>
       </w:r>
     </w:p>
     <w:p>
@@ -2327,7 +2286,7 @@
         <w:pStyle w:val="Heading2"/>
       </w:pPr>
       <w:r>
-        <w:t>5.21  Base and final score</w:t>
+        <w:t>5.21 Base and final score</w:t>
       </w:r>
     </w:p>
     <w:p>
@@ -2336,63 +2295,59 @@
           <w:b w:val="0"/>
           <w:i w:val="0"/>
         </w:rPr>
-        <w:t>Letting the six headline weights be w_cov, w_qual, w_lvl, w_ctx, w_conf, w_vol (current values 0.40, 0.25, 0.15, 0.10, 0.05, 0.05; sum to 1) and penalty_total ∈ [0, 1] from edge-case detection:</w:t>
+        <w:t>Let the six headline weights be w_cov, w_qual, w_lvl, w_ctx, w_conf, w_vol. Current values are 0.40, 0.25, 0.15, 0.10, 0.05, 0.05 and they sum to 1. Let penalty_total in [0, 1] be the total of any edge-case penalties. Then</w:t>
       </w:r>
     </w:p>
     <w:p>
       <w:pPr>
-        <w:spacing w:before="80" w:after="80"/>
+        <w:spacing w:before="60" w:after="60"/>
         <w:jc w:val="center"/>
       </w:pPr>
       <w:r>
         <w:rPr>
-          <w:rFonts w:ascii="Cambria Math" w:hAnsi="Cambria Math"/>
-          <w:i/>
-          <w:sz w:val="23"/>
+          <w:rFonts w:ascii="Consolas" w:hAnsi="Consolas"/>
+          <w:sz w:val="21"/>
         </w:rPr>
-        <w:t>base = w_cov · Coverage_uni + w_qual · Quality + w_lvl · Level + w_ctx · Context</w:t>
+        <w:t>base = w_cov * Coverage_uni + w_qual * Quality + w_lvl * Level</w:t>
       </w:r>
     </w:p>
     <w:p>
       <w:pPr>
-        <w:spacing w:before="80" w:after="80"/>
+        <w:spacing w:before="60" w:after="60"/>
         <w:jc w:val="center"/>
       </w:pPr>
       <w:r>
         <w:rPr>
-          <w:rFonts w:ascii="Cambria Math" w:hAnsi="Cambria Math"/>
-          <w:i/>
-          <w:sz w:val="23"/>
+          <w:rFonts w:ascii="Consolas" w:hAnsi="Consolas"/>
+          <w:sz w:val="21"/>
         </w:rPr>
-        <w:t xml:space="preserve">     + w_conf · Confidence + w_vol · volume_ratio</w:t>
+        <w:t xml:space="preserve">       + w_ctx * Context + w_conf * Confidence + w_vol * volume_ratio</w:t>
       </w:r>
     </w:p>
     <w:p>
       <w:pPr>
-        <w:spacing w:before="80" w:after="80"/>
+        <w:spacing w:before="60" w:after="60"/>
         <w:jc w:val="center"/>
       </w:pPr>
       <w:r>
         <w:rPr>
-          <w:rFonts w:ascii="Cambria Math" w:hAnsi="Cambria Math"/>
-          <w:i/>
-          <w:sz w:val="23"/>
+          <w:rFonts w:ascii="Consolas" w:hAnsi="Consolas"/>
+          <w:sz w:val="21"/>
         </w:rPr>
-        <w:t>score_after_penalty = max(0, base · (1 − penalty_total))</w:t>
+        <w:t>score_after_penalty = max(0, base * (1 - penalty_total))</w:t>
       </w:r>
     </w:p>
     <w:p>
       <w:pPr>
-        <w:spacing w:before="80" w:after="80"/>
+        <w:spacing w:before="60" w:after="60"/>
         <w:jc w:val="center"/>
       </w:pPr>
       <w:r>
         <w:rPr>
-          <w:rFonts w:ascii="Cambria Math" w:hAnsi="Cambria Math"/>
-          <w:i/>
-          <w:sz w:val="23"/>
+          <w:rFonts w:ascii="Consolas" w:hAnsi="Consolas"/>
+          <w:sz w:val="21"/>
         </w:rPr>
-        <w:t>final_score(C) = score_after_penalty · gate</w:t>
+        <w:t>final_score(C) = score_after_penalty * gate</w:t>
       </w:r>
     </w:p>
     <w:p>
@@ -2401,7 +2356,7 @@
           <w:b w:val="0"/>
           <w:i w:val="0"/>
         </w:rPr>
-        <w:t>The final_score is the headline alignment score that appears in recommendations.json.</w:t>
+        <w:t>final_score is the headline alignment score that appears in recommendations.json.</w:t>
       </w:r>
     </w:p>
     <w:p>
@@ -2409,7 +2364,7 @@
         <w:pStyle w:val="Heading2"/>
       </w:pPr>
       <w:r>
-        <w:t>5.22  Edge-case penalties (defensive)</w:t>
+        <w:t>5.22 Edge-case penalties (defensive)</w:t>
       </w:r>
     </w:p>
     <w:p>
@@ -2418,7 +2373,7 @@
           <w:b w:val="0"/>
           <w:i w:val="0"/>
         </w:rPr>
-        <w:t>When edge-case analysis is enabled, several signals can multiplicatively reduce the base score:</w:t>
+        <w:t>When edge-case detection is enabled, several signals can multiplicatively reduce the base score:</w:t>
       </w:r>
     </w:p>
     <w:tbl>
@@ -2436,7 +2391,7 @@
         <w:tc>
           <w:tcPr>
             <w:tcW w:type="dxa" w:w="3249"/>
-            <w:shd w:fill="0D2C6C"/>
+            <w:shd w:fill="143670"/>
           </w:tcPr>
           <w:p>
             <w:r>
@@ -2451,7 +2406,7 @@
         <w:tc>
           <w:tcPr>
             <w:tcW w:type="dxa" w:w="3249"/>
-            <w:shd w:fill="0D2C6C"/>
+            <w:shd w:fill="143670"/>
           </w:tcPr>
           <w:p>
             <w:r>
@@ -2459,14 +2414,14 @@
                 <w:b/>
                 <w:color w:val="FFFFFF"/>
               </w:rPr>
-              <w:t>Default magnitude</w:t>
+              <w:t>Default</w:t>
             </w:r>
           </w:p>
         </w:tc>
         <w:tc>
           <w:tcPr>
             <w:tcW w:type="dxa" w:w="3249"/>
-            <w:shd w:fill="0D2C6C"/>
+            <w:shd w:fill="143670"/>
           </w:tcPr>
           <w:p>
             <w:r>
@@ -2506,7 +2461,7 @@
           </w:tcPr>
           <w:p>
             <w:r>
-              <w:t>When the imbalance score from the edge-case detector exceeds 0.4.</w:t>
+              <w:t>Edge-case detector imbalance score above 0.4.</w:t>
             </w:r>
           </w:p>
         </w:tc>
@@ -2538,7 +2493,7 @@
           </w:tcPr>
           <w:p>
             <w:r>
-              <w:t>When the detector flags currency issues in the VET material.</w:t>
+              <w:t>Detector flags currency issues in the VET material.</w:t>
             </w:r>
           </w:p>
         </w:tc>
@@ -2570,7 +2525,7 @@
           </w:tcPr>
           <w:p>
             <w:r>
-              <w:t>When mapped Uni outcomes have unsatisfied prereqs.</w:t>
+              <w:t>Mapped Uni outcomes have unsatisfied prerequisites.</w:t>
             </w:r>
           </w:p>
         </w:tc>
@@ -2602,7 +2557,7 @@
           </w:tcPr>
           <w:p>
             <w:r>
-              <w:t>When mean(VET level) and mean(Uni level) differ by ≥ 2.</w:t>
+              <w:t>Mean VET level and mean Uni level differ by 2 or more.</w:t>
             </w:r>
           </w:p>
         </w:tc>
@@ -2612,9 +2567,9 @@
       <w:r>
         <w:rPr>
           <w:b w:val="0"/>
-          <w:i/>
+          <w:i w:val="0"/>
         </w:rPr>
-        <w:t>In the current production configuration edge-case detection is off; penalties default to 0.</w:t>
+        <w:t>Edge-case detection is off in the production configuration, so penalty_total defaults to 0.</w:t>
       </w:r>
     </w:p>
     <w:p>
@@ -2627,7 +2582,7 @@
         <w:pStyle w:val="Heading1"/>
       </w:pPr>
       <w:r>
-        <w:t>6.  Classifying the recommendation</w:t>
+        <w:t>6. Classifying the recommendation</w:t>
       </w:r>
     </w:p>
     <w:p>
@@ -2636,61 +2591,57 @@
           <w:b w:val="0"/>
           <w:i w:val="0"/>
         </w:rPr>
-        <w:t>The final_score plus the sub-metrics decide the bucket. FULL requires every one of four floors to be cleared:</w:t>
+        <w:t>final_score and the sub-metrics decide the bucket. FULL requires all four floors to be cleared:</w:t>
       </w:r>
     </w:p>
     <w:p>
       <w:pPr>
-        <w:spacing w:before="80" w:after="80"/>
+        <w:spacing w:before="60" w:after="60"/>
         <w:jc w:val="center"/>
       </w:pPr>
       <w:r>
         <w:rPr>
-          <w:rFonts w:ascii="Cambria Math" w:hAnsi="Cambria Math"/>
-          <w:i/>
-          <w:sz w:val="23"/>
+          <w:rFonts w:ascii="Consolas" w:hAnsi="Consolas"/>
+          <w:sz w:val="21"/>
         </w:rPr>
-        <w:t>FULL    if  final_score ≥ F_score (=0.75)  ∧  Coverage_uni ≥ F_cov (=0.70)</w:t>
+        <w:t>FULL    if final_score &gt;= 0.75 AND Coverage_uni &gt;= 0.70</w:t>
       </w:r>
     </w:p>
     <w:p>
       <w:pPr>
-        <w:spacing w:before="80" w:after="80"/>
+        <w:spacing w:before="60" w:after="60"/>
         <w:jc w:val="center"/>
       </w:pPr>
       <w:r>
         <w:rPr>
-          <w:rFonts w:ascii="Cambria Math" w:hAnsi="Cambria Math"/>
-          <w:i/>
-          <w:sz w:val="23"/>
+          <w:rFonts w:ascii="Consolas" w:hAnsi="Consolas"/>
+          <w:sz w:val="21"/>
         </w:rPr>
-        <w:t xml:space="preserve">         ∧  Level_align ≥ F_lvl (=0.60)    ∧  volume_ratio ≥ F_vol (=0.70)</w:t>
+        <w:t xml:space="preserve">              AND Level &gt;= 0.60 AND volume_ratio &gt;= 0.70</w:t>
       </w:r>
     </w:p>
     <w:p>
       <w:pPr>
-        <w:spacing w:before="80" w:after="80"/>
+        <w:spacing w:before="60" w:after="60"/>
         <w:jc w:val="center"/>
       </w:pPr>
       <w:r>
         <w:rPr>
-          <w:rFonts w:ascii="Cambria Math" w:hAnsi="Cambria Math"/>
-          <w:i/>
-          <w:sz w:val="23"/>
+          <w:rFonts w:ascii="Consolas" w:hAnsi="Consolas"/>
+          <w:sz w:val="21"/>
         </w:rPr>
-        <w:t>PARTIAL if  final_score ≥ P_score (=0.45)  ∧  at least one Direct/Partial winner</w:t>
+        <w:t>PARTIAL if final_score &gt;= 0.45 AND at least one Direct or Partial winner</w:t>
       </w:r>
     </w:p>
     <w:p>
       <w:pPr>
-        <w:spacing w:before="80" w:after="80"/>
+        <w:spacing w:before="60" w:after="60"/>
         <w:jc w:val="center"/>
       </w:pPr>
       <w:r>
         <w:rPr>
-          <w:rFonts w:ascii="Cambria Math" w:hAnsi="Cambria Math"/>
-          <w:i/>
-          <w:sz w:val="23"/>
+          <w:rFonts w:ascii="Consolas" w:hAnsi="Consolas"/>
+          <w:sz w:val="21"/>
         </w:rPr>
         <w:t>NONE    otherwise</w:t>
       </w:r>
@@ -2700,16 +2651,16 @@
         <w:pStyle w:val="Heading2"/>
       </w:pPr>
       <w:r>
-        <w:t>6.1  Confidence-of-recommendation</w:t>
+        <w:t>6.1 Confidence of recommendation</w:t>
       </w:r>
     </w:p>
     <w:p>
       <w:r>
         <w:rPr>
           <w:b w:val="0"/>
-          <w:i/>
+          <w:i w:val="0"/>
         </w:rPr>
-        <w:t>A scalar in [0, 1] reported alongside the bucket; computed as a function of sub-metric magnitudes and floor margins. It is a presentation aid, not used to gate the bucket decision.</w:t>
+        <w:t>A scalar in [0, 1] is reported next to the bucket. It is computed from sub-metric magnitudes and floor margins. It is for presentation only and does not gate the bucket decision.</w:t>
       </w:r>
     </w:p>
     <w:p>
@@ -2722,7 +2673,7 @@
         <w:pStyle w:val="Heading1"/>
       </w:pPr>
       <w:r>
-        <w:t>7.  Outputs</w:t>
+        <w:t>7. Outputs</w:t>
       </w:r>
     </w:p>
     <w:p>
@@ -2731,7 +2682,7 @@
           <w:b w:val="0"/>
           <w:i w:val="0"/>
         </w:rPr>
-        <w:t>After processing every Uni course in the qualification, the analyzer emits:</w:t>
+        <w:t>After processing every Uni course in the qualification, the analyzer writes:</w:t>
       </w:r>
     </w:p>
     <w:tbl>
@@ -2748,7 +2699,7 @@
         <w:tc>
           <w:tcPr>
             <w:tcW w:type="dxa" w:w="4873"/>
-            <w:shd w:fill="0D2C6C"/>
+            <w:shd w:fill="143670"/>
           </w:tcPr>
           <w:p>
             <w:r>
@@ -2763,7 +2714,7 @@
         <w:tc>
           <w:tcPr>
             <w:tcW w:type="dxa" w:w="4873"/>
-            <w:shd w:fill="0D2C6C"/>
+            <w:shd w:fill="143670"/>
           </w:tcPr>
           <w:p>
             <w:r>
@@ -2793,7 +2744,7 @@
           </w:tcPr>
           <w:p>
             <w:r>
-              <w:t>One CreditTransferRecommendation per Uni course with vet_units, score, type, confidence, evidence, gaps, and an LLM-generated rationale.</w:t>
+              <w:t>One recommendation per Uni course, with vet_units, score, type, confidence, evidence lines, gaps, and an LLM-generated rationale.</w:t>
             </w:r>
           </w:p>
         </w:tc>
@@ -2815,7 +2766,7 @@
           </w:tcPr>
           <w:p>
             <w:r>
-              <w:t>Per-candidate-pair audit row including raw S, L, C, M, classification, guard demotions, judge verdict, and decay weight.</w:t>
+              <w:t>Per-candidate-pair audit row. Includes raw S, L, C, M, classification, guard demotions, judge verdict, and decay weight.</w:t>
             </w:r>
           </w:p>
         </w:tc>
@@ -2837,7 +2788,7 @@
           </w:tcPr>
           <w:p>
             <w:r>
-              <w:t>Per-winning-pair Excel with reviewer-facing source / target metadata, refiner audit flags, and differentiation audit flags.</w:t>
+              <w:t>Per-winning-pair Excel for human reviewers. Includes refiner audit flags and differentiation audit flags.</w:t>
             </w:r>
           </w:p>
         </w:tc>
@@ -2848,7 +2799,7 @@
         <w:pStyle w:val="Heading1"/>
       </w:pPr>
       <w:r>
-        <w:t>8.  Configuration appendix</w:t>
+        <w:t>8. Configuration appendix</w:t>
       </w:r>
     </w:p>
     <w:p>
@@ -2857,7 +2808,7 @@
           <w:b w:val="0"/>
           <w:i w:val="0"/>
         </w:rPr>
-        <w:t>All numeric coefficients above are tunable via pipeline.tuned.yaml. The current production values are:</w:t>
+        <w:t>Every numeric coefficient cited above is set in pipeline.tuned.yaml. The current production values are:</w:t>
       </w:r>
     </w:p>
     <w:p>
@@ -3375,8 +3326,8 @@
       <w:rFonts w:asciiTheme="majorHAnsi" w:eastAsiaTheme="majorEastAsia" w:hAnsiTheme="majorHAnsi" w:cstheme="majorBidi" w:ascii="Calibri" w:hAnsi="Calibri"/>
       <w:b/>
       <w:bCs/>
-      <w:color w:val="0D2C6C"/>
-      <w:sz w:val="44"/>
+      <w:color w:val="143670"/>
+      <w:sz w:val="40"/>
       <w:szCs w:val="28"/>
     </w:rPr>
   </w:style>
@@ -3399,8 +3350,8 @@
       <w:rFonts w:asciiTheme="majorHAnsi" w:eastAsiaTheme="majorEastAsia" w:hAnsiTheme="majorHAnsi" w:cstheme="majorBidi" w:ascii="Calibri" w:hAnsi="Calibri"/>
       <w:b/>
       <w:bCs/>
-      <w:color w:val="0D2C6C"/>
-      <w:sz w:val="32"/>
+      <w:color w:val="143670"/>
+      <w:sz w:val="30"/>
       <w:szCs w:val="26"/>
     </w:rPr>
   </w:style>
@@ -3423,8 +3374,8 @@
       <w:rFonts w:asciiTheme="majorHAnsi" w:eastAsiaTheme="majorEastAsia" w:hAnsiTheme="majorHAnsi" w:cstheme="majorBidi" w:ascii="Calibri" w:hAnsi="Calibri"/>
       <w:b/>
       <w:bCs/>
-      <w:color w:val="009B9F"/>
-      <w:sz w:val="26"/>
+      <w:color w:val="1F7788"/>
+      <w:sz w:val="24"/>
     </w:rPr>
   </w:style>
   <w:style w:type="paragraph" w:styleId="Heading4">

--- a/credit_recommender_direct_one_vs_all.docx
+++ b/credit_recommender_direct_one_vs_all.docx
@@ -42,7 +42,19 @@
         <w:rPr>
           <w:color w:val="555555"/>
         </w:rPr>
-        <w:t>Pipeline: extract, refine, differentiate, analyze.</w:t>
+        <w:t xml:space="preserve">Pipeline: extract, refine, differentiate, </w:t>
+      </w:r>
+      <w:r>
+        <w:rPr>
+          <w:color w:val="555555"/>
+        </w:rPr>
+        <w:t>recommendation</w:t>
+      </w:r>
+      <w:r>
+        <w:rPr>
+          <w:color w:val="555555"/>
+        </w:rPr>
+        <w:t>.</w:t>
       </w:r>
     </w:p>
     <w:p>
@@ -77,20 +89,60 @@
     </w:p>
     <w:p>
       <w:r>
-        <w:t xml:space="preserve">This document explains how the credit transfer recommender turns a list of completed VET units of competency into FULL, PARTIAL, or </w:t>
-      </w:r>
-      <w:proofErr w:type="gramStart"/>
-      <w:r>
+        <w:t xml:space="preserve">This document explains how the credit transfer recommender turns a list of completed VET units of competency into </w:t>
+      </w:r>
+      <w:r>
+        <w:rPr>
+          <w:i/>
+          <w:iCs/>
+        </w:rPr>
+        <w:t>FULL</w:t>
+      </w:r>
+      <w:r>
+        <w:t xml:space="preserve">, </w:t>
+      </w:r>
+      <w:r>
+        <w:rPr>
+          <w:i/>
+          <w:iCs/>
+        </w:rPr>
+        <w:t>PARTIAL</w:t>
+      </w:r>
+      <w:r>
+        <w:t xml:space="preserve">, or </w:t>
+      </w:r>
+      <w:r>
+        <w:rPr>
+          <w:i/>
+          <w:iCs/>
+        </w:rPr>
         <w:t>NONE</w:t>
       </w:r>
-      <w:proofErr w:type="gramEnd"/>
-      <w:r>
-        <w:t xml:space="preserve"> recommendations against the courses of a university qualification. The recommender runs four steps. The first three (extract, refine, differentiate) produce skills with consistent levels and audit metadata. The fourth (analyze) does the actual matching and scoring.</w:t>
+      <w:r>
+        <w:t xml:space="preserve"> recommendations against the courses of a university qualification. The recommender runs four steps. The first three (extract, refine, differentiate) produce skills with consistent levels and audit metadata. The fourth (</w:t>
+      </w:r>
+      <w:r>
+        <w:t>recommendation</w:t>
+      </w:r>
+      <w:r>
+        <w:t>) does the actual matching and scoring.</w:t>
       </w:r>
     </w:p>
     <w:p>
-      <w:r>
-        <w:t>Several matching strategies are supported. The strategy currently used in production is direct_one_vs_all. This paper specifies that strategy from the first cosine similarity all the way through to the final FULL/PARTIAL/NONE classification. Every coefficient, threshold and decision rule that affects the headline score is given here together with the value currently set in the YAML config.</w:t>
+      <w:pPr>
+        <w:pStyle w:val="NoSpacing"/>
+      </w:pPr>
+      <w:r>
+        <w:t xml:space="preserve">Several matching strategies are supported. The strategy currently used in production is </w:t>
+      </w:r>
+      <w:r>
+        <w:rPr>
+          <w:rFonts w:ascii="Courier New" w:hAnsi="Courier New" w:cs="Courier New"/>
+        </w:rPr>
+        <w:t>direct_one_vs_all</w:t>
+      </w:r>
+      <w:r>
+        <w:t>. This paper specifies that strategy from the first cosine similarity all the way through to the final FULL/PARTIAL/NONE classification. Every coefficient, threshold and decision rule that affects the headline score is given here together with the value currently set in the YAML config.</w:t>
       </w:r>
     </w:p>
     <w:p>
@@ -105,10 +157,11 @@
       <w:tblPr>
         <w:tblStyle w:val="LightGrid-Accent1"/>
         <w:tblW w:w="0" w:type="auto"/>
+        <w:tblInd w:w="108" w:type="dxa"/>
         <w:tblLook w:val="04A0" w:firstRow="1" w:lastRow="0" w:firstColumn="1" w:lastColumn="0" w:noHBand="0" w:noVBand="1"/>
       </w:tblPr>
       <w:tblGrid>
-        <w:gridCol w:w="4873"/>
+        <w:gridCol w:w="4765"/>
         <w:gridCol w:w="4873"/>
       </w:tblGrid>
       <w:tr>
@@ -118,31 +171,29 @@
         <w:tc>
           <w:tcPr>
             <w:cnfStyle w:val="001000000000" w:firstRow="0" w:lastRow="0" w:firstColumn="1" w:lastColumn="0" w:oddVBand="0" w:evenVBand="0" w:oddHBand="0" w:evenHBand="0" w:firstRowFirstColumn="0" w:firstRowLastColumn="0" w:lastRowFirstColumn="0" w:lastRowLastColumn="0"/>
+            <w:tcW w:w="4765" w:type="dxa"/>
+            <w:shd w:val="clear" w:color="auto" w:fill="143670"/>
+          </w:tcPr>
+          <w:p>
+            <w:pPr>
+              <w:pStyle w:val="NoSpacing"/>
+            </w:pPr>
+            <w:r>
+              <w:t>Symbol</w:t>
+            </w:r>
+          </w:p>
+        </w:tc>
+        <w:tc>
+          <w:tcPr>
             <w:tcW w:w="4873" w:type="dxa"/>
             <w:shd w:val="clear" w:color="auto" w:fill="143670"/>
           </w:tcPr>
           <w:p>
-            <w:r>
-              <w:rPr>
-                <w:color w:val="FFFFFF"/>
-              </w:rPr>
-              <w:t>Symbol</w:t>
-            </w:r>
-          </w:p>
-        </w:tc>
-        <w:tc>
-          <w:tcPr>
-            <w:tcW w:w="4873" w:type="dxa"/>
-            <w:shd w:val="clear" w:color="auto" w:fill="143670"/>
-          </w:tcPr>
-          <w:p>
-            <w:pPr>
+            <w:pPr>
+              <w:pStyle w:val="NoSpacing"/>
               <w:cnfStyle w:val="100000000000" w:firstRow="1" w:lastRow="0" w:firstColumn="0" w:lastColumn="0" w:oddVBand="0" w:evenVBand="0" w:oddHBand="0" w:evenHBand="0" w:firstRowFirstColumn="0" w:firstRowLastColumn="0" w:lastRowFirstColumn="0" w:lastRowLastColumn="0"/>
             </w:pPr>
             <w:r>
-              <w:rPr>
-                <w:color w:val="FFFFFF"/>
-              </w:rPr>
               <w:t>Meaning</w:t>
             </w:r>
           </w:p>
@@ -155,20 +206,34 @@
         <w:tc>
           <w:tcPr>
             <w:cnfStyle w:val="001000000000" w:firstRow="0" w:lastRow="0" w:firstColumn="1" w:lastColumn="0" w:oddVBand="0" w:evenVBand="0" w:oddHBand="0" w:evenHBand="0" w:firstRowFirstColumn="0" w:firstRowLastColumn="0" w:lastRowFirstColumn="0" w:lastRowLastColumn="0"/>
+            <w:tcW w:w="4765" w:type="dxa"/>
+          </w:tcPr>
+          <w:p>
+            <w:pPr>
+              <w:pStyle w:val="NoSpacing"/>
+            </w:pPr>
+            <m:oMathPara>
+              <m:oMath>
+                <m:r>
+                  <m:rPr>
+                    <m:sty m:val="bi"/>
+                  </m:rPr>
+                  <w:rPr>
+                    <w:rFonts w:ascii="Cambria Math" w:hAnsi="Cambria Math"/>
+                  </w:rPr>
+                  <m:t>V</m:t>
+                </m:r>
+              </m:oMath>
+            </m:oMathPara>
+          </w:p>
+        </w:tc>
+        <w:tc>
+          <w:tcPr>
             <w:tcW w:w="4873" w:type="dxa"/>
           </w:tcPr>
           <w:p>
-            <w:r>
-              <w:t>V</w:t>
-            </w:r>
-          </w:p>
-        </w:tc>
-        <w:tc>
-          <w:tcPr>
-            <w:tcW w:w="4873" w:type="dxa"/>
-          </w:tcPr>
-          <w:p>
-            <w:pPr>
+            <w:pPr>
+              <w:pStyle w:val="NoSpacing"/>
               <w:cnfStyle w:val="000000100000" w:firstRow="0" w:lastRow="0" w:firstColumn="0" w:lastColumn="0" w:oddVBand="0" w:evenVBand="0" w:oddHBand="1" w:evenHBand="0" w:firstRowFirstColumn="0" w:firstRowLastColumn="0" w:lastRowFirstColumn="0" w:lastRowLastColumn="0"/>
             </w:pPr>
             <w:r>
@@ -184,20 +249,34 @@
         <w:tc>
           <w:tcPr>
             <w:cnfStyle w:val="001000000000" w:firstRow="0" w:lastRow="0" w:firstColumn="1" w:lastColumn="0" w:oddVBand="0" w:evenVBand="0" w:oddHBand="0" w:evenHBand="0" w:firstRowFirstColumn="0" w:firstRowLastColumn="0" w:lastRowFirstColumn="0" w:lastRowLastColumn="0"/>
+            <w:tcW w:w="4765" w:type="dxa"/>
+          </w:tcPr>
+          <w:p>
+            <w:pPr>
+              <w:pStyle w:val="NoSpacing"/>
+            </w:pPr>
+            <m:oMathPara>
+              <m:oMath>
+                <m:r>
+                  <m:rPr>
+                    <m:sty m:val="bi"/>
+                  </m:rPr>
+                  <w:rPr>
+                    <w:rFonts w:ascii="Cambria Math" w:hAnsi="Cambria Math"/>
+                  </w:rPr>
+                  <m:t>U</m:t>
+                </m:r>
+              </m:oMath>
+            </m:oMathPara>
+          </w:p>
+        </w:tc>
+        <w:tc>
+          <w:tcPr>
             <w:tcW w:w="4873" w:type="dxa"/>
           </w:tcPr>
           <w:p>
-            <w:r>
-              <w:t>U</w:t>
-            </w:r>
-          </w:p>
-        </w:tc>
-        <w:tc>
-          <w:tcPr>
-            <w:tcW w:w="4873" w:type="dxa"/>
-          </w:tcPr>
-          <w:p>
-            <w:pPr>
+            <w:pPr>
+              <w:pStyle w:val="NoSpacing"/>
               <w:cnfStyle w:val="000000010000" w:firstRow="0" w:lastRow="0" w:firstColumn="0" w:lastColumn="0" w:oddVBand="0" w:evenVBand="0" w:oddHBand="0" w:evenHBand="1" w:firstRowFirstColumn="0" w:firstRowLastColumn="0" w:lastRowFirstColumn="0" w:lastRowLastColumn="0"/>
             </w:pPr>
             <w:r>
@@ -213,20 +292,105 @@
         <w:tc>
           <w:tcPr>
             <w:cnfStyle w:val="001000000000" w:firstRow="0" w:lastRow="0" w:firstColumn="1" w:lastColumn="0" w:oddVBand="0" w:evenVBand="0" w:oddHBand="0" w:evenHBand="0" w:firstRowFirstColumn="0" w:firstRowLastColumn="0" w:lastRowFirstColumn="0" w:lastRowLastColumn="0"/>
+            <w:tcW w:w="4765" w:type="dxa"/>
+          </w:tcPr>
+          <w:p>
+            <w:pPr>
+              <w:pStyle w:val="NoSpacing"/>
+              <w:rPr>
+                <w:rFonts w:ascii="Calibri" w:eastAsiaTheme="minorEastAsia" w:hAnsi="Calibri" w:cstheme="minorBidi"/>
+              </w:rPr>
+            </w:pPr>
+            <m:oMathPara>
+              <m:oMath>
+                <m:sSub>
+                  <m:sSubPr>
+                    <m:ctrlPr>
+                      <w:rPr>
+                        <w:rFonts w:ascii="Cambria Math" w:hAnsi="Cambria Math"/>
+                        <w:b w:val="0"/>
+                        <w:bCs w:val="0"/>
+                        <w:i/>
+                      </w:rPr>
+                    </m:ctrlPr>
+                  </m:sSubPr>
+                  <m:e>
+                    <m:r>
+                      <m:rPr>
+                        <m:sty m:val="bi"/>
+                      </m:rPr>
+                      <w:rPr>
+                        <w:rFonts w:ascii="Cambria Math" w:hAnsi="Cambria Math"/>
+                      </w:rPr>
+                      <m:t>n</m:t>
+                    </m:r>
+                  </m:e>
+                  <m:sub>
+                    <m:r>
+                      <m:rPr>
+                        <m:sty m:val="bi"/>
+                      </m:rPr>
+                      <w:rPr>
+                        <w:rFonts w:ascii="Cambria Math" w:hAnsi="Cambria Math"/>
+                      </w:rPr>
+                      <m:t>V</m:t>
+                    </m:r>
+                  </m:sub>
+                </m:sSub>
+                <m:r>
+                  <m:rPr>
+                    <m:sty m:val="bi"/>
+                  </m:rPr>
+                  <w:rPr>
+                    <w:rFonts w:ascii="Cambria Math" w:hAnsi="Cambria Math"/>
+                  </w:rPr>
+                  <m:t>,</m:t>
+                </m:r>
+                <m:sSub>
+                  <m:sSubPr>
+                    <m:ctrlPr>
+                      <w:rPr>
+                        <w:rFonts w:ascii="Cambria Math" w:hAnsi="Cambria Math"/>
+                        <w:b w:val="0"/>
+                        <w:bCs w:val="0"/>
+                        <w:i/>
+                      </w:rPr>
+                    </m:ctrlPr>
+                  </m:sSubPr>
+                  <m:e>
+                    <m:r>
+                      <m:rPr>
+                        <m:sty m:val="bi"/>
+                      </m:rPr>
+                      <w:rPr>
+                        <w:rFonts w:ascii="Cambria Math" w:hAnsi="Cambria Math"/>
+                      </w:rPr>
+                      <m:t>n</m:t>
+                    </m:r>
+                  </m:e>
+                  <m:sub>
+                    <m:r>
+                      <m:rPr>
+                        <m:sty m:val="bi"/>
+                      </m:rPr>
+                      <w:rPr>
+                        <w:rFonts w:ascii="Cambria Math" w:hAnsi="Cambria Math"/>
+                      </w:rPr>
+                      <m:t>U</m:t>
+                    </m:r>
+                  </m:sub>
+                </m:sSub>
+              </m:oMath>
+            </m:oMathPara>
+          </w:p>
+        </w:tc>
+        <w:tc>
+          <w:tcPr>
             <w:tcW w:w="4873" w:type="dxa"/>
           </w:tcPr>
           <w:p>
-            <w:r>
-              <w:t>n_V, n_U</w:t>
-            </w:r>
-          </w:p>
-        </w:tc>
-        <w:tc>
-          <w:tcPr>
-            <w:tcW w:w="4873" w:type="dxa"/>
-          </w:tcPr>
-          <w:p>
-            <w:pPr>
+            <w:pPr>
+              <w:pStyle w:val="NoSpacing"/>
               <w:cnfStyle w:val="000000100000" w:firstRow="0" w:lastRow="0" w:firstColumn="0" w:lastColumn="0" w:oddVBand="0" w:evenVBand="0" w:oddHBand="1" w:evenHBand="0" w:firstRowFirstColumn="0" w:firstRowLastColumn="0" w:lastRowFirstColumn="0" w:lastRowLastColumn="0"/>
             </w:pPr>
             <w:r>
@@ -242,20 +406,34 @@
         <w:tc>
           <w:tcPr>
             <w:cnfStyle w:val="001000000000" w:firstRow="0" w:lastRow="0" w:firstColumn="1" w:lastColumn="0" w:oddVBand="0" w:evenVBand="0" w:oddHBand="0" w:evenHBand="0" w:firstRowFirstColumn="0" w:firstRowLastColumn="0" w:lastRowFirstColumn="0" w:lastRowLastColumn="0"/>
+            <w:tcW w:w="4765" w:type="dxa"/>
+          </w:tcPr>
+          <w:p>
+            <w:pPr>
+              <w:pStyle w:val="NoSpacing"/>
+            </w:pPr>
+            <m:oMathPara>
+              <m:oMath>
+                <m:r>
+                  <m:rPr>
+                    <m:sty m:val="bi"/>
+                  </m:rPr>
+                  <w:rPr>
+                    <w:rFonts w:ascii="Cambria Math" w:hAnsi="Cambria Math"/>
+                  </w:rPr>
+                  <m:t>S(V, U)</m:t>
+                </m:r>
+              </m:oMath>
+            </m:oMathPara>
+          </w:p>
+        </w:tc>
+        <w:tc>
+          <w:tcPr>
             <w:tcW w:w="4873" w:type="dxa"/>
           </w:tcPr>
           <w:p>
-            <w:r>
-              <w:t>S(V, U)</w:t>
-            </w:r>
-          </w:p>
-        </w:tc>
-        <w:tc>
-          <w:tcPr>
-            <w:tcW w:w="4873" w:type="dxa"/>
-          </w:tcPr>
-          <w:p>
-            <w:pPr>
+            <w:pPr>
+              <w:pStyle w:val="NoSpacing"/>
               <w:cnfStyle w:val="000000010000" w:firstRow="0" w:lastRow="0" w:firstColumn="0" w:lastColumn="0" w:oddVBand="0" w:evenVBand="0" w:oddHBand="0" w:evenHBand="1" w:firstRowFirstColumn="0" w:firstRowLastColumn="0" w:lastRowFirstColumn="0" w:lastRowLastColumn="0"/>
             </w:pPr>
             <w:r>
@@ -271,24 +449,41 @@
         <w:tc>
           <w:tcPr>
             <w:cnfStyle w:val="001000000000" w:firstRow="0" w:lastRow="0" w:firstColumn="1" w:lastColumn="0" w:oddVBand="0" w:evenVBand="0" w:oddHBand="0" w:evenHBand="0" w:firstRowFirstColumn="0" w:firstRowLastColumn="0" w:lastRowFirstColumn="0" w:lastRowLastColumn="0"/>
+            <w:tcW w:w="4765" w:type="dxa"/>
+          </w:tcPr>
+          <w:p>
+            <w:pPr>
+              <w:pStyle w:val="NoSpacing"/>
+            </w:pPr>
+            <m:oMathPara>
+              <m:oMath>
+                <m:r>
+                  <m:rPr>
+                    <m:sty m:val="bi"/>
+                  </m:rPr>
+                  <w:rPr>
+                    <w:rFonts w:ascii="Cambria Math" w:hAnsi="Cambria Math"/>
+                  </w:rPr>
+                  <m:t>L(V, U)</m:t>
+                </m:r>
+              </m:oMath>
+            </m:oMathPara>
+          </w:p>
+        </w:tc>
+        <w:tc>
+          <w:tcPr>
             <w:tcW w:w="4873" w:type="dxa"/>
           </w:tcPr>
           <w:p>
-            <w:r>
-              <w:t>L(V, U)</w:t>
-            </w:r>
-          </w:p>
-        </w:tc>
-        <w:tc>
-          <w:tcPr>
-            <w:tcW w:w="4873" w:type="dxa"/>
-          </w:tcPr>
-          <w:p>
-            <w:pPr>
+            <w:pPr>
+              <w:pStyle w:val="NoSpacing"/>
               <w:cnfStyle w:val="000000100000" w:firstRow="0" w:lastRow="0" w:firstColumn="0" w:lastColumn="0" w:oddVBand="0" w:evenVBand="0" w:oddHBand="1" w:evenHBand="0" w:firstRowFirstColumn="0" w:firstRowLastColumn="0" w:lastRowFirstColumn="0" w:lastRowLastColumn="0"/>
             </w:pPr>
             <w:r>
-              <w:t>AQF level compatibility, in [0, 1].</w:t>
+              <w:t>SFIA</w:t>
+            </w:r>
+            <w:r>
+              <w:t xml:space="preserve"> level compatibility, in [0, 1].</w:t>
             </w:r>
           </w:p>
         </w:tc>
@@ -300,20 +495,34 @@
         <w:tc>
           <w:tcPr>
             <w:cnfStyle w:val="001000000000" w:firstRow="0" w:lastRow="0" w:firstColumn="1" w:lastColumn="0" w:oddVBand="0" w:evenVBand="0" w:oddHBand="0" w:evenHBand="0" w:firstRowFirstColumn="0" w:firstRowLastColumn="0" w:lastRowFirstColumn="0" w:lastRowLastColumn="0"/>
+            <w:tcW w:w="4765" w:type="dxa"/>
+          </w:tcPr>
+          <w:p>
+            <w:pPr>
+              <w:pStyle w:val="NoSpacing"/>
+            </w:pPr>
+            <m:oMathPara>
+              <m:oMath>
+                <m:r>
+                  <m:rPr>
+                    <m:sty m:val="bi"/>
+                  </m:rPr>
+                  <w:rPr>
+                    <w:rFonts w:ascii="Cambria Math" w:hAnsi="Cambria Math"/>
+                  </w:rPr>
+                  <m:t>C(V, U)</m:t>
+                </m:r>
+              </m:oMath>
+            </m:oMathPara>
+          </w:p>
+        </w:tc>
+        <w:tc>
+          <w:tcPr>
             <w:tcW w:w="4873" w:type="dxa"/>
           </w:tcPr>
           <w:p>
-            <w:r>
-              <w:t>C(V, U)</w:t>
-            </w:r>
-          </w:p>
-        </w:tc>
-        <w:tc>
-          <w:tcPr>
-            <w:tcW w:w="4873" w:type="dxa"/>
-          </w:tcPr>
-          <w:p>
-            <w:pPr>
+            <w:pPr>
+              <w:pStyle w:val="NoSpacing"/>
               <w:cnfStyle w:val="000000010000" w:firstRow="0" w:lastRow="0" w:firstColumn="0" w:lastColumn="0" w:oddVBand="0" w:evenVBand="0" w:oddHBand="0" w:evenHBand="1" w:firstRowFirstColumn="0" w:firstRowLastColumn="0" w:lastRowFirstColumn="0" w:lastRowLastColumn="0"/>
             </w:pPr>
             <w:r>
@@ -329,20 +538,34 @@
         <w:tc>
           <w:tcPr>
             <w:cnfStyle w:val="001000000000" w:firstRow="0" w:lastRow="0" w:firstColumn="1" w:lastColumn="0" w:oddVBand="0" w:evenVBand="0" w:oddHBand="0" w:evenHBand="0" w:firstRowFirstColumn="0" w:firstRowLastColumn="0" w:lastRowFirstColumn="0" w:lastRowLastColumn="0"/>
+            <w:tcW w:w="4765" w:type="dxa"/>
+          </w:tcPr>
+          <w:p>
+            <w:pPr>
+              <w:pStyle w:val="NoSpacing"/>
+            </w:pPr>
+            <m:oMathPara>
+              <m:oMath>
+                <m:r>
+                  <m:rPr>
+                    <m:sty m:val="bi"/>
+                  </m:rPr>
+                  <w:rPr>
+                    <w:rFonts w:ascii="Cambria Math" w:hAnsi="Cambria Math"/>
+                  </w:rPr>
+                  <m:t>M(V, U)</m:t>
+                </m:r>
+              </m:oMath>
+            </m:oMathPara>
+          </w:p>
+        </w:tc>
+        <w:tc>
+          <w:tcPr>
             <w:tcW w:w="4873" w:type="dxa"/>
           </w:tcPr>
           <w:p>
-            <w:r>
-              <w:t>M(V, U)</w:t>
-            </w:r>
-          </w:p>
-        </w:tc>
-        <w:tc>
-          <w:tcPr>
-            <w:tcW w:w="4873" w:type="dxa"/>
-          </w:tcPr>
-          <w:p>
-            <w:pPr>
+            <w:pPr>
+              <w:pStyle w:val="NoSpacing"/>
               <w:cnfStyle w:val="000000100000" w:firstRow="0" w:lastRow="0" w:firstColumn="0" w:lastColumn="0" w:oddVBand="0" w:evenVBand="0" w:oddHBand="1" w:evenHBand="0" w:firstRowFirstColumn="0" w:firstRowLastColumn="0" w:lastRowFirstColumn="0" w:lastRowLastColumn="0"/>
             </w:pPr>
             <w:r>
@@ -358,20 +581,105 @@
         <w:tc>
           <w:tcPr>
             <w:cnfStyle w:val="001000000000" w:firstRow="0" w:lastRow="0" w:firstColumn="1" w:lastColumn="0" w:oddVBand="0" w:evenVBand="0" w:oddHBand="0" w:evenHBand="0" w:firstRowFirstColumn="0" w:firstRowLastColumn="0" w:lastRowFirstColumn="0" w:lastRowLastColumn="0"/>
+            <w:tcW w:w="4765" w:type="dxa"/>
+          </w:tcPr>
+          <w:p>
+            <w:pPr>
+              <w:pStyle w:val="NoSpacing"/>
+              <w:rPr>
+                <w:rFonts w:ascii="Calibri" w:eastAsiaTheme="minorEastAsia" w:hAnsi="Calibri" w:cstheme="minorBidi"/>
+              </w:rPr>
+            </w:pPr>
+            <m:oMathPara>
+              <m:oMath>
+                <m:sSub>
+                  <m:sSubPr>
+                    <m:ctrlPr>
+                      <w:rPr>
+                        <w:rFonts w:ascii="Cambria Math" w:hAnsi="Cambria Math"/>
+                        <w:b w:val="0"/>
+                        <w:bCs w:val="0"/>
+                        <w:i/>
+                      </w:rPr>
+                    </m:ctrlPr>
+                  </m:sSubPr>
+                  <m:e>
+                    <m:r>
+                      <m:rPr>
+                        <m:sty m:val="bi"/>
+                      </m:rPr>
+                      <w:rPr>
+                        <w:rFonts w:ascii="Cambria Math" w:hAnsi="Cambria Math"/>
+                      </w:rPr>
+                      <m:t>T</m:t>
+                    </m:r>
+                  </m:e>
+                  <m:sub>
+                    <m:r>
+                      <m:rPr>
+                        <m:sty m:val="bi"/>
+                      </m:rPr>
+                      <w:rPr>
+                        <w:rFonts w:ascii="Cambria Math" w:hAnsi="Cambria Math"/>
+                      </w:rPr>
+                      <m:t>d</m:t>
+                    </m:r>
+                  </m:sub>
+                </m:sSub>
+                <m:r>
+                  <m:rPr>
+                    <m:sty m:val="bi"/>
+                  </m:rPr>
+                  <w:rPr>
+                    <w:rFonts w:ascii="Cambria Math" w:hAnsi="Cambria Math"/>
+                  </w:rPr>
+                  <m:t>,</m:t>
+                </m:r>
+                <m:sSub>
+                  <m:sSubPr>
+                    <m:ctrlPr>
+                      <w:rPr>
+                        <w:rFonts w:ascii="Cambria Math" w:hAnsi="Cambria Math"/>
+                        <w:b w:val="0"/>
+                        <w:bCs w:val="0"/>
+                        <w:i/>
+                      </w:rPr>
+                    </m:ctrlPr>
+                  </m:sSubPr>
+                  <m:e>
+                    <m:r>
+                      <m:rPr>
+                        <m:sty m:val="bi"/>
+                      </m:rPr>
+                      <w:rPr>
+                        <w:rFonts w:ascii="Cambria Math" w:hAnsi="Cambria Math"/>
+                      </w:rPr>
+                      <m:t>T</m:t>
+                    </m:r>
+                  </m:e>
+                  <m:sub>
+                    <m:r>
+                      <m:rPr>
+                        <m:sty m:val="bi"/>
+                      </m:rPr>
+                      <w:rPr>
+                        <w:rFonts w:ascii="Cambria Math" w:hAnsi="Cambria Math"/>
+                      </w:rPr>
+                      <m:t>p</m:t>
+                    </m:r>
+                  </m:sub>
+                </m:sSub>
+              </m:oMath>
+            </m:oMathPara>
+          </w:p>
+        </w:tc>
+        <w:tc>
+          <w:tcPr>
             <w:tcW w:w="4873" w:type="dxa"/>
           </w:tcPr>
           <w:p>
-            <w:r>
-              <w:t>T_d, T_p</w:t>
-            </w:r>
-          </w:p>
-        </w:tc>
-        <w:tc>
-          <w:tcPr>
-            <w:tcW w:w="4873" w:type="dxa"/>
-          </w:tcPr>
-          <w:p>
-            <w:pPr>
+            <w:pPr>
+              <w:pStyle w:val="NoSpacing"/>
               <w:cnfStyle w:val="000000010000" w:firstRow="0" w:lastRow="0" w:firstColumn="0" w:lastColumn="0" w:oddVBand="0" w:evenVBand="0" w:oddHBand="0" w:evenHBand="1" w:firstRowFirstColumn="0" w:firstRowLastColumn="0" w:lastRowFirstColumn="0" w:lastRowLastColumn="0"/>
             </w:pPr>
             <w:r>
@@ -387,20 +695,34 @@
         <w:tc>
           <w:tcPr>
             <w:cnfStyle w:val="001000000000" w:firstRow="0" w:lastRow="0" w:firstColumn="1" w:lastColumn="0" w:oddVBand="0" w:evenVBand="0" w:oddHBand="0" w:evenHBand="0" w:firstRowFirstColumn="0" w:firstRowLastColumn="0" w:lastRowFirstColumn="0" w:lastRowLastColumn="0"/>
+            <w:tcW w:w="4765" w:type="dxa"/>
+          </w:tcPr>
+          <w:p>
+            <w:pPr>
+              <w:pStyle w:val="NoSpacing"/>
+            </w:pPr>
+            <m:oMathPara>
+              <m:oMath>
+                <m:r>
+                  <m:rPr>
+                    <m:sty m:val="bi"/>
+                  </m:rPr>
+                  <w:rPr>
+                    <w:rFonts w:ascii="Cambria Math" w:hAnsi="Cambria Math"/>
+                  </w:rPr>
+                  <m:t>m(V, U)</m:t>
+                </m:r>
+              </m:oMath>
+            </m:oMathPara>
+          </w:p>
+        </w:tc>
+        <w:tc>
+          <w:tcPr>
             <w:tcW w:w="4873" w:type="dxa"/>
           </w:tcPr>
           <w:p>
-            <w:r>
-              <w:t>m(V, U)</w:t>
-            </w:r>
-          </w:p>
-        </w:tc>
-        <w:tc>
-          <w:tcPr>
-            <w:tcW w:w="4873" w:type="dxa"/>
-          </w:tcPr>
-          <w:p>
-            <w:pPr>
+            <w:pPr>
+              <w:pStyle w:val="NoSpacing"/>
               <w:cnfStyle w:val="000000100000" w:firstRow="0" w:lastRow="0" w:firstColumn="0" w:lastColumn="0" w:oddVBand="0" w:evenVBand="0" w:oddHBand="1" w:evenHBand="0" w:firstRowFirstColumn="0" w:firstRowLastColumn="0" w:lastRowFirstColumn="0" w:lastRowLastColumn="0"/>
             </w:pPr>
             <w:r>
@@ -416,20 +738,34 @@
         <w:tc>
           <w:tcPr>
             <w:cnfStyle w:val="001000000000" w:firstRow="0" w:lastRow="0" w:firstColumn="1" w:lastColumn="0" w:oddVBand="0" w:evenVBand="0" w:oddHBand="0" w:evenHBand="0" w:firstRowFirstColumn="0" w:firstRowLastColumn="0" w:lastRowFirstColumn="0" w:lastRowLastColumn="0"/>
+            <w:tcW w:w="4765" w:type="dxa"/>
+          </w:tcPr>
+          <w:p>
+            <w:pPr>
+              <w:pStyle w:val="NoSpacing"/>
+            </w:pPr>
+            <m:oMathPara>
+              <m:oMath>
+                <m:r>
+                  <m:rPr>
+                    <m:sty m:val="bi"/>
+                  </m:rPr>
+                  <w:rPr>
+                    <w:rFonts w:ascii="Cambria Math" w:hAnsi="Cambria Math"/>
+                  </w:rPr>
+                  <m:t>K</m:t>
+                </m:r>
+              </m:oMath>
+            </m:oMathPara>
+          </w:p>
+        </w:tc>
+        <w:tc>
+          <w:tcPr>
             <w:tcW w:w="4873" w:type="dxa"/>
           </w:tcPr>
           <w:p>
-            <w:r>
-              <w:t>K</w:t>
-            </w:r>
-          </w:p>
-        </w:tc>
-        <w:tc>
-          <w:tcPr>
-            <w:tcW w:w="4873" w:type="dxa"/>
-          </w:tcPr>
-          <w:p>
-            <w:pPr>
+            <w:pPr>
+              <w:pStyle w:val="NoSpacing"/>
               <w:cnfStyle w:val="000000010000" w:firstRow="0" w:lastRow="0" w:firstColumn="0" w:lastColumn="0" w:oddVBand="0" w:evenVBand="0" w:oddHBand="0" w:evenHBand="1" w:firstRowFirstColumn="0" w:firstRowLastColumn="0" w:lastRowFirstColumn="0" w:lastRowLastColumn="0"/>
             </w:pPr>
             <w:r>
@@ -445,20 +781,28 @@
         <w:tc>
           <w:tcPr>
             <w:cnfStyle w:val="001000000000" w:firstRow="0" w:lastRow="0" w:firstColumn="1" w:lastColumn="0" w:oddVBand="0" w:evenVBand="0" w:oddHBand="0" w:evenHBand="0" w:firstRowFirstColumn="0" w:firstRowLastColumn="0" w:lastRowFirstColumn="0" w:lastRowLastColumn="0"/>
+            <w:tcW w:w="4765" w:type="dxa"/>
+          </w:tcPr>
+          <w:p>
+            <w:pPr>
+              <w:pStyle w:val="NoSpacing"/>
+              <w:jc w:val="center"/>
+            </w:pPr>
+            <w:r>
+              <w:rPr>
+                <w:rFonts w:cstheme="majorHAnsi"/>
+              </w:rPr>
+              <w:t>β</w:t>
+            </w:r>
+          </w:p>
+        </w:tc>
+        <w:tc>
+          <w:tcPr>
             <w:tcW w:w="4873" w:type="dxa"/>
           </w:tcPr>
           <w:p>
-            <w:r>
-              <w:t>beta</w:t>
-            </w:r>
-          </w:p>
-        </w:tc>
-        <w:tc>
-          <w:tcPr>
-            <w:tcW w:w="4873" w:type="dxa"/>
-          </w:tcPr>
-          <w:p>
-            <w:pPr>
+            <w:pPr>
+              <w:pStyle w:val="NoSpacing"/>
               <w:cnfStyle w:val="000000100000" w:firstRow="0" w:lastRow="0" w:firstColumn="0" w:lastColumn="0" w:oddVBand="0" w:evenVBand="0" w:oddHBand="1" w:evenHBand="0" w:firstRowFirstColumn="0" w:firstRowLastColumn="0" w:lastRowFirstColumn="0" w:lastRowLastColumn="0"/>
             </w:pPr>
             <w:r>
@@ -474,20 +818,62 @@
         <w:tc>
           <w:tcPr>
             <w:cnfStyle w:val="001000000000" w:firstRow="0" w:lastRow="0" w:firstColumn="1" w:lastColumn="0" w:oddVBand="0" w:evenVBand="0" w:oddHBand="0" w:evenHBand="0" w:firstRowFirstColumn="0" w:firstRowLastColumn="0" w:lastRowFirstColumn="0" w:lastRowLastColumn="0"/>
+            <w:tcW w:w="4765" w:type="dxa"/>
+          </w:tcPr>
+          <w:p>
+            <w:pPr>
+              <w:pStyle w:val="NoSpacing"/>
+              <w:rPr>
+                <w:rFonts w:ascii="Calibri" w:eastAsiaTheme="minorEastAsia" w:hAnsi="Calibri" w:cstheme="minorBidi"/>
+              </w:rPr>
+            </w:pPr>
+            <m:oMathPara>
+              <m:oMath>
+                <m:sSub>
+                  <m:sSubPr>
+                    <m:ctrlPr>
+                      <w:rPr>
+                        <w:rFonts w:ascii="Cambria Math" w:hAnsi="Cambria Math"/>
+                        <w:b w:val="0"/>
+                        <w:bCs w:val="0"/>
+                        <w:i/>
+                      </w:rPr>
+                    </m:ctrlPr>
+                  </m:sSubPr>
+                  <m:e>
+                    <m:r>
+                      <m:rPr>
+                        <m:sty m:val="bi"/>
+                      </m:rPr>
+                      <w:rPr>
+                        <w:rFonts w:ascii="Cambria Math" w:hAnsi="Cambria Math"/>
+                      </w:rPr>
+                      <m:t>w</m:t>
+                    </m:r>
+                  </m:e>
+                  <m:sub>
+                    <m:r>
+                      <m:rPr>
+                        <m:sty m:val="bi"/>
+                      </m:rPr>
+                      <w:rPr>
+                        <w:rFonts w:ascii="Cambria Math" w:hAnsi="Cambria Math"/>
+                      </w:rPr>
+                      <m:t>*</m:t>
+                    </m:r>
+                  </m:sub>
+                </m:sSub>
+              </m:oMath>
+            </m:oMathPara>
+          </w:p>
+        </w:tc>
+        <w:tc>
+          <w:tcPr>
             <w:tcW w:w="4873" w:type="dxa"/>
           </w:tcPr>
           <w:p>
-            <w:r>
-              <w:t>w_*</w:t>
-            </w:r>
-          </w:p>
-        </w:tc>
-        <w:tc>
-          <w:tcPr>
-            <w:tcW w:w="4873" w:type="dxa"/>
-          </w:tcPr>
-          <w:p>
-            <w:pPr>
+            <w:pPr>
+              <w:pStyle w:val="NoSpacing"/>
               <w:cnfStyle w:val="000000010000" w:firstRow="0" w:lastRow="0" w:firstColumn="0" w:lastColumn="0" w:oddVBand="0" w:evenVBand="0" w:oddHBand="0" w:evenHBand="1" w:firstRowFirstColumn="0" w:firstRowLastColumn="0" w:lastRowFirstColumn="0" w:lastRowLastColumn="0"/>
             </w:pPr>
             <w:r>
@@ -520,13 +906,14 @@
       <w:tblPr>
         <w:tblStyle w:val="LightGrid-Accent1"/>
         <w:tblW w:w="0" w:type="auto"/>
+        <w:tblInd w:w="108" w:type="dxa"/>
         <w:tblLook w:val="04A0" w:firstRow="1" w:lastRow="0" w:firstColumn="1" w:lastColumn="0" w:noHBand="0" w:noVBand="1"/>
       </w:tblPr>
       <w:tblGrid>
-        <w:gridCol w:w="2436"/>
-        <w:gridCol w:w="2436"/>
-        <w:gridCol w:w="2436"/>
-        <w:gridCol w:w="2436"/>
+        <w:gridCol w:w="328"/>
+        <w:gridCol w:w="1765"/>
+        <w:gridCol w:w="5330"/>
+        <w:gridCol w:w="2431"/>
       </w:tblGrid>
       <w:tr>
         <w:trPr>
@@ -535,65 +922,59 @@
         <w:tc>
           <w:tcPr>
             <w:cnfStyle w:val="001000000000" w:firstRow="0" w:lastRow="0" w:firstColumn="1" w:lastColumn="0" w:oddVBand="0" w:evenVBand="0" w:oddHBand="0" w:evenHBand="0" w:firstRowFirstColumn="0" w:firstRowLastColumn="0" w:lastRowFirstColumn="0" w:lastRowLastColumn="0"/>
+            <w:tcW w:w="284" w:type="dxa"/>
+            <w:shd w:val="clear" w:color="auto" w:fill="143670"/>
+          </w:tcPr>
+          <w:p>
+            <w:pPr>
+              <w:pStyle w:val="NoSpacing"/>
+            </w:pPr>
+            <w:r>
+              <w:t>#</w:t>
+            </w:r>
+          </w:p>
+        </w:tc>
+        <w:tc>
+          <w:tcPr>
+            <w:tcW w:w="1417" w:type="dxa"/>
+            <w:shd w:val="clear" w:color="auto" w:fill="143670"/>
+          </w:tcPr>
+          <w:p>
+            <w:pPr>
+              <w:pStyle w:val="NoSpacing"/>
+              <w:cnfStyle w:val="100000000000" w:firstRow="1" w:lastRow="0" w:firstColumn="0" w:lastColumn="0" w:oddVBand="0" w:evenVBand="0" w:oddHBand="0" w:evenHBand="0" w:firstRowFirstColumn="0" w:firstRowLastColumn="0" w:lastRowFirstColumn="0" w:lastRowLastColumn="0"/>
+            </w:pPr>
+            <w:r>
+              <w:t>Step</w:t>
+            </w:r>
+          </w:p>
+        </w:tc>
+        <w:tc>
+          <w:tcPr>
+            <w:tcW w:w="5499" w:type="dxa"/>
+            <w:shd w:val="clear" w:color="auto" w:fill="143670"/>
+          </w:tcPr>
+          <w:p>
+            <w:pPr>
+              <w:pStyle w:val="NoSpacing"/>
+              <w:cnfStyle w:val="100000000000" w:firstRow="1" w:lastRow="0" w:firstColumn="0" w:lastColumn="0" w:oddVBand="0" w:evenVBand="0" w:oddHBand="0" w:evenHBand="0" w:firstRowFirstColumn="0" w:firstRowLastColumn="0" w:lastRowFirstColumn="0" w:lastRowLastColumn="0"/>
+            </w:pPr>
+            <w:r>
+              <w:t>Purpose</w:t>
+            </w:r>
+          </w:p>
+        </w:tc>
+        <w:tc>
+          <w:tcPr>
             <w:tcW w:w="2436" w:type="dxa"/>
             <w:shd w:val="clear" w:color="auto" w:fill="143670"/>
           </w:tcPr>
           <w:p>
-            <w:r>
-              <w:rPr>
-                <w:color w:val="FFFFFF"/>
-              </w:rPr>
-              <w:t>#</w:t>
-            </w:r>
-          </w:p>
-        </w:tc>
-        <w:tc>
-          <w:tcPr>
-            <w:tcW w:w="2436" w:type="dxa"/>
-            <w:shd w:val="clear" w:color="auto" w:fill="143670"/>
-          </w:tcPr>
-          <w:p>
-            <w:pPr>
+            <w:pPr>
+              <w:pStyle w:val="NoSpacing"/>
               <w:cnfStyle w:val="100000000000" w:firstRow="1" w:lastRow="0" w:firstColumn="0" w:lastColumn="0" w:oddVBand="0" w:evenVBand="0" w:oddHBand="0" w:evenHBand="0" w:firstRowFirstColumn="0" w:firstRowLastColumn="0" w:lastRowFirstColumn="0" w:lastRowLastColumn="0"/>
             </w:pPr>
             <w:r>
-              <w:rPr>
-                <w:color w:val="FFFFFF"/>
-              </w:rPr>
-              <w:t>Step</w:t>
-            </w:r>
-          </w:p>
-        </w:tc>
-        <w:tc>
-          <w:tcPr>
-            <w:tcW w:w="2436" w:type="dxa"/>
-            <w:shd w:val="clear" w:color="auto" w:fill="143670"/>
-          </w:tcPr>
-          <w:p>
-            <w:pPr>
-              <w:cnfStyle w:val="100000000000" w:firstRow="1" w:lastRow="0" w:firstColumn="0" w:lastColumn="0" w:oddVBand="0" w:evenVBand="0" w:oddHBand="0" w:evenHBand="0" w:firstRowFirstColumn="0" w:firstRowLastColumn="0" w:lastRowFirstColumn="0" w:lastRowLastColumn="0"/>
-            </w:pPr>
-            <w:r>
-              <w:rPr>
-                <w:color w:val="FFFFFF"/>
-              </w:rPr>
-              <w:t>Purpose</w:t>
-            </w:r>
-          </w:p>
-        </w:tc>
-        <w:tc>
-          <w:tcPr>
-            <w:tcW w:w="2436" w:type="dxa"/>
-            <w:shd w:val="clear" w:color="auto" w:fill="143670"/>
-          </w:tcPr>
-          <w:p>
-            <w:pPr>
-              <w:cnfStyle w:val="100000000000" w:firstRow="1" w:lastRow="0" w:firstColumn="0" w:lastColumn="0" w:oddVBand="0" w:evenVBand="0" w:oddHBand="0" w:evenHBand="0" w:firstRowFirstColumn="0" w:firstRowLastColumn="0" w:lastRowFirstColumn="0" w:lastRowLastColumn="0"/>
-            </w:pPr>
-            <w:r>
-              <w:rPr>
-                <w:color w:val="FFFFFF"/>
-              </w:rPr>
               <w:t>Output</w:t>
             </w:r>
           </w:p>
@@ -606,46 +987,52 @@
         <w:tc>
           <w:tcPr>
             <w:cnfStyle w:val="001000000000" w:firstRow="0" w:lastRow="0" w:firstColumn="1" w:lastColumn="0" w:oddVBand="0" w:evenVBand="0" w:oddHBand="0" w:evenHBand="0" w:firstRowFirstColumn="0" w:firstRowLastColumn="0" w:lastRowFirstColumn="0" w:lastRowLastColumn="0"/>
+            <w:tcW w:w="284" w:type="dxa"/>
+          </w:tcPr>
+          <w:p>
+            <w:pPr>
+              <w:pStyle w:val="NoSpacing"/>
+            </w:pPr>
+            <w:r>
+              <w:t>1</w:t>
+            </w:r>
+          </w:p>
+        </w:tc>
+        <w:tc>
+          <w:tcPr>
+            <w:tcW w:w="1417" w:type="dxa"/>
+          </w:tcPr>
+          <w:p>
+            <w:pPr>
+              <w:pStyle w:val="NoSpacing"/>
+              <w:cnfStyle w:val="000000100000" w:firstRow="0" w:lastRow="0" w:firstColumn="0" w:lastColumn="0" w:oddVBand="0" w:evenVBand="0" w:oddHBand="1" w:evenHBand="0" w:firstRowFirstColumn="0" w:firstRowLastColumn="0" w:lastRowFirstColumn="0" w:lastRowLastColumn="0"/>
+            </w:pPr>
+            <w:r>
+              <w:t>extract</w:t>
+            </w:r>
+          </w:p>
+        </w:tc>
+        <w:tc>
+          <w:tcPr>
+            <w:tcW w:w="5499" w:type="dxa"/>
+          </w:tcPr>
+          <w:p>
+            <w:pPr>
+              <w:pStyle w:val="NoSpacing"/>
+              <w:cnfStyle w:val="000000100000" w:firstRow="0" w:lastRow="0" w:firstColumn="0" w:lastColumn="0" w:oddVBand="0" w:evenVBand="0" w:oddHBand="1" w:evenHBand="0" w:firstRowFirstColumn="0" w:firstRowLastColumn="0" w:lastRowFirstColumn="0" w:lastRowLastColumn="0"/>
+            </w:pPr>
+            <w:r>
+              <w:t>Extract a list of discrete skills from each VET unit and each Uni course using an LLM.</w:t>
+            </w:r>
+          </w:p>
+        </w:tc>
+        <w:tc>
+          <w:tcPr>
             <w:tcW w:w="2436" w:type="dxa"/>
           </w:tcPr>
           <w:p>
-            <w:r>
-              <w:t>1</w:t>
-            </w:r>
-          </w:p>
-        </w:tc>
-        <w:tc>
-          <w:tcPr>
-            <w:tcW w:w="2436" w:type="dxa"/>
-          </w:tcPr>
-          <w:p>
-            <w:pPr>
-              <w:cnfStyle w:val="000000100000" w:firstRow="0" w:lastRow="0" w:firstColumn="0" w:lastColumn="0" w:oddVBand="0" w:evenVBand="0" w:oddHBand="1" w:evenHBand="0" w:firstRowFirstColumn="0" w:firstRowLastColumn="0" w:lastRowFirstColumn="0" w:lastRowLastColumn="0"/>
-            </w:pPr>
-            <w:r>
-              <w:t>extract</w:t>
-            </w:r>
-          </w:p>
-        </w:tc>
-        <w:tc>
-          <w:tcPr>
-            <w:tcW w:w="2436" w:type="dxa"/>
-          </w:tcPr>
-          <w:p>
-            <w:pPr>
-              <w:cnfStyle w:val="000000100000" w:firstRow="0" w:lastRow="0" w:firstColumn="0" w:lastColumn="0" w:oddVBand="0" w:evenVBand="0" w:oddHBand="1" w:evenHBand="0" w:firstRowFirstColumn="0" w:firstRowLastColumn="0" w:lastRowFirstColumn="0" w:lastRowLastColumn="0"/>
-            </w:pPr>
-            <w:r>
-              <w:t>Extract a list of discrete skills from each VET unit and each Uni course using an LLM.</w:t>
-            </w:r>
-          </w:p>
-        </w:tc>
-        <w:tc>
-          <w:tcPr>
-            <w:tcW w:w="2436" w:type="dxa"/>
-          </w:tcPr>
-          <w:p>
-            <w:pPr>
+            <w:pPr>
+              <w:pStyle w:val="NoSpacing"/>
               <w:cnfStyle w:val="000000100000" w:firstRow="0" w:lastRow="0" w:firstColumn="0" w:lastColumn="0" w:oddVBand="0" w:evenVBand="0" w:oddHBand="1" w:evenHBand="0" w:firstRowFirstColumn="0" w:firstRowLastColumn="0" w:lastRowFirstColumn="0" w:lastRowLastColumn="0"/>
             </w:pPr>
             <w:r>
@@ -661,54 +1048,55 @@
         <w:tc>
           <w:tcPr>
             <w:cnfStyle w:val="001000000000" w:firstRow="0" w:lastRow="0" w:firstColumn="1" w:lastColumn="0" w:oddVBand="0" w:evenVBand="0" w:oddHBand="0" w:evenHBand="0" w:firstRowFirstColumn="0" w:firstRowLastColumn="0" w:lastRowFirstColumn="0" w:lastRowLastColumn="0"/>
+            <w:tcW w:w="284" w:type="dxa"/>
+          </w:tcPr>
+          <w:p>
+            <w:pPr>
+              <w:pStyle w:val="NoSpacing"/>
+            </w:pPr>
+            <w:r>
+              <w:t>2</w:t>
+            </w:r>
+          </w:p>
+        </w:tc>
+        <w:tc>
+          <w:tcPr>
+            <w:tcW w:w="1417" w:type="dxa"/>
+          </w:tcPr>
+          <w:p>
+            <w:pPr>
+              <w:pStyle w:val="NoSpacing"/>
+              <w:cnfStyle w:val="000000010000" w:firstRow="0" w:lastRow="0" w:firstColumn="0" w:lastColumn="0" w:oddVBand="0" w:evenVBand="0" w:oddHBand="0" w:evenHBand="1" w:firstRowFirstColumn="0" w:firstRowLastColumn="0" w:lastRowFirstColumn="0" w:lastRowLastColumn="0"/>
+            </w:pPr>
+            <w:r>
+              <w:t>refine</w:t>
+            </w:r>
+          </w:p>
+        </w:tc>
+        <w:tc>
+          <w:tcPr>
+            <w:tcW w:w="5499" w:type="dxa"/>
+          </w:tcPr>
+          <w:p>
+            <w:pPr>
+              <w:pStyle w:val="NoSpacing"/>
+              <w:cnfStyle w:val="000000010000" w:firstRow="0" w:lastRow="0" w:firstColumn="0" w:lastColumn="0" w:oddVBand="0" w:evenVBand="0" w:oddHBand="0" w:evenHBand="1" w:firstRowFirstColumn="0" w:firstRowLastColumn="0" w:lastRowFirstColumn="0" w:lastRowLastColumn="0"/>
+            </w:pPr>
+            <w:r>
+              <w:t>Polish skill names and descriptions, add boolean audit flags such as is_duplicate and is_out_of_scope, fill gaps from performance criteria.</w:t>
+            </w:r>
+          </w:p>
+        </w:tc>
+        <w:tc>
+          <w:tcPr>
             <w:tcW w:w="2436" w:type="dxa"/>
           </w:tcPr>
           <w:p>
-            <w:r>
-              <w:t>2</w:t>
-            </w:r>
-          </w:p>
-        </w:tc>
-        <w:tc>
-          <w:tcPr>
-            <w:tcW w:w="2436" w:type="dxa"/>
-          </w:tcPr>
-          <w:p>
-            <w:pPr>
+            <w:pPr>
+              <w:pStyle w:val="NoSpacing"/>
               <w:cnfStyle w:val="000000010000" w:firstRow="0" w:lastRow="0" w:firstColumn="0" w:lastColumn="0" w:oddVBand="0" w:evenVBand="0" w:oddHBand="0" w:evenHBand="1" w:firstRowFirstColumn="0" w:firstRowLastColumn="0" w:lastRowFirstColumn="0" w:lastRowLastColumn="0"/>
             </w:pPr>
             <w:r>
-              <w:t>refine</w:t>
-            </w:r>
-          </w:p>
-        </w:tc>
-        <w:tc>
-          <w:tcPr>
-            <w:tcW w:w="2436" w:type="dxa"/>
-          </w:tcPr>
-          <w:p>
-            <w:pPr>
-              <w:cnfStyle w:val="000000010000" w:firstRow="0" w:lastRow="0" w:firstColumn="0" w:lastColumn="0" w:oddVBand="0" w:evenVBand="0" w:oddHBand="0" w:evenHBand="1" w:firstRowFirstColumn="0" w:firstRowLastColumn="0" w:lastRowFirstColumn="0" w:lastRowLastColumn="0"/>
-            </w:pPr>
-            <w:r>
-              <w:t xml:space="preserve">Polish skill names and descriptions, add boolean audit flags such </w:t>
-            </w:r>
-            <w:r>
-              <w:lastRenderedPageBreak/>
-              <w:t>as is_duplicate and is_out_of_scope, fill gaps from performance criteria.</w:t>
-            </w:r>
-          </w:p>
-        </w:tc>
-        <w:tc>
-          <w:tcPr>
-            <w:tcW w:w="2436" w:type="dxa"/>
-          </w:tcPr>
-          <w:p>
-            <w:pPr>
-              <w:cnfStyle w:val="000000010000" w:firstRow="0" w:lastRow="0" w:firstColumn="0" w:lastColumn="0" w:oddVBand="0" w:evenVBand="0" w:oddHBand="0" w:evenHBand="1" w:firstRowFirstColumn="0" w:firstRowLastColumn="0" w:lastRowFirstColumn="0" w:lastRowLastColumn="0"/>
-            </w:pPr>
-            <w:r>
-              <w:lastRenderedPageBreak/>
               <w:t>vet_skills_refined.json, uni_skills_refined.json</w:t>
             </w:r>
           </w:p>
@@ -721,47 +1109,58 @@
         <w:tc>
           <w:tcPr>
             <w:cnfStyle w:val="001000000000" w:firstRow="0" w:lastRow="0" w:firstColumn="1" w:lastColumn="0" w:oddVBand="0" w:evenVBand="0" w:oddHBand="0" w:evenHBand="0" w:firstRowFirstColumn="0" w:firstRowLastColumn="0" w:lastRowFirstColumn="0" w:lastRowLastColumn="0"/>
+            <w:tcW w:w="284" w:type="dxa"/>
+          </w:tcPr>
+          <w:p>
+            <w:pPr>
+              <w:pStyle w:val="NoSpacing"/>
+            </w:pPr>
+            <w:r>
+              <w:t>3</w:t>
+            </w:r>
+          </w:p>
+        </w:tc>
+        <w:tc>
+          <w:tcPr>
+            <w:tcW w:w="1417" w:type="dxa"/>
+          </w:tcPr>
+          <w:p>
+            <w:pPr>
+              <w:pStyle w:val="NoSpacing"/>
+              <w:cnfStyle w:val="000000100000" w:firstRow="0" w:lastRow="0" w:firstColumn="0" w:lastColumn="0" w:oddVBand="0" w:evenVBand="0" w:oddHBand="1" w:evenHBand="0" w:firstRowFirstColumn="0" w:firstRowLastColumn="0" w:lastRowFirstColumn="0" w:lastRowLastColumn="0"/>
+            </w:pPr>
+            <w:r>
+              <w:t>differentiate</w:t>
+            </w:r>
+          </w:p>
+        </w:tc>
+        <w:tc>
+          <w:tcPr>
+            <w:tcW w:w="5499" w:type="dxa"/>
+          </w:tcPr>
+          <w:p>
+            <w:pPr>
+              <w:pStyle w:val="NoSpacing"/>
+              <w:cnfStyle w:val="000000100000" w:firstRow="0" w:lastRow="0" w:firstColumn="0" w:lastColumn="0" w:oddVBand="0" w:evenVBand="0" w:oddHBand="1" w:evenHBand="0" w:firstRowFirstColumn="0" w:firstRowLastColumn="0" w:lastRowFirstColumn="0" w:lastRowLastColumn="0"/>
+            </w:pPr>
+            <w:r>
+              <w:t xml:space="preserve">Adjust </w:t>
+            </w:r>
+            <w:r>
+              <w:t>SFIA</w:t>
+            </w:r>
+            <w:r>
+              <w:t xml:space="preserve"> skill levels so the cohort is internally consistent.</w:t>
+            </w:r>
+          </w:p>
+        </w:tc>
+        <w:tc>
+          <w:tcPr>
             <w:tcW w:w="2436" w:type="dxa"/>
           </w:tcPr>
           <w:p>
-            <w:r>
-              <w:lastRenderedPageBreak/>
-              <w:t>3</w:t>
-            </w:r>
-          </w:p>
-        </w:tc>
-        <w:tc>
-          <w:tcPr>
-            <w:tcW w:w="2436" w:type="dxa"/>
-          </w:tcPr>
-          <w:p>
-            <w:pPr>
-              <w:cnfStyle w:val="000000100000" w:firstRow="0" w:lastRow="0" w:firstColumn="0" w:lastColumn="0" w:oddVBand="0" w:evenVBand="0" w:oddHBand="1" w:evenHBand="0" w:firstRowFirstColumn="0" w:firstRowLastColumn="0" w:lastRowFirstColumn="0" w:lastRowLastColumn="0"/>
-            </w:pPr>
-            <w:r>
-              <w:t>differentiate</w:t>
-            </w:r>
-          </w:p>
-        </w:tc>
-        <w:tc>
-          <w:tcPr>
-            <w:tcW w:w="2436" w:type="dxa"/>
-          </w:tcPr>
-          <w:p>
-            <w:pPr>
-              <w:cnfStyle w:val="000000100000" w:firstRow="0" w:lastRow="0" w:firstColumn="0" w:lastColumn="0" w:oddVBand="0" w:evenVBand="0" w:oddHBand="1" w:evenHBand="0" w:firstRowFirstColumn="0" w:firstRowLastColumn="0" w:lastRowFirstColumn="0" w:lastRowLastColumn="0"/>
-            </w:pPr>
-            <w:r>
-              <w:t>Adjust AQF skill levels so the cohort is internally consistent.</w:t>
-            </w:r>
-          </w:p>
-        </w:tc>
-        <w:tc>
-          <w:tcPr>
-            <w:tcW w:w="2436" w:type="dxa"/>
-          </w:tcPr>
-          <w:p>
-            <w:pPr>
+            <w:pPr>
+              <w:pStyle w:val="NoSpacing"/>
               <w:cnfStyle w:val="000000100000" w:firstRow="0" w:lastRow="0" w:firstColumn="0" w:lastColumn="0" w:oddVBand="0" w:evenVBand="0" w:oddHBand="1" w:evenHBand="0" w:firstRowFirstColumn="0" w:firstRowLastColumn="0" w:lastRowFirstColumn="0" w:lastRowLastColumn="0"/>
             </w:pPr>
             <w:r>
@@ -777,50 +1176,60 @@
         <w:tc>
           <w:tcPr>
             <w:cnfStyle w:val="001000000000" w:firstRow="0" w:lastRow="0" w:firstColumn="1" w:lastColumn="0" w:oddVBand="0" w:evenVBand="0" w:oddHBand="0" w:evenHBand="0" w:firstRowFirstColumn="0" w:firstRowLastColumn="0" w:lastRowFirstColumn="0" w:lastRowLastColumn="0"/>
+            <w:tcW w:w="284" w:type="dxa"/>
+          </w:tcPr>
+          <w:p>
+            <w:pPr>
+              <w:pStyle w:val="NoSpacing"/>
+            </w:pPr>
+            <w:r>
+              <w:t>4</w:t>
+            </w:r>
+          </w:p>
+        </w:tc>
+        <w:tc>
+          <w:tcPr>
+            <w:tcW w:w="1417" w:type="dxa"/>
+          </w:tcPr>
+          <w:p>
+            <w:pPr>
+              <w:pStyle w:val="NoSpacing"/>
+              <w:cnfStyle w:val="000000010000" w:firstRow="0" w:lastRow="0" w:firstColumn="0" w:lastColumn="0" w:oddVBand="0" w:evenVBand="0" w:oddHBand="0" w:evenHBand="1" w:firstRowFirstColumn="0" w:firstRowLastColumn="0" w:lastRowFirstColumn="0" w:lastRowLastColumn="0"/>
+            </w:pPr>
+            <w:r>
+              <w:t>recommendation</w:t>
+            </w:r>
+          </w:p>
+        </w:tc>
+        <w:tc>
+          <w:tcPr>
+            <w:tcW w:w="5499" w:type="dxa"/>
+          </w:tcPr>
+          <w:p>
+            <w:pPr>
+              <w:pStyle w:val="NoSpacing"/>
+              <w:cnfStyle w:val="000000010000" w:firstRow="0" w:lastRow="0" w:firstColumn="0" w:lastColumn="0" w:oddVBand="0" w:evenVBand="0" w:oddHBand="0" w:evenHBand="1" w:firstRowFirstColumn="0" w:firstRowLastColumn="0" w:lastRowFirstColumn="0" w:lastRowLastColumn="0"/>
+            </w:pPr>
+            <w:r>
+              <w:t>Pairwise matching, guards, LLM equivalence judge, headline scoring, and the recommendation decision.</w:t>
+            </w:r>
+          </w:p>
+        </w:tc>
+        <w:tc>
+          <w:tcPr>
             <w:tcW w:w="2436" w:type="dxa"/>
           </w:tcPr>
           <w:p>
-            <w:r>
-              <w:t>4</w:t>
-            </w:r>
-          </w:p>
-        </w:tc>
-        <w:tc>
-          <w:tcPr>
-            <w:tcW w:w="2436" w:type="dxa"/>
-          </w:tcPr>
-          <w:p>
-            <w:pPr>
+            <w:pPr>
+              <w:pStyle w:val="NoSpacing"/>
               <w:cnfStyle w:val="000000010000" w:firstRow="0" w:lastRow="0" w:firstColumn="0" w:lastColumn="0" w:oddVBand="0" w:evenVBand="0" w:oddHBand="0" w:evenHBand="1" w:firstRowFirstColumn="0" w:firstRowLastColumn="0" w:lastRowFirstColumn="0" w:lastRowLastColumn="0"/>
             </w:pPr>
             <w:r>
-              <w:t>analyze</w:t>
-            </w:r>
-          </w:p>
-        </w:tc>
-        <w:tc>
-          <w:tcPr>
-            <w:tcW w:w="2436" w:type="dxa"/>
-          </w:tcPr>
-          <w:p>
-            <w:pPr>
-              <w:cnfStyle w:val="000000010000" w:firstRow="0" w:lastRow="0" w:firstColumn="0" w:lastColumn="0" w:oddVBand="0" w:evenVBand="0" w:oddHBand="0" w:evenHBand="1" w:firstRowFirstColumn="0" w:firstRowLastColumn="0" w:lastRowFirstColumn="0" w:lastRowLastColumn="0"/>
-            </w:pPr>
-            <w:r>
-              <w:t>Pairwise matching, guards, LLM equivalence judge, headline scoring, and the recommendation decision.</w:t>
-            </w:r>
-          </w:p>
-        </w:tc>
-        <w:tc>
-          <w:tcPr>
-            <w:tcW w:w="2436" w:type="dxa"/>
-          </w:tcPr>
-          <w:p>
-            <w:pPr>
-              <w:cnfStyle w:val="000000010000" w:firstRow="0" w:lastRow="0" w:firstColumn="0" w:lastColumn="0" w:oddVBand="0" w:evenVBand="0" w:oddHBand="0" w:evenHBand="1" w:firstRowFirstColumn="0" w:firstRowLastColumn="0" w:lastRowFirstColumn="0" w:lastRowLastColumn="0"/>
-            </w:pPr>
-            <w:r>
-              <w:t>recommendations.json, match_debug.csv, skill_mapping.xlsx</w:t>
+              <w:t xml:space="preserve">recommendations.json, match_debug.csv, </w:t>
+            </w:r>
+            <w:r>
+              <w:lastRenderedPageBreak/>
+              <w:t>skill_mapping.xlsx</w:t>
             </w:r>
           </w:p>
         </w:tc>
@@ -828,7 +1237,23 @@
     </w:tbl>
     <w:p>
       <w:r>
-        <w:t>The analyze step supports more than one matching strategy. This paper documents direct_one_vs_all, the strategy currently in production. Under that strategy each Uni outcome is the unit of decision: every Uni skill is independently paired with its best partner taken from the pool of all VET skills across all units of the VET qualification.</w:t>
+        <w:lastRenderedPageBreak/>
+        <w:t xml:space="preserve">The </w:t>
+      </w:r>
+      <w:r>
+        <w:t>analysis</w:t>
+      </w:r>
+      <w:r>
+        <w:t xml:space="preserve"> supports more than one matching strategy. This paper documents </w:t>
+      </w:r>
+      <w:r>
+        <w:rPr>
+          <w:rFonts w:ascii="Courier New" w:hAnsi="Courier New" w:cs="Courier New"/>
+        </w:rPr>
+        <w:t>direct_one_vs_all</w:t>
+      </w:r>
+      <w:r>
+        <w:t>, the strategy currently in production. Under that strategy each Uni outcome is the unit of decision: every Uni skill is independently paired with its best partner taken from the pool of all VET skills across all units of the VET qualification.</w:t>
       </w:r>
     </w:p>
     <w:p>
@@ -848,10 +1273,11 @@
       <w:tblPr>
         <w:tblStyle w:val="LightGrid-Accent1"/>
         <w:tblW w:w="0" w:type="auto"/>
+        <w:tblInd w:w="108" w:type="dxa"/>
         <w:tblLook w:val="04A0" w:firstRow="1" w:lastRow="0" w:firstColumn="1" w:lastColumn="0" w:noHBand="0" w:noVBand="1"/>
       </w:tblPr>
       <w:tblGrid>
-        <w:gridCol w:w="3249"/>
+        <w:gridCol w:w="3141"/>
         <w:gridCol w:w="3249"/>
         <w:gridCol w:w="3249"/>
       </w:tblGrid>
@@ -862,15 +1288,30 @@
         <w:tc>
           <w:tcPr>
             <w:cnfStyle w:val="001000000000" w:firstRow="0" w:lastRow="0" w:firstColumn="1" w:lastColumn="0" w:oddVBand="0" w:evenVBand="0" w:oddHBand="0" w:evenHBand="0" w:firstRowFirstColumn="0" w:firstRowLastColumn="0" w:lastRowFirstColumn="0" w:lastRowLastColumn="0"/>
+            <w:tcW w:w="3141" w:type="dxa"/>
+            <w:shd w:val="clear" w:color="auto" w:fill="143670"/>
+          </w:tcPr>
+          <w:p>
+            <w:pPr>
+              <w:pStyle w:val="NoSpacing"/>
+            </w:pPr>
+            <w:r>
+              <w:t>Field</w:t>
+            </w:r>
+          </w:p>
+        </w:tc>
+        <w:tc>
+          <w:tcPr>
             <w:tcW w:w="3249" w:type="dxa"/>
             <w:shd w:val="clear" w:color="auto" w:fill="143670"/>
           </w:tcPr>
           <w:p>
-            <w:r>
-              <w:rPr>
-                <w:color w:val="FFFFFF"/>
-              </w:rPr>
-              <w:t>Field</w:t>
+            <w:pPr>
+              <w:pStyle w:val="NoSpacing"/>
+              <w:cnfStyle w:val="100000000000" w:firstRow="1" w:lastRow="0" w:firstColumn="0" w:lastColumn="0" w:oddVBand="0" w:evenVBand="0" w:oddHBand="0" w:evenHBand="0" w:firstRowFirstColumn="0" w:firstRowLastColumn="0" w:lastRowFirstColumn="0" w:lastRowLastColumn="0"/>
+            </w:pPr>
+            <w:r>
+              <w:t>Type</w:t>
             </w:r>
           </w:p>
         </w:tc>
@@ -881,29 +1322,10 @@
           </w:tcPr>
           <w:p>
             <w:pPr>
+              <w:pStyle w:val="NoSpacing"/>
               <w:cnfStyle w:val="100000000000" w:firstRow="1" w:lastRow="0" w:firstColumn="0" w:lastColumn="0" w:oddVBand="0" w:evenVBand="0" w:oddHBand="0" w:evenHBand="0" w:firstRowFirstColumn="0" w:firstRowLastColumn="0" w:lastRowFirstColumn="0" w:lastRowLastColumn="0"/>
             </w:pPr>
             <w:r>
-              <w:rPr>
-                <w:color w:val="FFFFFF"/>
-              </w:rPr>
-              <w:t>Type</w:t>
-            </w:r>
-          </w:p>
-        </w:tc>
-        <w:tc>
-          <w:tcPr>
-            <w:tcW w:w="3249" w:type="dxa"/>
-            <w:shd w:val="clear" w:color="auto" w:fill="143670"/>
-          </w:tcPr>
-          <w:p>
-            <w:pPr>
-              <w:cnfStyle w:val="100000000000" w:firstRow="1" w:lastRow="0" w:firstColumn="0" w:lastColumn="0" w:oddVBand="0" w:evenVBand="0" w:oddHBand="0" w:evenHBand="0" w:firstRowFirstColumn="0" w:firstRowLastColumn="0" w:lastRowFirstColumn="0" w:lastRowLastColumn="0"/>
-            </w:pPr>
-            <w:r>
-              <w:rPr>
-                <w:color w:val="FFFFFF"/>
-              </w:rPr>
               <w:t>Notes</w:t>
             </w:r>
           </w:p>
@@ -916,11 +1338,28 @@
         <w:tc>
           <w:tcPr>
             <w:cnfStyle w:val="001000000000" w:firstRow="0" w:lastRow="0" w:firstColumn="1" w:lastColumn="0" w:oddVBand="0" w:evenVBand="0" w:oddHBand="0" w:evenHBand="0" w:firstRowFirstColumn="0" w:firstRowLastColumn="0" w:lastRowFirstColumn="0" w:lastRowLastColumn="0"/>
+            <w:tcW w:w="3141" w:type="dxa"/>
+          </w:tcPr>
+          <w:p>
+            <w:pPr>
+              <w:pStyle w:val="NoSpacing"/>
+            </w:pPr>
+            <w:r>
+              <w:t>name</w:t>
+            </w:r>
+          </w:p>
+        </w:tc>
+        <w:tc>
+          <w:tcPr>
             <w:tcW w:w="3249" w:type="dxa"/>
           </w:tcPr>
           <w:p>
-            <w:r>
-              <w:t>name</w:t>
+            <w:pPr>
+              <w:pStyle w:val="NoSpacing"/>
+              <w:cnfStyle w:val="000000100000" w:firstRow="0" w:lastRow="0" w:firstColumn="0" w:lastColumn="0" w:oddVBand="0" w:evenVBand="0" w:oddHBand="1" w:evenHBand="0" w:firstRowFirstColumn="0" w:firstRowLastColumn="0" w:lastRowFirstColumn="0" w:lastRowLastColumn="0"/>
+            </w:pPr>
+            <w:r>
+              <w:t>str</w:t>
             </w:r>
           </w:p>
         </w:tc>
@@ -930,19 +1369,7 @@
           </w:tcPr>
           <w:p>
             <w:pPr>
-              <w:cnfStyle w:val="000000100000" w:firstRow="0" w:lastRow="0" w:firstColumn="0" w:lastColumn="0" w:oddVBand="0" w:evenVBand="0" w:oddHBand="1" w:evenHBand="0" w:firstRowFirstColumn="0" w:firstRowLastColumn="0" w:lastRowFirstColumn="0" w:lastRowLastColumn="0"/>
-            </w:pPr>
-            <w:r>
-              <w:t>str</w:t>
-            </w:r>
-          </w:p>
-        </w:tc>
-        <w:tc>
-          <w:tcPr>
-            <w:tcW w:w="3249" w:type="dxa"/>
-          </w:tcPr>
-          <w:p>
-            <w:pPr>
+              <w:pStyle w:val="NoSpacing"/>
               <w:cnfStyle w:val="000000100000" w:firstRow="0" w:lastRow="0" w:firstColumn="0" w:lastColumn="0" w:oddVBand="0" w:evenVBand="0" w:oddHBand="1" w:evenHBand="0" w:firstRowFirstColumn="0" w:firstRowLastColumn="0" w:lastRowFirstColumn="0" w:lastRowLastColumn="0"/>
             </w:pPr>
             <w:r>
@@ -958,11 +1385,28 @@
         <w:tc>
           <w:tcPr>
             <w:cnfStyle w:val="001000000000" w:firstRow="0" w:lastRow="0" w:firstColumn="1" w:lastColumn="0" w:oddVBand="0" w:evenVBand="0" w:oddHBand="0" w:evenHBand="0" w:firstRowFirstColumn="0" w:firstRowLastColumn="0" w:lastRowFirstColumn="0" w:lastRowLastColumn="0"/>
+            <w:tcW w:w="3141" w:type="dxa"/>
+          </w:tcPr>
+          <w:p>
+            <w:pPr>
+              <w:pStyle w:val="NoSpacing"/>
+            </w:pPr>
+            <w:r>
+              <w:t>description</w:t>
+            </w:r>
+          </w:p>
+        </w:tc>
+        <w:tc>
+          <w:tcPr>
             <w:tcW w:w="3249" w:type="dxa"/>
           </w:tcPr>
           <w:p>
-            <w:r>
-              <w:t>description</w:t>
+            <w:pPr>
+              <w:pStyle w:val="NoSpacing"/>
+              <w:cnfStyle w:val="000000010000" w:firstRow="0" w:lastRow="0" w:firstColumn="0" w:lastColumn="0" w:oddVBand="0" w:evenVBand="0" w:oddHBand="0" w:evenHBand="1" w:firstRowFirstColumn="0" w:firstRowLastColumn="0" w:lastRowFirstColumn="0" w:lastRowLastColumn="0"/>
+            </w:pPr>
+            <w:r>
+              <w:t>str</w:t>
             </w:r>
           </w:p>
         </w:tc>
@@ -972,19 +1416,7 @@
           </w:tcPr>
           <w:p>
             <w:pPr>
-              <w:cnfStyle w:val="000000010000" w:firstRow="0" w:lastRow="0" w:firstColumn="0" w:lastColumn="0" w:oddVBand="0" w:evenVBand="0" w:oddHBand="0" w:evenHBand="1" w:firstRowFirstColumn="0" w:firstRowLastColumn="0" w:lastRowFirstColumn="0" w:lastRowLastColumn="0"/>
-            </w:pPr>
-            <w:r>
-              <w:t>str</w:t>
-            </w:r>
-          </w:p>
-        </w:tc>
-        <w:tc>
-          <w:tcPr>
-            <w:tcW w:w="3249" w:type="dxa"/>
-          </w:tcPr>
-          <w:p>
-            <w:pPr>
+              <w:pStyle w:val="NoSpacing"/>
               <w:cnfStyle w:val="000000010000" w:firstRow="0" w:lastRow="0" w:firstColumn="0" w:lastColumn="0" w:oddVBand="0" w:evenVBand="0" w:oddHBand="0" w:evenHBand="1" w:firstRowFirstColumn="0" w:firstRowLastColumn="0" w:lastRowFirstColumn="0" w:lastRowLastColumn="0"/>
             </w:pPr>
             <w:r>
@@ -1000,11 +1432,28 @@
         <w:tc>
           <w:tcPr>
             <w:cnfStyle w:val="001000000000" w:firstRow="0" w:lastRow="0" w:firstColumn="1" w:lastColumn="0" w:oddVBand="0" w:evenVBand="0" w:oddHBand="0" w:evenHBand="0" w:firstRowFirstColumn="0" w:firstRowLastColumn="0" w:lastRowFirstColumn="0" w:lastRowLastColumn="0"/>
+            <w:tcW w:w="3141" w:type="dxa"/>
+          </w:tcPr>
+          <w:p>
+            <w:pPr>
+              <w:pStyle w:val="NoSpacing"/>
+            </w:pPr>
+            <w:r>
+              <w:t>evidence</w:t>
+            </w:r>
+          </w:p>
+        </w:tc>
+        <w:tc>
+          <w:tcPr>
             <w:tcW w:w="3249" w:type="dxa"/>
           </w:tcPr>
           <w:p>
-            <w:r>
-              <w:t>evidence</w:t>
+            <w:pPr>
+              <w:pStyle w:val="NoSpacing"/>
+              <w:cnfStyle w:val="000000100000" w:firstRow="0" w:lastRow="0" w:firstColumn="0" w:lastColumn="0" w:oddVBand="0" w:evenVBand="0" w:oddHBand="1" w:evenHBand="0" w:firstRowFirstColumn="0" w:firstRowLastColumn="0" w:lastRowFirstColumn="0" w:lastRowLastColumn="0"/>
+            </w:pPr>
+            <w:r>
+              <w:t>str</w:t>
             </w:r>
           </w:p>
         </w:tc>
@@ -1014,19 +1463,7 @@
           </w:tcPr>
           <w:p>
             <w:pPr>
-              <w:cnfStyle w:val="000000100000" w:firstRow="0" w:lastRow="0" w:firstColumn="0" w:lastColumn="0" w:oddVBand="0" w:evenVBand="0" w:oddHBand="1" w:evenHBand="0" w:firstRowFirstColumn="0" w:firstRowLastColumn="0" w:lastRowFirstColumn="0" w:lastRowLastColumn="0"/>
-            </w:pPr>
-            <w:r>
-              <w:t>str</w:t>
-            </w:r>
-          </w:p>
-        </w:tc>
-        <w:tc>
-          <w:tcPr>
-            <w:tcW w:w="3249" w:type="dxa"/>
-          </w:tcPr>
-          <w:p>
-            <w:pPr>
+              <w:pStyle w:val="NoSpacing"/>
               <w:cnfStyle w:val="000000100000" w:firstRow="0" w:lastRow="0" w:firstColumn="0" w:lastColumn="0" w:oddVBand="0" w:evenVBand="0" w:oddHBand="1" w:evenHBand="0" w:firstRowFirstColumn="0" w:firstRowLastColumn="0" w:lastRowFirstColumn="0" w:lastRowLastColumn="0"/>
             </w:pPr>
             <w:r>
@@ -1042,11 +1479,28 @@
         <w:tc>
           <w:tcPr>
             <w:cnfStyle w:val="001000000000" w:firstRow="0" w:lastRow="0" w:firstColumn="1" w:lastColumn="0" w:oddVBand="0" w:evenVBand="0" w:oddHBand="0" w:evenHBand="0" w:firstRowFirstColumn="0" w:firstRowLastColumn="0" w:lastRowFirstColumn="0" w:lastRowLastColumn="0"/>
+            <w:tcW w:w="3141" w:type="dxa"/>
+          </w:tcPr>
+          <w:p>
+            <w:pPr>
+              <w:pStyle w:val="NoSpacing"/>
+            </w:pPr>
+            <w:r>
+              <w:t>category</w:t>
+            </w:r>
+          </w:p>
+        </w:tc>
+        <w:tc>
+          <w:tcPr>
             <w:tcW w:w="3249" w:type="dxa"/>
           </w:tcPr>
           <w:p>
-            <w:r>
-              <w:t>category</w:t>
+            <w:pPr>
+              <w:pStyle w:val="NoSpacing"/>
+              <w:cnfStyle w:val="000000010000" w:firstRow="0" w:lastRow="0" w:firstColumn="0" w:lastColumn="0" w:oddVBand="0" w:evenVBand="0" w:oddHBand="0" w:evenHBand="1" w:firstRowFirstColumn="0" w:firstRowLastColumn="0" w:lastRowFirstColumn="0" w:lastRowLastColumn="0"/>
+            </w:pPr>
+            <w:r>
+              <w:t>SkillCategory</w:t>
             </w:r>
           </w:p>
         </w:tc>
@@ -1056,19 +1510,7 @@
           </w:tcPr>
           <w:p>
             <w:pPr>
-              <w:cnfStyle w:val="000000010000" w:firstRow="0" w:lastRow="0" w:firstColumn="0" w:lastColumn="0" w:oddVBand="0" w:evenVBand="0" w:oddHBand="0" w:evenHBand="1" w:firstRowFirstColumn="0" w:firstRowLastColumn="0" w:lastRowFirstColumn="0" w:lastRowLastColumn="0"/>
-            </w:pPr>
-            <w:r>
-              <w:t>SkillCategory</w:t>
-            </w:r>
-          </w:p>
-        </w:tc>
-        <w:tc>
-          <w:tcPr>
-            <w:tcW w:w="3249" w:type="dxa"/>
-          </w:tcPr>
-          <w:p>
-            <w:pPr>
+              <w:pStyle w:val="NoSpacing"/>
               <w:cnfStyle w:val="000000010000" w:firstRow="0" w:lastRow="0" w:firstColumn="0" w:lastColumn="0" w:oddVBand="0" w:evenVBand="0" w:oddHBand="0" w:evenHBand="1" w:firstRowFirstColumn="0" w:firstRowLastColumn="0" w:lastRowFirstColumn="0" w:lastRowLastColumn="0"/>
             </w:pPr>
             <w:r>
@@ -1084,11 +1526,28 @@
         <w:tc>
           <w:tcPr>
             <w:cnfStyle w:val="001000000000" w:firstRow="0" w:lastRow="0" w:firstColumn="1" w:lastColumn="0" w:oddVBand="0" w:evenVBand="0" w:oddHBand="0" w:evenHBand="0" w:firstRowFirstColumn="0" w:firstRowLastColumn="0" w:lastRowFirstColumn="0" w:lastRowLastColumn="0"/>
+            <w:tcW w:w="3141" w:type="dxa"/>
+          </w:tcPr>
+          <w:p>
+            <w:pPr>
+              <w:pStyle w:val="NoSpacing"/>
+            </w:pPr>
+            <w:r>
+              <w:t>level</w:t>
+            </w:r>
+          </w:p>
+        </w:tc>
+        <w:tc>
+          <w:tcPr>
             <w:tcW w:w="3249" w:type="dxa"/>
           </w:tcPr>
           <w:p>
-            <w:r>
-              <w:t>level</w:t>
+            <w:pPr>
+              <w:pStyle w:val="NoSpacing"/>
+              <w:cnfStyle w:val="000000100000" w:firstRow="0" w:lastRow="0" w:firstColumn="0" w:lastColumn="0" w:oddVBand="0" w:evenVBand="0" w:oddHBand="1" w:evenHBand="0" w:firstRowFirstColumn="0" w:firstRowLastColumn="0" w:lastRowFirstColumn="0" w:lastRowLastColumn="0"/>
+            </w:pPr>
+            <w:r>
+              <w:t>SkillLevel</w:t>
             </w:r>
           </w:p>
         </w:tc>
@@ -1098,23 +1557,25 @@
           </w:tcPr>
           <w:p>
             <w:pPr>
+              <w:pStyle w:val="NoSpacing"/>
               <w:cnfStyle w:val="000000100000" w:firstRow="0" w:lastRow="0" w:firstColumn="0" w:lastColumn="0" w:oddVBand="0" w:evenVBand="0" w:oddHBand="1" w:evenHBand="0" w:firstRowFirstColumn="0" w:firstRowLastColumn="0" w:lastRowFirstColumn="0" w:lastRowLastColumn="0"/>
             </w:pPr>
             <w:r>
-              <w:t>SkillLevel</w:t>
-            </w:r>
-          </w:p>
-        </w:tc>
-        <w:tc>
-          <w:tcPr>
-            <w:tcW w:w="3249" w:type="dxa"/>
-          </w:tcPr>
-          <w:p>
-            <w:pPr>
-              <w:cnfStyle w:val="000000100000" w:firstRow="0" w:lastRow="0" w:firstColumn="0" w:lastColumn="0" w:oddVBand="0" w:evenVBand="0" w:oddHBand="1" w:evenHBand="0" w:firstRowFirstColumn="0" w:firstRowLastColumn="0" w:lastRowFirstColumn="0" w:lastRowLastColumn="0"/>
-            </w:pPr>
-            <w:r>
-              <w:t>AQF level mapped to integer 1..10.</w:t>
+              <w:t>SFIA</w:t>
+            </w:r>
+            <w:r>
+              <w:t xml:space="preserve"> level mapped to integer </w:t>
+            </w:r>
+            <m:oMath>
+              <m:r>
+                <w:rPr>
+                  <w:rFonts w:ascii="Cambria Math" w:hAnsi="Cambria Math"/>
+                </w:rPr>
+                <m:t>1..7</m:t>
+              </m:r>
+            </m:oMath>
+            <w:r>
+              <w:t>.</w:t>
             </w:r>
           </w:p>
         </w:tc>
@@ -1126,11 +1587,28 @@
         <w:tc>
           <w:tcPr>
             <w:cnfStyle w:val="001000000000" w:firstRow="0" w:lastRow="0" w:firstColumn="1" w:lastColumn="0" w:oddVBand="0" w:evenVBand="0" w:oddHBand="0" w:evenHBand="0" w:firstRowFirstColumn="0" w:firstRowLastColumn="0" w:lastRowFirstColumn="0" w:lastRowLastColumn="0"/>
+            <w:tcW w:w="3141" w:type="dxa"/>
+          </w:tcPr>
+          <w:p>
+            <w:pPr>
+              <w:pStyle w:val="NoSpacing"/>
+            </w:pPr>
+            <w:r>
+              <w:t>context</w:t>
+            </w:r>
+          </w:p>
+        </w:tc>
+        <w:tc>
+          <w:tcPr>
             <w:tcW w:w="3249" w:type="dxa"/>
           </w:tcPr>
           <w:p>
-            <w:r>
-              <w:t>context</w:t>
+            <w:pPr>
+              <w:pStyle w:val="NoSpacing"/>
+              <w:cnfStyle w:val="000000010000" w:firstRow="0" w:lastRow="0" w:firstColumn="0" w:lastColumn="0" w:oddVBand="0" w:evenVBand="0" w:oddHBand="0" w:evenHBand="1" w:firstRowFirstColumn="0" w:firstRowLastColumn="0" w:lastRowFirstColumn="0" w:lastRowLastColumn="0"/>
+            </w:pPr>
+            <w:r>
+              <w:t>SkillContext</w:t>
             </w:r>
           </w:p>
         </w:tc>
@@ -1140,19 +1618,7 @@
           </w:tcPr>
           <w:p>
             <w:pPr>
-              <w:cnfStyle w:val="000000010000" w:firstRow="0" w:lastRow="0" w:firstColumn="0" w:lastColumn="0" w:oddVBand="0" w:evenVBand="0" w:oddHBand="0" w:evenHBand="1" w:firstRowFirstColumn="0" w:firstRowLastColumn="0" w:lastRowFirstColumn="0" w:lastRowLastColumn="0"/>
-            </w:pPr>
-            <w:r>
-              <w:t>SkillContext</w:t>
-            </w:r>
-          </w:p>
-        </w:tc>
-        <w:tc>
-          <w:tcPr>
-            <w:tcW w:w="3249" w:type="dxa"/>
-          </w:tcPr>
-          <w:p>
-            <w:pPr>
+              <w:pStyle w:val="NoSpacing"/>
               <w:cnfStyle w:val="000000010000" w:firstRow="0" w:lastRow="0" w:firstColumn="0" w:lastColumn="0" w:oddVBand="0" w:evenVBand="0" w:oddHBand="0" w:evenHBand="1" w:firstRowFirstColumn="0" w:firstRowLastColumn="0" w:lastRowFirstColumn="0" w:lastRowLastColumn="0"/>
             </w:pPr>
             <w:r>
@@ -1168,11 +1634,28 @@
         <w:tc>
           <w:tcPr>
             <w:cnfStyle w:val="001000000000" w:firstRow="0" w:lastRow="0" w:firstColumn="1" w:lastColumn="0" w:oddVBand="0" w:evenVBand="0" w:oddHBand="0" w:evenHBand="0" w:firstRowFirstColumn="0" w:firstRowLastColumn="0" w:lastRowFirstColumn="0" w:lastRowLastColumn="0"/>
+            <w:tcW w:w="3141" w:type="dxa"/>
+          </w:tcPr>
+          <w:p>
+            <w:pPr>
+              <w:pStyle w:val="NoSpacing"/>
+            </w:pPr>
+            <w:r>
+              <w:t>confidence</w:t>
+            </w:r>
+          </w:p>
+        </w:tc>
+        <w:tc>
+          <w:tcPr>
             <w:tcW w:w="3249" w:type="dxa"/>
           </w:tcPr>
           <w:p>
-            <w:r>
-              <w:t>confidence</w:t>
+            <w:pPr>
+              <w:pStyle w:val="NoSpacing"/>
+              <w:cnfStyle w:val="000000100000" w:firstRow="0" w:lastRow="0" w:firstColumn="0" w:lastColumn="0" w:oddVBand="0" w:evenVBand="0" w:oddHBand="1" w:evenHBand="0" w:firstRowFirstColumn="0" w:firstRowLastColumn="0" w:lastRowFirstColumn="0" w:lastRowLastColumn="0"/>
+            </w:pPr>
+            <w:r>
+              <w:t>float in [0,1]</w:t>
             </w:r>
           </w:p>
         </w:tc>
@@ -1182,19 +1665,7 @@
           </w:tcPr>
           <w:p>
             <w:pPr>
-              <w:cnfStyle w:val="000000100000" w:firstRow="0" w:lastRow="0" w:firstColumn="0" w:lastColumn="0" w:oddVBand="0" w:evenVBand="0" w:oddHBand="1" w:evenHBand="0" w:firstRowFirstColumn="0" w:firstRowLastColumn="0" w:lastRowFirstColumn="0" w:lastRowLastColumn="0"/>
-            </w:pPr>
-            <w:r>
-              <w:t>float in [0,1]</w:t>
-            </w:r>
-          </w:p>
-        </w:tc>
-        <w:tc>
-          <w:tcPr>
-            <w:tcW w:w="3249" w:type="dxa"/>
-          </w:tcPr>
-          <w:p>
-            <w:pPr>
+              <w:pStyle w:val="NoSpacing"/>
               <w:cnfStyle w:val="000000100000" w:firstRow="0" w:lastRow="0" w:firstColumn="0" w:lastColumn="0" w:oddVBand="0" w:evenVBand="0" w:oddHBand="1" w:evenHBand="0" w:firstRowFirstColumn="0" w:firstRowLastColumn="0" w:lastRowFirstColumn="0" w:lastRowLastColumn="0"/>
             </w:pPr>
             <w:r>
@@ -1214,25 +1685,60 @@
         <w:pStyle w:val="Heading1"/>
       </w:pPr>
       <w:r>
-        <w:t>R</w:t>
-      </w:r>
-      <w:r>
-        <w:t>efinement</w:t>
+        <w:t>Refinement</w:t>
       </w:r>
     </w:p>
     <w:p>
       <w:r>
-        <w:t>A second LLM pass refines each extracted skill and adds boolean audit flags on skill.metadata["refiner"]. The flags exist so that human reviewers can check what the model changed and so the analyzer can optionally drop skills flagged in particular ways.</w:t>
+        <w:t xml:space="preserve">The refinement step is implemented by </w:t>
+      </w:r>
+      <w:r>
+        <w:rPr>
+          <w:rFonts w:ascii="Courier New" w:hAnsi="Courier New" w:cs="Courier New"/>
+        </w:rPr>
+        <w:t>SkillNameRefiner</w:t>
+      </w:r>
+      <w:r>
+        <w:t xml:space="preserve"> (utils/skill_name_refiner.py). It accepts the extracted skills, runs a multi-stage sequence of LLM and deterministic passes, and emits the refined skills with an audit trail under </w:t>
+      </w:r>
+      <w:r>
+        <w:rPr>
+          <w:rFonts w:ascii="Courier New" w:hAnsi="Courier New" w:cs="Courier New"/>
+        </w:rPr>
+        <w:t>skill.metadata["refiner"]</w:t>
+      </w:r>
+      <w:r>
+        <w:t xml:space="preserve">. The refiner has two modes controlled by the mode argument: VET and University. Mode affects which sub-steps </w:t>
+      </w:r>
+      <w:r>
+        <w:t>fire,</w:t>
+      </w:r>
+      <w:r>
+        <w:t xml:space="preserve"> and which sections of the prompts are used. For each side of the credit-transfer pair the appropriate mode runs once.</w:t>
+      </w:r>
+    </w:p>
+    <w:p>
+      <w:pPr>
+        <w:pStyle w:val="Heading2"/>
+      </w:pPr>
+      <w:r>
+        <w:t>Inputs to the refiner</w:t>
+      </w:r>
+    </w:p>
+    <w:p>
+      <w:r>
+        <w:t>For every skill the refiner builds a per-skill record holding the source evidence and the wider unit or course context. The LLM passes see:</w:t>
       </w:r>
     </w:p>
     <w:tbl>
       <w:tblPr>
         <w:tblStyle w:val="LightGrid-Accent1"/>
         <w:tblW w:w="0" w:type="auto"/>
+        <w:tblInd w:w="108" w:type="dxa"/>
         <w:tblLook w:val="04A0" w:firstRow="1" w:lastRow="0" w:firstColumn="1" w:lastColumn="0" w:noHBand="0" w:noVBand="1"/>
       </w:tblPr>
       <w:tblGrid>
-        <w:gridCol w:w="4873"/>
+        <w:gridCol w:w="4765"/>
         <w:gridCol w:w="4873"/>
       </w:tblGrid>
       <w:tr>
@@ -1242,32 +1748,30 @@
         <w:tc>
           <w:tcPr>
             <w:cnfStyle w:val="001000000000" w:firstRow="0" w:lastRow="0" w:firstColumn="1" w:lastColumn="0" w:oddVBand="0" w:evenVBand="0" w:oddHBand="0" w:evenHBand="0" w:firstRowFirstColumn="0" w:firstRowLastColumn="0" w:lastRowFirstColumn="0" w:lastRowLastColumn="0"/>
+            <w:tcW w:w="4765" w:type="dxa"/>
+            <w:shd w:val="clear" w:color="auto" w:fill="143670"/>
+          </w:tcPr>
+          <w:p>
+            <w:pPr>
+              <w:pStyle w:val="NoSpacing"/>
+            </w:pPr>
+            <w:r>
+              <w:t>Field</w:t>
+            </w:r>
+          </w:p>
+        </w:tc>
+        <w:tc>
+          <w:tcPr>
             <w:tcW w:w="4873" w:type="dxa"/>
             <w:shd w:val="clear" w:color="auto" w:fill="143670"/>
           </w:tcPr>
           <w:p>
-            <w:r>
-              <w:rPr>
-                <w:color w:val="FFFFFF"/>
-              </w:rPr>
-              <w:t>Flag</w:t>
-            </w:r>
-          </w:p>
-        </w:tc>
-        <w:tc>
-          <w:tcPr>
-            <w:tcW w:w="4873" w:type="dxa"/>
-            <w:shd w:val="clear" w:color="auto" w:fill="143670"/>
-          </w:tcPr>
-          <w:p>
-            <w:pPr>
+            <w:pPr>
+              <w:pStyle w:val="NoSpacing"/>
               <w:cnfStyle w:val="100000000000" w:firstRow="1" w:lastRow="0" w:firstColumn="0" w:lastColumn="0" w:oddVBand="0" w:evenVBand="0" w:oddHBand="0" w:evenHBand="0" w:firstRowFirstColumn="0" w:firstRowLastColumn="0" w:lastRowFirstColumn="0" w:lastRowLastColumn="0"/>
             </w:pPr>
             <w:r>
-              <w:rPr>
-                <w:color w:val="FFFFFF"/>
-              </w:rPr>
-              <w:t>Meaning</w:t>
+              <w:t>Source</w:t>
             </w:r>
           </w:p>
         </w:tc>
@@ -1279,25 +1783,28 @@
         <w:tc>
           <w:tcPr>
             <w:cnfStyle w:val="001000000000" w:firstRow="0" w:lastRow="0" w:firstColumn="1" w:lastColumn="0" w:oddVBand="0" w:evenVBand="0" w:oddHBand="0" w:evenHBand="0" w:firstRowFirstColumn="0" w:firstRowLastColumn="0" w:lastRowFirstColumn="0" w:lastRowLastColumn="0"/>
+            <w:tcW w:w="4765" w:type="dxa"/>
+          </w:tcPr>
+          <w:p>
+            <w:pPr>
+              <w:pStyle w:val="NoSpacing"/>
+            </w:pPr>
+            <w:r>
+              <w:t>name, description, evidence</w:t>
+            </w:r>
+          </w:p>
+        </w:tc>
+        <w:tc>
+          <w:tcPr>
             <w:tcW w:w="4873" w:type="dxa"/>
           </w:tcPr>
           <w:p>
-            <w:r>
-              <w:lastRenderedPageBreak/>
-              <w:t>is_duplicate</w:t>
-            </w:r>
-          </w:p>
-        </w:tc>
-        <w:tc>
-          <w:tcPr>
-            <w:tcW w:w="4873" w:type="dxa"/>
-          </w:tcPr>
-          <w:p>
-            <w:pPr>
+            <w:pPr>
+              <w:pStyle w:val="NoSpacing"/>
               <w:cnfStyle w:val="000000100000" w:firstRow="0" w:lastRow="0" w:firstColumn="0" w:lastColumn="0" w:oddVBand="0" w:evenVBand="0" w:oddHBand="1" w:evenHBand="0" w:firstRowFirstColumn="0" w:firstRowLastColumn="0" w:lastRowFirstColumn="0" w:lastRowLastColumn="0"/>
             </w:pPr>
             <w:r>
-              <w:t>Skill duplicates another one in the same unit or course.</w:t>
+              <w:t>Carried over from the extract step.</w:t>
             </w:r>
           </w:p>
         </w:tc>
@@ -1309,24 +1816,28 @@
         <w:tc>
           <w:tcPr>
             <w:cnfStyle w:val="001000000000" w:firstRow="0" w:lastRow="0" w:firstColumn="1" w:lastColumn="0" w:oddVBand="0" w:evenVBand="0" w:oddHBand="0" w:evenHBand="0" w:firstRowFirstColumn="0" w:firstRowLastColumn="0" w:lastRowFirstColumn="0" w:lastRowLastColumn="0"/>
+            <w:tcW w:w="4765" w:type="dxa"/>
+          </w:tcPr>
+          <w:p>
+            <w:pPr>
+              <w:pStyle w:val="NoSpacing"/>
+            </w:pPr>
+            <w:r>
+              <w:t>unit_title, unit_context</w:t>
+            </w:r>
+          </w:p>
+        </w:tc>
+        <w:tc>
+          <w:tcPr>
             <w:tcW w:w="4873" w:type="dxa"/>
           </w:tcPr>
           <w:p>
-            <w:r>
-              <w:t>is_out_of_scope</w:t>
-            </w:r>
-          </w:p>
-        </w:tc>
-        <w:tc>
-          <w:tcPr>
-            <w:tcW w:w="4873" w:type="dxa"/>
-          </w:tcPr>
-          <w:p>
-            <w:pPr>
+            <w:pPr>
+              <w:pStyle w:val="NoSpacing"/>
               <w:cnfStyle w:val="000000010000" w:firstRow="0" w:lastRow="0" w:firstColumn="0" w:lastColumn="0" w:oddVBand="0" w:evenVBand="0" w:oddHBand="0" w:evenHBand="1" w:firstRowFirstColumn="0" w:firstRowLastColumn="0" w:lastRowFirstColumn="0" w:lastRowLastColumn="0"/>
             </w:pPr>
             <w:r>
-              <w:t>Skill is outside the parent unit or course scope.</w:t>
+              <w:t>Parent unit code, name, and description (for VET); course title and description (for Uni).</w:t>
             </w:r>
           </w:p>
         </w:tc>
@@ -1338,24 +1849,28 @@
         <w:tc>
           <w:tcPr>
             <w:cnfStyle w:val="001000000000" w:firstRow="0" w:lastRow="0" w:firstColumn="1" w:lastColumn="0" w:oddVBand="0" w:evenVBand="0" w:oddHBand="0" w:evenHBand="0" w:firstRowFirstColumn="0" w:firstRowLastColumn="0" w:lastRowFirstColumn="0" w:lastRowLastColumn="0"/>
+            <w:tcW w:w="4765" w:type="dxa"/>
+          </w:tcPr>
+          <w:p>
+            <w:pPr>
+              <w:pStyle w:val="NoSpacing"/>
+            </w:pPr>
+            <w:r>
+              <w:t>unit_structure</w:t>
+            </w:r>
+          </w:p>
+        </w:tc>
+        <w:tc>
+          <w:tcPr>
             <w:tcW w:w="4873" w:type="dxa"/>
           </w:tcPr>
           <w:p>
-            <w:r>
-              <w:t>is_misinterpretation</w:t>
-            </w:r>
-          </w:p>
-        </w:tc>
-        <w:tc>
-          <w:tcPr>
-            <w:tcW w:w="4873" w:type="dxa"/>
-          </w:tcPr>
-          <w:p>
-            <w:pPr>
+            <w:pPr>
+              <w:pStyle w:val="NoSpacing"/>
               <w:cnfStyle w:val="000000100000" w:firstRow="0" w:lastRow="0" w:firstColumn="0" w:lastColumn="0" w:oddVBand="0" w:evenVBand="0" w:oddHBand="1" w:evenHBand="0" w:firstRowFirstColumn="0" w:firstRowLastColumn="0" w:lastRowFirstColumn="0" w:lastRowLastColumn="0"/>
             </w:pPr>
             <w:r>
-              <w:t>Skill is a misreading of the source text.</w:t>
+              <w:t>Elements and Performance Criteria (VET) or Learning Outcomes (Uni).</w:t>
             </w:r>
           </w:p>
         </w:tc>
@@ -1367,24 +1882,28 @@
         <w:tc>
           <w:tcPr>
             <w:cnfStyle w:val="001000000000" w:firstRow="0" w:lastRow="0" w:firstColumn="1" w:lastColumn="0" w:oddVBand="0" w:evenVBand="0" w:oddHBand="0" w:evenHBand="0" w:firstRowFirstColumn="0" w:firstRowLastColumn="0" w:lastRowFirstColumn="0" w:lastRowLastColumn="0"/>
+            <w:tcW w:w="4765" w:type="dxa"/>
+          </w:tcPr>
+          <w:p>
+            <w:pPr>
+              <w:pStyle w:val="NoSpacing"/>
+            </w:pPr>
+            <w:r>
+              <w:t>sub_outcomes</w:t>
+            </w:r>
+          </w:p>
+        </w:tc>
+        <w:tc>
+          <w:tcPr>
             <w:tcW w:w="4873" w:type="dxa"/>
           </w:tcPr>
           <w:p>
-            <w:r>
-              <w:t>name_changed</w:t>
-            </w:r>
-          </w:p>
-        </w:tc>
-        <w:tc>
-          <w:tcPr>
-            <w:tcW w:w="4873" w:type="dxa"/>
-          </w:tcPr>
-          <w:p>
-            <w:pPr>
+            <w:pPr>
+              <w:pStyle w:val="NoSpacing"/>
               <w:cnfStyle w:val="000000010000" w:firstRow="0" w:lastRow="0" w:firstColumn="0" w:lastColumn="0" w:oddVBand="0" w:evenVBand="0" w:oddHBand="0" w:evenHBand="1" w:firstRowFirstColumn="0" w:firstRowLastColumn="0" w:lastRowFirstColumn="0" w:lastRowLastColumn="0"/>
             </w:pPr>
             <w:r>
-              <w:t>Refiner renamed the skill.</w:t>
+              <w:t>Performance criteria (VET) or learning-outcome bullets (Uni).</w:t>
             </w:r>
           </w:p>
         </w:tc>
@@ -1396,24 +1915,28 @@
         <w:tc>
           <w:tcPr>
             <w:cnfStyle w:val="001000000000" w:firstRow="0" w:lastRow="0" w:firstColumn="1" w:lastColumn="0" w:oddVBand="0" w:evenVBand="0" w:oddHBand="0" w:evenHBand="0" w:firstRowFirstColumn="0" w:firstRowLastColumn="0" w:lastRowFirstColumn="0" w:lastRowLastColumn="0"/>
+            <w:tcW w:w="4765" w:type="dxa"/>
+          </w:tcPr>
+          <w:p>
+            <w:pPr>
+              <w:pStyle w:val="NoSpacing"/>
+            </w:pPr>
+            <w:r>
+              <w:t>meta_skills</w:t>
+            </w:r>
+          </w:p>
+        </w:tc>
+        <w:tc>
+          <w:tcPr>
             <w:tcW w:w="4873" w:type="dxa"/>
           </w:tcPr>
           <w:p>
-            <w:r>
-              <w:t>description_changed</w:t>
-            </w:r>
-          </w:p>
-        </w:tc>
-        <w:tc>
-          <w:tcPr>
-            <w:tcW w:w="4873" w:type="dxa"/>
-          </w:tcPr>
-          <w:p>
-            <w:pPr>
+            <w:pPr>
+              <w:pStyle w:val="NoSpacing"/>
               <w:cnfStyle w:val="000000100000" w:firstRow="0" w:lastRow="0" w:firstColumn="0" w:lastColumn="0" w:oddVBand="0" w:evenVBand="0" w:oddHBand="1" w:evenHBand="0" w:firstRowFirstColumn="0" w:firstRowLastColumn="0" w:lastRowFirstColumn="0" w:lastRowLastColumn="0"/>
             </w:pPr>
             <w:r>
-              <w:t>Refiner rewrote the description.</w:t>
+              <w:t>Foundation Skills block (VET only).</w:t>
             </w:r>
           </w:p>
         </w:tc>
@@ -1425,24 +1948,29 @@
         <w:tc>
           <w:tcPr>
             <w:cnfStyle w:val="001000000000" w:firstRow="0" w:lastRow="0" w:firstColumn="1" w:lastColumn="0" w:oddVBand="0" w:evenVBand="0" w:oddHBand="0" w:evenHBand="0" w:firstRowFirstColumn="0" w:firstRowLastColumn="0" w:lastRowFirstColumn="0" w:lastRowLastColumn="0"/>
+            <w:tcW w:w="4765" w:type="dxa"/>
+          </w:tcPr>
+          <w:p>
+            <w:pPr>
+              <w:pStyle w:val="NoSpacing"/>
+            </w:pPr>
+            <w:r>
+              <w:lastRenderedPageBreak/>
+              <w:t>other_skills_in_unit</w:t>
+            </w:r>
+          </w:p>
+        </w:tc>
+        <w:tc>
+          <w:tcPr>
             <w:tcW w:w="4873" w:type="dxa"/>
           </w:tcPr>
           <w:p>
-            <w:r>
-              <w:t>added_from_pc</w:t>
-            </w:r>
-          </w:p>
-        </w:tc>
-        <w:tc>
-          <w:tcPr>
-            <w:tcW w:w="4873" w:type="dxa"/>
-          </w:tcPr>
-          <w:p>
-            <w:pPr>
+            <w:pPr>
+              <w:pStyle w:val="NoSpacing"/>
               <w:cnfStyle w:val="000000010000" w:firstRow="0" w:lastRow="0" w:firstColumn="0" w:lastColumn="0" w:oddVBand="0" w:evenVBand="0" w:oddHBand="0" w:evenHBand="1" w:firstRowFirstColumn="0" w:firstRowLastColumn="0" w:lastRowFirstColumn="0" w:lastRowLastColumn="0"/>
             </w:pPr>
             <w:r>
-              <w:t>Skill was added by gap-fill from a performance criterion the extractor missed.</w:t>
+              <w:t>Names of the other extracted skills in the same parent. Used by duplicate detection.</w:t>
             </w:r>
           </w:p>
         </w:tc>
@@ -1450,7 +1978,3551 @@
     </w:tbl>
     <w:p>
       <w:r>
-        <w:t>A YAML knob (exclude_skill_flags) accepts a list of flag names. When set, any skill that has any listed flag set to True is removed before analysis on both sides.</w:t>
+        <w:t xml:space="preserve">Configuration knobs that change the refiner </w:t>
+      </w:r>
+      <w:r>
+        <w:t>behavior</w:t>
+      </w:r>
+      <w:r>
+        <w:t>:</w:t>
+      </w:r>
+    </w:p>
+    <w:tbl>
+      <w:tblPr>
+        <w:tblStyle w:val="LightGrid-Accent1"/>
+        <w:tblW w:w="0" w:type="auto"/>
+        <w:tblInd w:w="108" w:type="dxa"/>
+        <w:tblLook w:val="04A0" w:firstRow="1" w:lastRow="0" w:firstColumn="1" w:lastColumn="0" w:noHBand="0" w:noVBand="1"/>
+      </w:tblPr>
+      <w:tblGrid>
+        <w:gridCol w:w="3141"/>
+        <w:gridCol w:w="3249"/>
+        <w:gridCol w:w="3249"/>
+      </w:tblGrid>
+      <w:tr>
+        <w:trPr>
+          <w:cnfStyle w:val="100000000000" w:firstRow="1" w:lastRow="0" w:firstColumn="0" w:lastColumn="0" w:oddVBand="0" w:evenVBand="0" w:oddHBand="0" w:evenHBand="0" w:firstRowFirstColumn="0" w:firstRowLastColumn="0" w:lastRowFirstColumn="0" w:lastRowLastColumn="0"/>
+        </w:trPr>
+        <w:tc>
+          <w:tcPr>
+            <w:cnfStyle w:val="001000000000" w:firstRow="0" w:lastRow="0" w:firstColumn="1" w:lastColumn="0" w:oddVBand="0" w:evenVBand="0" w:oddHBand="0" w:evenHBand="0" w:firstRowFirstColumn="0" w:firstRowLastColumn="0" w:lastRowFirstColumn="0" w:lastRowLastColumn="0"/>
+            <w:tcW w:w="3141" w:type="dxa"/>
+            <w:shd w:val="clear" w:color="auto" w:fill="143670"/>
+          </w:tcPr>
+          <w:p>
+            <w:pPr>
+              <w:pStyle w:val="NoSpacing"/>
+            </w:pPr>
+            <w:r>
+              <w:t>Knob</w:t>
+            </w:r>
+          </w:p>
+        </w:tc>
+        <w:tc>
+          <w:tcPr>
+            <w:tcW w:w="3249" w:type="dxa"/>
+            <w:shd w:val="clear" w:color="auto" w:fill="143670"/>
+          </w:tcPr>
+          <w:p>
+            <w:pPr>
+              <w:pStyle w:val="NoSpacing"/>
+              <w:cnfStyle w:val="100000000000" w:firstRow="1" w:lastRow="0" w:firstColumn="0" w:lastColumn="0" w:oddVBand="0" w:evenVBand="0" w:oddHBand="0" w:evenHBand="0" w:firstRowFirstColumn="0" w:firstRowLastColumn="0" w:lastRowFirstColumn="0" w:lastRowLastColumn="0"/>
+            </w:pPr>
+            <w:r>
+              <w:t>Default</w:t>
+            </w:r>
+          </w:p>
+        </w:tc>
+        <w:tc>
+          <w:tcPr>
+            <w:tcW w:w="3249" w:type="dxa"/>
+            <w:shd w:val="clear" w:color="auto" w:fill="143670"/>
+          </w:tcPr>
+          <w:p>
+            <w:pPr>
+              <w:pStyle w:val="NoSpacing"/>
+              <w:cnfStyle w:val="100000000000" w:firstRow="1" w:lastRow="0" w:firstColumn="0" w:lastColumn="0" w:oddVBand="0" w:evenVBand="0" w:oddHBand="0" w:evenHBand="0" w:firstRowFirstColumn="0" w:firstRowLastColumn="0" w:lastRowFirstColumn="0" w:lastRowLastColumn="0"/>
+            </w:pPr>
+            <w:r>
+              <w:t>Effect</w:t>
+            </w:r>
+          </w:p>
+        </w:tc>
+      </w:tr>
+      <w:tr>
+        <w:trPr>
+          <w:cnfStyle w:val="000000100000" w:firstRow="0" w:lastRow="0" w:firstColumn="0" w:lastColumn="0" w:oddVBand="0" w:evenVBand="0" w:oddHBand="1" w:evenHBand="0" w:firstRowFirstColumn="0" w:firstRowLastColumn="0" w:lastRowFirstColumn="0" w:lastRowLastColumn="0"/>
+        </w:trPr>
+        <w:tc>
+          <w:tcPr>
+            <w:cnfStyle w:val="001000000000" w:firstRow="0" w:lastRow="0" w:firstColumn="1" w:lastColumn="0" w:oddVBand="0" w:evenVBand="0" w:oddHBand="0" w:evenHBand="0" w:firstRowFirstColumn="0" w:firstRowLastColumn="0" w:lastRowFirstColumn="0" w:lastRowLastColumn="0"/>
+            <w:tcW w:w="3141" w:type="dxa"/>
+          </w:tcPr>
+          <w:p>
+            <w:pPr>
+              <w:pStyle w:val="NoSpacing"/>
+            </w:pPr>
+            <w:r>
+              <w:t>batch_size</w:t>
+            </w:r>
+          </w:p>
+        </w:tc>
+        <w:tc>
+          <w:tcPr>
+            <w:tcW w:w="3249" w:type="dxa"/>
+          </w:tcPr>
+          <w:p>
+            <w:pPr>
+              <w:pStyle w:val="NoSpacing"/>
+              <w:cnfStyle w:val="000000100000" w:firstRow="0" w:lastRow="0" w:firstColumn="0" w:lastColumn="0" w:oddVBand="0" w:evenVBand="0" w:oddHBand="1" w:evenHBand="0" w:firstRowFirstColumn="0" w:firstRowLastColumn="0" w:lastRowFirstColumn="0" w:lastRowLastColumn="0"/>
+            </w:pPr>
+            <w:r>
+              <w:t>20</w:t>
+            </w:r>
+          </w:p>
+        </w:tc>
+        <w:tc>
+          <w:tcPr>
+            <w:tcW w:w="3249" w:type="dxa"/>
+          </w:tcPr>
+          <w:p>
+            <w:pPr>
+              <w:pStyle w:val="NoSpacing"/>
+              <w:cnfStyle w:val="000000100000" w:firstRow="0" w:lastRow="0" w:firstColumn="0" w:lastColumn="0" w:oddVBand="0" w:evenVBand="0" w:oddHBand="1" w:evenHBand="0" w:firstRowFirstColumn="0" w:firstRowLastColumn="0" w:lastRowFirstColumn="0" w:lastRowLastColumn="0"/>
+            </w:pPr>
+            <w:r>
+              <w:t>Number of skills per LLM call.</w:t>
+            </w:r>
+          </w:p>
+        </w:tc>
+      </w:tr>
+      <w:tr>
+        <w:trPr>
+          <w:cnfStyle w:val="000000010000" w:firstRow="0" w:lastRow="0" w:firstColumn="0" w:lastColumn="0" w:oddVBand="0" w:evenVBand="0" w:oddHBand="0" w:evenHBand="1" w:firstRowFirstColumn="0" w:firstRowLastColumn="0" w:lastRowFirstColumn="0" w:lastRowLastColumn="0"/>
+        </w:trPr>
+        <w:tc>
+          <w:tcPr>
+            <w:cnfStyle w:val="001000000000" w:firstRow="0" w:lastRow="0" w:firstColumn="1" w:lastColumn="0" w:oddVBand="0" w:evenVBand="0" w:oddHBand="0" w:evenHBand="0" w:firstRowFirstColumn="0" w:firstRowLastColumn="0" w:lastRowFirstColumn="0" w:lastRowLastColumn="0"/>
+            <w:tcW w:w="3141" w:type="dxa"/>
+          </w:tcPr>
+          <w:p>
+            <w:pPr>
+              <w:pStyle w:val="NoSpacing"/>
+            </w:pPr>
+            <w:r>
+              <w:t>apply_style</w:t>
+            </w:r>
+          </w:p>
+        </w:tc>
+        <w:tc>
+          <w:tcPr>
+            <w:tcW w:w="3249" w:type="dxa"/>
+          </w:tcPr>
+          <w:p>
+            <w:pPr>
+              <w:pStyle w:val="NoSpacing"/>
+              <w:cnfStyle w:val="000000010000" w:firstRow="0" w:lastRow="0" w:firstColumn="0" w:lastColumn="0" w:oddVBand="0" w:evenVBand="0" w:oddHBand="0" w:evenHBand="1" w:firstRowFirstColumn="0" w:firstRowLastColumn="0" w:lastRowFirstColumn="0" w:lastRowLastColumn="0"/>
+            </w:pPr>
+            <w:r>
+              <w:t>True</w:t>
+            </w:r>
+          </w:p>
+        </w:tc>
+        <w:tc>
+          <w:tcPr>
+            <w:tcW w:w="3249" w:type="dxa"/>
+          </w:tcPr>
+          <w:p>
+            <w:pPr>
+              <w:pStyle w:val="NoSpacing"/>
+              <w:cnfStyle w:val="000000010000" w:firstRow="0" w:lastRow="0" w:firstColumn="0" w:lastColumn="0" w:oddVBand="0" w:evenVBand="0" w:oddHBand="0" w:evenHBand="1" w:firstRowFirstColumn="0" w:firstRowLastColumn="0" w:lastRowFirstColumn="0" w:lastRowLastColumn="0"/>
+            </w:pPr>
+            <w:r>
+              <w:t>Run the style-compliance pass (5c) over names and descriptions.</w:t>
+            </w:r>
+          </w:p>
+        </w:tc>
+      </w:tr>
+      <w:tr>
+        <w:trPr>
+          <w:cnfStyle w:val="000000100000" w:firstRow="0" w:lastRow="0" w:firstColumn="0" w:lastColumn="0" w:oddVBand="0" w:evenVBand="0" w:oddHBand="1" w:evenHBand="0" w:firstRowFirstColumn="0" w:firstRowLastColumn="0" w:lastRowFirstColumn="0" w:lastRowLastColumn="0"/>
+        </w:trPr>
+        <w:tc>
+          <w:tcPr>
+            <w:cnfStyle w:val="001000000000" w:firstRow="0" w:lastRow="0" w:firstColumn="1" w:lastColumn="0" w:oddVBand="0" w:evenVBand="0" w:oddHBand="0" w:evenHBand="0" w:firstRowFirstColumn="0" w:firstRowLastColumn="0" w:lastRowFirstColumn="0" w:lastRowLastColumn="0"/>
+            <w:tcW w:w="3141" w:type="dxa"/>
+          </w:tcPr>
+          <w:p>
+            <w:pPr>
+              <w:pStyle w:val="NoSpacing"/>
+            </w:pPr>
+            <w:r>
+              <w:t>fill_gap</w:t>
+            </w:r>
+          </w:p>
+        </w:tc>
+        <w:tc>
+          <w:tcPr>
+            <w:tcW w:w="3249" w:type="dxa"/>
+          </w:tcPr>
+          <w:p>
+            <w:pPr>
+              <w:pStyle w:val="NoSpacing"/>
+              <w:cnfStyle w:val="000000100000" w:firstRow="0" w:lastRow="0" w:firstColumn="0" w:lastColumn="0" w:oddVBand="0" w:evenVBand="0" w:oddHBand="1" w:evenHBand="0" w:firstRowFirstColumn="0" w:firstRowLastColumn="0" w:lastRowFirstColumn="0" w:lastRowLastColumn="0"/>
+            </w:pPr>
+            <w:r>
+              <w:t>True</w:t>
+            </w:r>
+          </w:p>
+        </w:tc>
+        <w:tc>
+          <w:tcPr>
+            <w:tcW w:w="3249" w:type="dxa"/>
+          </w:tcPr>
+          <w:p>
+            <w:pPr>
+              <w:pStyle w:val="NoSpacing"/>
+              <w:cnfStyle w:val="000000100000" w:firstRow="0" w:lastRow="0" w:firstColumn="0" w:lastColumn="0" w:oddVBand="0" w:evenVBand="0" w:oddHBand="1" w:evenHBand="0" w:firstRowFirstColumn="0" w:firstRowLastColumn="0" w:lastRowFirstColumn="0" w:lastRowLastColumn="0"/>
+            </w:pPr>
+            <w:r>
+              <w:t>Run the gap-fill pass (3c) that adds skills missed by the extractor.</w:t>
+            </w:r>
+          </w:p>
+        </w:tc>
+      </w:tr>
+      <w:tr>
+        <w:trPr>
+          <w:cnfStyle w:val="000000010000" w:firstRow="0" w:lastRow="0" w:firstColumn="0" w:lastColumn="0" w:oddVBand="0" w:evenVBand="0" w:oddHBand="0" w:evenHBand="1" w:firstRowFirstColumn="0" w:firstRowLastColumn="0" w:lastRowFirstColumn="0" w:lastRowLastColumn="0"/>
+        </w:trPr>
+        <w:tc>
+          <w:tcPr>
+            <w:cnfStyle w:val="001000000000" w:firstRow="0" w:lastRow="0" w:firstColumn="1" w:lastColumn="0" w:oddVBand="0" w:evenVBand="0" w:oddHBand="0" w:evenHBand="0" w:firstRowFirstColumn="0" w:firstRowLastColumn="0" w:lastRowFirstColumn="0" w:lastRowLastColumn="0"/>
+            <w:tcW w:w="3141" w:type="dxa"/>
+          </w:tcPr>
+          <w:p>
+            <w:pPr>
+              <w:pStyle w:val="NoSpacing"/>
+            </w:pPr>
+            <w:r>
+              <w:t>grounded_name_refine</w:t>
+            </w:r>
+          </w:p>
+        </w:tc>
+        <w:tc>
+          <w:tcPr>
+            <w:tcW w:w="3249" w:type="dxa"/>
+          </w:tcPr>
+          <w:p>
+            <w:pPr>
+              <w:pStyle w:val="NoSpacing"/>
+              <w:cnfStyle w:val="000000010000" w:firstRow="0" w:lastRow="0" w:firstColumn="0" w:lastColumn="0" w:oddVBand="0" w:evenVBand="0" w:oddHBand="0" w:evenHBand="1" w:firstRowFirstColumn="0" w:firstRowLastColumn="0" w:lastRowFirstColumn="0" w:lastRowLastColumn="0"/>
+            </w:pPr>
+            <w:r>
+              <w:t>False</w:t>
+            </w:r>
+          </w:p>
+        </w:tc>
+        <w:tc>
+          <w:tcPr>
+            <w:tcW w:w="3249" w:type="dxa"/>
+          </w:tcPr>
+          <w:p>
+            <w:pPr>
+              <w:pStyle w:val="NoSpacing"/>
+              <w:cnfStyle w:val="000000010000" w:firstRow="0" w:lastRow="0" w:firstColumn="0" w:lastColumn="0" w:oddVBand="0" w:evenVBand="0" w:oddHBand="0" w:evenHBand="1" w:firstRowFirstColumn="0" w:firstRowLastColumn="0" w:lastRowFirstColumn="0" w:lastRowLastColumn="0"/>
+            </w:pPr>
+            <w:r>
+              <w:t>Use the grounded prompt variant that anchors each skill to one Element / PC / FS before refining its name.</w:t>
+            </w:r>
+          </w:p>
+        </w:tc>
+      </w:tr>
+      <w:tr>
+        <w:trPr>
+          <w:cnfStyle w:val="000000100000" w:firstRow="0" w:lastRow="0" w:firstColumn="0" w:lastColumn="0" w:oddVBand="0" w:evenVBand="0" w:oddHBand="1" w:evenHBand="0" w:firstRowFirstColumn="0" w:firstRowLastColumn="0" w:lastRowFirstColumn="0" w:lastRowLastColumn="0"/>
+        </w:trPr>
+        <w:tc>
+          <w:tcPr>
+            <w:cnfStyle w:val="001000000000" w:firstRow="0" w:lastRow="0" w:firstColumn="1" w:lastColumn="0" w:oddVBand="0" w:evenVBand="0" w:oddHBand="0" w:evenHBand="0" w:firstRowFirstColumn="0" w:firstRowLastColumn="0" w:lastRowFirstColumn="0" w:lastRowLastColumn="0"/>
+            <w:tcW w:w="3141" w:type="dxa"/>
+          </w:tcPr>
+          <w:p>
+            <w:pPr>
+              <w:pStyle w:val="NoSpacing"/>
+            </w:pPr>
+            <w:r>
+              <w:t>consensus_runs</w:t>
+            </w:r>
+          </w:p>
+        </w:tc>
+        <w:tc>
+          <w:tcPr>
+            <w:tcW w:w="3249" w:type="dxa"/>
+          </w:tcPr>
+          <w:p>
+            <w:pPr>
+              <w:pStyle w:val="NoSpacing"/>
+              <w:cnfStyle w:val="000000100000" w:firstRow="0" w:lastRow="0" w:firstColumn="0" w:lastColumn="0" w:oddVBand="0" w:evenVBand="0" w:oddHBand="1" w:evenHBand="0" w:firstRowFirstColumn="0" w:firstRowLastColumn="0" w:lastRowFirstColumn="0" w:lastRowLastColumn="0"/>
+            </w:pPr>
+            <w:r>
+              <w:t>3</w:t>
+            </w:r>
+          </w:p>
+        </w:tc>
+        <w:tc>
+          <w:tcPr>
+            <w:tcW w:w="3249" w:type="dxa"/>
+          </w:tcPr>
+          <w:p>
+            <w:pPr>
+              <w:pStyle w:val="NoSpacing"/>
+              <w:cnfStyle w:val="000000100000" w:firstRow="0" w:lastRow="0" w:firstColumn="0" w:lastColumn="0" w:oddVBand="0" w:evenVBand="0" w:oddHBand="1" w:evenHBand="0" w:firstRowFirstColumn="0" w:firstRowLastColumn="0" w:lastRowFirstColumn="0" w:lastRowLastColumn="0"/>
+            </w:pPr>
+            <w:r>
+              <w:t>Number of independent LLM runs that vote on the refined name.</w:t>
+            </w:r>
+          </w:p>
+        </w:tc>
+      </w:tr>
+      <w:tr>
+        <w:trPr>
+          <w:cnfStyle w:val="000000010000" w:firstRow="0" w:lastRow="0" w:firstColumn="0" w:lastColumn="0" w:oddVBand="0" w:evenVBand="0" w:oddHBand="0" w:evenHBand="1" w:firstRowFirstColumn="0" w:firstRowLastColumn="0" w:lastRowFirstColumn="0" w:lastRowLastColumn="0"/>
+        </w:trPr>
+        <w:tc>
+          <w:tcPr>
+            <w:cnfStyle w:val="001000000000" w:firstRow="0" w:lastRow="0" w:firstColumn="1" w:lastColumn="0" w:oddVBand="0" w:evenVBand="0" w:oddHBand="0" w:evenHBand="0" w:firstRowFirstColumn="0" w:firstRowLastColumn="0" w:lastRowFirstColumn="0" w:lastRowLastColumn="0"/>
+            <w:tcW w:w="3141" w:type="dxa"/>
+          </w:tcPr>
+          <w:p>
+            <w:pPr>
+              <w:pStyle w:val="NoSpacing"/>
+            </w:pPr>
+            <w:r>
+              <w:t>consensus_threshold</w:t>
+            </w:r>
+          </w:p>
+        </w:tc>
+        <w:tc>
+          <w:tcPr>
+            <w:tcW w:w="3249" w:type="dxa"/>
+          </w:tcPr>
+          <w:p>
+            <w:pPr>
+              <w:pStyle w:val="NoSpacing"/>
+              <w:cnfStyle w:val="000000010000" w:firstRow="0" w:lastRow="0" w:firstColumn="0" w:lastColumn="0" w:oddVBand="0" w:evenVBand="0" w:oddHBand="0" w:evenHBand="1" w:firstRowFirstColumn="0" w:firstRowLastColumn="0" w:lastRowFirstColumn="0" w:lastRowLastColumn="0"/>
+            </w:pPr>
+            <w:r>
+              <w:t>2</w:t>
+            </w:r>
+          </w:p>
+        </w:tc>
+        <w:tc>
+          <w:tcPr>
+            <w:tcW w:w="3249" w:type="dxa"/>
+          </w:tcPr>
+          <w:p>
+            <w:pPr>
+              <w:pStyle w:val="NoSpacing"/>
+              <w:cnfStyle w:val="000000010000" w:firstRow="0" w:lastRow="0" w:firstColumn="0" w:lastColumn="0" w:oddVBand="0" w:evenVBand="0" w:oddHBand="0" w:evenHBand="1" w:firstRowFirstColumn="0" w:firstRowLastColumn="0" w:lastRowFirstColumn="0" w:lastRowLastColumn="0"/>
+            </w:pPr>
+            <w:r>
+              <w:t>Minimum vote count needed to accept a refined name.</w:t>
+            </w:r>
+          </w:p>
+        </w:tc>
+      </w:tr>
+      <w:tr>
+        <w:trPr>
+          <w:cnfStyle w:val="000000100000" w:firstRow="0" w:lastRow="0" w:firstColumn="0" w:lastColumn="0" w:oddVBand="0" w:evenVBand="0" w:oddHBand="1" w:evenHBand="0" w:firstRowFirstColumn="0" w:firstRowLastColumn="0" w:lastRowFirstColumn="0" w:lastRowLastColumn="0"/>
+        </w:trPr>
+        <w:tc>
+          <w:tcPr>
+            <w:cnfStyle w:val="001000000000" w:firstRow="0" w:lastRow="0" w:firstColumn="1" w:lastColumn="0" w:oddVBand="0" w:evenVBand="0" w:oddHBand="0" w:evenHBand="0" w:firstRowFirstColumn="0" w:firstRowLastColumn="0" w:lastRowFirstColumn="0" w:lastRowLastColumn="0"/>
+            <w:tcW w:w="3141" w:type="dxa"/>
+          </w:tcPr>
+          <w:p>
+            <w:pPr>
+              <w:pStyle w:val="NoSpacing"/>
+            </w:pPr>
+            <w:r>
+              <w:t>validation_threshold</w:t>
+            </w:r>
+          </w:p>
+        </w:tc>
+        <w:tc>
+          <w:tcPr>
+            <w:tcW w:w="3249" w:type="dxa"/>
+          </w:tcPr>
+          <w:p>
+            <w:pPr>
+              <w:pStyle w:val="NoSpacing"/>
+              <w:cnfStyle w:val="000000100000" w:firstRow="0" w:lastRow="0" w:firstColumn="0" w:lastColumn="0" w:oddVBand="0" w:evenVBand="0" w:oddHBand="1" w:evenHBand="0" w:firstRowFirstColumn="0" w:firstRowLastColumn="0" w:lastRowFirstColumn="0" w:lastRowLastColumn="0"/>
+            </w:pPr>
+            <w:r>
+              <w:t>2</w:t>
+            </w:r>
+          </w:p>
+        </w:tc>
+        <w:tc>
+          <w:tcPr>
+            <w:tcW w:w="3249" w:type="dxa"/>
+          </w:tcPr>
+          <w:p>
+            <w:pPr>
+              <w:pStyle w:val="NoSpacing"/>
+              <w:cnfStyle w:val="000000100000" w:firstRow="0" w:lastRow="0" w:firstColumn="0" w:lastColumn="0" w:oddVBand="0" w:evenVBand="0" w:oddHBand="1" w:evenHBand="0" w:firstRowFirstColumn="0" w:firstRowLastColumn="0" w:lastRowFirstColumn="0" w:lastRowLastColumn="0"/>
+            </w:pPr>
+            <w:r>
+              <w:t>Minimum vote count for the dedicated validation pass (3d).</w:t>
+            </w:r>
+          </w:p>
+        </w:tc>
+      </w:tr>
+      <w:tr>
+        <w:trPr>
+          <w:cnfStyle w:val="000000010000" w:firstRow="0" w:lastRow="0" w:firstColumn="0" w:lastColumn="0" w:oddVBand="0" w:evenVBand="0" w:oddHBand="0" w:evenHBand="1" w:firstRowFirstColumn="0" w:firstRowLastColumn="0" w:lastRowFirstColumn="0" w:lastRowLastColumn="0"/>
+        </w:trPr>
+        <w:tc>
+          <w:tcPr>
+            <w:cnfStyle w:val="001000000000" w:firstRow="0" w:lastRow="0" w:firstColumn="1" w:lastColumn="0" w:oddVBand="0" w:evenVBand="0" w:oddHBand="0" w:evenHBand="0" w:firstRowFirstColumn="0" w:firstRowLastColumn="0" w:lastRowFirstColumn="0" w:lastRowLastColumn="0"/>
+            <w:tcW w:w="3141" w:type="dxa"/>
+          </w:tcPr>
+          <w:p>
+            <w:pPr>
+              <w:pStyle w:val="NoSpacing"/>
+            </w:pPr>
+            <w:r>
+              <w:t>max_temperature</w:t>
+            </w:r>
+          </w:p>
+        </w:tc>
+        <w:tc>
+          <w:tcPr>
+            <w:tcW w:w="3249" w:type="dxa"/>
+          </w:tcPr>
+          <w:p>
+            <w:pPr>
+              <w:pStyle w:val="NoSpacing"/>
+              <w:cnfStyle w:val="000000010000" w:firstRow="0" w:lastRow="0" w:firstColumn="0" w:lastColumn="0" w:oddVBand="0" w:evenVBand="0" w:oddHBand="0" w:evenHBand="1" w:firstRowFirstColumn="0" w:firstRowLastColumn="0" w:lastRowFirstColumn="0" w:lastRowLastColumn="0"/>
+            </w:pPr>
+            <w:r>
+              <w:t>0.6</w:t>
+            </w:r>
+          </w:p>
+        </w:tc>
+        <w:tc>
+          <w:tcPr>
+            <w:tcW w:w="3249" w:type="dxa"/>
+          </w:tcPr>
+          <w:p>
+            <w:pPr>
+              <w:pStyle w:val="NoSpacing"/>
+              <w:cnfStyle w:val="000000010000" w:firstRow="0" w:lastRow="0" w:firstColumn="0" w:lastColumn="0" w:oddVBand="0" w:evenVBand="0" w:oddHBand="0" w:evenHBand="1" w:firstRowFirstColumn="0" w:firstRowLastColumn="0" w:lastRowFirstColumn="0" w:lastRowLastColumn="0"/>
+            </w:pPr>
+            <w:r>
+              <w:t>Top of the temperature schedule used across consensus runs.</w:t>
+            </w:r>
+          </w:p>
+        </w:tc>
+      </w:tr>
+    </w:tbl>
+    <w:p>
+      <w:pPr>
+        <w:pStyle w:val="Heading2"/>
+      </w:pPr>
+      <w:r>
+        <w:t>Refinement pipeline</w:t>
+      </w:r>
+    </w:p>
+    <w:p>
+      <w:r>
+        <w:t>The default pipeline executes the following sub-steps in order. Steps marked "VET only" or "Uni only" are gated on the mode. Steps marked "optional" are gated on a config knob. All other steps always run when refinement runs.</w:t>
+      </w:r>
+    </w:p>
+    <w:tbl>
+      <w:tblPr>
+        <w:tblStyle w:val="LightGrid-Accent1"/>
+        <w:tblW w:w="0" w:type="auto"/>
+        <w:tblInd w:w="108" w:type="dxa"/>
+        <w:tblLook w:val="04A0" w:firstRow="1" w:lastRow="0" w:firstColumn="1" w:lastColumn="0" w:noHBand="0" w:noVBand="1"/>
+      </w:tblPr>
+      <w:tblGrid>
+        <w:gridCol w:w="3141"/>
+        <w:gridCol w:w="3249"/>
+        <w:gridCol w:w="3249"/>
+      </w:tblGrid>
+      <w:tr>
+        <w:trPr>
+          <w:cnfStyle w:val="100000000000" w:firstRow="1" w:lastRow="0" w:firstColumn="0" w:lastColumn="0" w:oddVBand="0" w:evenVBand="0" w:oddHBand="0" w:evenHBand="0" w:firstRowFirstColumn="0" w:firstRowLastColumn="0" w:lastRowFirstColumn="0" w:lastRowLastColumn="0"/>
+        </w:trPr>
+        <w:tc>
+          <w:tcPr>
+            <w:cnfStyle w:val="001000000000" w:firstRow="0" w:lastRow="0" w:firstColumn="1" w:lastColumn="0" w:oddVBand="0" w:evenVBand="0" w:oddHBand="0" w:evenHBand="0" w:firstRowFirstColumn="0" w:firstRowLastColumn="0" w:lastRowFirstColumn="0" w:lastRowLastColumn="0"/>
+            <w:tcW w:w="3141" w:type="dxa"/>
+            <w:shd w:val="clear" w:color="auto" w:fill="143670"/>
+          </w:tcPr>
+          <w:p>
+            <w:pPr>
+              <w:pStyle w:val="NoSpacing"/>
+            </w:pPr>
+            <w:r>
+              <w:t>Step</w:t>
+            </w:r>
+          </w:p>
+        </w:tc>
+        <w:tc>
+          <w:tcPr>
+            <w:tcW w:w="3249" w:type="dxa"/>
+            <w:shd w:val="clear" w:color="auto" w:fill="143670"/>
+          </w:tcPr>
+          <w:p>
+            <w:pPr>
+              <w:pStyle w:val="NoSpacing"/>
+              <w:cnfStyle w:val="100000000000" w:firstRow="1" w:lastRow="0" w:firstColumn="0" w:lastColumn="0" w:oddVBand="0" w:evenVBand="0" w:oddHBand="0" w:evenHBand="0" w:firstRowFirstColumn="0" w:firstRowLastColumn="0" w:lastRowFirstColumn="0" w:lastRowLastColumn="0"/>
+            </w:pPr>
+            <w:r>
+              <w:t>Kind</w:t>
+            </w:r>
+          </w:p>
+        </w:tc>
+        <w:tc>
+          <w:tcPr>
+            <w:tcW w:w="3249" w:type="dxa"/>
+            <w:shd w:val="clear" w:color="auto" w:fill="143670"/>
+          </w:tcPr>
+          <w:p>
+            <w:pPr>
+              <w:pStyle w:val="NoSpacing"/>
+              <w:cnfStyle w:val="100000000000" w:firstRow="1" w:lastRow="0" w:firstColumn="0" w:lastColumn="0" w:oddVBand="0" w:evenVBand="0" w:oddHBand="0" w:evenHBand="0" w:firstRowFirstColumn="0" w:firstRowLastColumn="0" w:lastRowFirstColumn="0" w:lastRowLastColumn="0"/>
+            </w:pPr>
+            <w:r>
+              <w:t>What it does</w:t>
+            </w:r>
+          </w:p>
+        </w:tc>
+      </w:tr>
+      <w:tr>
+        <w:trPr>
+          <w:cnfStyle w:val="000000100000" w:firstRow="0" w:lastRow="0" w:firstColumn="0" w:lastColumn="0" w:oddVBand="0" w:evenVBand="0" w:oddHBand="1" w:evenHBand="0" w:firstRowFirstColumn="0" w:firstRowLastColumn="0" w:lastRowFirstColumn="0" w:lastRowLastColumn="0"/>
+        </w:trPr>
+        <w:tc>
+          <w:tcPr>
+            <w:cnfStyle w:val="001000000000" w:firstRow="0" w:lastRow="0" w:firstColumn="1" w:lastColumn="0" w:oddVBand="0" w:evenVBand="0" w:oddHBand="0" w:evenHBand="0" w:firstRowFirstColumn="0" w:firstRowLastColumn="0" w:lastRowFirstColumn="0" w:lastRowLastColumn="0"/>
+            <w:tcW w:w="3141" w:type="dxa"/>
+          </w:tcPr>
+          <w:p>
+            <w:pPr>
+              <w:pStyle w:val="NoSpacing"/>
+            </w:pPr>
+            <w:r>
+              <w:t>1. Prepare</w:t>
+            </w:r>
+          </w:p>
+        </w:tc>
+        <w:tc>
+          <w:tcPr>
+            <w:tcW w:w="3249" w:type="dxa"/>
+          </w:tcPr>
+          <w:p>
+            <w:pPr>
+              <w:pStyle w:val="NoSpacing"/>
+              <w:cnfStyle w:val="000000100000" w:firstRow="0" w:lastRow="0" w:firstColumn="0" w:lastColumn="0" w:oddVBand="0" w:evenVBand="0" w:oddHBand="1" w:evenHBand="0" w:firstRowFirstColumn="0" w:firstRowLastColumn="0" w:lastRowFirstColumn="0" w:lastRowLastColumn="0"/>
+            </w:pPr>
+            <w:r>
+              <w:t>deterministic</w:t>
+            </w:r>
+          </w:p>
+        </w:tc>
+        <w:tc>
+          <w:tcPr>
+            <w:tcW w:w="3249" w:type="dxa"/>
+          </w:tcPr>
+          <w:p>
+            <w:pPr>
+              <w:pStyle w:val="NoSpacing"/>
+              <w:cnfStyle w:val="000000100000" w:firstRow="0" w:lastRow="0" w:firstColumn="0" w:lastColumn="0" w:oddVBand="0" w:evenVBand="0" w:oddHBand="1" w:evenHBand="0" w:firstRowFirstColumn="0" w:firstRowLastColumn="0" w:lastRowFirstColumn="0" w:lastRowLastColumn="0"/>
+            </w:pPr>
+            <w:r>
+              <w:t>Build per-skill dicts with name, evidence, parent context, sub-outcomes, foundation skills, and the list of other skills in the same unit.</w:t>
+            </w:r>
+          </w:p>
+        </w:tc>
+      </w:tr>
+      <w:tr>
+        <w:trPr>
+          <w:cnfStyle w:val="000000010000" w:firstRow="0" w:lastRow="0" w:firstColumn="0" w:lastColumn="0" w:oddVBand="0" w:evenVBand="0" w:oddHBand="0" w:evenHBand="1" w:firstRowFirstColumn="0" w:firstRowLastColumn="0" w:lastRowFirstColumn="0" w:lastRowLastColumn="0"/>
+        </w:trPr>
+        <w:tc>
+          <w:tcPr>
+            <w:cnfStyle w:val="001000000000" w:firstRow="0" w:lastRow="0" w:firstColumn="1" w:lastColumn="0" w:oddVBand="0" w:evenVBand="0" w:oddHBand="0" w:evenHBand="0" w:firstRowFirstColumn="0" w:firstRowLastColumn="0" w:lastRowFirstColumn="0" w:lastRowLastColumn="0"/>
+            <w:tcW w:w="3141" w:type="dxa"/>
+          </w:tcPr>
+          <w:p>
+            <w:pPr>
+              <w:pStyle w:val="NoSpacing"/>
+            </w:pPr>
+            <w:r>
+              <w:t>2. Consensus rename</w:t>
+            </w:r>
+          </w:p>
+        </w:tc>
+        <w:tc>
+          <w:tcPr>
+            <w:tcW w:w="3249" w:type="dxa"/>
+          </w:tcPr>
+          <w:p>
+            <w:pPr>
+              <w:pStyle w:val="NoSpacing"/>
+              <w:cnfStyle w:val="000000010000" w:firstRow="0" w:lastRow="0" w:firstColumn="0" w:lastColumn="0" w:oddVBand="0" w:evenVBand="0" w:oddHBand="0" w:evenHBand="1" w:firstRowFirstColumn="0" w:firstRowLastColumn="0" w:lastRowFirstColumn="0" w:lastRowLastColumn="0"/>
+            </w:pPr>
+            <w:r>
+              <w:t>LLM</w:t>
+            </w:r>
+          </w:p>
+        </w:tc>
+        <w:tc>
+          <w:tcPr>
+            <w:tcW w:w="3249" w:type="dxa"/>
+          </w:tcPr>
+          <w:p>
+            <w:pPr>
+              <w:pStyle w:val="NoSpacing"/>
+              <w:cnfStyle w:val="000000010000" w:firstRow="0" w:lastRow="0" w:firstColumn="0" w:lastColumn="0" w:oddVBand="0" w:evenVBand="0" w:oddHBand="0" w:evenHBand="1" w:firstRowFirstColumn="0" w:firstRowLastColumn="0" w:lastRowFirstColumn="0" w:lastRowLastColumn="0"/>
+            </w:pPr>
+            <w:r>
+              <w:t>Run the rename prompt N times (default 3) at a temperature schedule from 0 to max_temperature. Accept the new name only if it gets &gt;= consensus_threshold votes.</w:t>
+            </w:r>
+          </w:p>
+        </w:tc>
+      </w:tr>
+      <w:tr>
+        <w:trPr>
+          <w:cnfStyle w:val="000000100000" w:firstRow="0" w:lastRow="0" w:firstColumn="0" w:lastColumn="0" w:oddVBand="0" w:evenVBand="0" w:oddHBand="1" w:evenHBand="0" w:firstRowFirstColumn="0" w:firstRowLastColumn="0" w:lastRowFirstColumn="0" w:lastRowLastColumn="0"/>
+        </w:trPr>
+        <w:tc>
+          <w:tcPr>
+            <w:cnfStyle w:val="001000000000" w:firstRow="0" w:lastRow="0" w:firstColumn="1" w:lastColumn="0" w:oddVBand="0" w:evenVBand="0" w:oddHBand="0" w:evenHBand="0" w:firstRowFirstColumn="0" w:firstRowLastColumn="0" w:lastRowFirstColumn="0" w:lastRowLastColumn="0"/>
+            <w:tcW w:w="3141" w:type="dxa"/>
+          </w:tcPr>
+          <w:p>
+            <w:pPr>
+              <w:pStyle w:val="NoSpacing"/>
+            </w:pPr>
+            <w:r>
+              <w:t>3a. Post-process</w:t>
+            </w:r>
+          </w:p>
+        </w:tc>
+        <w:tc>
+          <w:tcPr>
+            <w:tcW w:w="3249" w:type="dxa"/>
+          </w:tcPr>
+          <w:p>
+            <w:pPr>
+              <w:pStyle w:val="NoSpacing"/>
+              <w:cnfStyle w:val="000000100000" w:firstRow="0" w:lastRow="0" w:firstColumn="0" w:lastColumn="0" w:oddVBand="0" w:evenVBand="0" w:oddHBand="1" w:evenHBand="0" w:firstRowFirstColumn="0" w:firstRowLastColumn="0" w:lastRowFirstColumn="0" w:lastRowLastColumn="0"/>
+            </w:pPr>
+            <w:r>
+              <w:t>deterministic</w:t>
+            </w:r>
+          </w:p>
+        </w:tc>
+        <w:tc>
+          <w:tcPr>
+            <w:tcW w:w="3249" w:type="dxa"/>
+          </w:tcPr>
+          <w:p>
+            <w:pPr>
+              <w:pStyle w:val="NoSpacing"/>
+              <w:cnfStyle w:val="000000100000" w:firstRow="0" w:lastRow="0" w:firstColumn="0" w:lastColumn="0" w:oddVBand="0" w:evenVBand="0" w:oddHBand="1" w:evenHBand="0" w:firstRowFirstColumn="0" w:firstRowLastColumn="0" w:lastRowFirstColumn="0" w:lastRowLastColumn="0"/>
+            </w:pPr>
+            <w:r>
+              <w:t>Strip redundant trailing words, apply AU spelling, retitle to Title Case, and run the action-as-noun guard.</w:t>
+            </w:r>
+          </w:p>
+        </w:tc>
+      </w:tr>
+      <w:tr>
+        <w:trPr>
+          <w:cnfStyle w:val="000000010000" w:firstRow="0" w:lastRow="0" w:firstColumn="0" w:lastColumn="0" w:oddVBand="0" w:evenVBand="0" w:oddHBand="0" w:evenHBand="1" w:firstRowFirstColumn="0" w:firstRowLastColumn="0" w:lastRowFirstColumn="0" w:lastRowLastColumn="0"/>
+        </w:trPr>
+        <w:tc>
+          <w:tcPr>
+            <w:cnfStyle w:val="001000000000" w:firstRow="0" w:lastRow="0" w:firstColumn="1" w:lastColumn="0" w:oddVBand="0" w:evenVBand="0" w:oddHBand="0" w:evenHBand="0" w:firstRowFirstColumn="0" w:firstRowLastColumn="0" w:lastRowFirstColumn="0" w:lastRowLastColumn="0"/>
+            <w:tcW w:w="3141" w:type="dxa"/>
+          </w:tcPr>
+          <w:p>
+            <w:pPr>
+              <w:pStyle w:val="NoSpacing"/>
+            </w:pPr>
+            <w:r>
+              <w:t>3b. Duplicate (Jaccard)</w:t>
+            </w:r>
+          </w:p>
+        </w:tc>
+        <w:tc>
+          <w:tcPr>
+            <w:tcW w:w="3249" w:type="dxa"/>
+          </w:tcPr>
+          <w:p>
+            <w:pPr>
+              <w:pStyle w:val="NoSpacing"/>
+              <w:cnfStyle w:val="000000010000" w:firstRow="0" w:lastRow="0" w:firstColumn="0" w:lastColumn="0" w:oddVBand="0" w:evenVBand="0" w:oddHBand="0" w:evenHBand="1" w:firstRowFirstColumn="0" w:firstRowLastColumn="0" w:lastRowFirstColumn="0" w:lastRowLastColumn="0"/>
+            </w:pPr>
+            <w:r>
+              <w:t>deterministic</w:t>
+            </w:r>
+          </w:p>
+        </w:tc>
+        <w:tc>
+          <w:tcPr>
+            <w:tcW w:w="3249" w:type="dxa"/>
+          </w:tcPr>
+          <w:p>
+            <w:pPr>
+              <w:pStyle w:val="NoSpacing"/>
+              <w:cnfStyle w:val="000000010000" w:firstRow="0" w:lastRow="0" w:firstColumn="0" w:lastColumn="0" w:oddVBand="0" w:evenVBand="0" w:oddHBand="0" w:evenHBand="1" w:firstRowFirstColumn="0" w:firstRowLastColumn="0" w:lastRowFirstColumn="0" w:lastRowLastColumn="0"/>
+            </w:pPr>
+            <w:r>
+              <w:t>Pair-wise word-Jaccard on the refined names; mark very close pairs as is_duplicate with duplicate_of set.</w:t>
+            </w:r>
+          </w:p>
+        </w:tc>
+      </w:tr>
+      <w:tr>
+        <w:trPr>
+          <w:cnfStyle w:val="000000100000" w:firstRow="0" w:lastRow="0" w:firstColumn="0" w:lastColumn="0" w:oddVBand="0" w:evenVBand="0" w:oddHBand="1" w:evenHBand="0" w:firstRowFirstColumn="0" w:firstRowLastColumn="0" w:lastRowFirstColumn="0" w:lastRowLastColumn="0"/>
+        </w:trPr>
+        <w:tc>
+          <w:tcPr>
+            <w:cnfStyle w:val="001000000000" w:firstRow="0" w:lastRow="0" w:firstColumn="1" w:lastColumn="0" w:oddVBand="0" w:evenVBand="0" w:oddHBand="0" w:evenHBand="0" w:firstRowFirstColumn="0" w:firstRowLastColumn="0" w:lastRowFirstColumn="0" w:lastRowLastColumn="0"/>
+            <w:tcW w:w="3141" w:type="dxa"/>
+          </w:tcPr>
+          <w:p>
+            <w:pPr>
+              <w:pStyle w:val="NoSpacing"/>
+            </w:pPr>
+            <w:r>
+              <w:lastRenderedPageBreak/>
+              <w:t>3b2. Domain marker MIS</w:t>
+            </w:r>
+          </w:p>
+        </w:tc>
+        <w:tc>
+          <w:tcPr>
+            <w:tcW w:w="3249" w:type="dxa"/>
+          </w:tcPr>
+          <w:p>
+            <w:pPr>
+              <w:pStyle w:val="NoSpacing"/>
+              <w:cnfStyle w:val="000000100000" w:firstRow="0" w:lastRow="0" w:firstColumn="0" w:lastColumn="0" w:oddVBand="0" w:evenVBand="0" w:oddHBand="1" w:evenHBand="0" w:firstRowFirstColumn="0" w:firstRowLastColumn="0" w:lastRowFirstColumn="0" w:lastRowLastColumn="0"/>
+            </w:pPr>
+            <w:r>
+              <w:t>deterministic</w:t>
+            </w:r>
+          </w:p>
+        </w:tc>
+        <w:tc>
+          <w:tcPr>
+            <w:tcW w:w="3249" w:type="dxa"/>
+          </w:tcPr>
+          <w:p>
+            <w:pPr>
+              <w:pStyle w:val="NoSpacing"/>
+              <w:cnfStyle w:val="000000100000" w:firstRow="0" w:lastRow="0" w:firstColumn="0" w:lastColumn="0" w:oddVBand="0" w:evenVBand="0" w:oddHBand="1" w:evenHBand="0" w:firstRowFirstColumn="0" w:firstRowLastColumn="0" w:lastRowFirstColumn="0" w:lastRowLastColumn="0"/>
+            </w:pPr>
+            <w:r>
+              <w:t>Flag skills whose name contains a domain marker that does not appear in the evidence (e.g. name says "security register" but evidence describes an inventory).</w:t>
+            </w:r>
+          </w:p>
+        </w:tc>
+      </w:tr>
+      <w:tr>
+        <w:trPr>
+          <w:cnfStyle w:val="000000010000" w:firstRow="0" w:lastRow="0" w:firstColumn="0" w:lastColumn="0" w:oddVBand="0" w:evenVBand="0" w:oddHBand="0" w:evenHBand="1" w:firstRowFirstColumn="0" w:firstRowLastColumn="0" w:lastRowFirstColumn="0" w:lastRowLastColumn="0"/>
+        </w:trPr>
+        <w:tc>
+          <w:tcPr>
+            <w:cnfStyle w:val="001000000000" w:firstRow="0" w:lastRow="0" w:firstColumn="1" w:lastColumn="0" w:oddVBand="0" w:evenVBand="0" w:oddHBand="0" w:evenHBand="0" w:firstRowFirstColumn="0" w:firstRowLastColumn="0" w:lastRowFirstColumn="0" w:lastRowLastColumn="0"/>
+            <w:tcW w:w="3141" w:type="dxa"/>
+          </w:tcPr>
+          <w:p>
+            <w:pPr>
+              <w:pStyle w:val="NoSpacing"/>
+            </w:pPr>
+            <w:r>
+              <w:t>3b3. Generic FS OOS</w:t>
+            </w:r>
+          </w:p>
+        </w:tc>
+        <w:tc>
+          <w:tcPr>
+            <w:tcW w:w="3249" w:type="dxa"/>
+          </w:tcPr>
+          <w:p>
+            <w:pPr>
+              <w:pStyle w:val="NoSpacing"/>
+              <w:cnfStyle w:val="000000010000" w:firstRow="0" w:lastRow="0" w:firstColumn="0" w:lastColumn="0" w:oddVBand="0" w:evenVBand="0" w:oddHBand="0" w:evenHBand="1" w:firstRowFirstColumn="0" w:firstRowLastColumn="0" w:lastRowFirstColumn="0" w:lastRowLastColumn="0"/>
+            </w:pPr>
+            <w:r>
+              <w:t>deterministic, VET only</w:t>
+            </w:r>
+          </w:p>
+        </w:tc>
+        <w:tc>
+          <w:tcPr>
+            <w:tcW w:w="3249" w:type="dxa"/>
+          </w:tcPr>
+          <w:p>
+            <w:pPr>
+              <w:pStyle w:val="NoSpacing"/>
+              <w:cnfStyle w:val="000000010000" w:firstRow="0" w:lastRow="0" w:firstColumn="0" w:lastColumn="0" w:oddVBand="0" w:evenVBand="0" w:oddHBand="0" w:evenHBand="1" w:firstRowFirstColumn="0" w:firstRowLastColumn="0" w:lastRowFirstColumn="0" w:lastRowLastColumn="0"/>
+            </w:pPr>
+            <w:r>
+              <w:t>Flag generic Foundation-Skill capability names that do not add information beyond the PCs.</w:t>
+            </w:r>
+          </w:p>
+        </w:tc>
+      </w:tr>
+      <w:tr>
+        <w:trPr>
+          <w:cnfStyle w:val="000000100000" w:firstRow="0" w:lastRow="0" w:firstColumn="0" w:lastColumn="0" w:oddVBand="0" w:evenVBand="0" w:oddHBand="1" w:evenHBand="0" w:firstRowFirstColumn="0" w:firstRowLastColumn="0" w:lastRowFirstColumn="0" w:lastRowLastColumn="0"/>
+        </w:trPr>
+        <w:tc>
+          <w:tcPr>
+            <w:cnfStyle w:val="001000000000" w:firstRow="0" w:lastRow="0" w:firstColumn="1" w:lastColumn="0" w:oddVBand="0" w:evenVBand="0" w:oddHBand="0" w:evenHBand="0" w:firstRowFirstColumn="0" w:firstRowLastColumn="0" w:lastRowFirstColumn="0" w:lastRowLastColumn="0"/>
+            <w:tcW w:w="3141" w:type="dxa"/>
+          </w:tcPr>
+          <w:p>
+            <w:pPr>
+              <w:pStyle w:val="NoSpacing"/>
+            </w:pPr>
+            <w:r>
+              <w:t>3b4. FS interpret/prepare OOS</w:t>
+            </w:r>
+          </w:p>
+        </w:tc>
+        <w:tc>
+          <w:tcPr>
+            <w:tcW w:w="3249" w:type="dxa"/>
+          </w:tcPr>
+          <w:p>
+            <w:pPr>
+              <w:pStyle w:val="NoSpacing"/>
+              <w:cnfStyle w:val="000000100000" w:firstRow="0" w:lastRow="0" w:firstColumn="0" w:lastColumn="0" w:oddVBand="0" w:evenVBand="0" w:oddHBand="1" w:evenHBand="0" w:firstRowFirstColumn="0" w:firstRowLastColumn="0" w:lastRowFirstColumn="0" w:lastRowLastColumn="0"/>
+            </w:pPr>
+            <w:r>
+              <w:t>deterministic, VET only</w:t>
+            </w:r>
+          </w:p>
+        </w:tc>
+        <w:tc>
+          <w:tcPr>
+            <w:tcW w:w="3249" w:type="dxa"/>
+          </w:tcPr>
+          <w:p>
+            <w:pPr>
+              <w:pStyle w:val="NoSpacing"/>
+              <w:cnfStyle w:val="000000100000" w:firstRow="0" w:lastRow="0" w:firstColumn="0" w:lastColumn="0" w:oddVBand="0" w:evenVBand="0" w:oddHBand="1" w:evenHBand="0" w:firstRowFirstColumn="0" w:firstRowLastColumn="0" w:lastRowFirstColumn="0" w:lastRowLastColumn="0"/>
+            </w:pPr>
+            <w:r>
+              <w:t>Flag FS skills whose action is implicit in the Performance Criteria.</w:t>
+            </w:r>
+          </w:p>
+        </w:tc>
+      </w:tr>
+      <w:tr>
+        <w:trPr>
+          <w:cnfStyle w:val="000000010000" w:firstRow="0" w:lastRow="0" w:firstColumn="0" w:lastColumn="0" w:oddVBand="0" w:evenVBand="0" w:oddHBand="0" w:evenHBand="1" w:firstRowFirstColumn="0" w:firstRowLastColumn="0" w:lastRowFirstColumn="0" w:lastRowLastColumn="0"/>
+        </w:trPr>
+        <w:tc>
+          <w:tcPr>
+            <w:cnfStyle w:val="001000000000" w:firstRow="0" w:lastRow="0" w:firstColumn="1" w:lastColumn="0" w:oddVBand="0" w:evenVBand="0" w:oddHBand="0" w:evenHBand="0" w:firstRowFirstColumn="0" w:firstRowLastColumn="0" w:lastRowFirstColumn="0" w:lastRowLastColumn="0"/>
+            <w:tcW w:w="3141" w:type="dxa"/>
+          </w:tcPr>
+          <w:p>
+            <w:pPr>
+              <w:pStyle w:val="NoSpacing"/>
+            </w:pPr>
+            <w:r>
+              <w:t>3b5. Same-LO duplicates</w:t>
+            </w:r>
+          </w:p>
+        </w:tc>
+        <w:tc>
+          <w:tcPr>
+            <w:tcW w:w="3249" w:type="dxa"/>
+          </w:tcPr>
+          <w:p>
+            <w:pPr>
+              <w:pStyle w:val="NoSpacing"/>
+              <w:cnfStyle w:val="000000010000" w:firstRow="0" w:lastRow="0" w:firstColumn="0" w:lastColumn="0" w:oddVBand="0" w:evenVBand="0" w:oddHBand="0" w:evenHBand="1" w:firstRowFirstColumn="0" w:firstRowLastColumn="0" w:lastRowFirstColumn="0" w:lastRowLastColumn="0"/>
+            </w:pPr>
+            <w:r>
+              <w:t>deterministic, Uni only</w:t>
+            </w:r>
+          </w:p>
+        </w:tc>
+        <w:tc>
+          <w:tcPr>
+            <w:tcW w:w="3249" w:type="dxa"/>
+          </w:tcPr>
+          <w:p>
+            <w:pPr>
+              <w:pStyle w:val="NoSpacing"/>
+              <w:cnfStyle w:val="000000010000" w:firstRow="0" w:lastRow="0" w:firstColumn="0" w:lastColumn="0" w:oddVBand="0" w:evenVBand="0" w:oddHBand="0" w:evenHBand="1" w:firstRowFirstColumn="0" w:firstRowLastColumn="0" w:lastRowFirstColumn="0" w:lastRowLastColumn="0"/>
+            </w:pPr>
+            <w:r>
+              <w:t>Cluster skills sourced from the same Learning Outcome line; mark the rest as duplicates of the canonical pick.</w:t>
+            </w:r>
+          </w:p>
+        </w:tc>
+      </w:tr>
+      <w:tr>
+        <w:trPr>
+          <w:cnfStyle w:val="000000100000" w:firstRow="0" w:lastRow="0" w:firstColumn="0" w:lastColumn="0" w:oddVBand="0" w:evenVBand="0" w:oddHBand="1" w:evenHBand="0" w:firstRowFirstColumn="0" w:firstRowLastColumn="0" w:lastRowFirstColumn="0" w:lastRowLastColumn="0"/>
+        </w:trPr>
+        <w:tc>
+          <w:tcPr>
+            <w:cnfStyle w:val="001000000000" w:firstRow="0" w:lastRow="0" w:firstColumn="1" w:lastColumn="0" w:oddVBand="0" w:evenVBand="0" w:oddHBand="0" w:evenHBand="0" w:firstRowFirstColumn="0" w:firstRowLastColumn="0" w:lastRowFirstColumn="0" w:lastRowLastColumn="0"/>
+            <w:tcW w:w="3141" w:type="dxa"/>
+          </w:tcPr>
+          <w:p>
+            <w:pPr>
+              <w:pStyle w:val="NoSpacing"/>
+            </w:pPr>
+            <w:r>
+              <w:t>3b6. Vague description OOS</w:t>
+            </w:r>
+          </w:p>
+        </w:tc>
+        <w:tc>
+          <w:tcPr>
+            <w:tcW w:w="3249" w:type="dxa"/>
+          </w:tcPr>
+          <w:p>
+            <w:pPr>
+              <w:pStyle w:val="NoSpacing"/>
+              <w:cnfStyle w:val="000000100000" w:firstRow="0" w:lastRow="0" w:firstColumn="0" w:lastColumn="0" w:oddVBand="0" w:evenVBand="0" w:oddHBand="1" w:evenHBand="0" w:firstRowFirstColumn="0" w:firstRowLastColumn="0" w:lastRowFirstColumn="0" w:lastRowLastColumn="0"/>
+            </w:pPr>
+            <w:r>
+              <w:t>deterministic, Uni only</w:t>
+            </w:r>
+          </w:p>
+        </w:tc>
+        <w:tc>
+          <w:tcPr>
+            <w:tcW w:w="3249" w:type="dxa"/>
+          </w:tcPr>
+          <w:p>
+            <w:pPr>
+              <w:pStyle w:val="NoSpacing"/>
+              <w:cnfStyle w:val="000000100000" w:firstRow="0" w:lastRow="0" w:firstColumn="0" w:lastColumn="0" w:oddVBand="0" w:evenVBand="0" w:oddHBand="1" w:evenHBand="0" w:firstRowFirstColumn="0" w:firstRowLastColumn="0" w:lastRowFirstColumn="0" w:lastRowLastColumn="0"/>
+            </w:pPr>
+            <w:r>
+              <w:t>Flag skills extracted from description prose that lack a concrete LO anchor.</w:t>
+            </w:r>
+          </w:p>
+        </w:tc>
+      </w:tr>
+      <w:tr>
+        <w:trPr>
+          <w:cnfStyle w:val="000000010000" w:firstRow="0" w:lastRow="0" w:firstColumn="0" w:lastColumn="0" w:oddVBand="0" w:evenVBand="0" w:oddHBand="0" w:evenHBand="1" w:firstRowFirstColumn="0" w:firstRowLastColumn="0" w:lastRowFirstColumn="0" w:lastRowLastColumn="0"/>
+        </w:trPr>
+        <w:tc>
+          <w:tcPr>
+            <w:cnfStyle w:val="001000000000" w:firstRow="0" w:lastRow="0" w:firstColumn="1" w:lastColumn="0" w:oddVBand="0" w:evenVBand="0" w:oddHBand="0" w:evenHBand="0" w:firstRowFirstColumn="0" w:firstRowLastColumn="0" w:lastRowFirstColumn="0" w:lastRowLastColumn="0"/>
+            <w:tcW w:w="3141" w:type="dxa"/>
+          </w:tcPr>
+          <w:p>
+            <w:pPr>
+              <w:pStyle w:val="NoSpacing"/>
+            </w:pPr>
+            <w:r>
+              <w:t>3b7. FS-implicit-in-PCs</w:t>
+            </w:r>
+          </w:p>
+        </w:tc>
+        <w:tc>
+          <w:tcPr>
+            <w:tcW w:w="3249" w:type="dxa"/>
+          </w:tcPr>
+          <w:p>
+            <w:pPr>
+              <w:pStyle w:val="NoSpacing"/>
+              <w:cnfStyle w:val="000000010000" w:firstRow="0" w:lastRow="0" w:firstColumn="0" w:lastColumn="0" w:oddVBand="0" w:evenVBand="0" w:oddHBand="0" w:evenHBand="1" w:firstRowFirstColumn="0" w:firstRowLastColumn="0" w:lastRowFirstColumn="0" w:lastRowLastColumn="0"/>
+            </w:pPr>
+            <w:r>
+              <w:t>LLM, VET only</w:t>
+            </w:r>
+          </w:p>
+        </w:tc>
+        <w:tc>
+          <w:tcPr>
+            <w:tcW w:w="3249" w:type="dxa"/>
+          </w:tcPr>
+          <w:p>
+            <w:pPr>
+              <w:pStyle w:val="NoSpacing"/>
+              <w:cnfStyle w:val="000000010000" w:firstRow="0" w:lastRow="0" w:firstColumn="0" w:lastColumn="0" w:oddVBand="0" w:evenVBand="0" w:oddHBand="0" w:evenHBand="1" w:firstRowFirstColumn="0" w:firstRowLastColumn="0" w:lastRowFirstColumn="0" w:lastRowLastColumn="0"/>
+            </w:pPr>
+            <w:r>
+              <w:t>For each FS skill, query the LLM to decide whether the same capability is already implicit in any PC. Verdict full/partial/none. Full means OOS.</w:t>
+            </w:r>
+          </w:p>
+        </w:tc>
+      </w:tr>
+      <w:tr>
+        <w:trPr>
+          <w:cnfStyle w:val="000000100000" w:firstRow="0" w:lastRow="0" w:firstColumn="0" w:lastColumn="0" w:oddVBand="0" w:evenVBand="0" w:oddHBand="1" w:evenHBand="0" w:firstRowFirstColumn="0" w:firstRowLastColumn="0" w:lastRowFirstColumn="0" w:lastRowLastColumn="0"/>
+        </w:trPr>
+        <w:tc>
+          <w:tcPr>
+            <w:cnfStyle w:val="001000000000" w:firstRow="0" w:lastRow="0" w:firstColumn="1" w:lastColumn="0" w:oddVBand="0" w:evenVBand="0" w:oddHBand="0" w:evenHBand="0" w:firstRowFirstColumn="0" w:firstRowLastColumn="0" w:lastRowFirstColumn="0" w:lastRowLastColumn="0"/>
+            <w:tcW w:w="3141" w:type="dxa"/>
+          </w:tcPr>
+          <w:p>
+            <w:pPr>
+              <w:pStyle w:val="NoSpacing"/>
+            </w:pPr>
+            <w:r>
+              <w:t>3c. Gap-fill</w:t>
+            </w:r>
+          </w:p>
+        </w:tc>
+        <w:tc>
+          <w:tcPr>
+            <w:tcW w:w="3249" w:type="dxa"/>
+          </w:tcPr>
+          <w:p>
+            <w:pPr>
+              <w:pStyle w:val="NoSpacing"/>
+              <w:cnfStyle w:val="000000100000" w:firstRow="0" w:lastRow="0" w:firstColumn="0" w:lastColumn="0" w:oddVBand="0" w:evenVBand="0" w:oddHBand="1" w:evenHBand="0" w:firstRowFirstColumn="0" w:firstRowLastColumn="0" w:lastRowFirstColumn="0" w:lastRowLastColumn="0"/>
+            </w:pPr>
+            <w:r>
+              <w:t>LLM, optional</w:t>
+            </w:r>
+          </w:p>
+        </w:tc>
+        <w:tc>
+          <w:tcPr>
+            <w:tcW w:w="3249" w:type="dxa"/>
+          </w:tcPr>
+          <w:p>
+            <w:pPr>
+              <w:pStyle w:val="NoSpacing"/>
+              <w:cnfStyle w:val="000000100000" w:firstRow="0" w:lastRow="0" w:firstColumn="0" w:lastColumn="0" w:oddVBand="0" w:evenVBand="0" w:oddHBand="1" w:evenHBand="0" w:firstRowFirstColumn="0" w:firstRowLastColumn="0" w:lastRowFirstColumn="0" w:lastRowLastColumn="0"/>
+            </w:pPr>
+            <w:r>
+              <w:t>Re-read the PCs (VET) or LOs (Uni) and ask the LLM whether any sub-outcome is uncovered. Add new skills with added_from_pc=true.</w:t>
+            </w:r>
+          </w:p>
+        </w:tc>
+      </w:tr>
+      <w:tr>
+        <w:trPr>
+          <w:cnfStyle w:val="000000010000" w:firstRow="0" w:lastRow="0" w:firstColumn="0" w:lastColumn="0" w:oddVBand="0" w:evenVBand="0" w:oddHBand="0" w:evenHBand="1" w:firstRowFirstColumn="0" w:firstRowLastColumn="0" w:lastRowFirstColumn="0" w:lastRowLastColumn="0"/>
+        </w:trPr>
+        <w:tc>
+          <w:tcPr>
+            <w:cnfStyle w:val="001000000000" w:firstRow="0" w:lastRow="0" w:firstColumn="1" w:lastColumn="0" w:oddVBand="0" w:evenVBand="0" w:oddHBand="0" w:evenHBand="0" w:firstRowFirstColumn="0" w:firstRowLastColumn="0" w:lastRowFirstColumn="0" w:lastRowLastColumn="0"/>
+            <w:tcW w:w="3141" w:type="dxa"/>
+          </w:tcPr>
+          <w:p>
+            <w:pPr>
+              <w:pStyle w:val="NoSpacing"/>
+            </w:pPr>
+            <w:r>
+              <w:t>3c2. Element heading DUP</w:t>
+            </w:r>
+          </w:p>
+        </w:tc>
+        <w:tc>
+          <w:tcPr>
+            <w:tcW w:w="3249" w:type="dxa"/>
+          </w:tcPr>
+          <w:p>
+            <w:pPr>
+              <w:pStyle w:val="NoSpacing"/>
+              <w:cnfStyle w:val="000000010000" w:firstRow="0" w:lastRow="0" w:firstColumn="0" w:lastColumn="0" w:oddVBand="0" w:evenVBand="0" w:oddHBand="0" w:evenHBand="1" w:firstRowFirstColumn="0" w:firstRowLastColumn="0" w:lastRowFirstColumn="0" w:lastRowLastColumn="0"/>
+            </w:pPr>
+            <w:r>
+              <w:t>deterministic, VET only</w:t>
+            </w:r>
+          </w:p>
+        </w:tc>
+        <w:tc>
+          <w:tcPr>
+            <w:tcW w:w="3249" w:type="dxa"/>
+          </w:tcPr>
+          <w:p>
+            <w:pPr>
+              <w:pStyle w:val="NoSpacing"/>
+              <w:cnfStyle w:val="000000010000" w:firstRow="0" w:lastRow="0" w:firstColumn="0" w:lastColumn="0" w:oddVBand="0" w:evenVBand="0" w:oddHBand="0" w:evenHBand="1" w:firstRowFirstColumn="0" w:firstRowLastColumn="0" w:lastRowFirstColumn="0" w:lastRowLastColumn="0"/>
+            </w:pPr>
+            <w:r>
+              <w:t>Flag skills whose evidence is verbatim an Element heading; treat as duplicates of the element-level skill.</w:t>
+            </w:r>
+          </w:p>
+        </w:tc>
+      </w:tr>
+      <w:tr>
+        <w:trPr>
+          <w:cnfStyle w:val="000000100000" w:firstRow="0" w:lastRow="0" w:firstColumn="0" w:lastColumn="0" w:oddVBand="0" w:evenVBand="0" w:oddHBand="1" w:evenHBand="0" w:firstRowFirstColumn="0" w:firstRowLastColumn="0" w:lastRowFirstColumn="0" w:lastRowLastColumn="0"/>
+        </w:trPr>
+        <w:tc>
+          <w:tcPr>
+            <w:cnfStyle w:val="001000000000" w:firstRow="0" w:lastRow="0" w:firstColumn="1" w:lastColumn="0" w:oddVBand="0" w:evenVBand="0" w:oddHBand="0" w:evenHBand="0" w:firstRowFirstColumn="0" w:firstRowLastColumn="0" w:lastRowFirstColumn="0" w:lastRowLastColumn="0"/>
+            <w:tcW w:w="3141" w:type="dxa"/>
+          </w:tcPr>
+          <w:p>
+            <w:pPr>
+              <w:pStyle w:val="NoSpacing"/>
+            </w:pPr>
+            <w:r>
+              <w:t>3d. Validation (DUP/OOS/MIS)</w:t>
+            </w:r>
+          </w:p>
+        </w:tc>
+        <w:tc>
+          <w:tcPr>
+            <w:tcW w:w="3249" w:type="dxa"/>
+          </w:tcPr>
+          <w:p>
+            <w:pPr>
+              <w:pStyle w:val="NoSpacing"/>
+              <w:cnfStyle w:val="000000100000" w:firstRow="0" w:lastRow="0" w:firstColumn="0" w:lastColumn="0" w:oddVBand="0" w:evenVBand="0" w:oddHBand="1" w:evenHBand="0" w:firstRowFirstColumn="0" w:firstRowLastColumn="0" w:lastRowFirstColumn="0" w:lastRowLastColumn="0"/>
+            </w:pPr>
+            <w:r>
+              <w:t>LLM</w:t>
+            </w:r>
+          </w:p>
+        </w:tc>
+        <w:tc>
+          <w:tcPr>
+            <w:tcW w:w="3249" w:type="dxa"/>
+          </w:tcPr>
+          <w:p>
+            <w:pPr>
+              <w:pStyle w:val="NoSpacing"/>
+              <w:cnfStyle w:val="000000100000" w:firstRow="0" w:lastRow="0" w:firstColumn="0" w:lastColumn="0" w:oddVBand="0" w:evenVBand="0" w:oddHBand="1" w:evenHBand="0" w:firstRowFirstColumn="0" w:firstRowLastColumn="0" w:lastRowFirstColumn="0" w:lastRowLastColumn="0"/>
+            </w:pPr>
+            <w:r>
+              <w:t>Single structured pass per skill asking the model to check for duplicate, out-of-scope, and misinterpretation. Five named sub-checks: evidence-actions, name-actions, match check, duplicate check, scope check.</w:t>
+            </w:r>
+          </w:p>
+        </w:tc>
+      </w:tr>
+      <w:tr>
+        <w:trPr>
+          <w:cnfStyle w:val="000000010000" w:firstRow="0" w:lastRow="0" w:firstColumn="0" w:lastColumn="0" w:oddVBand="0" w:evenVBand="0" w:oddHBand="0" w:evenHBand="1" w:firstRowFirstColumn="0" w:firstRowLastColumn="0" w:lastRowFirstColumn="0" w:lastRowLastColumn="0"/>
+        </w:trPr>
+        <w:tc>
+          <w:tcPr>
+            <w:cnfStyle w:val="001000000000" w:firstRow="0" w:lastRow="0" w:firstColumn="1" w:lastColumn="0" w:oddVBand="0" w:evenVBand="0" w:oddHBand="0" w:evenHBand="0" w:firstRowFirstColumn="0" w:firstRowLastColumn="0" w:lastRowFirstColumn="0" w:lastRowLastColumn="0"/>
+            <w:tcW w:w="3141" w:type="dxa"/>
+          </w:tcPr>
+          <w:p>
+            <w:pPr>
+              <w:pStyle w:val="NoSpacing"/>
+            </w:pPr>
+            <w:r>
+              <w:t>3e. Verify DUP flags</w:t>
+            </w:r>
+          </w:p>
+        </w:tc>
+        <w:tc>
+          <w:tcPr>
+            <w:tcW w:w="3249" w:type="dxa"/>
+          </w:tcPr>
+          <w:p>
+            <w:pPr>
+              <w:pStyle w:val="NoSpacing"/>
+              <w:cnfStyle w:val="000000010000" w:firstRow="0" w:lastRow="0" w:firstColumn="0" w:lastColumn="0" w:oddVBand="0" w:evenVBand="0" w:oddHBand="0" w:evenHBand="1" w:firstRowFirstColumn="0" w:firstRowLastColumn="0" w:lastRowFirstColumn="0" w:lastRowLastColumn="0"/>
+            </w:pPr>
+            <w:r>
+              <w:t>deterministic</w:t>
+            </w:r>
+          </w:p>
+        </w:tc>
+        <w:tc>
+          <w:tcPr>
+            <w:tcW w:w="3249" w:type="dxa"/>
+          </w:tcPr>
+          <w:p>
+            <w:pPr>
+              <w:pStyle w:val="NoSpacing"/>
+              <w:cnfStyle w:val="000000010000" w:firstRow="0" w:lastRow="0" w:firstColumn="0" w:lastColumn="0" w:oddVBand="0" w:evenVBand="0" w:oddHBand="0" w:evenHBand="1" w:firstRowFirstColumn="0" w:firstRowLastColumn="0" w:lastRowFirstColumn="0" w:lastRowLastColumn="0"/>
+            </w:pPr>
+            <w:r>
+              <w:t>Re-check duplicate_of references; remove false positives where the duplicate_of target does not actually exist or is itself flagged.</w:t>
+            </w:r>
+          </w:p>
+        </w:tc>
+      </w:tr>
+      <w:tr>
+        <w:trPr>
+          <w:cnfStyle w:val="000000100000" w:firstRow="0" w:lastRow="0" w:firstColumn="0" w:lastColumn="0" w:oddVBand="0" w:evenVBand="0" w:oddHBand="1" w:evenHBand="0" w:firstRowFirstColumn="0" w:firstRowLastColumn="0" w:lastRowFirstColumn="0" w:lastRowLastColumn="0"/>
+        </w:trPr>
+        <w:tc>
+          <w:tcPr>
+            <w:cnfStyle w:val="001000000000" w:firstRow="0" w:lastRow="0" w:firstColumn="1" w:lastColumn="0" w:oddVBand="0" w:evenVBand="0" w:oddHBand="0" w:evenHBand="0" w:firstRowFirstColumn="0" w:firstRowLastColumn="0" w:lastRowFirstColumn="0" w:lastRowLastColumn="0"/>
+            <w:tcW w:w="3141" w:type="dxa"/>
+          </w:tcPr>
+          <w:p>
+            <w:pPr>
+              <w:pStyle w:val="NoSpacing"/>
+            </w:pPr>
+            <w:r>
+              <w:t>3f. Re-refine MIS</w:t>
+            </w:r>
+          </w:p>
+        </w:tc>
+        <w:tc>
+          <w:tcPr>
+            <w:tcW w:w="3249" w:type="dxa"/>
+          </w:tcPr>
+          <w:p>
+            <w:pPr>
+              <w:pStyle w:val="NoSpacing"/>
+              <w:cnfStyle w:val="000000100000" w:firstRow="0" w:lastRow="0" w:firstColumn="0" w:lastColumn="0" w:oddVBand="0" w:evenVBand="0" w:oddHBand="1" w:evenHBand="0" w:firstRowFirstColumn="0" w:firstRowLastColumn="0" w:lastRowFirstColumn="0" w:lastRowLastColumn="0"/>
+            </w:pPr>
+            <w:r>
+              <w:t>LLM</w:t>
+            </w:r>
+          </w:p>
+        </w:tc>
+        <w:tc>
+          <w:tcPr>
+            <w:tcW w:w="3249" w:type="dxa"/>
+          </w:tcPr>
+          <w:p>
+            <w:pPr>
+              <w:pStyle w:val="NoSpacing"/>
+              <w:cnfStyle w:val="000000100000" w:firstRow="0" w:lastRow="0" w:firstColumn="0" w:lastColumn="0" w:oddVBand="0" w:evenVBand="0" w:oddHBand="1" w:evenHBand="0" w:firstRowFirstColumn="0" w:firstRowLastColumn="0" w:lastRowFirstColumn="0" w:lastRowLastColumn="0"/>
+            </w:pPr>
+            <w:r>
+              <w:t xml:space="preserve">For every skill flagged </w:t>
+            </w:r>
+            <w:r>
+              <w:rPr>
+                <w:rFonts w:ascii="Courier New" w:hAnsi="Courier New" w:cs="Courier New"/>
+              </w:rPr>
+              <w:t>is_misinterpretation</w:t>
+            </w:r>
+            <w:r>
+              <w:t xml:space="preserve">, rerun the rename prompt with the misinterpretation reason injected so the model can correct </w:t>
+            </w:r>
+            <w:r>
+              <w:lastRenderedPageBreak/>
+              <w:t>the name.</w:t>
+            </w:r>
+          </w:p>
+        </w:tc>
+      </w:tr>
+      <w:tr>
+        <w:trPr>
+          <w:cnfStyle w:val="000000010000" w:firstRow="0" w:lastRow="0" w:firstColumn="0" w:lastColumn="0" w:oddVBand="0" w:evenVBand="0" w:oddHBand="0" w:evenHBand="1" w:firstRowFirstColumn="0" w:firstRowLastColumn="0" w:lastRowFirstColumn="0" w:lastRowLastColumn="0"/>
+        </w:trPr>
+        <w:tc>
+          <w:tcPr>
+            <w:cnfStyle w:val="001000000000" w:firstRow="0" w:lastRow="0" w:firstColumn="1" w:lastColumn="0" w:oddVBand="0" w:evenVBand="0" w:oddHBand="0" w:evenHBand="0" w:firstRowFirstColumn="0" w:firstRowLastColumn="0" w:lastRowFirstColumn="0" w:lastRowLastColumn="0"/>
+            <w:tcW w:w="3141" w:type="dxa"/>
+          </w:tcPr>
+          <w:p>
+            <w:pPr>
+              <w:pStyle w:val="NoSpacing"/>
+            </w:pPr>
+            <w:r>
+              <w:lastRenderedPageBreak/>
+              <w:t>4. Evidence completion</w:t>
+            </w:r>
+          </w:p>
+        </w:tc>
+        <w:tc>
+          <w:tcPr>
+            <w:tcW w:w="3249" w:type="dxa"/>
+          </w:tcPr>
+          <w:p>
+            <w:pPr>
+              <w:pStyle w:val="NoSpacing"/>
+              <w:cnfStyle w:val="000000010000" w:firstRow="0" w:lastRow="0" w:firstColumn="0" w:lastColumn="0" w:oddVBand="0" w:evenVBand="0" w:oddHBand="0" w:evenHBand="1" w:firstRowFirstColumn="0" w:firstRowLastColumn="0" w:lastRowFirstColumn="0" w:lastRowLastColumn="0"/>
+            </w:pPr>
+            <w:r>
+              <w:t>LLM, optional</w:t>
+            </w:r>
+          </w:p>
+        </w:tc>
+        <w:tc>
+          <w:tcPr>
+            <w:tcW w:w="3249" w:type="dxa"/>
+          </w:tcPr>
+          <w:p>
+            <w:pPr>
+              <w:pStyle w:val="NoSpacing"/>
+              <w:cnfStyle w:val="000000010000" w:firstRow="0" w:lastRow="0" w:firstColumn="0" w:lastColumn="0" w:oddVBand="0" w:evenVBand="0" w:oddHBand="0" w:evenHBand="1" w:firstRowFirstColumn="0" w:firstRowLastColumn="0" w:lastRowFirstColumn="0" w:lastRowLastColumn="0"/>
+            </w:pPr>
+            <w:r>
+              <w:t>Detect truncated evidence strings, find the original source, and expand. Also looks for related PCs the evidence should cover and appends references.</w:t>
+            </w:r>
+          </w:p>
+        </w:tc>
+      </w:tr>
+      <w:tr>
+        <w:trPr>
+          <w:cnfStyle w:val="000000100000" w:firstRow="0" w:lastRow="0" w:firstColumn="0" w:lastColumn="0" w:oddVBand="0" w:evenVBand="0" w:oddHBand="1" w:evenHBand="0" w:firstRowFirstColumn="0" w:firstRowLastColumn="0" w:lastRowFirstColumn="0" w:lastRowLastColumn="0"/>
+        </w:trPr>
+        <w:tc>
+          <w:tcPr>
+            <w:cnfStyle w:val="001000000000" w:firstRow="0" w:lastRow="0" w:firstColumn="1" w:lastColumn="0" w:oddVBand="0" w:evenVBand="0" w:oddHBand="0" w:evenHBand="0" w:firstRowFirstColumn="0" w:firstRowLastColumn="0" w:lastRowFirstColumn="0" w:lastRowLastColumn="0"/>
+            <w:tcW w:w="3141" w:type="dxa"/>
+          </w:tcPr>
+          <w:p>
+            <w:pPr>
+              <w:pStyle w:val="NoSpacing"/>
+            </w:pPr>
+            <w:r>
+              <w:t>5a. Description refinement</w:t>
+            </w:r>
+          </w:p>
+        </w:tc>
+        <w:tc>
+          <w:tcPr>
+            <w:tcW w:w="3249" w:type="dxa"/>
+          </w:tcPr>
+          <w:p>
+            <w:pPr>
+              <w:pStyle w:val="NoSpacing"/>
+              <w:cnfStyle w:val="000000100000" w:firstRow="0" w:lastRow="0" w:firstColumn="0" w:lastColumn="0" w:oddVBand="0" w:evenVBand="0" w:oddHBand="1" w:evenHBand="0" w:firstRowFirstColumn="0" w:firstRowLastColumn="0" w:lastRowFirstColumn="0" w:lastRowLastColumn="0"/>
+            </w:pPr>
+            <w:r>
+              <w:t>LLM</w:t>
+            </w:r>
+          </w:p>
+        </w:tc>
+        <w:tc>
+          <w:tcPr>
+            <w:tcW w:w="3249" w:type="dxa"/>
+          </w:tcPr>
+          <w:p>
+            <w:pPr>
+              <w:pStyle w:val="NoSpacing"/>
+              <w:cnfStyle w:val="000000100000" w:firstRow="0" w:lastRow="0" w:firstColumn="0" w:lastColumn="0" w:oddVBand="0" w:evenVBand="0" w:oddHBand="1" w:evenHBand="0" w:firstRowFirstColumn="0" w:firstRowLastColumn="0" w:lastRowFirstColumn="0" w:lastRowLastColumn="0"/>
+            </w:pPr>
+            <w:r>
+              <w:t>Rewrite each description from the refined name plus evidence. Keeps descriptions consistent with names after renames.</w:t>
+            </w:r>
+          </w:p>
+        </w:tc>
+      </w:tr>
+      <w:tr>
+        <w:trPr>
+          <w:cnfStyle w:val="000000010000" w:firstRow="0" w:lastRow="0" w:firstColumn="0" w:lastColumn="0" w:oddVBand="0" w:evenVBand="0" w:oddHBand="0" w:evenHBand="1" w:firstRowFirstColumn="0" w:firstRowLastColumn="0" w:lastRowFirstColumn="0" w:lastRowLastColumn="0"/>
+        </w:trPr>
+        <w:tc>
+          <w:tcPr>
+            <w:cnfStyle w:val="001000000000" w:firstRow="0" w:lastRow="0" w:firstColumn="1" w:lastColumn="0" w:oddVBand="0" w:evenVBand="0" w:oddHBand="0" w:evenHBand="0" w:firstRowFirstColumn="0" w:firstRowLastColumn="0" w:lastRowFirstColumn="0" w:lastRowLastColumn="0"/>
+            <w:tcW w:w="3141" w:type="dxa"/>
+          </w:tcPr>
+          <w:p>
+            <w:pPr>
+              <w:pStyle w:val="NoSpacing"/>
+            </w:pPr>
+            <w:r>
+              <w:t>5b. Keyword enrichment</w:t>
+            </w:r>
+          </w:p>
+        </w:tc>
+        <w:tc>
+          <w:tcPr>
+            <w:tcW w:w="3249" w:type="dxa"/>
+          </w:tcPr>
+          <w:p>
+            <w:pPr>
+              <w:pStyle w:val="NoSpacing"/>
+              <w:cnfStyle w:val="000000010000" w:firstRow="0" w:lastRow="0" w:firstColumn="0" w:lastColumn="0" w:oddVBand="0" w:evenVBand="0" w:oddHBand="0" w:evenHBand="1" w:firstRowFirstColumn="0" w:firstRowLastColumn="0" w:lastRowFirstColumn="0" w:lastRowLastColumn="0"/>
+            </w:pPr>
+            <w:r>
+              <w:t>LLM</w:t>
+            </w:r>
+          </w:p>
+        </w:tc>
+        <w:tc>
+          <w:tcPr>
+            <w:tcW w:w="3249" w:type="dxa"/>
+          </w:tcPr>
+          <w:p>
+            <w:pPr>
+              <w:pStyle w:val="NoSpacing"/>
+              <w:cnfStyle w:val="000000010000" w:firstRow="0" w:lastRow="0" w:firstColumn="0" w:lastColumn="0" w:oddVBand="0" w:evenVBand="0" w:oddHBand="0" w:evenHBand="1" w:firstRowFirstColumn="0" w:firstRowLastColumn="0" w:lastRowFirstColumn="0" w:lastRowLastColumn="0"/>
+            </w:pPr>
+            <w:r>
+              <w:t>Re-emit keywords for each skill based on name plus description.</w:t>
+            </w:r>
+          </w:p>
+        </w:tc>
+      </w:tr>
+      <w:tr>
+        <w:trPr>
+          <w:cnfStyle w:val="000000100000" w:firstRow="0" w:lastRow="0" w:firstColumn="0" w:lastColumn="0" w:oddVBand="0" w:evenVBand="0" w:oddHBand="1" w:evenHBand="0" w:firstRowFirstColumn="0" w:firstRowLastColumn="0" w:lastRowFirstColumn="0" w:lastRowLastColumn="0"/>
+        </w:trPr>
+        <w:tc>
+          <w:tcPr>
+            <w:cnfStyle w:val="001000000000" w:firstRow="0" w:lastRow="0" w:firstColumn="1" w:lastColumn="0" w:oddVBand="0" w:evenVBand="0" w:oddHBand="0" w:evenHBand="0" w:firstRowFirstColumn="0" w:firstRowLastColumn="0" w:lastRowFirstColumn="0" w:lastRowLastColumn="0"/>
+            <w:tcW w:w="3141" w:type="dxa"/>
+          </w:tcPr>
+          <w:p>
+            <w:pPr>
+              <w:pStyle w:val="NoSpacing"/>
+            </w:pPr>
+            <w:r>
+              <w:t>5c. Style compliance</w:t>
+            </w:r>
+          </w:p>
+        </w:tc>
+        <w:tc>
+          <w:tcPr>
+            <w:tcW w:w="3249" w:type="dxa"/>
+          </w:tcPr>
+          <w:p>
+            <w:pPr>
+              <w:pStyle w:val="NoSpacing"/>
+              <w:cnfStyle w:val="000000100000" w:firstRow="0" w:lastRow="0" w:firstColumn="0" w:lastColumn="0" w:oddVBand="0" w:evenVBand="0" w:oddHBand="1" w:evenHBand="0" w:firstRowFirstColumn="0" w:firstRowLastColumn="0" w:lastRowFirstColumn="0" w:lastRowLastColumn="0"/>
+            </w:pPr>
+            <w:r>
+              <w:t>LLM, optional</w:t>
+            </w:r>
+          </w:p>
+        </w:tc>
+        <w:tc>
+          <w:tcPr>
+            <w:tcW w:w="3249" w:type="dxa"/>
+          </w:tcPr>
+          <w:p>
+            <w:pPr>
+              <w:pStyle w:val="NoSpacing"/>
+              <w:cnfStyle w:val="000000100000" w:firstRow="0" w:lastRow="0" w:firstColumn="0" w:lastColumn="0" w:oddVBand="0" w:evenVBand="0" w:oddHBand="1" w:evenHBand="0" w:firstRowFirstColumn="0" w:firstRowLastColumn="0" w:lastRowFirstColumn="0" w:lastRowLastColumn="0"/>
+            </w:pPr>
+            <w:r>
+              <w:t>A final style pass over names and descriptions for tone and length consistency.</w:t>
+            </w:r>
+          </w:p>
+        </w:tc>
+      </w:tr>
+      <w:tr>
+        <w:trPr>
+          <w:cnfStyle w:val="000000010000" w:firstRow="0" w:lastRow="0" w:firstColumn="0" w:lastColumn="0" w:oddVBand="0" w:evenVBand="0" w:oddHBand="0" w:evenHBand="1" w:firstRowFirstColumn="0" w:firstRowLastColumn="0" w:lastRowFirstColumn="0" w:lastRowLastColumn="0"/>
+        </w:trPr>
+        <w:tc>
+          <w:tcPr>
+            <w:cnfStyle w:val="001000000000" w:firstRow="0" w:lastRow="0" w:firstColumn="1" w:lastColumn="0" w:oddVBand="0" w:evenVBand="0" w:oddHBand="0" w:evenHBand="0" w:firstRowFirstColumn="0" w:firstRowLastColumn="0" w:lastRowFirstColumn="0" w:lastRowLastColumn="0"/>
+            <w:tcW w:w="3141" w:type="dxa"/>
+          </w:tcPr>
+          <w:p>
+            <w:pPr>
+              <w:pStyle w:val="NoSpacing"/>
+            </w:pPr>
+            <w:r>
+              <w:t>6. Keyword normalisation</w:t>
+            </w:r>
+          </w:p>
+        </w:tc>
+        <w:tc>
+          <w:tcPr>
+            <w:tcW w:w="3249" w:type="dxa"/>
+          </w:tcPr>
+          <w:p>
+            <w:pPr>
+              <w:pStyle w:val="NoSpacing"/>
+              <w:cnfStyle w:val="000000010000" w:firstRow="0" w:lastRow="0" w:firstColumn="0" w:lastColumn="0" w:oddVBand="0" w:evenVBand="0" w:oddHBand="0" w:evenHBand="1" w:firstRowFirstColumn="0" w:firstRowLastColumn="0" w:lastRowFirstColumn="0" w:lastRowLastColumn="0"/>
+            </w:pPr>
+            <w:r>
+              <w:t>deterministic</w:t>
+            </w:r>
+          </w:p>
+        </w:tc>
+        <w:tc>
+          <w:tcPr>
+            <w:tcW w:w="3249" w:type="dxa"/>
+          </w:tcPr>
+          <w:p>
+            <w:pPr>
+              <w:pStyle w:val="NoSpacing"/>
+              <w:cnfStyle w:val="000000010000" w:firstRow="0" w:lastRow="0" w:firstColumn="0" w:lastColumn="0" w:oddVBand="0" w:evenVBand="0" w:oddHBand="0" w:evenHBand="1" w:firstRowFirstColumn="0" w:firstRowLastColumn="0" w:lastRowFirstColumn="0" w:lastRowLastColumn="0"/>
+            </w:pPr>
+            <w:r>
+              <w:t>Lowercase, deduplicate, and sort the final keyword list.</w:t>
+            </w:r>
+          </w:p>
+        </w:tc>
+      </w:tr>
+    </w:tbl>
+    <w:p>
+      <w:pPr>
+        <w:pStyle w:val="Heading2"/>
+      </w:pPr>
+      <w:r>
+        <w:t>Consensus rename in detail</w:t>
+      </w:r>
+    </w:p>
+    <w:p>
+      <w:r>
+        <w:t xml:space="preserve">Step 2 is the heart of the refinement: it produces the refined name. For each consensus run </w:t>
+      </w:r>
+      <m:oMath>
+        <m:r>
+          <w:rPr>
+            <w:rFonts w:ascii="Cambria Math" w:hAnsi="Cambria Math"/>
+          </w:rPr>
+          <m:t>i</m:t>
+        </m:r>
+      </m:oMath>
+      <w:r>
+        <w:t xml:space="preserve"> in </w:t>
+      </w:r>
+      <m:oMath>
+        <m:r>
+          <w:rPr>
+            <w:rFonts w:ascii="Cambria Math" w:hAnsi="Cambria Math"/>
+          </w:rPr>
+          <m:t>0..N-1</m:t>
+        </m:r>
+      </m:oMath>
+      <w:r>
+        <w:t xml:space="preserve"> the model is called with temperature </w:t>
+      </w:r>
+      <m:oMath>
+        <m:r>
+          <w:rPr>
+            <w:rFonts w:ascii="Cambria Math" w:hAnsi="Cambria Math"/>
+          </w:rPr>
+          <m:t>t_i</m:t>
+        </m:r>
+      </m:oMath>
+      <w:r>
+        <w:t xml:space="preserve"> drawn from a schedule. With the default knobs </w:t>
+      </w:r>
+      <m:oMath>
+        <m:r>
+          <w:rPr>
+            <w:rFonts w:ascii="Cambria Math" w:hAnsi="Cambria Math"/>
+          </w:rPr>
+          <m:t>N = 3</m:t>
+        </m:r>
+      </m:oMath>
+      <w:r>
+        <w:t xml:space="preserve"> and max_temperature = 0.6, the schedule is:</w:t>
+      </w:r>
+    </w:p>
+    <w:p>
+      <w:pPr>
+        <w:spacing w:before="60" w:after="60"/>
+        <w:jc w:val="center"/>
+        <w:rPr>
+          <w:sz w:val="21"/>
+        </w:rPr>
+      </w:pPr>
+      <m:oMathPara>
+        <m:oMath>
+          <m:sSub>
+            <m:sSubPr>
+              <m:ctrlPr>
+                <w:rPr>
+                  <w:rFonts w:ascii="Cambria Math" w:hAnsi="Cambria Math"/>
+                  <w:i/>
+                  <w:sz w:val="21"/>
+                </w:rPr>
+              </m:ctrlPr>
+            </m:sSubPr>
+            <m:e>
+              <m:r>
+                <w:rPr>
+                  <w:rFonts w:ascii="Cambria Math" w:hAnsi="Cambria Math"/>
+                  <w:sz w:val="21"/>
+                </w:rPr>
+                <m:t>t</m:t>
+              </m:r>
+            </m:e>
+            <m:sub>
+              <m:r>
+                <w:rPr>
+                  <w:rFonts w:ascii="Cambria Math" w:hAnsi="Cambria Math"/>
+                  <w:sz w:val="21"/>
+                </w:rPr>
+                <m:t>i</m:t>
+              </m:r>
+            </m:sub>
+          </m:sSub>
+          <m:r>
+            <w:rPr>
+              <w:rFonts w:ascii="Cambria Math" w:hAnsi="Cambria Math"/>
+              <w:sz w:val="21"/>
+            </w:rPr>
+            <m:t xml:space="preserve">= i </m:t>
+          </m:r>
+          <m:r>
+            <m:rPr>
+              <m:sty m:val="p"/>
+            </m:rPr>
+            <w:rPr>
+              <w:rFonts w:ascii="Cambria Math" w:hAnsi="Cambria Math"/>
+              <w:sz w:val="21"/>
+            </w:rPr>
+            <m:t>×</m:t>
+          </m:r>
+          <m:r>
+            <w:rPr>
+              <w:rFonts w:ascii="Cambria Math" w:hAnsi="Cambria Math"/>
+              <w:sz w:val="21"/>
+            </w:rPr>
+            <m:t xml:space="preserve"> (max_temperature / (N - 1)),   i = 0, 1, 2</m:t>
+          </m:r>
+        </m:oMath>
+      </m:oMathPara>
+    </w:p>
+    <w:p>
+      <w:r>
+        <w:t xml:space="preserve">which gives </w:t>
+      </w:r>
+      <m:oMath>
+        <m:r>
+          <w:rPr>
+            <w:rFonts w:ascii="Cambria Math" w:hAnsi="Cambria Math"/>
+          </w:rPr>
+          <m:t>[0.0, 0.3, 0.6]</m:t>
+        </m:r>
+      </m:oMath>
+      <w:r>
+        <w:t xml:space="preserve">. Each run returns a </w:t>
+      </w:r>
+      <w:r>
+        <w:t>candidate’s</w:t>
+      </w:r>
+      <w:r>
+        <w:t xml:space="preserve"> refined name per skill. Let </w:t>
+      </w:r>
+      <m:oMath>
+        <m:r>
+          <w:rPr>
+            <w:rFonts w:ascii="Cambria Math" w:hAnsi="Cambria Math"/>
+          </w:rPr>
+          <m:t>votes(c)</m:t>
+        </m:r>
+      </m:oMath>
+      <w:r>
+        <w:t xml:space="preserve"> be the number of runs that returned candidate </w:t>
+      </w:r>
+      <m:oMath>
+        <m:r>
+          <w:rPr>
+            <w:rFonts w:ascii="Cambria Math" w:hAnsi="Cambria Math"/>
+          </w:rPr>
+          <m:t>c</m:t>
+        </m:r>
+      </m:oMath>
+      <w:r>
+        <w:t xml:space="preserve"> for a particular skill. The accepted refined name is</w:t>
+      </w:r>
+    </w:p>
+    <w:p>
+      <w:pPr>
+        <w:spacing w:before="60" w:after="60"/>
+        <w:jc w:val="center"/>
+        <w:rPr>
+          <w:sz w:val="21"/>
+        </w:rPr>
+      </w:pPr>
+      <m:oMathPara>
+        <m:oMath>
+          <m:r>
+            <w:rPr>
+              <w:rFonts w:ascii="Cambria Math" w:hAnsi="Cambria Math"/>
+              <w:sz w:val="21"/>
+            </w:rPr>
+            <m:t>refine</m:t>
+          </m:r>
+          <m:r>
+            <w:rPr>
+              <w:rFonts w:ascii="Cambria Math" w:hAnsi="Cambria Math"/>
+              <w:sz w:val="21"/>
+            </w:rPr>
+            <m:t>d</m:t>
+          </m:r>
+          <m:r>
+            <w:rPr>
+              <w:rFonts w:ascii="Cambria Math" w:hAnsi="Cambria Math"/>
+              <w:sz w:val="21"/>
+            </w:rPr>
+            <m:t>=argmaxovercofvotes</m:t>
+          </m:r>
+          <m:d>
+            <m:dPr>
+              <m:ctrlPr>
+                <w:rPr>
+                  <w:rFonts w:ascii="Cambria Math" w:hAnsi="Cambria Math"/>
+                  <w:i/>
+                  <w:sz w:val="21"/>
+                </w:rPr>
+              </m:ctrlPr>
+            </m:dPr>
+            <m:e>
+              <m:r>
+                <w:rPr>
+                  <w:rFonts w:ascii="Cambria Math" w:hAnsi="Cambria Math"/>
+                  <w:sz w:val="21"/>
+                </w:rPr>
+                <m:t>c</m:t>
+              </m:r>
+            </m:e>
+          </m:d>
+          <m:r>
+            <w:rPr>
+              <w:rFonts w:ascii="Cambria Math" w:hAnsi="Cambria Math"/>
+              <w:sz w:val="21"/>
+            </w:rPr>
+            <m:t>,</m:t>
+          </m:r>
+        </m:oMath>
+      </m:oMathPara>
+    </w:p>
+    <w:p>
+      <w:pPr>
+        <w:spacing w:before="60" w:after="60"/>
+        <w:jc w:val="center"/>
+      </w:pPr>
+      <m:oMathPara>
+        <m:oMath>
+          <m:r>
+            <w:rPr>
+              <w:rFonts w:ascii="Cambria Math" w:hAnsi="Cambria Math"/>
+              <w:sz w:val="21"/>
+            </w:rPr>
+            <m:t xml:space="preserve">  subject to votes(c) &gt;= consensus_threshold</m:t>
+          </m:r>
+        </m:oMath>
+      </m:oMathPara>
+    </w:p>
+    <w:p>
+      <w:r>
+        <w:t xml:space="preserve">If no candidate clears the threshold, the original name is kept and the audit flag </w:t>
+      </w:r>
+      <w:r>
+        <w:rPr>
+          <w:rFonts w:ascii="Courier New" w:hAnsi="Courier New" w:cs="Courier New"/>
+        </w:rPr>
+        <w:t>name_changed</w:t>
+      </w:r>
+      <w:r>
+        <w:t xml:space="preserve"> stays </w:t>
+      </w:r>
+      <w:r>
+        <w:rPr>
+          <w:rFonts w:ascii="Courier New" w:hAnsi="Courier New" w:cs="Courier New"/>
+        </w:rPr>
+        <w:t>false</w:t>
+      </w:r>
+      <w:r>
+        <w:t>. The audit fields written in this step are:</w:t>
+      </w:r>
+    </w:p>
+    <w:tbl>
+      <w:tblPr>
+        <w:tblStyle w:val="LightGrid-Accent1"/>
+        <w:tblW w:w="0" w:type="auto"/>
+        <w:tblInd w:w="108" w:type="dxa"/>
+        <w:tblLook w:val="04A0" w:firstRow="1" w:lastRow="0" w:firstColumn="1" w:lastColumn="0" w:noHBand="0" w:noVBand="1"/>
+      </w:tblPr>
+      <w:tblGrid>
+        <w:gridCol w:w="4765"/>
+        <w:gridCol w:w="4873"/>
+      </w:tblGrid>
+      <w:tr>
+        <w:trPr>
+          <w:cnfStyle w:val="100000000000" w:firstRow="1" w:lastRow="0" w:firstColumn="0" w:lastColumn="0" w:oddVBand="0" w:evenVBand="0" w:oddHBand="0" w:evenHBand="0" w:firstRowFirstColumn="0" w:firstRowLastColumn="0" w:lastRowFirstColumn="0" w:lastRowLastColumn="0"/>
+        </w:trPr>
+        <w:tc>
+          <w:tcPr>
+            <w:cnfStyle w:val="001000000000" w:firstRow="0" w:lastRow="0" w:firstColumn="1" w:lastColumn="0" w:oddVBand="0" w:evenVBand="0" w:oddHBand="0" w:evenHBand="0" w:firstRowFirstColumn="0" w:firstRowLastColumn="0" w:lastRowFirstColumn="0" w:lastRowLastColumn="0"/>
+            <w:tcW w:w="4765" w:type="dxa"/>
+            <w:shd w:val="clear" w:color="auto" w:fill="143670"/>
+          </w:tcPr>
+          <w:p>
+            <w:pPr>
+              <w:pStyle w:val="NoSpacing"/>
+            </w:pPr>
+            <w:r>
+              <w:t>Field</w:t>
+            </w:r>
+          </w:p>
+        </w:tc>
+        <w:tc>
+          <w:tcPr>
+            <w:tcW w:w="4873" w:type="dxa"/>
+            <w:shd w:val="clear" w:color="auto" w:fill="143670"/>
+          </w:tcPr>
+          <w:p>
+            <w:pPr>
+              <w:pStyle w:val="NoSpacing"/>
+              <w:cnfStyle w:val="100000000000" w:firstRow="1" w:lastRow="0" w:firstColumn="0" w:lastColumn="0" w:oddVBand="0" w:evenVBand="0" w:oddHBand="0" w:evenHBand="0" w:firstRowFirstColumn="0" w:firstRowLastColumn="0" w:lastRowFirstColumn="0" w:lastRowLastColumn="0"/>
+            </w:pPr>
+            <w:r>
+              <w:t>Meaning</w:t>
+            </w:r>
+          </w:p>
+        </w:tc>
+      </w:tr>
+      <w:tr>
+        <w:trPr>
+          <w:cnfStyle w:val="000000100000" w:firstRow="0" w:lastRow="0" w:firstColumn="0" w:lastColumn="0" w:oddVBand="0" w:evenVBand="0" w:oddHBand="1" w:evenHBand="0" w:firstRowFirstColumn="0" w:firstRowLastColumn="0" w:lastRowFirstColumn="0" w:lastRowLastColumn="0"/>
+        </w:trPr>
+        <w:tc>
+          <w:tcPr>
+            <w:cnfStyle w:val="001000000000" w:firstRow="0" w:lastRow="0" w:firstColumn="1" w:lastColumn="0" w:oddVBand="0" w:evenVBand="0" w:oddHBand="0" w:evenHBand="0" w:firstRowFirstColumn="0" w:firstRowLastColumn="0" w:lastRowFirstColumn="0" w:lastRowLastColumn="0"/>
+            <w:tcW w:w="4765" w:type="dxa"/>
+          </w:tcPr>
+          <w:p>
+            <w:pPr>
+              <w:pStyle w:val="NoSpacing"/>
+            </w:pPr>
+            <w:r>
+              <w:t>org_name</w:t>
+            </w:r>
+          </w:p>
+        </w:tc>
+        <w:tc>
+          <w:tcPr>
+            <w:tcW w:w="4873" w:type="dxa"/>
+          </w:tcPr>
+          <w:p>
+            <w:pPr>
+              <w:pStyle w:val="NoSpacing"/>
+              <w:cnfStyle w:val="000000100000" w:firstRow="0" w:lastRow="0" w:firstColumn="0" w:lastColumn="0" w:oddVBand="0" w:evenVBand="0" w:oddHBand="1" w:evenHBand="0" w:firstRowFirstColumn="0" w:firstRowLastColumn="0" w:lastRowFirstColumn="0" w:lastRowLastColumn="0"/>
+            </w:pPr>
+            <w:r>
+              <w:t>The original (pre-refinement) name.</w:t>
+            </w:r>
+          </w:p>
+        </w:tc>
+      </w:tr>
+      <w:tr>
+        <w:trPr>
+          <w:cnfStyle w:val="000000010000" w:firstRow="0" w:lastRow="0" w:firstColumn="0" w:lastColumn="0" w:oddVBand="0" w:evenVBand="0" w:oddHBand="0" w:evenHBand="1" w:firstRowFirstColumn="0" w:firstRowLastColumn="0" w:lastRowFirstColumn="0" w:lastRowLastColumn="0"/>
+        </w:trPr>
+        <w:tc>
+          <w:tcPr>
+            <w:cnfStyle w:val="001000000000" w:firstRow="0" w:lastRow="0" w:firstColumn="1" w:lastColumn="0" w:oddVBand="0" w:evenVBand="0" w:oddHBand="0" w:evenHBand="0" w:firstRowFirstColumn="0" w:firstRowLastColumn="0" w:lastRowFirstColumn="0" w:lastRowLastColumn="0"/>
+            <w:tcW w:w="4765" w:type="dxa"/>
+          </w:tcPr>
+          <w:p>
+            <w:pPr>
+              <w:pStyle w:val="NoSpacing"/>
+            </w:pPr>
+            <w:r>
+              <w:t>name_changed</w:t>
+            </w:r>
+          </w:p>
+        </w:tc>
+        <w:tc>
+          <w:tcPr>
+            <w:tcW w:w="4873" w:type="dxa"/>
+          </w:tcPr>
+          <w:p>
+            <w:pPr>
+              <w:pStyle w:val="NoSpacing"/>
+              <w:cnfStyle w:val="000000010000" w:firstRow="0" w:lastRow="0" w:firstColumn="0" w:lastColumn="0" w:oddVBand="0" w:evenVBand="0" w:oddHBand="0" w:evenHBand="1" w:firstRowFirstColumn="0" w:firstRowLastColumn="0" w:lastRowFirstColumn="0" w:lastRowLastColumn="0"/>
+            </w:pPr>
+            <w:r>
+              <w:t>True if the refined name differs from the original.</w:t>
+            </w:r>
+          </w:p>
+        </w:tc>
+      </w:tr>
+      <w:tr>
+        <w:trPr>
+          <w:cnfStyle w:val="000000100000" w:firstRow="0" w:lastRow="0" w:firstColumn="0" w:lastColumn="0" w:oddVBand="0" w:evenVBand="0" w:oddHBand="1" w:evenHBand="0" w:firstRowFirstColumn="0" w:firstRowLastColumn="0" w:lastRowFirstColumn="0" w:lastRowLastColumn="0"/>
+        </w:trPr>
+        <w:tc>
+          <w:tcPr>
+            <w:cnfStyle w:val="001000000000" w:firstRow="0" w:lastRow="0" w:firstColumn="1" w:lastColumn="0" w:oddVBand="0" w:evenVBand="0" w:oddHBand="0" w:evenHBand="0" w:firstRowFirstColumn="0" w:firstRowLastColumn="0" w:lastRowFirstColumn="0" w:lastRowLastColumn="0"/>
+            <w:tcW w:w="4765" w:type="dxa"/>
+          </w:tcPr>
+          <w:p>
+            <w:pPr>
+              <w:pStyle w:val="NoSpacing"/>
+            </w:pPr>
+            <w:r>
+              <w:t>refinement_confidence</w:t>
+            </w:r>
+          </w:p>
+        </w:tc>
+        <w:tc>
+          <w:tcPr>
+            <w:tcW w:w="4873" w:type="dxa"/>
+          </w:tcPr>
+          <w:p>
+            <w:pPr>
+              <w:pStyle w:val="NoSpacing"/>
+              <w:cnfStyle w:val="000000100000" w:firstRow="0" w:lastRow="0" w:firstColumn="0" w:lastColumn="0" w:oddVBand="0" w:evenVBand="0" w:oddHBand="1" w:evenHBand="0" w:firstRowFirstColumn="0" w:firstRowLastColumn="0" w:lastRowFirstColumn="0" w:lastRowLastColumn="0"/>
+            </w:pPr>
+            <w:r>
+              <w:t>The proportion of consensus votes that supported the accepted name.</w:t>
+            </w:r>
+          </w:p>
+        </w:tc>
+      </w:tr>
+      <w:tr>
+        <w:trPr>
+          <w:cnfStyle w:val="000000010000" w:firstRow="0" w:lastRow="0" w:firstColumn="0" w:lastColumn="0" w:oddVBand="0" w:evenVBand="0" w:oddHBand="0" w:evenHBand="1" w:firstRowFirstColumn="0" w:firstRowLastColumn="0" w:lastRowFirstColumn="0" w:lastRowLastColumn="0"/>
+        </w:trPr>
+        <w:tc>
+          <w:tcPr>
+            <w:cnfStyle w:val="001000000000" w:firstRow="0" w:lastRow="0" w:firstColumn="1" w:lastColumn="0" w:oddVBand="0" w:evenVBand="0" w:oddHBand="0" w:evenHBand="0" w:firstRowFirstColumn="0" w:firstRowLastColumn="0" w:lastRowFirstColumn="0" w:lastRowLastColumn="0"/>
+            <w:tcW w:w="4765" w:type="dxa"/>
+          </w:tcPr>
+          <w:p>
+            <w:pPr>
+              <w:pStyle w:val="NoSpacing"/>
+            </w:pPr>
+            <w:r>
+              <w:t>consensus_votes</w:t>
+            </w:r>
+          </w:p>
+        </w:tc>
+        <w:tc>
+          <w:tcPr>
+            <w:tcW w:w="4873" w:type="dxa"/>
+          </w:tcPr>
+          <w:p>
+            <w:pPr>
+              <w:pStyle w:val="NoSpacing"/>
+              <w:cnfStyle w:val="000000010000" w:firstRow="0" w:lastRow="0" w:firstColumn="0" w:lastColumn="0" w:oddVBand="0" w:evenVBand="0" w:oddHBand="0" w:evenHBand="1" w:firstRowFirstColumn="0" w:firstRowLastColumn="0" w:lastRowFirstColumn="0" w:lastRowLastColumn="0"/>
+            </w:pPr>
+            <w:r>
+              <w:t>Vote tally string, for example "set_theory_application: 2, set_theory: 1".</w:t>
+            </w:r>
+          </w:p>
+        </w:tc>
+      </w:tr>
+      <w:tr>
+        <w:trPr>
+          <w:cnfStyle w:val="000000100000" w:firstRow="0" w:lastRow="0" w:firstColumn="0" w:lastColumn="0" w:oddVBand="0" w:evenVBand="0" w:oddHBand="1" w:evenHBand="0" w:firstRowFirstColumn="0" w:firstRowLastColumn="0" w:lastRowFirstColumn="0" w:lastRowLastColumn="0"/>
+        </w:trPr>
+        <w:tc>
+          <w:tcPr>
+            <w:cnfStyle w:val="001000000000" w:firstRow="0" w:lastRow="0" w:firstColumn="1" w:lastColumn="0" w:oddVBand="0" w:evenVBand="0" w:oddHBand="0" w:evenHBand="0" w:firstRowFirstColumn="0" w:firstRowLastColumn="0" w:lastRowFirstColumn="0" w:lastRowLastColumn="0"/>
+            <w:tcW w:w="4765" w:type="dxa"/>
+          </w:tcPr>
+          <w:p>
+            <w:pPr>
+              <w:pStyle w:val="NoSpacing"/>
+            </w:pPr>
+            <w:r>
+              <w:t>change_reason</w:t>
+            </w:r>
+          </w:p>
+        </w:tc>
+        <w:tc>
+          <w:tcPr>
+            <w:tcW w:w="4873" w:type="dxa"/>
+          </w:tcPr>
+          <w:p>
+            <w:pPr>
+              <w:pStyle w:val="NoSpacing"/>
+              <w:cnfStyle w:val="000000100000" w:firstRow="0" w:lastRow="0" w:firstColumn="0" w:lastColumn="0" w:oddVBand="0" w:evenVBand="0" w:oddHBand="1" w:evenHBand="0" w:firstRowFirstColumn="0" w:firstRowLastColumn="0" w:lastRowFirstColumn="0" w:lastRowLastColumn="0"/>
+            </w:pPr>
+            <w:r>
+              <w:t>Free-text justification emitted by the LLM in the accepted run.</w:t>
+            </w:r>
+          </w:p>
+        </w:tc>
+      </w:tr>
+    </w:tbl>
+    <w:p>
+      <w:pPr>
+        <w:pStyle w:val="Heading2"/>
+      </w:pPr>
+      <w:r>
+        <w:t>Detecting duplicates, out-of-scope, and misinterpretation</w:t>
+      </w:r>
+    </w:p>
+    <w:p>
+      <w:r>
+        <w:t xml:space="preserve">Sub-steps 3b through 3e together build the three boolean audit flags </w:t>
+      </w:r>
+      <w:r>
+        <w:rPr>
+          <w:rFonts w:ascii="Courier New" w:hAnsi="Courier New" w:cs="Courier New"/>
+        </w:rPr>
+        <w:t>is_duplicate</w:t>
+      </w:r>
+      <w:r>
+        <w:t xml:space="preserve">, </w:t>
+      </w:r>
+      <w:r>
+        <w:rPr>
+          <w:rFonts w:ascii="Courier New" w:hAnsi="Courier New" w:cs="Courier New"/>
+        </w:rPr>
+        <w:t>is_out_of_scope</w:t>
+      </w:r>
+      <w:r>
+        <w:t xml:space="preserve">, and </w:t>
+      </w:r>
+      <w:r>
+        <w:rPr>
+          <w:rFonts w:ascii="Courier New" w:hAnsi="Courier New" w:cs="Courier New"/>
+        </w:rPr>
+        <w:t>is_misinterpretation</w:t>
+      </w:r>
+      <w:r>
+        <w:t>. The detection logic is intentionally layered: the cheaper deterministic checks run first; the LLM validation pass (3d) provides the final verdict on anything that survived the deterministic layers.</w:t>
+      </w:r>
+    </w:p>
+    <w:p>
+      <w:pPr>
+        <w:pStyle w:val="Heading3"/>
+      </w:pPr>
+      <w:r>
+        <w:lastRenderedPageBreak/>
+        <w:t>Duplicate detection</w:t>
+      </w:r>
+    </w:p>
+    <w:p>
+      <w:r>
+        <w:t>Three signals can mark a skill as a duplicate of another:</w:t>
+      </w:r>
+    </w:p>
+    <w:tbl>
+      <w:tblPr>
+        <w:tblStyle w:val="LightGrid-Accent1"/>
+        <w:tblW w:w="0" w:type="auto"/>
+        <w:tblInd w:w="108" w:type="dxa"/>
+        <w:tblLook w:val="04A0" w:firstRow="1" w:lastRow="0" w:firstColumn="1" w:lastColumn="0" w:noHBand="0" w:noVBand="1"/>
+      </w:tblPr>
+      <w:tblGrid>
+        <w:gridCol w:w="4765"/>
+        <w:gridCol w:w="4873"/>
+      </w:tblGrid>
+      <w:tr>
+        <w:trPr>
+          <w:cnfStyle w:val="100000000000" w:firstRow="1" w:lastRow="0" w:firstColumn="0" w:lastColumn="0" w:oddVBand="0" w:evenVBand="0" w:oddHBand="0" w:evenHBand="0" w:firstRowFirstColumn="0" w:firstRowLastColumn="0" w:lastRowFirstColumn="0" w:lastRowLastColumn="0"/>
+        </w:trPr>
+        <w:tc>
+          <w:tcPr>
+            <w:cnfStyle w:val="001000000000" w:firstRow="0" w:lastRow="0" w:firstColumn="1" w:lastColumn="0" w:oddVBand="0" w:evenVBand="0" w:oddHBand="0" w:evenHBand="0" w:firstRowFirstColumn="0" w:firstRowLastColumn="0" w:lastRowFirstColumn="0" w:lastRowLastColumn="0"/>
+            <w:tcW w:w="4765" w:type="dxa"/>
+            <w:shd w:val="clear" w:color="auto" w:fill="143670"/>
+          </w:tcPr>
+          <w:p>
+            <w:pPr>
+              <w:pStyle w:val="NoSpacing"/>
+            </w:pPr>
+            <w:r>
+              <w:t>Signal</w:t>
+            </w:r>
+          </w:p>
+        </w:tc>
+        <w:tc>
+          <w:tcPr>
+            <w:tcW w:w="4873" w:type="dxa"/>
+            <w:shd w:val="clear" w:color="auto" w:fill="143670"/>
+          </w:tcPr>
+          <w:p>
+            <w:pPr>
+              <w:pStyle w:val="NoSpacing"/>
+              <w:cnfStyle w:val="100000000000" w:firstRow="1" w:lastRow="0" w:firstColumn="0" w:lastColumn="0" w:oddVBand="0" w:evenVBand="0" w:oddHBand="0" w:evenHBand="0" w:firstRowFirstColumn="0" w:firstRowLastColumn="0" w:lastRowFirstColumn="0" w:lastRowLastColumn="0"/>
+            </w:pPr>
+            <w:r>
+              <w:t>Mechanism</w:t>
+            </w:r>
+          </w:p>
+        </w:tc>
+      </w:tr>
+      <w:tr>
+        <w:trPr>
+          <w:cnfStyle w:val="000000100000" w:firstRow="0" w:lastRow="0" w:firstColumn="0" w:lastColumn="0" w:oddVBand="0" w:evenVBand="0" w:oddHBand="1" w:evenHBand="0" w:firstRowFirstColumn="0" w:firstRowLastColumn="0" w:lastRowFirstColumn="0" w:lastRowLastColumn="0"/>
+        </w:trPr>
+        <w:tc>
+          <w:tcPr>
+            <w:cnfStyle w:val="001000000000" w:firstRow="0" w:lastRow="0" w:firstColumn="1" w:lastColumn="0" w:oddVBand="0" w:evenVBand="0" w:oddHBand="0" w:evenHBand="0" w:firstRowFirstColumn="0" w:firstRowLastColumn="0" w:lastRowFirstColumn="0" w:lastRowLastColumn="0"/>
+            <w:tcW w:w="4765" w:type="dxa"/>
+          </w:tcPr>
+          <w:p>
+            <w:pPr>
+              <w:pStyle w:val="NoSpacing"/>
+            </w:pPr>
+            <w:r>
+              <w:t>Word-Jaccard (3b)</w:t>
+            </w:r>
+          </w:p>
+        </w:tc>
+        <w:tc>
+          <w:tcPr>
+            <w:tcW w:w="4873" w:type="dxa"/>
+          </w:tcPr>
+          <w:p>
+            <w:pPr>
+              <w:pStyle w:val="NoSpacing"/>
+              <w:cnfStyle w:val="000000100000" w:firstRow="0" w:lastRow="0" w:firstColumn="0" w:lastColumn="0" w:oddVBand="0" w:evenVBand="0" w:oddHBand="1" w:evenHBand="0" w:firstRowFirstColumn="0" w:firstRowLastColumn="0" w:lastRowFirstColumn="0" w:lastRowLastColumn="0"/>
+            </w:pPr>
+            <w:r>
+              <w:t>Pair-wise Jaccard similarity on the bag of words in the refined name. Pairs above a threshold are marked.</w:t>
+            </w:r>
+          </w:p>
+        </w:tc>
+      </w:tr>
+      <w:tr>
+        <w:trPr>
+          <w:cnfStyle w:val="000000010000" w:firstRow="0" w:lastRow="0" w:firstColumn="0" w:lastColumn="0" w:oddVBand="0" w:evenVBand="0" w:oddHBand="0" w:evenHBand="1" w:firstRowFirstColumn="0" w:firstRowLastColumn="0" w:lastRowFirstColumn="0" w:lastRowLastColumn="0"/>
+        </w:trPr>
+        <w:tc>
+          <w:tcPr>
+            <w:cnfStyle w:val="001000000000" w:firstRow="0" w:lastRow="0" w:firstColumn="1" w:lastColumn="0" w:oddVBand="0" w:evenVBand="0" w:oddHBand="0" w:evenHBand="0" w:firstRowFirstColumn="0" w:firstRowLastColumn="0" w:lastRowFirstColumn="0" w:lastRowLastColumn="0"/>
+            <w:tcW w:w="4765" w:type="dxa"/>
+          </w:tcPr>
+          <w:p>
+            <w:pPr>
+              <w:pStyle w:val="NoSpacing"/>
+            </w:pPr>
+            <w:r>
+              <w:t>Same-source (3b5, 3c2)</w:t>
+            </w:r>
+          </w:p>
+        </w:tc>
+        <w:tc>
+          <w:tcPr>
+            <w:tcW w:w="4873" w:type="dxa"/>
+          </w:tcPr>
+          <w:p>
+            <w:pPr>
+              <w:pStyle w:val="NoSpacing"/>
+              <w:cnfStyle w:val="000000010000" w:firstRow="0" w:lastRow="0" w:firstColumn="0" w:lastColumn="0" w:oddVBand="0" w:evenVBand="0" w:oddHBand="0" w:evenHBand="1" w:firstRowFirstColumn="0" w:firstRowLastColumn="0" w:lastRowFirstColumn="0" w:lastRowLastColumn="0"/>
+            </w:pPr>
+            <w:r>
+              <w:t>For Uni mode: skills sourced from the same LO line. For VET mode: skill evidence is the element heading verbatim. Either pattern marks the skill as a duplicate of the canonical pick.</w:t>
+            </w:r>
+          </w:p>
+        </w:tc>
+      </w:tr>
+      <w:tr>
+        <w:trPr>
+          <w:cnfStyle w:val="000000100000" w:firstRow="0" w:lastRow="0" w:firstColumn="0" w:lastColumn="0" w:oddVBand="0" w:evenVBand="0" w:oddHBand="1" w:evenHBand="0" w:firstRowFirstColumn="0" w:firstRowLastColumn="0" w:lastRowFirstColumn="0" w:lastRowLastColumn="0"/>
+        </w:trPr>
+        <w:tc>
+          <w:tcPr>
+            <w:cnfStyle w:val="001000000000" w:firstRow="0" w:lastRow="0" w:firstColumn="1" w:lastColumn="0" w:oddVBand="0" w:evenVBand="0" w:oddHBand="0" w:evenHBand="0" w:firstRowFirstColumn="0" w:firstRowLastColumn="0" w:lastRowFirstColumn="0" w:lastRowLastColumn="0"/>
+            <w:tcW w:w="4765" w:type="dxa"/>
+          </w:tcPr>
+          <w:p>
+            <w:pPr>
+              <w:pStyle w:val="NoSpacing"/>
+            </w:pPr>
+            <w:r>
+              <w:t>LLM validation (3d)</w:t>
+            </w:r>
+          </w:p>
+        </w:tc>
+        <w:tc>
+          <w:tcPr>
+            <w:tcW w:w="4873" w:type="dxa"/>
+          </w:tcPr>
+          <w:p>
+            <w:pPr>
+              <w:pStyle w:val="NoSpacing"/>
+              <w:cnfStyle w:val="000000100000" w:firstRow="0" w:lastRow="0" w:firstColumn="0" w:lastColumn="0" w:oddVBand="0" w:evenVBand="0" w:oddHBand="1" w:evenHBand="0" w:firstRowFirstColumn="0" w:firstRowLastColumn="0" w:lastRowFirstColumn="0" w:lastRowLastColumn="0"/>
+            </w:pPr>
+            <w:r>
+              <w:t>The structured validation prompt explicitly asks "Does another skill in Other skills cover the SAME activity in this unit?" Two of N runs agreeing is enough.</w:t>
+            </w:r>
+          </w:p>
+        </w:tc>
+      </w:tr>
+    </w:tbl>
+    <w:p>
+      <w:r>
+        <w:t xml:space="preserve">When a skill is marked </w:t>
+      </w:r>
+      <w:r>
+        <w:rPr>
+          <w:rFonts w:ascii="Courier New" w:hAnsi="Courier New" w:cs="Courier New"/>
+        </w:rPr>
+        <w:t>is_duplicate</w:t>
+      </w:r>
+      <w:r>
+        <w:t xml:space="preserve">, the </w:t>
+      </w:r>
+      <w:r>
+        <w:rPr>
+          <w:rFonts w:ascii="Courier New" w:hAnsi="Courier New" w:cs="Courier New"/>
+        </w:rPr>
+        <w:t>duplicate_of</w:t>
+      </w:r>
+      <w:r>
+        <w:t xml:space="preserve"> field carries the name of the skill it duplicates. Step 3e verifies these references; any </w:t>
+      </w:r>
+      <w:r>
+        <w:rPr>
+          <w:rFonts w:ascii="Courier New" w:hAnsi="Courier New" w:cs="Courier New"/>
+        </w:rPr>
+        <w:t>duplicate_of</w:t>
+      </w:r>
+      <w:r>
+        <w:t xml:space="preserve"> pointing at a non-existent or itself-flagged target is cleared.</w:t>
+      </w:r>
+    </w:p>
+    <w:p>
+      <w:pPr>
+        <w:pStyle w:val="Heading3"/>
+      </w:pPr>
+      <w:r>
+        <w:t>Out-of-scope detection</w:t>
+      </w:r>
+    </w:p>
+    <w:p>
+      <w:r>
+        <w:t>Several signals can mark a skill as out-of-scope:</w:t>
+      </w:r>
+    </w:p>
+    <w:tbl>
+      <w:tblPr>
+        <w:tblStyle w:val="LightGrid-Accent1"/>
+        <w:tblW w:w="0" w:type="auto"/>
+        <w:tblInd w:w="108" w:type="dxa"/>
+        <w:tblLook w:val="04A0" w:firstRow="1" w:lastRow="0" w:firstColumn="1" w:lastColumn="0" w:noHBand="0" w:noVBand="1"/>
+      </w:tblPr>
+      <w:tblGrid>
+        <w:gridCol w:w="4765"/>
+        <w:gridCol w:w="4873"/>
+      </w:tblGrid>
+      <w:tr>
+        <w:trPr>
+          <w:cnfStyle w:val="100000000000" w:firstRow="1" w:lastRow="0" w:firstColumn="0" w:lastColumn="0" w:oddVBand="0" w:evenVBand="0" w:oddHBand="0" w:evenHBand="0" w:firstRowFirstColumn="0" w:firstRowLastColumn="0" w:lastRowFirstColumn="0" w:lastRowLastColumn="0"/>
+        </w:trPr>
+        <w:tc>
+          <w:tcPr>
+            <w:cnfStyle w:val="001000000000" w:firstRow="0" w:lastRow="0" w:firstColumn="1" w:lastColumn="0" w:oddVBand="0" w:evenVBand="0" w:oddHBand="0" w:evenHBand="0" w:firstRowFirstColumn="0" w:firstRowLastColumn="0" w:lastRowFirstColumn="0" w:lastRowLastColumn="0"/>
+            <w:tcW w:w="4765" w:type="dxa"/>
+            <w:shd w:val="clear" w:color="auto" w:fill="143670"/>
+          </w:tcPr>
+          <w:p>
+            <w:pPr>
+              <w:pStyle w:val="NoSpacing"/>
+            </w:pPr>
+            <w:r>
+              <w:t>Signal</w:t>
+            </w:r>
+          </w:p>
+        </w:tc>
+        <w:tc>
+          <w:tcPr>
+            <w:tcW w:w="4873" w:type="dxa"/>
+            <w:shd w:val="clear" w:color="auto" w:fill="143670"/>
+          </w:tcPr>
+          <w:p>
+            <w:pPr>
+              <w:pStyle w:val="NoSpacing"/>
+              <w:cnfStyle w:val="100000000000" w:firstRow="1" w:lastRow="0" w:firstColumn="0" w:lastColumn="0" w:oddVBand="0" w:evenVBand="0" w:oddHBand="0" w:evenHBand="0" w:firstRowFirstColumn="0" w:firstRowLastColumn="0" w:lastRowFirstColumn="0" w:lastRowLastColumn="0"/>
+            </w:pPr>
+            <w:r>
+              <w:t>Mechanism</w:t>
+            </w:r>
+          </w:p>
+        </w:tc>
+      </w:tr>
+      <w:tr>
+        <w:trPr>
+          <w:cnfStyle w:val="000000100000" w:firstRow="0" w:lastRow="0" w:firstColumn="0" w:lastColumn="0" w:oddVBand="0" w:evenVBand="0" w:oddHBand="1" w:evenHBand="0" w:firstRowFirstColumn="0" w:firstRowLastColumn="0" w:lastRowFirstColumn="0" w:lastRowLastColumn="0"/>
+        </w:trPr>
+        <w:tc>
+          <w:tcPr>
+            <w:cnfStyle w:val="001000000000" w:firstRow="0" w:lastRow="0" w:firstColumn="1" w:lastColumn="0" w:oddVBand="0" w:evenVBand="0" w:oddHBand="0" w:evenHBand="0" w:firstRowFirstColumn="0" w:firstRowLastColumn="0" w:lastRowFirstColumn="0" w:lastRowLastColumn="0"/>
+            <w:tcW w:w="4765" w:type="dxa"/>
+          </w:tcPr>
+          <w:p>
+            <w:pPr>
+              <w:pStyle w:val="NoSpacing"/>
+            </w:pPr>
+            <w:r>
+              <w:t>Generic FS capability (3b3, VET only)</w:t>
+            </w:r>
+          </w:p>
+        </w:tc>
+        <w:tc>
+          <w:tcPr>
+            <w:tcW w:w="4873" w:type="dxa"/>
+          </w:tcPr>
+          <w:p>
+            <w:pPr>
+              <w:pStyle w:val="NoSpacing"/>
+              <w:cnfStyle w:val="000000100000" w:firstRow="0" w:lastRow="0" w:firstColumn="0" w:lastColumn="0" w:oddVBand="0" w:evenVBand="0" w:oddHBand="1" w:evenHBand="0" w:firstRowFirstColumn="0" w:firstRowLastColumn="0" w:lastRowFirstColumn="0" w:lastRowLastColumn="0"/>
+            </w:pPr>
+            <w:r>
+              <w:t>Deterministic match against a curated list of vacuous FS labels.</w:t>
+            </w:r>
+          </w:p>
+        </w:tc>
+      </w:tr>
+      <w:tr>
+        <w:trPr>
+          <w:cnfStyle w:val="000000010000" w:firstRow="0" w:lastRow="0" w:firstColumn="0" w:lastColumn="0" w:oddVBand="0" w:evenVBand="0" w:oddHBand="0" w:evenHBand="1" w:firstRowFirstColumn="0" w:firstRowLastColumn="0" w:lastRowFirstColumn="0" w:lastRowLastColumn="0"/>
+        </w:trPr>
+        <w:tc>
+          <w:tcPr>
+            <w:cnfStyle w:val="001000000000" w:firstRow="0" w:lastRow="0" w:firstColumn="1" w:lastColumn="0" w:oddVBand="0" w:evenVBand="0" w:oddHBand="0" w:evenHBand="0" w:firstRowFirstColumn="0" w:firstRowLastColumn="0" w:lastRowFirstColumn="0" w:lastRowLastColumn="0"/>
+            <w:tcW w:w="4765" w:type="dxa"/>
+          </w:tcPr>
+          <w:p>
+            <w:pPr>
+              <w:pStyle w:val="NoSpacing"/>
+            </w:pPr>
+            <w:r>
+              <w:t>FS interpret/prepare element (3b4, VET only)</w:t>
+            </w:r>
+          </w:p>
+        </w:tc>
+        <w:tc>
+          <w:tcPr>
+            <w:tcW w:w="4873" w:type="dxa"/>
+          </w:tcPr>
+          <w:p>
+            <w:pPr>
+              <w:pStyle w:val="NoSpacing"/>
+              <w:cnfStyle w:val="000000010000" w:firstRow="0" w:lastRow="0" w:firstColumn="0" w:lastColumn="0" w:oddVBand="0" w:evenVBand="0" w:oddHBand="0" w:evenHBand="1" w:firstRowFirstColumn="0" w:firstRowLastColumn="0" w:lastRowFirstColumn="0" w:lastRowLastColumn="0"/>
+            </w:pPr>
+            <w:r>
+              <w:t>Deterministic match for FS skills whose verb belongs to the "reading and preparation" family that the PCs already cover.</w:t>
+            </w:r>
+          </w:p>
+        </w:tc>
+      </w:tr>
+      <w:tr>
+        <w:trPr>
+          <w:cnfStyle w:val="000000100000" w:firstRow="0" w:lastRow="0" w:firstColumn="0" w:lastColumn="0" w:oddVBand="0" w:evenVBand="0" w:oddHBand="1" w:evenHBand="0" w:firstRowFirstColumn="0" w:firstRowLastColumn="0" w:lastRowFirstColumn="0" w:lastRowLastColumn="0"/>
+        </w:trPr>
+        <w:tc>
+          <w:tcPr>
+            <w:cnfStyle w:val="001000000000" w:firstRow="0" w:lastRow="0" w:firstColumn="1" w:lastColumn="0" w:oddVBand="0" w:evenVBand="0" w:oddHBand="0" w:evenHBand="0" w:firstRowFirstColumn="0" w:firstRowLastColumn="0" w:lastRowFirstColumn="0" w:lastRowLastColumn="0"/>
+            <w:tcW w:w="4765" w:type="dxa"/>
+          </w:tcPr>
+          <w:p>
+            <w:pPr>
+              <w:pStyle w:val="NoSpacing"/>
+            </w:pPr>
+            <w:r>
+              <w:t>Vague description-sourced (3b6, Uni only)</w:t>
+            </w:r>
+          </w:p>
+        </w:tc>
+        <w:tc>
+          <w:tcPr>
+            <w:tcW w:w="4873" w:type="dxa"/>
+          </w:tcPr>
+          <w:p>
+            <w:pPr>
+              <w:pStyle w:val="NoSpacing"/>
+              <w:cnfStyle w:val="000000100000" w:firstRow="0" w:lastRow="0" w:firstColumn="0" w:lastColumn="0" w:oddVBand="0" w:evenVBand="0" w:oddHBand="1" w:evenHBand="0" w:firstRowFirstColumn="0" w:firstRowLastColumn="0" w:lastRowFirstColumn="0" w:lastRowLastColumn="0"/>
+            </w:pPr>
+            <w:r>
+              <w:t>Skill was extracted from course-description prose with no LO anchor.</w:t>
+            </w:r>
+          </w:p>
+        </w:tc>
+      </w:tr>
+      <w:tr>
+        <w:trPr>
+          <w:cnfStyle w:val="000000010000" w:firstRow="0" w:lastRow="0" w:firstColumn="0" w:lastColumn="0" w:oddVBand="0" w:evenVBand="0" w:oddHBand="0" w:evenHBand="1" w:firstRowFirstColumn="0" w:firstRowLastColumn="0" w:lastRowFirstColumn="0" w:lastRowLastColumn="0"/>
+        </w:trPr>
+        <w:tc>
+          <w:tcPr>
+            <w:cnfStyle w:val="001000000000" w:firstRow="0" w:lastRow="0" w:firstColumn="1" w:lastColumn="0" w:oddVBand="0" w:evenVBand="0" w:oddHBand="0" w:evenHBand="0" w:firstRowFirstColumn="0" w:firstRowLastColumn="0" w:lastRowFirstColumn="0" w:lastRowLastColumn="0"/>
+            <w:tcW w:w="4765" w:type="dxa"/>
+          </w:tcPr>
+          <w:p>
+            <w:pPr>
+              <w:pStyle w:val="NoSpacing"/>
+            </w:pPr>
+            <w:r>
+              <w:t>FS implicit in PCs (3b7, VET only)</w:t>
+            </w:r>
+          </w:p>
+        </w:tc>
+        <w:tc>
+          <w:tcPr>
+            <w:tcW w:w="4873" w:type="dxa"/>
+          </w:tcPr>
+          <w:p>
+            <w:pPr>
+              <w:pStyle w:val="NoSpacing"/>
+              <w:cnfStyle w:val="000000010000" w:firstRow="0" w:lastRow="0" w:firstColumn="0" w:lastColumn="0" w:oddVBand="0" w:evenVBand="0" w:oddHBand="0" w:evenHBand="1" w:firstRowFirstColumn="0" w:firstRowLastColumn="0" w:lastRowFirstColumn="0" w:lastRowLastColumn="0"/>
+            </w:pPr>
+            <w:r>
+              <w:t>LLM compares each FS to every PC and returns full / partial / none. Full means the FS capability is already covered.</w:t>
+            </w:r>
+          </w:p>
+        </w:tc>
+      </w:tr>
+      <w:tr>
+        <w:trPr>
+          <w:cnfStyle w:val="000000100000" w:firstRow="0" w:lastRow="0" w:firstColumn="0" w:lastColumn="0" w:oddVBand="0" w:evenVBand="0" w:oddHBand="1" w:evenHBand="0" w:firstRowFirstColumn="0" w:firstRowLastColumn="0" w:lastRowFirstColumn="0" w:lastRowLastColumn="0"/>
+        </w:trPr>
+        <w:tc>
+          <w:tcPr>
+            <w:cnfStyle w:val="001000000000" w:firstRow="0" w:lastRow="0" w:firstColumn="1" w:lastColumn="0" w:oddVBand="0" w:evenVBand="0" w:oddHBand="0" w:evenHBand="0" w:firstRowFirstColumn="0" w:firstRowLastColumn="0" w:lastRowFirstColumn="0" w:lastRowLastColumn="0"/>
+            <w:tcW w:w="4765" w:type="dxa"/>
+          </w:tcPr>
+          <w:p>
+            <w:pPr>
+              <w:pStyle w:val="NoSpacing"/>
+            </w:pPr>
+            <w:r>
+              <w:t>LLM validation (3d)</w:t>
+            </w:r>
+          </w:p>
+        </w:tc>
+        <w:tc>
+          <w:tcPr>
+            <w:tcW w:w="4873" w:type="dxa"/>
+          </w:tcPr>
+          <w:p>
+            <w:pPr>
+              <w:pStyle w:val="NoSpacing"/>
+              <w:cnfStyle w:val="000000100000" w:firstRow="0" w:lastRow="0" w:firstColumn="0" w:lastColumn="0" w:oddVBand="0" w:evenVBand="0" w:oddHBand="1" w:evenHBand="0" w:firstRowFirstColumn="0" w:firstRowLastColumn="0" w:lastRowFirstColumn="0" w:lastRowLastColumn="0"/>
+            </w:pPr>
+            <w:r>
+              <w:t>Structured prompt explicitly asks "If the evidence is from a Foundation Skill, is this capability already covered by another PC-derived skill?"</w:t>
+            </w:r>
+          </w:p>
+        </w:tc>
+      </w:tr>
+    </w:tbl>
+    <w:p>
+      <w:r>
+        <w:t xml:space="preserve">When fired, the </w:t>
+      </w:r>
+      <w:r>
+        <w:rPr>
+          <w:rFonts w:ascii="Courier New" w:hAnsi="Courier New" w:cs="Courier New"/>
+        </w:rPr>
+        <w:t>scope_reason</w:t>
+      </w:r>
+      <w:r>
+        <w:t xml:space="preserve"> field carries a short justification.</w:t>
+      </w:r>
+    </w:p>
+    <w:p>
+      <w:pPr>
+        <w:pStyle w:val="Heading3"/>
+      </w:pPr>
+      <w:r>
+        <w:t>Misinterpretation detection</w:t>
+      </w:r>
+    </w:p>
+    <w:p>
+      <w:r>
+        <w:t>Two signals mark a skill as a misinterpretation of the source:</w:t>
+      </w:r>
+    </w:p>
+    <w:tbl>
+      <w:tblPr>
+        <w:tblStyle w:val="LightGrid-Accent1"/>
+        <w:tblW w:w="0" w:type="auto"/>
+        <w:tblInd w:w="108" w:type="dxa"/>
+        <w:tblLook w:val="04A0" w:firstRow="1" w:lastRow="0" w:firstColumn="1" w:lastColumn="0" w:noHBand="0" w:noVBand="1"/>
+      </w:tblPr>
+      <w:tblGrid>
+        <w:gridCol w:w="4765"/>
+        <w:gridCol w:w="4873"/>
+      </w:tblGrid>
+      <w:tr>
+        <w:trPr>
+          <w:cnfStyle w:val="100000000000" w:firstRow="1" w:lastRow="0" w:firstColumn="0" w:lastColumn="0" w:oddVBand="0" w:evenVBand="0" w:oddHBand="0" w:evenHBand="0" w:firstRowFirstColumn="0" w:firstRowLastColumn="0" w:lastRowFirstColumn="0" w:lastRowLastColumn="0"/>
+        </w:trPr>
+        <w:tc>
+          <w:tcPr>
+            <w:cnfStyle w:val="001000000000" w:firstRow="0" w:lastRow="0" w:firstColumn="1" w:lastColumn="0" w:oddVBand="0" w:evenVBand="0" w:oddHBand="0" w:evenHBand="0" w:firstRowFirstColumn="0" w:firstRowLastColumn="0" w:lastRowFirstColumn="0" w:lastRowLastColumn="0"/>
+            <w:tcW w:w="4765" w:type="dxa"/>
+            <w:shd w:val="clear" w:color="auto" w:fill="143670"/>
+          </w:tcPr>
+          <w:p>
+            <w:pPr>
+              <w:pStyle w:val="NoSpacing"/>
+            </w:pPr>
+            <w:r>
+              <w:t>Signal</w:t>
+            </w:r>
+          </w:p>
+        </w:tc>
+        <w:tc>
+          <w:tcPr>
+            <w:tcW w:w="4873" w:type="dxa"/>
+            <w:shd w:val="clear" w:color="auto" w:fill="143670"/>
+          </w:tcPr>
+          <w:p>
+            <w:pPr>
+              <w:pStyle w:val="NoSpacing"/>
+              <w:cnfStyle w:val="100000000000" w:firstRow="1" w:lastRow="0" w:firstColumn="0" w:lastColumn="0" w:oddVBand="0" w:evenVBand="0" w:oddHBand="0" w:evenHBand="0" w:firstRowFirstColumn="0" w:firstRowLastColumn="0" w:lastRowFirstColumn="0" w:lastRowLastColumn="0"/>
+            </w:pPr>
+            <w:r>
+              <w:t>Mechanism</w:t>
+            </w:r>
+          </w:p>
+        </w:tc>
+      </w:tr>
+      <w:tr>
+        <w:trPr>
+          <w:cnfStyle w:val="000000100000" w:firstRow="0" w:lastRow="0" w:firstColumn="0" w:lastColumn="0" w:oddVBand="0" w:evenVBand="0" w:oddHBand="1" w:evenHBand="0" w:firstRowFirstColumn="0" w:firstRowLastColumn="0" w:lastRowFirstColumn="0" w:lastRowLastColumn="0"/>
+        </w:trPr>
+        <w:tc>
+          <w:tcPr>
+            <w:cnfStyle w:val="001000000000" w:firstRow="0" w:lastRow="0" w:firstColumn="1" w:lastColumn="0" w:oddVBand="0" w:evenVBand="0" w:oddHBand="0" w:evenHBand="0" w:firstRowFirstColumn="0" w:firstRowLastColumn="0" w:lastRowFirstColumn="0" w:lastRowLastColumn="0"/>
+            <w:tcW w:w="4765" w:type="dxa"/>
+          </w:tcPr>
+          <w:p>
+            <w:pPr>
+              <w:pStyle w:val="NoSpacing"/>
+            </w:pPr>
+            <w:r>
+              <w:t>Domain marker mismatch (3b2)</w:t>
+            </w:r>
+          </w:p>
+        </w:tc>
+        <w:tc>
+          <w:tcPr>
+            <w:tcW w:w="4873" w:type="dxa"/>
+          </w:tcPr>
+          <w:p>
+            <w:pPr>
+              <w:pStyle w:val="NoSpacing"/>
+              <w:cnfStyle w:val="000000100000" w:firstRow="0" w:lastRow="0" w:firstColumn="0" w:lastColumn="0" w:oddVBand="0" w:evenVBand="0" w:oddHBand="1" w:evenHBand="0" w:firstRowFirstColumn="0" w:firstRowLastColumn="0" w:lastRowFirstColumn="0" w:lastRowLastColumn="0"/>
+            </w:pPr>
+            <w:r>
+              <w:t>Deterministic check: the skill name contains a domain marker (e.g. "security", "inventory") that does not appear in the evidence. Catches the case where the extractor named the skill from the unit topic rather than from the evidence.</w:t>
+            </w:r>
+          </w:p>
+        </w:tc>
+      </w:tr>
+      <w:tr>
+        <w:trPr>
+          <w:cnfStyle w:val="000000010000" w:firstRow="0" w:lastRow="0" w:firstColumn="0" w:lastColumn="0" w:oddVBand="0" w:evenVBand="0" w:oddHBand="0" w:evenHBand="1" w:firstRowFirstColumn="0" w:firstRowLastColumn="0" w:lastRowFirstColumn="0" w:lastRowLastColumn="0"/>
+        </w:trPr>
+        <w:tc>
+          <w:tcPr>
+            <w:cnfStyle w:val="001000000000" w:firstRow="0" w:lastRow="0" w:firstColumn="1" w:lastColumn="0" w:oddVBand="0" w:evenVBand="0" w:oddHBand="0" w:evenHBand="0" w:firstRowFirstColumn="0" w:firstRowLastColumn="0" w:lastRowFirstColumn="0" w:lastRowLastColumn="0"/>
+            <w:tcW w:w="4765" w:type="dxa"/>
+          </w:tcPr>
+          <w:p>
+            <w:pPr>
+              <w:pStyle w:val="NoSpacing"/>
+            </w:pPr>
+            <w:r>
+              <w:t>LLM validation (3d)</w:t>
+            </w:r>
+          </w:p>
+        </w:tc>
+        <w:tc>
+          <w:tcPr>
+            <w:tcW w:w="4873" w:type="dxa"/>
+          </w:tcPr>
+          <w:p>
+            <w:pPr>
+              <w:pStyle w:val="NoSpacing"/>
+              <w:cnfStyle w:val="000000010000" w:firstRow="0" w:lastRow="0" w:firstColumn="0" w:lastColumn="0" w:oddVBand="0" w:evenVBand="0" w:oddHBand="0" w:evenHBand="1" w:firstRowFirstColumn="0" w:firstRowLastColumn="0" w:lastRowFirstColumn="0" w:lastRowLastColumn="0"/>
+            </w:pPr>
+            <w:r>
+              <w:t xml:space="preserve">Structured prompt walks five steps: extract evidence actions, extract name actions, check </w:t>
+            </w:r>
+            <w:r>
+              <w:lastRenderedPageBreak/>
+              <w:t>match, check duplicate, check scope. A name-action that contradicts the evidence-actions is flagged.</w:t>
+            </w:r>
+          </w:p>
+        </w:tc>
+      </w:tr>
+    </w:tbl>
+    <w:p>
+      <w:r>
+        <w:lastRenderedPageBreak/>
+        <w:t xml:space="preserve">When fired, </w:t>
+      </w:r>
+      <w:r>
+        <w:rPr>
+          <w:rFonts w:ascii="Courier New" w:hAnsi="Courier New" w:cs="Courier New"/>
+        </w:rPr>
+        <w:t>misinterpretation_reason</w:t>
+      </w:r>
+      <w:r>
+        <w:t xml:space="preserve"> carries the explanation. Sub-step 3f then runs the rename prompt again for that skill with the misinterpretation reason injected, giving the LLM the corrected information needed to produce the right name.</w:t>
+      </w:r>
+    </w:p>
+    <w:p>
+      <w:pPr>
+        <w:pStyle w:val="Heading2"/>
+      </w:pPr>
+      <w:r>
+        <w:t>Gap-fill pass (3c)</w:t>
+      </w:r>
+    </w:p>
+    <w:p>
+      <w:r>
+        <w:t xml:space="preserve">When </w:t>
+      </w:r>
+      <w:r>
+        <w:rPr>
+          <w:rFonts w:ascii="Courier New" w:hAnsi="Courier New" w:cs="Courier New"/>
+        </w:rPr>
+        <w:t>fill_gap</w:t>
+      </w:r>
+      <w:r>
+        <w:t xml:space="preserve"> is True the refiner re-reads the parent unit and asks the LLM to identify any sub-outcome (PC for VET, LO bullet for Uni) that no current skill covers. Newly added skills are written with:</w:t>
+      </w:r>
+    </w:p>
+    <w:p>
+      <w:pPr>
+        <w:spacing w:before="60" w:after="120"/>
+        <w:ind w:left="340"/>
+      </w:pPr>
+      <m:oMathPara>
+        <m:oMath>
+          <m:r>
+            <w:rPr>
+              <w:rFonts w:ascii="Cambria Math" w:hAnsi="Cambria Math"/>
+              <w:sz w:val="19"/>
+            </w:rPr>
+            <m:t>added_from_pc = True</m:t>
+          </m:r>
+          <m:r>
+            <w:rPr>
+              <w:rFonts w:ascii="Cambria Math" w:hAnsi="Cambria Math"/>
+              <w:sz w:val="19"/>
+            </w:rPr>
+            <w:br/>
+          </m:r>
+        </m:oMath>
+        <m:oMath>
+          <m:r>
+            <w:rPr>
+              <w:rFonts w:ascii="Cambria Math" w:hAnsi="Cambria Math"/>
+              <w:sz w:val="19"/>
+            </w:rPr>
+            <m:t>source        = "pc_gap_fill" or "lo_gap_fill"</m:t>
+          </m:r>
+          <m:r>
+            <w:rPr>
+              <w:rFonts w:ascii="Cambria Math" w:hAnsi="Cambria Math"/>
+              <w:sz w:val="19"/>
+            </w:rPr>
+            <w:br/>
+          </m:r>
+        </m:oMath>
+        <m:oMath>
+          <m:r>
+            <w:rPr>
+              <w:rFonts w:ascii="Cambria Math" w:hAnsi="Cambria Math"/>
+              <w:sz w:val="19"/>
+            </w:rPr>
+            <m:t>evidence      = the exact text of the uncovered PC or LO</m:t>
+          </m:r>
+        </m:oMath>
+      </m:oMathPara>
+    </w:p>
+    <w:p>
+      <w:r>
+        <w:t>Step 3b runs again after gap-fill so any new skill that happens to duplicate an existing skill is caught.</w:t>
+      </w:r>
+    </w:p>
+    <w:p>
+      <w:pPr>
+        <w:pStyle w:val="Heading2"/>
+      </w:pPr>
+      <w:r>
+        <w:t>Output of the refiner</w:t>
+      </w:r>
+    </w:p>
+    <w:p>
+      <w:r>
+        <w:t xml:space="preserve">The refined skills are returned to the pipeline with the following fields set on </w:t>
+      </w:r>
+      <w:r>
+        <w:rPr>
+          <w:rFonts w:ascii="Courier New" w:hAnsi="Courier New" w:cs="Courier New"/>
+        </w:rPr>
+        <w:t>skill.metadata["refiner"]</w:t>
+      </w:r>
+      <w:r>
+        <w:t xml:space="preserve"> for every skill (including those that were left unchanged):</w:t>
+      </w:r>
+    </w:p>
+    <w:tbl>
+      <w:tblPr>
+        <w:tblStyle w:val="LightGrid-Accent1"/>
+        <w:tblW w:w="0" w:type="auto"/>
+        <w:tblInd w:w="108" w:type="dxa"/>
+        <w:tblLook w:val="04A0" w:firstRow="1" w:lastRow="0" w:firstColumn="1" w:lastColumn="0" w:noHBand="0" w:noVBand="1"/>
+      </w:tblPr>
+      <w:tblGrid>
+        <w:gridCol w:w="3141"/>
+        <w:gridCol w:w="3249"/>
+        <w:gridCol w:w="3249"/>
+      </w:tblGrid>
+      <w:tr>
+        <w:trPr>
+          <w:cnfStyle w:val="100000000000" w:firstRow="1" w:lastRow="0" w:firstColumn="0" w:lastColumn="0" w:oddVBand="0" w:evenVBand="0" w:oddHBand="0" w:evenHBand="0" w:firstRowFirstColumn="0" w:firstRowLastColumn="0" w:lastRowFirstColumn="0" w:lastRowLastColumn="0"/>
+        </w:trPr>
+        <w:tc>
+          <w:tcPr>
+            <w:cnfStyle w:val="001000000000" w:firstRow="0" w:lastRow="0" w:firstColumn="1" w:lastColumn="0" w:oddVBand="0" w:evenVBand="0" w:oddHBand="0" w:evenHBand="0" w:firstRowFirstColumn="0" w:firstRowLastColumn="0" w:lastRowFirstColumn="0" w:lastRowLastColumn="0"/>
+            <w:tcW w:w="3141" w:type="dxa"/>
+            <w:shd w:val="clear" w:color="auto" w:fill="143670"/>
+          </w:tcPr>
+          <w:p>
+            <w:pPr>
+              <w:pStyle w:val="NoSpacing"/>
+            </w:pPr>
+            <w:r>
+              <w:t>Field</w:t>
+            </w:r>
+          </w:p>
+        </w:tc>
+        <w:tc>
+          <w:tcPr>
+            <w:tcW w:w="3249" w:type="dxa"/>
+            <w:shd w:val="clear" w:color="auto" w:fill="143670"/>
+          </w:tcPr>
+          <w:p>
+            <w:pPr>
+              <w:pStyle w:val="NoSpacing"/>
+              <w:cnfStyle w:val="100000000000" w:firstRow="1" w:lastRow="0" w:firstColumn="0" w:lastColumn="0" w:oddVBand="0" w:evenVBand="0" w:oddHBand="0" w:evenHBand="0" w:firstRowFirstColumn="0" w:firstRowLastColumn="0" w:lastRowFirstColumn="0" w:lastRowLastColumn="0"/>
+            </w:pPr>
+            <w:r>
+              <w:t>Always present</w:t>
+            </w:r>
+          </w:p>
+        </w:tc>
+        <w:tc>
+          <w:tcPr>
+            <w:tcW w:w="3249" w:type="dxa"/>
+            <w:shd w:val="clear" w:color="auto" w:fill="143670"/>
+          </w:tcPr>
+          <w:p>
+            <w:pPr>
+              <w:pStyle w:val="NoSpacing"/>
+              <w:cnfStyle w:val="100000000000" w:firstRow="1" w:lastRow="0" w:firstColumn="0" w:lastColumn="0" w:oddVBand="0" w:evenVBand="0" w:oddHBand="0" w:evenHBand="0" w:firstRowFirstColumn="0" w:firstRowLastColumn="0" w:lastRowFirstColumn="0" w:lastRowLastColumn="0"/>
+            </w:pPr>
+            <w:r>
+              <w:t>Meaning</w:t>
+            </w:r>
+          </w:p>
+        </w:tc>
+      </w:tr>
+      <w:tr>
+        <w:trPr>
+          <w:cnfStyle w:val="000000100000" w:firstRow="0" w:lastRow="0" w:firstColumn="0" w:lastColumn="0" w:oddVBand="0" w:evenVBand="0" w:oddHBand="1" w:evenHBand="0" w:firstRowFirstColumn="0" w:firstRowLastColumn="0" w:lastRowFirstColumn="0" w:lastRowLastColumn="0"/>
+        </w:trPr>
+        <w:tc>
+          <w:tcPr>
+            <w:cnfStyle w:val="001000000000" w:firstRow="0" w:lastRow="0" w:firstColumn="1" w:lastColumn="0" w:oddVBand="0" w:evenVBand="0" w:oddHBand="0" w:evenHBand="0" w:firstRowFirstColumn="0" w:firstRowLastColumn="0" w:lastRowFirstColumn="0" w:lastRowLastColumn="0"/>
+            <w:tcW w:w="3141" w:type="dxa"/>
+          </w:tcPr>
+          <w:p>
+            <w:pPr>
+              <w:pStyle w:val="NoSpacing"/>
+            </w:pPr>
+            <w:r>
+              <w:t>org_name</w:t>
+            </w:r>
+          </w:p>
+        </w:tc>
+        <w:tc>
+          <w:tcPr>
+            <w:tcW w:w="3249" w:type="dxa"/>
+          </w:tcPr>
+          <w:p>
+            <w:pPr>
+              <w:pStyle w:val="NoSpacing"/>
+              <w:cnfStyle w:val="000000100000" w:firstRow="0" w:lastRow="0" w:firstColumn="0" w:lastColumn="0" w:oddVBand="0" w:evenVBand="0" w:oddHBand="1" w:evenHBand="0" w:firstRowFirstColumn="0" w:firstRowLastColumn="0" w:lastRowFirstColumn="0" w:lastRowLastColumn="0"/>
+            </w:pPr>
+            <w:r>
+              <w:t>yes</w:t>
+            </w:r>
+          </w:p>
+        </w:tc>
+        <w:tc>
+          <w:tcPr>
+            <w:tcW w:w="3249" w:type="dxa"/>
+          </w:tcPr>
+          <w:p>
+            <w:pPr>
+              <w:pStyle w:val="NoSpacing"/>
+              <w:cnfStyle w:val="000000100000" w:firstRow="0" w:lastRow="0" w:firstColumn="0" w:lastColumn="0" w:oddVBand="0" w:evenVBand="0" w:oddHBand="1" w:evenHBand="0" w:firstRowFirstColumn="0" w:firstRowLastColumn="0" w:lastRowFirstColumn="0" w:lastRowLastColumn="0"/>
+            </w:pPr>
+            <w:r>
+              <w:t>Original name from extract step.</w:t>
+            </w:r>
+          </w:p>
+        </w:tc>
+      </w:tr>
+      <w:tr>
+        <w:trPr>
+          <w:cnfStyle w:val="000000010000" w:firstRow="0" w:lastRow="0" w:firstColumn="0" w:lastColumn="0" w:oddVBand="0" w:evenVBand="0" w:oddHBand="0" w:evenHBand="1" w:firstRowFirstColumn="0" w:firstRowLastColumn="0" w:lastRowFirstColumn="0" w:lastRowLastColumn="0"/>
+        </w:trPr>
+        <w:tc>
+          <w:tcPr>
+            <w:cnfStyle w:val="001000000000" w:firstRow="0" w:lastRow="0" w:firstColumn="1" w:lastColumn="0" w:oddVBand="0" w:evenVBand="0" w:oddHBand="0" w:evenHBand="0" w:firstRowFirstColumn="0" w:firstRowLastColumn="0" w:lastRowFirstColumn="0" w:lastRowLastColumn="0"/>
+            <w:tcW w:w="3141" w:type="dxa"/>
+          </w:tcPr>
+          <w:p>
+            <w:pPr>
+              <w:pStyle w:val="NoSpacing"/>
+            </w:pPr>
+            <w:r>
+              <w:t>name_changed</w:t>
+            </w:r>
+          </w:p>
+        </w:tc>
+        <w:tc>
+          <w:tcPr>
+            <w:tcW w:w="3249" w:type="dxa"/>
+          </w:tcPr>
+          <w:p>
+            <w:pPr>
+              <w:pStyle w:val="NoSpacing"/>
+              <w:cnfStyle w:val="000000010000" w:firstRow="0" w:lastRow="0" w:firstColumn="0" w:lastColumn="0" w:oddVBand="0" w:evenVBand="0" w:oddHBand="0" w:evenHBand="1" w:firstRowFirstColumn="0" w:firstRowLastColumn="0" w:lastRowFirstColumn="0" w:lastRowLastColumn="0"/>
+            </w:pPr>
+            <w:r>
+              <w:t>yes</w:t>
+            </w:r>
+          </w:p>
+        </w:tc>
+        <w:tc>
+          <w:tcPr>
+            <w:tcW w:w="3249" w:type="dxa"/>
+          </w:tcPr>
+          <w:p>
+            <w:pPr>
+              <w:pStyle w:val="NoSpacing"/>
+              <w:cnfStyle w:val="000000010000" w:firstRow="0" w:lastRow="0" w:firstColumn="0" w:lastColumn="0" w:oddVBand="0" w:evenVBand="0" w:oddHBand="0" w:evenHBand="1" w:firstRowFirstColumn="0" w:firstRowLastColumn="0" w:lastRowFirstColumn="0" w:lastRowLastColumn="0"/>
+            </w:pPr>
+            <w:r>
+              <w:t>True iff name was rewritten.</w:t>
+            </w:r>
+          </w:p>
+        </w:tc>
+      </w:tr>
+      <w:tr>
+        <w:trPr>
+          <w:cnfStyle w:val="000000100000" w:firstRow="0" w:lastRow="0" w:firstColumn="0" w:lastColumn="0" w:oddVBand="0" w:evenVBand="0" w:oddHBand="1" w:evenHBand="0" w:firstRowFirstColumn="0" w:firstRowLastColumn="0" w:lastRowFirstColumn="0" w:lastRowLastColumn="0"/>
+        </w:trPr>
+        <w:tc>
+          <w:tcPr>
+            <w:cnfStyle w:val="001000000000" w:firstRow="0" w:lastRow="0" w:firstColumn="1" w:lastColumn="0" w:oddVBand="0" w:evenVBand="0" w:oddHBand="0" w:evenHBand="0" w:firstRowFirstColumn="0" w:firstRowLastColumn="0" w:lastRowFirstColumn="0" w:lastRowLastColumn="0"/>
+            <w:tcW w:w="3141" w:type="dxa"/>
+          </w:tcPr>
+          <w:p>
+            <w:pPr>
+              <w:pStyle w:val="NoSpacing"/>
+            </w:pPr>
+            <w:r>
+              <w:t>refinement_confidence</w:t>
+            </w:r>
+          </w:p>
+        </w:tc>
+        <w:tc>
+          <w:tcPr>
+            <w:tcW w:w="3249" w:type="dxa"/>
+          </w:tcPr>
+          <w:p>
+            <w:pPr>
+              <w:pStyle w:val="NoSpacing"/>
+              <w:cnfStyle w:val="000000100000" w:firstRow="0" w:lastRow="0" w:firstColumn="0" w:lastColumn="0" w:oddVBand="0" w:evenVBand="0" w:oddHBand="1" w:evenHBand="0" w:firstRowFirstColumn="0" w:firstRowLastColumn="0" w:lastRowFirstColumn="0" w:lastRowLastColumn="0"/>
+            </w:pPr>
+            <w:r>
+              <w:t>yes</w:t>
+            </w:r>
+          </w:p>
+        </w:tc>
+        <w:tc>
+          <w:tcPr>
+            <w:tcW w:w="3249" w:type="dxa"/>
+          </w:tcPr>
+          <w:p>
+            <w:pPr>
+              <w:pStyle w:val="NoSpacing"/>
+              <w:cnfStyle w:val="000000100000" w:firstRow="0" w:lastRow="0" w:firstColumn="0" w:lastColumn="0" w:oddVBand="0" w:evenVBand="0" w:oddHBand="1" w:evenHBand="0" w:firstRowFirstColumn="0" w:firstRowLastColumn="0" w:lastRowFirstColumn="0" w:lastRowLastColumn="0"/>
+            </w:pPr>
+            <w:r>
+              <w:t>Vote share for the accepted name in the consensus rename.</w:t>
+            </w:r>
+          </w:p>
+        </w:tc>
+      </w:tr>
+      <w:tr>
+        <w:trPr>
+          <w:cnfStyle w:val="000000010000" w:firstRow="0" w:lastRow="0" w:firstColumn="0" w:lastColumn="0" w:oddVBand="0" w:evenVBand="0" w:oddHBand="0" w:evenHBand="1" w:firstRowFirstColumn="0" w:firstRowLastColumn="0" w:lastRowFirstColumn="0" w:lastRowLastColumn="0"/>
+        </w:trPr>
+        <w:tc>
+          <w:tcPr>
+            <w:cnfStyle w:val="001000000000" w:firstRow="0" w:lastRow="0" w:firstColumn="1" w:lastColumn="0" w:oddVBand="0" w:evenVBand="0" w:oddHBand="0" w:evenHBand="0" w:firstRowFirstColumn="0" w:firstRowLastColumn="0" w:lastRowFirstColumn="0" w:lastRowLastColumn="0"/>
+            <w:tcW w:w="3141" w:type="dxa"/>
+          </w:tcPr>
+          <w:p>
+            <w:pPr>
+              <w:pStyle w:val="NoSpacing"/>
+            </w:pPr>
+            <w:r>
+              <w:t>consensus_votes</w:t>
+            </w:r>
+          </w:p>
+        </w:tc>
+        <w:tc>
+          <w:tcPr>
+            <w:tcW w:w="3249" w:type="dxa"/>
+          </w:tcPr>
+          <w:p>
+            <w:pPr>
+              <w:pStyle w:val="NoSpacing"/>
+              <w:cnfStyle w:val="000000010000" w:firstRow="0" w:lastRow="0" w:firstColumn="0" w:lastColumn="0" w:oddVBand="0" w:evenVBand="0" w:oddHBand="0" w:evenHBand="1" w:firstRowFirstColumn="0" w:firstRowLastColumn="0" w:lastRowFirstColumn="0" w:lastRowLastColumn="0"/>
+            </w:pPr>
+            <w:r>
+              <w:t>yes</w:t>
+            </w:r>
+          </w:p>
+        </w:tc>
+        <w:tc>
+          <w:tcPr>
+            <w:tcW w:w="3249" w:type="dxa"/>
+          </w:tcPr>
+          <w:p>
+            <w:pPr>
+              <w:pStyle w:val="NoSpacing"/>
+              <w:cnfStyle w:val="000000010000" w:firstRow="0" w:lastRow="0" w:firstColumn="0" w:lastColumn="0" w:oddVBand="0" w:evenVBand="0" w:oddHBand="0" w:evenHBand="1" w:firstRowFirstColumn="0" w:firstRowLastColumn="0" w:lastRowFirstColumn="0" w:lastRowLastColumn="0"/>
+            </w:pPr>
+            <w:r>
+              <w:t>Vote tally string.</w:t>
+            </w:r>
+          </w:p>
+        </w:tc>
+      </w:tr>
+      <w:tr>
+        <w:trPr>
+          <w:cnfStyle w:val="000000100000" w:firstRow="0" w:lastRow="0" w:firstColumn="0" w:lastColumn="0" w:oddVBand="0" w:evenVBand="0" w:oddHBand="1" w:evenHBand="0" w:firstRowFirstColumn="0" w:firstRowLastColumn="0" w:lastRowFirstColumn="0" w:lastRowLastColumn="0"/>
+        </w:trPr>
+        <w:tc>
+          <w:tcPr>
+            <w:cnfStyle w:val="001000000000" w:firstRow="0" w:lastRow="0" w:firstColumn="1" w:lastColumn="0" w:oddVBand="0" w:evenVBand="0" w:oddHBand="0" w:evenHBand="0" w:firstRowFirstColumn="0" w:firstRowLastColumn="0" w:lastRowFirstColumn="0" w:lastRowLastColumn="0"/>
+            <w:tcW w:w="3141" w:type="dxa"/>
+          </w:tcPr>
+          <w:p>
+            <w:pPr>
+              <w:pStyle w:val="NoSpacing"/>
+            </w:pPr>
+            <w:r>
+              <w:t>change_reason</w:t>
+            </w:r>
+          </w:p>
+        </w:tc>
+        <w:tc>
+          <w:tcPr>
+            <w:tcW w:w="3249" w:type="dxa"/>
+          </w:tcPr>
+          <w:p>
+            <w:pPr>
+              <w:pStyle w:val="NoSpacing"/>
+              <w:cnfStyle w:val="000000100000" w:firstRow="0" w:lastRow="0" w:firstColumn="0" w:lastColumn="0" w:oddVBand="0" w:evenVBand="0" w:oddHBand="1" w:evenHBand="0" w:firstRowFirstColumn="0" w:firstRowLastColumn="0" w:lastRowFirstColumn="0" w:lastRowLastColumn="0"/>
+            </w:pPr>
+            <w:r>
+              <w:t xml:space="preserve">when </w:t>
+            </w:r>
+            <w:r>
+              <w:rPr>
+                <w:rFonts w:ascii="Courier New" w:hAnsi="Courier New" w:cs="Courier New"/>
+              </w:rPr>
+              <w:t>name_changed</w:t>
+            </w:r>
+          </w:p>
+        </w:tc>
+        <w:tc>
+          <w:tcPr>
+            <w:tcW w:w="3249" w:type="dxa"/>
+          </w:tcPr>
+          <w:p>
+            <w:pPr>
+              <w:pStyle w:val="NoSpacing"/>
+              <w:cnfStyle w:val="000000100000" w:firstRow="0" w:lastRow="0" w:firstColumn="0" w:lastColumn="0" w:oddVBand="0" w:evenVBand="0" w:oddHBand="1" w:evenHBand="0" w:firstRowFirstColumn="0" w:firstRowLastColumn="0" w:lastRowFirstColumn="0" w:lastRowLastColumn="0"/>
+            </w:pPr>
+            <w:r>
+              <w:t>Justification for the rename.</w:t>
+            </w:r>
+          </w:p>
+        </w:tc>
+      </w:tr>
+      <w:tr>
+        <w:trPr>
+          <w:cnfStyle w:val="000000010000" w:firstRow="0" w:lastRow="0" w:firstColumn="0" w:lastColumn="0" w:oddVBand="0" w:evenVBand="0" w:oddHBand="0" w:evenHBand="1" w:firstRowFirstColumn="0" w:firstRowLastColumn="0" w:lastRowFirstColumn="0" w:lastRowLastColumn="0"/>
+        </w:trPr>
+        <w:tc>
+          <w:tcPr>
+            <w:cnfStyle w:val="001000000000" w:firstRow="0" w:lastRow="0" w:firstColumn="1" w:lastColumn="0" w:oddVBand="0" w:evenVBand="0" w:oddHBand="0" w:evenHBand="0" w:firstRowFirstColumn="0" w:firstRowLastColumn="0" w:lastRowFirstColumn="0" w:lastRowLastColumn="0"/>
+            <w:tcW w:w="3141" w:type="dxa"/>
+          </w:tcPr>
+          <w:p>
+            <w:pPr>
+              <w:pStyle w:val="NoSpacing"/>
+            </w:pPr>
+            <w:r>
+              <w:t>org_description</w:t>
+            </w:r>
+          </w:p>
+        </w:tc>
+        <w:tc>
+          <w:tcPr>
+            <w:tcW w:w="3249" w:type="dxa"/>
+          </w:tcPr>
+          <w:p>
+            <w:pPr>
+              <w:pStyle w:val="NoSpacing"/>
+              <w:cnfStyle w:val="000000010000" w:firstRow="0" w:lastRow="0" w:firstColumn="0" w:lastColumn="0" w:oddVBand="0" w:evenVBand="0" w:oddHBand="0" w:evenHBand="1" w:firstRowFirstColumn="0" w:firstRowLastColumn="0" w:lastRowFirstColumn="0" w:lastRowLastColumn="0"/>
+            </w:pPr>
+            <w:r>
+              <w:t>yes</w:t>
+            </w:r>
+          </w:p>
+        </w:tc>
+        <w:tc>
+          <w:tcPr>
+            <w:tcW w:w="3249" w:type="dxa"/>
+          </w:tcPr>
+          <w:p>
+            <w:pPr>
+              <w:pStyle w:val="NoSpacing"/>
+              <w:cnfStyle w:val="000000010000" w:firstRow="0" w:lastRow="0" w:firstColumn="0" w:lastColumn="0" w:oddVBand="0" w:evenVBand="0" w:oddHBand="0" w:evenHBand="1" w:firstRowFirstColumn="0" w:firstRowLastColumn="0" w:lastRowFirstColumn="0" w:lastRowLastColumn="0"/>
+            </w:pPr>
+            <w:r>
+              <w:t>Original description from extract.</w:t>
+            </w:r>
+          </w:p>
+        </w:tc>
+      </w:tr>
+      <w:tr>
+        <w:trPr>
+          <w:cnfStyle w:val="000000100000" w:firstRow="0" w:lastRow="0" w:firstColumn="0" w:lastColumn="0" w:oddVBand="0" w:evenVBand="0" w:oddHBand="1" w:evenHBand="0" w:firstRowFirstColumn="0" w:firstRowLastColumn="0" w:lastRowFirstColumn="0" w:lastRowLastColumn="0"/>
+        </w:trPr>
+        <w:tc>
+          <w:tcPr>
+            <w:cnfStyle w:val="001000000000" w:firstRow="0" w:lastRow="0" w:firstColumn="1" w:lastColumn="0" w:oddVBand="0" w:evenVBand="0" w:oddHBand="0" w:evenHBand="0" w:firstRowFirstColumn="0" w:firstRowLastColumn="0" w:lastRowFirstColumn="0" w:lastRowLastColumn="0"/>
+            <w:tcW w:w="3141" w:type="dxa"/>
+          </w:tcPr>
+          <w:p>
+            <w:pPr>
+              <w:pStyle w:val="NoSpacing"/>
+            </w:pPr>
+            <w:r>
+              <w:t>description_changed</w:t>
+            </w:r>
+          </w:p>
+        </w:tc>
+        <w:tc>
+          <w:tcPr>
+            <w:tcW w:w="3249" w:type="dxa"/>
+          </w:tcPr>
+          <w:p>
+            <w:pPr>
+              <w:pStyle w:val="NoSpacing"/>
+              <w:cnfStyle w:val="000000100000" w:firstRow="0" w:lastRow="0" w:firstColumn="0" w:lastColumn="0" w:oddVBand="0" w:evenVBand="0" w:oddHBand="1" w:evenHBand="0" w:firstRowFirstColumn="0" w:firstRowLastColumn="0" w:lastRowFirstColumn="0" w:lastRowLastColumn="0"/>
+            </w:pPr>
+            <w:r>
+              <w:t>yes</w:t>
+            </w:r>
+          </w:p>
+        </w:tc>
+        <w:tc>
+          <w:tcPr>
+            <w:tcW w:w="3249" w:type="dxa"/>
+          </w:tcPr>
+          <w:p>
+            <w:pPr>
+              <w:pStyle w:val="NoSpacing"/>
+              <w:cnfStyle w:val="000000100000" w:firstRow="0" w:lastRow="0" w:firstColumn="0" w:lastColumn="0" w:oddVBand="0" w:evenVBand="0" w:oddHBand="1" w:evenHBand="0" w:firstRowFirstColumn="0" w:firstRowLastColumn="0" w:lastRowFirstColumn="0" w:lastRowLastColumn="0"/>
+            </w:pPr>
+            <w:r>
+              <w:t>True iff the description was rewritten in 5a or 5c.</w:t>
+            </w:r>
+          </w:p>
+        </w:tc>
+      </w:tr>
+      <w:tr>
+        <w:trPr>
+          <w:cnfStyle w:val="000000010000" w:firstRow="0" w:lastRow="0" w:firstColumn="0" w:lastColumn="0" w:oddVBand="0" w:evenVBand="0" w:oddHBand="0" w:evenHBand="1" w:firstRowFirstColumn="0" w:firstRowLastColumn="0" w:lastRowFirstColumn="0" w:lastRowLastColumn="0"/>
+        </w:trPr>
+        <w:tc>
+          <w:tcPr>
+            <w:cnfStyle w:val="001000000000" w:firstRow="0" w:lastRow="0" w:firstColumn="1" w:lastColumn="0" w:oddVBand="0" w:evenVBand="0" w:oddHBand="0" w:evenHBand="0" w:firstRowFirstColumn="0" w:firstRowLastColumn="0" w:lastRowFirstColumn="0" w:lastRowLastColumn="0"/>
+            <w:tcW w:w="3141" w:type="dxa"/>
+          </w:tcPr>
+          <w:p>
+            <w:pPr>
+              <w:pStyle w:val="NoSpacing"/>
+            </w:pPr>
+            <w:r>
+              <w:t>org_keywords</w:t>
+            </w:r>
+          </w:p>
+        </w:tc>
+        <w:tc>
+          <w:tcPr>
+            <w:tcW w:w="3249" w:type="dxa"/>
+          </w:tcPr>
+          <w:p>
+            <w:pPr>
+              <w:pStyle w:val="NoSpacing"/>
+              <w:cnfStyle w:val="000000010000" w:firstRow="0" w:lastRow="0" w:firstColumn="0" w:lastColumn="0" w:oddVBand="0" w:evenVBand="0" w:oddHBand="0" w:evenHBand="1" w:firstRowFirstColumn="0" w:firstRowLastColumn="0" w:lastRowFirstColumn="0" w:lastRowLastColumn="0"/>
+            </w:pPr>
+            <w:r>
+              <w:t>yes</w:t>
+            </w:r>
+          </w:p>
+        </w:tc>
+        <w:tc>
+          <w:tcPr>
+            <w:tcW w:w="3249" w:type="dxa"/>
+          </w:tcPr>
+          <w:p>
+            <w:pPr>
+              <w:pStyle w:val="NoSpacing"/>
+              <w:cnfStyle w:val="000000010000" w:firstRow="0" w:lastRow="0" w:firstColumn="0" w:lastColumn="0" w:oddVBand="0" w:evenVBand="0" w:oddHBand="0" w:evenHBand="1" w:firstRowFirstColumn="0" w:firstRowLastColumn="0" w:lastRowFirstColumn="0" w:lastRowLastColumn="0"/>
+            </w:pPr>
+            <w:r>
+              <w:t>Original keyword list.</w:t>
+            </w:r>
+          </w:p>
+        </w:tc>
+      </w:tr>
+      <w:tr>
+        <w:trPr>
+          <w:cnfStyle w:val="000000100000" w:firstRow="0" w:lastRow="0" w:firstColumn="0" w:lastColumn="0" w:oddVBand="0" w:evenVBand="0" w:oddHBand="1" w:evenHBand="0" w:firstRowFirstColumn="0" w:firstRowLastColumn="0" w:lastRowFirstColumn="0" w:lastRowLastColumn="0"/>
+        </w:trPr>
+        <w:tc>
+          <w:tcPr>
+            <w:cnfStyle w:val="001000000000" w:firstRow="0" w:lastRow="0" w:firstColumn="1" w:lastColumn="0" w:oddVBand="0" w:evenVBand="0" w:oddHBand="0" w:evenHBand="0" w:firstRowFirstColumn="0" w:firstRowLastColumn="0" w:lastRowFirstColumn="0" w:lastRowLastColumn="0"/>
+            <w:tcW w:w="3141" w:type="dxa"/>
+          </w:tcPr>
+          <w:p>
+            <w:pPr>
+              <w:pStyle w:val="NoSpacing"/>
+            </w:pPr>
+            <w:r>
+              <w:t>keywords_changed</w:t>
+            </w:r>
+          </w:p>
+        </w:tc>
+        <w:tc>
+          <w:tcPr>
+            <w:tcW w:w="3249" w:type="dxa"/>
+          </w:tcPr>
+          <w:p>
+            <w:pPr>
+              <w:pStyle w:val="NoSpacing"/>
+              <w:cnfStyle w:val="000000100000" w:firstRow="0" w:lastRow="0" w:firstColumn="0" w:lastColumn="0" w:oddVBand="0" w:evenVBand="0" w:oddHBand="1" w:evenHBand="0" w:firstRowFirstColumn="0" w:firstRowLastColumn="0" w:lastRowFirstColumn="0" w:lastRowLastColumn="0"/>
+            </w:pPr>
+            <w:r>
+              <w:t>yes</w:t>
+            </w:r>
+          </w:p>
+        </w:tc>
+        <w:tc>
+          <w:tcPr>
+            <w:tcW w:w="3249" w:type="dxa"/>
+          </w:tcPr>
+          <w:p>
+            <w:pPr>
+              <w:pStyle w:val="NoSpacing"/>
+              <w:cnfStyle w:val="000000100000" w:firstRow="0" w:lastRow="0" w:firstColumn="0" w:lastColumn="0" w:oddVBand="0" w:evenVBand="0" w:oddHBand="1" w:evenHBand="0" w:firstRowFirstColumn="0" w:firstRowLastColumn="0" w:lastRowFirstColumn="0" w:lastRowLastColumn="0"/>
+            </w:pPr>
+            <w:r>
+              <w:t>True iff the keyword list was updated in 5b.</w:t>
+            </w:r>
+          </w:p>
+        </w:tc>
+      </w:tr>
+      <w:tr>
+        <w:trPr>
+          <w:cnfStyle w:val="000000010000" w:firstRow="0" w:lastRow="0" w:firstColumn="0" w:lastColumn="0" w:oddVBand="0" w:evenVBand="0" w:oddHBand="0" w:evenHBand="1" w:firstRowFirstColumn="0" w:firstRowLastColumn="0" w:lastRowFirstColumn="0" w:lastRowLastColumn="0"/>
+        </w:trPr>
+        <w:tc>
+          <w:tcPr>
+            <w:cnfStyle w:val="001000000000" w:firstRow="0" w:lastRow="0" w:firstColumn="1" w:lastColumn="0" w:oddVBand="0" w:evenVBand="0" w:oddHBand="0" w:evenHBand="0" w:firstRowFirstColumn="0" w:firstRowLastColumn="0" w:lastRowFirstColumn="0" w:lastRowLastColumn="0"/>
+            <w:tcW w:w="3141" w:type="dxa"/>
+          </w:tcPr>
+          <w:p>
+            <w:pPr>
+              <w:pStyle w:val="NoSpacing"/>
+            </w:pPr>
+            <w:r>
+              <w:t>is_duplicate</w:t>
+            </w:r>
+          </w:p>
+        </w:tc>
+        <w:tc>
+          <w:tcPr>
+            <w:tcW w:w="3249" w:type="dxa"/>
+          </w:tcPr>
+          <w:p>
+            <w:pPr>
+              <w:pStyle w:val="NoSpacing"/>
+              <w:cnfStyle w:val="000000010000" w:firstRow="0" w:lastRow="0" w:firstColumn="0" w:lastColumn="0" w:oddVBand="0" w:evenVBand="0" w:oddHBand="0" w:evenHBand="1" w:firstRowFirstColumn="0" w:firstRowLastColumn="0" w:lastRowFirstColumn="0" w:lastRowLastColumn="0"/>
+            </w:pPr>
+            <w:r>
+              <w:t>yes</w:t>
+            </w:r>
+          </w:p>
+        </w:tc>
+        <w:tc>
+          <w:tcPr>
+            <w:tcW w:w="3249" w:type="dxa"/>
+          </w:tcPr>
+          <w:p>
+            <w:pPr>
+              <w:pStyle w:val="NoSpacing"/>
+              <w:cnfStyle w:val="000000010000" w:firstRow="0" w:lastRow="0" w:firstColumn="0" w:lastColumn="0" w:oddVBand="0" w:evenVBand="0" w:oddHBand="0" w:evenHBand="1" w:firstRowFirstColumn="0" w:firstRowLastColumn="0" w:lastRowFirstColumn="0" w:lastRowLastColumn="0"/>
+            </w:pPr>
+            <w:r>
+              <w:t>See section 3.4.</w:t>
+            </w:r>
+          </w:p>
+        </w:tc>
+      </w:tr>
+      <w:tr>
+        <w:trPr>
+          <w:cnfStyle w:val="000000100000" w:firstRow="0" w:lastRow="0" w:firstColumn="0" w:lastColumn="0" w:oddVBand="0" w:evenVBand="0" w:oddHBand="1" w:evenHBand="0" w:firstRowFirstColumn="0" w:firstRowLastColumn="0" w:lastRowFirstColumn="0" w:lastRowLastColumn="0"/>
+        </w:trPr>
+        <w:tc>
+          <w:tcPr>
+            <w:cnfStyle w:val="001000000000" w:firstRow="0" w:lastRow="0" w:firstColumn="1" w:lastColumn="0" w:oddVBand="0" w:evenVBand="0" w:oddHBand="0" w:evenHBand="0" w:firstRowFirstColumn="0" w:firstRowLastColumn="0" w:lastRowFirstColumn="0" w:lastRowLastColumn="0"/>
+            <w:tcW w:w="3141" w:type="dxa"/>
+          </w:tcPr>
+          <w:p>
+            <w:pPr>
+              <w:pStyle w:val="NoSpacing"/>
+            </w:pPr>
+            <w:r>
+              <w:t>duplicate_of</w:t>
+            </w:r>
+          </w:p>
+        </w:tc>
+        <w:tc>
+          <w:tcPr>
+            <w:tcW w:w="3249" w:type="dxa"/>
+          </w:tcPr>
+          <w:p>
+            <w:pPr>
+              <w:pStyle w:val="NoSpacing"/>
+              <w:cnfStyle w:val="000000100000" w:firstRow="0" w:lastRow="0" w:firstColumn="0" w:lastColumn="0" w:oddVBand="0" w:evenVBand="0" w:oddHBand="1" w:evenHBand="0" w:firstRowFirstColumn="0" w:firstRowLastColumn="0" w:lastRowFirstColumn="0" w:lastRowLastColumn="0"/>
+            </w:pPr>
+            <w:r>
+              <w:t xml:space="preserve">when </w:t>
+            </w:r>
+            <w:r>
+              <w:rPr>
+                <w:rFonts w:ascii="Courier New" w:hAnsi="Courier New" w:cs="Courier New"/>
+              </w:rPr>
+              <w:t>is_duplicate</w:t>
+            </w:r>
+          </w:p>
+        </w:tc>
+        <w:tc>
+          <w:tcPr>
+            <w:tcW w:w="3249" w:type="dxa"/>
+          </w:tcPr>
+          <w:p>
+            <w:pPr>
+              <w:pStyle w:val="NoSpacing"/>
+              <w:cnfStyle w:val="000000100000" w:firstRow="0" w:lastRow="0" w:firstColumn="0" w:lastColumn="0" w:oddVBand="0" w:evenVBand="0" w:oddHBand="1" w:evenHBand="0" w:firstRowFirstColumn="0" w:firstRowLastColumn="0" w:lastRowFirstColumn="0" w:lastRowLastColumn="0"/>
+            </w:pPr>
+            <w:r>
+              <w:t>Name of the canonical skill.</w:t>
+            </w:r>
+          </w:p>
+        </w:tc>
+      </w:tr>
+      <w:tr>
+        <w:trPr>
+          <w:cnfStyle w:val="000000010000" w:firstRow="0" w:lastRow="0" w:firstColumn="0" w:lastColumn="0" w:oddVBand="0" w:evenVBand="0" w:oddHBand="0" w:evenHBand="1" w:firstRowFirstColumn="0" w:firstRowLastColumn="0" w:lastRowFirstColumn="0" w:lastRowLastColumn="0"/>
+        </w:trPr>
+        <w:tc>
+          <w:tcPr>
+            <w:cnfStyle w:val="001000000000" w:firstRow="0" w:lastRow="0" w:firstColumn="1" w:lastColumn="0" w:oddVBand="0" w:evenVBand="0" w:oddHBand="0" w:evenHBand="0" w:firstRowFirstColumn="0" w:firstRowLastColumn="0" w:lastRowFirstColumn="0" w:lastRowLastColumn="0"/>
+            <w:tcW w:w="3141" w:type="dxa"/>
+          </w:tcPr>
+          <w:p>
+            <w:pPr>
+              <w:pStyle w:val="NoSpacing"/>
+            </w:pPr>
+            <w:r>
+              <w:t>is_out_of_scope</w:t>
+            </w:r>
+          </w:p>
+        </w:tc>
+        <w:tc>
+          <w:tcPr>
+            <w:tcW w:w="3249" w:type="dxa"/>
+          </w:tcPr>
+          <w:p>
+            <w:pPr>
+              <w:pStyle w:val="NoSpacing"/>
+              <w:cnfStyle w:val="000000010000" w:firstRow="0" w:lastRow="0" w:firstColumn="0" w:lastColumn="0" w:oddVBand="0" w:evenVBand="0" w:oddHBand="0" w:evenHBand="1" w:firstRowFirstColumn="0" w:firstRowLastColumn="0" w:lastRowFirstColumn="0" w:lastRowLastColumn="0"/>
+            </w:pPr>
+            <w:r>
+              <w:t>yes</w:t>
+            </w:r>
+          </w:p>
+        </w:tc>
+        <w:tc>
+          <w:tcPr>
+            <w:tcW w:w="3249" w:type="dxa"/>
+          </w:tcPr>
+          <w:p>
+            <w:pPr>
+              <w:pStyle w:val="NoSpacing"/>
+              <w:cnfStyle w:val="000000010000" w:firstRow="0" w:lastRow="0" w:firstColumn="0" w:lastColumn="0" w:oddVBand="0" w:evenVBand="0" w:oddHBand="0" w:evenHBand="1" w:firstRowFirstColumn="0" w:firstRowLastColumn="0" w:lastRowFirstColumn="0" w:lastRowLastColumn="0"/>
+            </w:pPr>
+            <w:r>
+              <w:t>See section 3.4.</w:t>
+            </w:r>
+          </w:p>
+        </w:tc>
+      </w:tr>
+      <w:tr>
+        <w:trPr>
+          <w:cnfStyle w:val="000000100000" w:firstRow="0" w:lastRow="0" w:firstColumn="0" w:lastColumn="0" w:oddVBand="0" w:evenVBand="0" w:oddHBand="1" w:evenHBand="0" w:firstRowFirstColumn="0" w:firstRowLastColumn="0" w:lastRowFirstColumn="0" w:lastRowLastColumn="0"/>
+        </w:trPr>
+        <w:tc>
+          <w:tcPr>
+            <w:cnfStyle w:val="001000000000" w:firstRow="0" w:lastRow="0" w:firstColumn="1" w:lastColumn="0" w:oddVBand="0" w:evenVBand="0" w:oddHBand="0" w:evenHBand="0" w:firstRowFirstColumn="0" w:firstRowLastColumn="0" w:lastRowFirstColumn="0" w:lastRowLastColumn="0"/>
+            <w:tcW w:w="3141" w:type="dxa"/>
+          </w:tcPr>
+          <w:p>
+            <w:pPr>
+              <w:pStyle w:val="NoSpacing"/>
+            </w:pPr>
+            <w:r>
+              <w:t>scope_reason</w:t>
+            </w:r>
+          </w:p>
+        </w:tc>
+        <w:tc>
+          <w:tcPr>
+            <w:tcW w:w="3249" w:type="dxa"/>
+          </w:tcPr>
+          <w:p>
+            <w:pPr>
+              <w:pStyle w:val="NoSpacing"/>
+              <w:cnfStyle w:val="000000100000" w:firstRow="0" w:lastRow="0" w:firstColumn="0" w:lastColumn="0" w:oddVBand="0" w:evenVBand="0" w:oddHBand="1" w:evenHBand="0" w:firstRowFirstColumn="0" w:firstRowLastColumn="0" w:lastRowFirstColumn="0" w:lastRowLastColumn="0"/>
+            </w:pPr>
+            <w:r>
+              <w:t xml:space="preserve">when </w:t>
+            </w:r>
+            <w:r>
+              <w:rPr>
+                <w:rFonts w:ascii="Courier New" w:hAnsi="Courier New" w:cs="Courier New"/>
+              </w:rPr>
+              <w:t>is_out_of_scope</w:t>
+            </w:r>
+          </w:p>
+        </w:tc>
+        <w:tc>
+          <w:tcPr>
+            <w:tcW w:w="3249" w:type="dxa"/>
+          </w:tcPr>
+          <w:p>
+            <w:pPr>
+              <w:pStyle w:val="NoSpacing"/>
+              <w:cnfStyle w:val="000000100000" w:firstRow="0" w:lastRow="0" w:firstColumn="0" w:lastColumn="0" w:oddVBand="0" w:evenVBand="0" w:oddHBand="1" w:evenHBand="0" w:firstRowFirstColumn="0" w:firstRowLastColumn="0" w:lastRowFirstColumn="0" w:lastRowLastColumn="0"/>
+            </w:pPr>
+            <w:r>
+              <w:t>Short justification.</w:t>
+            </w:r>
+          </w:p>
+        </w:tc>
+      </w:tr>
+      <w:tr>
+        <w:trPr>
+          <w:cnfStyle w:val="000000010000" w:firstRow="0" w:lastRow="0" w:firstColumn="0" w:lastColumn="0" w:oddVBand="0" w:evenVBand="0" w:oddHBand="0" w:evenHBand="1" w:firstRowFirstColumn="0" w:firstRowLastColumn="0" w:lastRowFirstColumn="0" w:lastRowLastColumn="0"/>
+        </w:trPr>
+        <w:tc>
+          <w:tcPr>
+            <w:cnfStyle w:val="001000000000" w:firstRow="0" w:lastRow="0" w:firstColumn="1" w:lastColumn="0" w:oddVBand="0" w:evenVBand="0" w:oddHBand="0" w:evenHBand="0" w:firstRowFirstColumn="0" w:firstRowLastColumn="0" w:lastRowFirstColumn="0" w:lastRowLastColumn="0"/>
+            <w:tcW w:w="3141" w:type="dxa"/>
+          </w:tcPr>
+          <w:p>
+            <w:pPr>
+              <w:pStyle w:val="NoSpacing"/>
+            </w:pPr>
+            <w:r>
+              <w:t>is_misinterpretation</w:t>
+            </w:r>
+          </w:p>
+        </w:tc>
+        <w:tc>
+          <w:tcPr>
+            <w:tcW w:w="3249" w:type="dxa"/>
+          </w:tcPr>
+          <w:p>
+            <w:pPr>
+              <w:pStyle w:val="NoSpacing"/>
+              <w:cnfStyle w:val="000000010000" w:firstRow="0" w:lastRow="0" w:firstColumn="0" w:lastColumn="0" w:oddVBand="0" w:evenVBand="0" w:oddHBand="0" w:evenHBand="1" w:firstRowFirstColumn="0" w:firstRowLastColumn="0" w:lastRowFirstColumn="0" w:lastRowLastColumn="0"/>
+            </w:pPr>
+            <w:r>
+              <w:t>yes</w:t>
+            </w:r>
+          </w:p>
+        </w:tc>
+        <w:tc>
+          <w:tcPr>
+            <w:tcW w:w="3249" w:type="dxa"/>
+          </w:tcPr>
+          <w:p>
+            <w:pPr>
+              <w:pStyle w:val="NoSpacing"/>
+              <w:cnfStyle w:val="000000010000" w:firstRow="0" w:lastRow="0" w:firstColumn="0" w:lastColumn="0" w:oddVBand="0" w:evenVBand="0" w:oddHBand="0" w:evenHBand="1" w:firstRowFirstColumn="0" w:firstRowLastColumn="0" w:lastRowFirstColumn="0" w:lastRowLastColumn="0"/>
+            </w:pPr>
+            <w:r>
+              <w:t>See section 3.4.</w:t>
+            </w:r>
+          </w:p>
+        </w:tc>
+      </w:tr>
+      <w:tr>
+        <w:trPr>
+          <w:cnfStyle w:val="000000100000" w:firstRow="0" w:lastRow="0" w:firstColumn="0" w:lastColumn="0" w:oddVBand="0" w:evenVBand="0" w:oddHBand="1" w:evenHBand="0" w:firstRowFirstColumn="0" w:firstRowLastColumn="0" w:lastRowFirstColumn="0" w:lastRowLastColumn="0"/>
+        </w:trPr>
+        <w:tc>
+          <w:tcPr>
+            <w:cnfStyle w:val="001000000000" w:firstRow="0" w:lastRow="0" w:firstColumn="1" w:lastColumn="0" w:oddVBand="0" w:evenVBand="0" w:oddHBand="0" w:evenHBand="0" w:firstRowFirstColumn="0" w:firstRowLastColumn="0" w:lastRowFirstColumn="0" w:lastRowLastColumn="0"/>
+            <w:tcW w:w="3141" w:type="dxa"/>
+          </w:tcPr>
+          <w:p>
+            <w:pPr>
+              <w:pStyle w:val="NoSpacing"/>
+            </w:pPr>
+            <w:r>
+              <w:t>misinterpretation_reason</w:t>
+            </w:r>
+          </w:p>
+        </w:tc>
+        <w:tc>
+          <w:tcPr>
+            <w:tcW w:w="3249" w:type="dxa"/>
+          </w:tcPr>
+          <w:p>
+            <w:pPr>
+              <w:pStyle w:val="NoSpacing"/>
+              <w:cnfStyle w:val="000000100000" w:firstRow="0" w:lastRow="0" w:firstColumn="0" w:lastColumn="0" w:oddVBand="0" w:evenVBand="0" w:oddHBand="1" w:evenHBand="0" w:firstRowFirstColumn="0" w:firstRowLastColumn="0" w:lastRowFirstColumn="0" w:lastRowLastColumn="0"/>
+            </w:pPr>
+            <w:r>
+              <w:t>when flagged</w:t>
+            </w:r>
+          </w:p>
+        </w:tc>
+        <w:tc>
+          <w:tcPr>
+            <w:tcW w:w="3249" w:type="dxa"/>
+          </w:tcPr>
+          <w:p>
+            <w:pPr>
+              <w:pStyle w:val="NoSpacing"/>
+              <w:cnfStyle w:val="000000100000" w:firstRow="0" w:lastRow="0" w:firstColumn="0" w:lastColumn="0" w:oddVBand="0" w:evenVBand="0" w:oddHBand="1" w:evenHBand="0" w:firstRowFirstColumn="0" w:firstRowLastColumn="0" w:lastRowFirstColumn="0" w:lastRowLastColumn="0"/>
+            </w:pPr>
+            <w:r>
+              <w:t>Short explanation.</w:t>
+            </w:r>
+          </w:p>
+        </w:tc>
+      </w:tr>
+      <w:tr>
+        <w:trPr>
+          <w:cnfStyle w:val="000000010000" w:firstRow="0" w:lastRow="0" w:firstColumn="0" w:lastColumn="0" w:oddVBand="0" w:evenVBand="0" w:oddHBand="0" w:evenHBand="1" w:firstRowFirstColumn="0" w:firstRowLastColumn="0" w:lastRowFirstColumn="0" w:lastRowLastColumn="0"/>
+        </w:trPr>
+        <w:tc>
+          <w:tcPr>
+            <w:cnfStyle w:val="001000000000" w:firstRow="0" w:lastRow="0" w:firstColumn="1" w:lastColumn="0" w:oddVBand="0" w:evenVBand="0" w:oddHBand="0" w:evenHBand="0" w:firstRowFirstColumn="0" w:firstRowLastColumn="0" w:lastRowFirstColumn="0" w:lastRowLastColumn="0"/>
+            <w:tcW w:w="3141" w:type="dxa"/>
+          </w:tcPr>
+          <w:p>
+            <w:pPr>
+              <w:pStyle w:val="NoSpacing"/>
+            </w:pPr>
+            <w:r>
+              <w:t>added_from_pc</w:t>
+            </w:r>
+          </w:p>
+        </w:tc>
+        <w:tc>
+          <w:tcPr>
+            <w:tcW w:w="3249" w:type="dxa"/>
+          </w:tcPr>
+          <w:p>
+            <w:pPr>
+              <w:pStyle w:val="NoSpacing"/>
+              <w:cnfStyle w:val="000000010000" w:firstRow="0" w:lastRow="0" w:firstColumn="0" w:lastColumn="0" w:oddVBand="0" w:evenVBand="0" w:oddHBand="0" w:evenHBand="1" w:firstRowFirstColumn="0" w:firstRowLastColumn="0" w:lastRowFirstColumn="0" w:lastRowLastColumn="0"/>
+            </w:pPr>
+            <w:r>
+              <w:t>when added by 3c</w:t>
+            </w:r>
+          </w:p>
+        </w:tc>
+        <w:tc>
+          <w:tcPr>
+            <w:tcW w:w="3249" w:type="dxa"/>
+          </w:tcPr>
+          <w:p>
+            <w:pPr>
+              <w:pStyle w:val="NoSpacing"/>
+              <w:cnfStyle w:val="000000010000" w:firstRow="0" w:lastRow="0" w:firstColumn="0" w:lastColumn="0" w:oddVBand="0" w:evenVBand="0" w:oddHBand="0" w:evenHBand="1" w:firstRowFirstColumn="0" w:firstRowLastColumn="0" w:lastRowFirstColumn="0" w:lastRowLastColumn="0"/>
+            </w:pPr>
+            <w:r>
+              <w:t>True only for skills introduced by gap-fill.</w:t>
+            </w:r>
+          </w:p>
+        </w:tc>
+      </w:tr>
+    </w:tbl>
+    <w:p>
+      <w:r>
+        <w:t xml:space="preserve">The analyzer reads only the fields it needs. The </w:t>
+      </w:r>
+      <w:r>
+        <w:rPr>
+          <w:rFonts w:ascii="Courier New" w:hAnsi="Courier New" w:cs="Courier New"/>
+        </w:rPr>
+        <w:t>exclude_skill_flags</w:t>
+      </w:r>
+      <w:r>
+        <w:t xml:space="preserve"> YAML knob (see section 5.0 of the analyzer) accepts any subset of {</w:t>
+      </w:r>
+      <w:r>
+        <w:rPr>
+          <w:rFonts w:ascii="Courier New" w:hAnsi="Courier New" w:cs="Courier New"/>
+        </w:rPr>
+        <w:t>is_duplicate</w:t>
+      </w:r>
+      <w:r>
+        <w:t xml:space="preserve">, </w:t>
+      </w:r>
+      <w:r>
+        <w:rPr>
+          <w:rFonts w:ascii="Courier New" w:hAnsi="Courier New" w:cs="Courier New"/>
+        </w:rPr>
+        <w:t>is_out_of_scope</w:t>
+      </w:r>
+      <w:r>
+        <w:t xml:space="preserve">, </w:t>
+      </w:r>
+      <w:r>
+        <w:rPr>
+          <w:rFonts w:ascii="Courier New" w:hAnsi="Courier New" w:cs="Courier New"/>
+        </w:rPr>
+        <w:t>is_misinterpretation</w:t>
+      </w:r>
+      <w:r>
+        <w:t>} and drops the matching skills before scoring on either side of the credit-transfer pair.</w:t>
       </w:r>
     </w:p>
     <w:p>
@@ -1458,10 +5530,8 @@
         <w:pStyle w:val="Heading1"/>
       </w:pPr>
       <w:r>
-        <w:t>Credit Recommender</w:t>
-      </w:r>
-      <w:r>
-        <w:t xml:space="preserve">, </w:t>
+        <w:lastRenderedPageBreak/>
+        <w:t xml:space="preserve">Credit Recommender, </w:t>
       </w:r>
       <m:oMath>
         <m:r>
@@ -1490,6 +5560,427 @@
     </w:p>
     <w:p>
       <w:pPr>
+        <w:pStyle w:val="Heading2"/>
+      </w:pPr>
+      <w:r>
+        <w:t>Cosine similarity matrix</w:t>
+      </w:r>
+    </w:p>
+    <w:p>
+      <w:r>
+        <w:t xml:space="preserve">All </w:t>
+      </w:r>
+      <m:oMath>
+        <m:sSub>
+          <m:sSubPr>
+            <m:ctrlPr>
+              <w:rPr>
+                <w:rFonts w:ascii="Cambria Math" w:hAnsi="Cambria Math"/>
+                <w:i/>
+              </w:rPr>
+            </m:ctrlPr>
+          </m:sSubPr>
+          <m:e>
+            <m:r>
+              <w:rPr>
+                <w:rFonts w:ascii="Cambria Math" w:hAnsi="Cambria Math"/>
+              </w:rPr>
+              <m:t>n</m:t>
+            </m:r>
+          </m:e>
+          <m:sub>
+            <m:r>
+              <w:rPr>
+                <w:rFonts w:ascii="Cambria Math" w:hAnsi="Cambria Math"/>
+              </w:rPr>
+              <m:t>V</m:t>
+            </m:r>
+          </m:sub>
+        </m:sSub>
+        <m:r>
+          <w:rPr>
+            <w:rFonts w:ascii="Cambria Math" w:hAnsi="Cambria Math"/>
+          </w:rPr>
+          <m:t>+</m:t>
+        </m:r>
+        <m:sSub>
+          <m:sSubPr>
+            <m:ctrlPr>
+              <w:rPr>
+                <w:rFonts w:ascii="Cambria Math" w:hAnsi="Cambria Math"/>
+                <w:i/>
+              </w:rPr>
+            </m:ctrlPr>
+          </m:sSubPr>
+          <m:e>
+            <m:r>
+              <w:rPr>
+                <w:rFonts w:ascii="Cambria Math" w:hAnsi="Cambria Math"/>
+              </w:rPr>
+              <m:t>n</m:t>
+            </m:r>
+          </m:e>
+          <m:sub>
+            <m:r>
+              <w:rPr>
+                <w:rFonts w:ascii="Cambria Math" w:hAnsi="Cambria Math"/>
+              </w:rPr>
+              <m:t>U</m:t>
+            </m:r>
+          </m:sub>
+        </m:sSub>
+      </m:oMath>
+      <w:r>
+        <w:t xml:space="preserve"> skill texts are embedded in a single batched call to a sentence-transformer</w:t>
+      </w:r>
+      <w:r>
+        <w:t xml:space="preserve">. </w:t>
+      </w:r>
+      <w:r>
+        <w:t xml:space="preserve">Let </w:t>
+      </w:r>
+      <m:oMath>
+        <m:sSub>
+          <m:sSubPr>
+            <m:ctrlPr>
+              <w:rPr>
+                <w:rFonts w:ascii="Cambria Math" w:hAnsi="Cambria Math"/>
+                <w:i/>
+              </w:rPr>
+            </m:ctrlPr>
+          </m:sSubPr>
+          <m:e>
+            <m:r>
+              <w:rPr>
+                <w:rFonts w:ascii="Cambria Math" w:hAnsi="Cambria Math"/>
+              </w:rPr>
+              <m:t>e</m:t>
+            </m:r>
+          </m:e>
+          <m:sub>
+            <m:r>
+              <w:rPr>
+                <w:rFonts w:ascii="Cambria Math" w:hAnsi="Cambria Math"/>
+              </w:rPr>
+              <m:t>V</m:t>
+            </m:r>
+          </m:sub>
+        </m:sSub>
+      </m:oMath>
+      <w:r>
+        <w:t xml:space="preserve"> be the L2-normalised embedding of one VET skill, and </w:t>
+      </w:r>
+      <m:oMath>
+        <m:sSub>
+          <m:sSubPr>
+            <m:ctrlPr>
+              <w:rPr>
+                <w:rFonts w:ascii="Cambria Math" w:hAnsi="Cambria Math"/>
+                <w:i/>
+              </w:rPr>
+            </m:ctrlPr>
+          </m:sSubPr>
+          <m:e>
+            <m:r>
+              <w:rPr>
+                <w:rFonts w:ascii="Cambria Math" w:hAnsi="Cambria Math"/>
+              </w:rPr>
+              <m:t>e</m:t>
+            </m:r>
+          </m:e>
+          <m:sub>
+            <m:r>
+              <w:rPr>
+                <w:rFonts w:ascii="Cambria Math" w:hAnsi="Cambria Math"/>
+              </w:rPr>
+              <m:t>U</m:t>
+            </m:r>
+          </m:sub>
+        </m:sSub>
+      </m:oMath>
+      <w:r>
+        <w:t xml:space="preserve"> the same for a Uni skill, both in </w:t>
+      </w:r>
+      <m:oMath>
+        <m:sSup>
+          <m:sSupPr>
+            <m:ctrlPr>
+              <w:rPr>
+                <w:rFonts w:ascii="Cambria Math" w:hAnsi="Cambria Math"/>
+                <w:i/>
+              </w:rPr>
+            </m:ctrlPr>
+          </m:sSupPr>
+          <m:e>
+            <m:r>
+              <w:rPr>
+                <w:rFonts w:ascii="Cambria Math" w:hAnsi="Cambria Math"/>
+              </w:rPr>
+              <m:t>R</m:t>
+            </m:r>
+          </m:e>
+          <m:sup>
+            <m:r>
+              <w:rPr>
+                <w:rFonts w:ascii="Cambria Math" w:hAnsi="Cambria Math"/>
+              </w:rPr>
+              <m:t>d</m:t>
+            </m:r>
+          </m:sup>
+        </m:sSup>
+      </m:oMath>
+      <w:r>
+        <w:t>. Pairwise similarity is</w:t>
+      </w:r>
+    </w:p>
+    <w:p>
+      <w:pPr>
+        <w:spacing w:before="60" w:after="60"/>
+        <w:jc w:val="center"/>
+        <w:rPr>
+          <w:sz w:val="21"/>
+        </w:rPr>
+      </w:pPr>
+      <m:oMathPara>
+        <m:oMath>
+          <m:r>
+            <w:rPr>
+              <w:rFonts w:ascii="Cambria Math" w:hAnsi="Cambria Math"/>
+              <w:sz w:val="21"/>
+            </w:rPr>
+            <m:t>S</m:t>
+          </m:r>
+          <m:d>
+            <m:dPr>
+              <m:ctrlPr>
+                <w:rPr>
+                  <w:rFonts w:ascii="Cambria Math" w:hAnsi="Cambria Math"/>
+                  <w:i/>
+                  <w:sz w:val="21"/>
+                </w:rPr>
+              </m:ctrlPr>
+            </m:dPr>
+            <m:e>
+              <m:r>
+                <w:rPr>
+                  <w:rFonts w:ascii="Cambria Math" w:hAnsi="Cambria Math"/>
+                  <w:sz w:val="21"/>
+                </w:rPr>
+                <m:t>V,U</m:t>
+              </m:r>
+            </m:e>
+          </m:d>
+          <m:r>
+            <w:rPr>
+              <w:rFonts w:ascii="Cambria Math" w:hAnsi="Cambria Math"/>
+              <w:sz w:val="21"/>
+            </w:rPr>
+            <m:t>=max(0,dot(</m:t>
+          </m:r>
+          <m:sSub>
+            <m:sSubPr>
+              <m:ctrlPr>
+                <w:rPr>
+                  <w:rFonts w:ascii="Cambria Math" w:hAnsi="Cambria Math"/>
+                  <w:i/>
+                  <w:sz w:val="21"/>
+                </w:rPr>
+              </m:ctrlPr>
+            </m:sSubPr>
+            <m:e>
+              <m:r>
+                <w:rPr>
+                  <w:rFonts w:ascii="Cambria Math" w:hAnsi="Cambria Math"/>
+                  <w:sz w:val="21"/>
+                </w:rPr>
+                <m:t>e</m:t>
+              </m:r>
+            </m:e>
+            <m:sub>
+              <m:r>
+                <w:rPr>
+                  <w:rFonts w:ascii="Cambria Math" w:hAnsi="Cambria Math"/>
+                  <w:sz w:val="21"/>
+                </w:rPr>
+                <m:t>V</m:t>
+              </m:r>
+            </m:sub>
+          </m:sSub>
+          <m:r>
+            <w:rPr>
+              <w:rFonts w:ascii="Cambria Math" w:hAnsi="Cambria Math"/>
+              <w:sz w:val="21"/>
+            </w:rPr>
+            <m:t>,</m:t>
+          </m:r>
+          <m:sSub>
+            <m:sSubPr>
+              <m:ctrlPr>
+                <w:rPr>
+                  <w:rFonts w:ascii="Cambria Math" w:hAnsi="Cambria Math"/>
+                  <w:i/>
+                  <w:sz w:val="21"/>
+                </w:rPr>
+              </m:ctrlPr>
+            </m:sSubPr>
+            <m:e>
+              <m:r>
+                <w:rPr>
+                  <w:rFonts w:ascii="Cambria Math" w:hAnsi="Cambria Math"/>
+                  <w:sz w:val="21"/>
+                </w:rPr>
+                <m:t>e</m:t>
+              </m:r>
+            </m:e>
+            <m:sub>
+              <m:r>
+                <w:rPr>
+                  <w:rFonts w:ascii="Cambria Math" w:hAnsi="Cambria Math"/>
+                  <w:sz w:val="21"/>
+                </w:rPr>
+                <m:t>U</m:t>
+              </m:r>
+            </m:sub>
+          </m:sSub>
+          <m:r>
+            <w:rPr>
+              <w:rFonts w:ascii="Cambria Math" w:hAnsi="Cambria Math"/>
+              <w:sz w:val="21"/>
+            </w:rPr>
+            <m:t>))</m:t>
+          </m:r>
+        </m:oMath>
+      </m:oMathPara>
+    </w:p>
+    <w:p>
+      <w:r>
+        <w:t xml:space="preserve">producing an </w:t>
+      </w:r>
+      <m:oMath>
+        <m:sSub>
+          <m:sSubPr>
+            <m:ctrlPr>
+              <w:rPr>
+                <w:rFonts w:ascii="Cambria Math" w:hAnsi="Cambria Math"/>
+                <w:i/>
+              </w:rPr>
+            </m:ctrlPr>
+          </m:sSubPr>
+          <m:e>
+            <m:r>
+              <w:rPr>
+                <w:rFonts w:ascii="Cambria Math" w:hAnsi="Cambria Math"/>
+              </w:rPr>
+              <m:t>n</m:t>
+            </m:r>
+          </m:e>
+          <m:sub>
+            <m:r>
+              <w:rPr>
+                <w:rFonts w:ascii="Cambria Math" w:hAnsi="Cambria Math"/>
+              </w:rPr>
+              <m:t>V</m:t>
+            </m:r>
+          </m:sub>
+        </m:sSub>
+      </m:oMath>
+      <w:r>
+        <w:t xml:space="preserve"> by </w:t>
+      </w:r>
+      <m:oMath>
+        <m:sSub>
+          <m:sSubPr>
+            <m:ctrlPr>
+              <w:rPr>
+                <w:rFonts w:ascii="Cambria Math" w:hAnsi="Cambria Math"/>
+                <w:i/>
+              </w:rPr>
+            </m:ctrlPr>
+          </m:sSubPr>
+          <m:e>
+            <m:r>
+              <w:rPr>
+                <w:rFonts w:ascii="Cambria Math" w:hAnsi="Cambria Math"/>
+              </w:rPr>
+              <m:t>n</m:t>
+            </m:r>
+          </m:e>
+          <m:sub>
+            <m:r>
+              <w:rPr>
+                <w:rFonts w:ascii="Cambria Math" w:hAnsi="Cambria Math"/>
+              </w:rPr>
+              <m:t>U</m:t>
+            </m:r>
+          </m:sub>
+        </m:sSub>
+      </m:oMath>
+      <w:r>
+        <w:t xml:space="preserve"> matrix </w:t>
+      </w:r>
+      <m:oMath>
+        <m:r>
+          <w:rPr>
+            <w:rFonts w:ascii="Cambria Math" w:hAnsi="Cambria Math"/>
+          </w:rPr>
+          <m:t>S</m:t>
+        </m:r>
+      </m:oMath>
+      <w:r>
+        <w:t xml:space="preserve"> with entries in </w:t>
+      </w:r>
+      <m:oMath>
+        <m:r>
+          <w:rPr>
+            <w:rFonts w:ascii="Cambria Math" w:hAnsi="Cambria Math"/>
+          </w:rPr>
+          <m:t>[0, 1]</m:t>
+        </m:r>
+      </m:oMath>
+      <w:r>
+        <w:t xml:space="preserve">. Negative cosines are clipped to </w:t>
+      </w:r>
+      <m:oMath>
+        <m:r>
+          <w:rPr>
+            <w:rFonts w:ascii="Cambria Math" w:hAnsi="Cambria Math"/>
+          </w:rPr>
+          <m:t>0</m:t>
+        </m:r>
+      </m:oMath>
+      <w:r>
+        <w:t xml:space="preserve"> so they cannot drag downstream scores below zero.</w:t>
+      </w:r>
+    </w:p>
+    <w:p>
+      <w:pPr>
+        <w:pStyle w:val="Heading2"/>
+      </w:pPr>
+      <w:r>
+        <w:t>Level compatibility matrix</w:t>
+      </w:r>
+    </w:p>
+    <w:p>
+      <w:r>
+        <w:t>SFIA</w:t>
+      </w:r>
+      <w:r>
+        <w:t xml:space="preserve"> levels are integers in </w:t>
+      </w:r>
+      <m:oMath>
+        <m:r>
+          <w:rPr>
+            <w:rFonts w:ascii="Cambria Math" w:hAnsi="Cambria Math"/>
+          </w:rPr>
+          <m:t>1..7</m:t>
+        </m:r>
+      </m:oMath>
+      <w:r>
+        <w:t xml:space="preserve"> internally. The matcher uses a configurable curve to convert a level gap into a compatibility value. The default curve is</w:t>
+      </w:r>
+    </w:p>
+    <w:p>
+      <w:pPr>
         <w:spacing w:before="60" w:after="120"/>
         <w:ind w:left="340"/>
       </w:pPr>
@@ -1500,392 +5991,102 @@
               <w:rFonts w:ascii="Cambria Math" w:hAnsi="Cambria Math"/>
               <w:sz w:val="19"/>
             </w:rPr>
-            <m:t>embed_text(V) = V.name.strip()</m:t>
-          </m:r>
-          <m:r>
-            <w:rPr>
-              <w:rFonts w:ascii="Consolas" w:hAnsi="Consolas"/>
-              <w:sz w:val="19"/>
-            </w:rPr>
-            <w:br/>
-          </m:r>
-        </m:oMath>
-        <m:oMath>
-          <m:r>
-            <w:rPr>
-              <w:rFonts w:ascii="Cambria Math" w:hAnsi="Cambria Math"/>
-              <w:sz w:val="19"/>
-            </w:rPr>
-            <m:t>embed_text(U) = U.name.strip()</m:t>
+            <m:t>curve = [1.0, 0.75, 0.5, 0.2, 0.0]</m:t>
           </m:r>
         </m:oMath>
       </m:oMathPara>
     </w:p>
     <w:p>
-      <w:pPr>
-        <w:pStyle w:val="Heading2"/>
-      </w:pPr>
-      <w:r>
-        <w:t>Cosine similarity matrix</w:t>
-      </w:r>
-    </w:p>
-    <w:p>
-      <w:r>
-        <w:t xml:space="preserve">All </w:t>
+      <w:r>
+        <w:t xml:space="preserve">Index </w:t>
       </w:r>
       <m:oMath>
         <m:r>
           <w:rPr>
             <w:rFonts w:ascii="Cambria Math" w:hAnsi="Cambria Math"/>
           </w:rPr>
-          <m:t>n_V + n_U</m:t>
+          <m:t>k</m:t>
         </m:r>
       </m:oMath>
       <w:r>
-        <w:t xml:space="preserve"> skill texts are embedded in a single batched call to a sentence-transformer (jina by default). Let e_V be the L2-normalised embedding of one VET skill, and e_U the same for a Uni skill, both in R^d. Pairwise similarity is</w:t>
-      </w:r>
-    </w:p>
-    <w:p>
-      <w:pPr>
-        <w:spacing w:before="60" w:after="60"/>
-        <w:jc w:val="center"/>
-      </w:pPr>
-      <w:r>
-        <w:rPr>
-          <w:rFonts w:ascii="Consolas" w:hAnsi="Consolas"/>
-          <w:sz w:val="21"/>
-        </w:rPr>
-        <w:t>S(V, U) = max(0, dot(e_V, e_U))</w:t>
-      </w:r>
-    </w:p>
-    <w:p>
-      <w:r>
-        <w:t>producing an n_V by n_U matrix S with entries in [0, 1]. Negative cosines are clipped to 0 so they cannot drag downstream scores below zero.</w:t>
-      </w:r>
-    </w:p>
-    <w:p>
-      <w:pPr>
-        <w:pStyle w:val="Heading2"/>
-      </w:pPr>
-      <w:r>
-        <w:t>Level compatibility matrix</w:t>
-      </w:r>
-    </w:p>
-    <w:p>
-      <w:r>
-        <w:t>AQF levels are integers in 1..7 internally. The matcher uses a configurable curve to convert a level gap into a compatibility value. The default curve is</w:t>
-      </w:r>
-    </w:p>
-    <w:p>
-      <w:pPr>
-        <w:spacing w:before="60" w:after="120"/>
-        <w:ind w:left="340"/>
-      </w:pPr>
-      <w:r>
-        <w:rPr>
-          <w:rFonts w:ascii="Consolas" w:hAnsi="Consolas"/>
-          <w:sz w:val="19"/>
-        </w:rPr>
-        <w:t>curve = [1.0, 0.75, 0.5, 0.2, 0.0]</w:t>
-      </w:r>
-    </w:p>
-    <w:p>
-      <w:r>
-        <w:t>Index k of the curve gives the compatibility for a level gap of k (so a gap of 0 maps to 1.0, a gap of 1 maps to 0.75, a gap of 2 maps to 0.5, and so on). A symmetric 7 by 7 base matrix B is built from the curve, then the compatibility of a pair is</w:t>
-      </w:r>
-    </w:p>
-    <w:p>
-      <w:pPr>
-        <w:spacing w:before="60" w:after="60"/>
-        <w:jc w:val="center"/>
-      </w:pPr>
-      <w:r>
-        <w:rPr>
-          <w:rFonts w:ascii="Consolas" w:hAnsi="Consolas"/>
-          <w:sz w:val="21"/>
-        </w:rPr>
-        <w:t>L(V, U) = B[level(V) - 1, level(U) - 1]</w:t>
-      </w:r>
-    </w:p>
-    <w:p>
-      <w:pPr>
-        <w:pStyle w:val="Heading2"/>
-      </w:pPr>
-      <w:r>
-        <w:t>Context compatibility matrix</w:t>
-      </w:r>
-    </w:p>
-    <w:p>
-      <w:r>
-        <w:t>Context compatibility uses a fixed 3 by 3 lookup over {practical, theoretical, hybrid}:</w:t>
-      </w:r>
-    </w:p>
-    <w:tbl>
-      <w:tblPr>
-        <w:tblStyle w:val="LightGrid-Accent1"/>
-        <w:tblW w:w="0" w:type="auto"/>
-        <w:tblLook w:val="04A0" w:firstRow="1" w:lastRow="0" w:firstColumn="1" w:lastColumn="0" w:noHBand="0" w:noVBand="1"/>
-      </w:tblPr>
-      <w:tblGrid>
-        <w:gridCol w:w="2436"/>
-        <w:gridCol w:w="2436"/>
-        <w:gridCol w:w="2436"/>
-        <w:gridCol w:w="2436"/>
-      </w:tblGrid>
-      <w:tr>
-        <w:trPr>
-          <w:cnfStyle w:val="100000000000" w:firstRow="1" w:lastRow="0" w:firstColumn="0" w:lastColumn="0" w:oddVBand="0" w:evenVBand="0" w:oddHBand="0" w:evenHBand="0" w:firstRowFirstColumn="0" w:firstRowLastColumn="0" w:lastRowFirstColumn="0" w:lastRowLastColumn="0"/>
-        </w:trPr>
-        <w:tc>
-          <w:tcPr>
-            <w:cnfStyle w:val="001000000000" w:firstRow="0" w:lastRow="0" w:firstColumn="1" w:lastColumn="0" w:oddVBand="0" w:evenVBand="0" w:oddHBand="0" w:evenHBand="0" w:firstRowFirstColumn="0" w:firstRowLastColumn="0" w:lastRowFirstColumn="0" w:lastRowLastColumn="0"/>
-            <w:tcW w:w="2436" w:type="dxa"/>
-            <w:shd w:val="clear" w:color="auto" w:fill="143670"/>
-          </w:tcPr>
-          <w:p>
-            <w:r>
-              <w:rPr>
-                <w:color w:val="FFFFFF"/>
-              </w:rPr>
-              <w:t>VET / Uni</w:t>
-            </w:r>
-          </w:p>
-        </w:tc>
-        <w:tc>
-          <w:tcPr>
-            <w:tcW w:w="2436" w:type="dxa"/>
-            <w:shd w:val="clear" w:color="auto" w:fill="143670"/>
-          </w:tcPr>
-          <w:p>
-            <w:pPr>
-              <w:cnfStyle w:val="100000000000" w:firstRow="1" w:lastRow="0" w:firstColumn="0" w:lastColumn="0" w:oddVBand="0" w:evenVBand="0" w:oddHBand="0" w:evenHBand="0" w:firstRowFirstColumn="0" w:firstRowLastColumn="0" w:lastRowFirstColumn="0" w:lastRowLastColumn="0"/>
-            </w:pPr>
-            <w:r>
-              <w:rPr>
-                <w:color w:val="FFFFFF"/>
-              </w:rPr>
-              <w:t>practical</w:t>
-            </w:r>
-          </w:p>
-        </w:tc>
-        <w:tc>
-          <w:tcPr>
-            <w:tcW w:w="2436" w:type="dxa"/>
-            <w:shd w:val="clear" w:color="auto" w:fill="143670"/>
-          </w:tcPr>
-          <w:p>
-            <w:pPr>
-              <w:cnfStyle w:val="100000000000" w:firstRow="1" w:lastRow="0" w:firstColumn="0" w:lastColumn="0" w:oddVBand="0" w:evenVBand="0" w:oddHBand="0" w:evenHBand="0" w:firstRowFirstColumn="0" w:firstRowLastColumn="0" w:lastRowFirstColumn="0" w:lastRowLastColumn="0"/>
-            </w:pPr>
-            <w:r>
-              <w:rPr>
-                <w:color w:val="FFFFFF"/>
-              </w:rPr>
-              <w:t>theoretical</w:t>
-            </w:r>
-          </w:p>
-        </w:tc>
-        <w:tc>
-          <w:tcPr>
-            <w:tcW w:w="2436" w:type="dxa"/>
-            <w:shd w:val="clear" w:color="auto" w:fill="143670"/>
-          </w:tcPr>
-          <w:p>
-            <w:pPr>
-              <w:cnfStyle w:val="100000000000" w:firstRow="1" w:lastRow="0" w:firstColumn="0" w:lastColumn="0" w:oddVBand="0" w:evenVBand="0" w:oddHBand="0" w:evenHBand="0" w:firstRowFirstColumn="0" w:firstRowLastColumn="0" w:lastRowFirstColumn="0" w:lastRowLastColumn="0"/>
-            </w:pPr>
-            <w:r>
-              <w:rPr>
-                <w:color w:val="FFFFFF"/>
-              </w:rPr>
-              <w:t>hybrid</w:t>
-            </w:r>
-          </w:p>
-        </w:tc>
-      </w:tr>
-      <w:tr>
-        <w:trPr>
-          <w:cnfStyle w:val="000000100000" w:firstRow="0" w:lastRow="0" w:firstColumn="0" w:lastColumn="0" w:oddVBand="0" w:evenVBand="0" w:oddHBand="1" w:evenHBand="0" w:firstRowFirstColumn="0" w:firstRowLastColumn="0" w:lastRowFirstColumn="0" w:lastRowLastColumn="0"/>
-        </w:trPr>
-        <w:tc>
-          <w:tcPr>
-            <w:cnfStyle w:val="001000000000" w:firstRow="0" w:lastRow="0" w:firstColumn="1" w:lastColumn="0" w:oddVBand="0" w:evenVBand="0" w:oddHBand="0" w:evenHBand="0" w:firstRowFirstColumn="0" w:firstRowLastColumn="0" w:lastRowFirstColumn="0" w:lastRowLastColumn="0"/>
-            <w:tcW w:w="2436" w:type="dxa"/>
-          </w:tcPr>
-          <w:p>
-            <w:r>
-              <w:lastRenderedPageBreak/>
-              <w:t>practical</w:t>
-            </w:r>
-          </w:p>
-        </w:tc>
-        <w:tc>
-          <w:tcPr>
-            <w:tcW w:w="2436" w:type="dxa"/>
-          </w:tcPr>
-          <w:p>
-            <w:pPr>
-              <w:cnfStyle w:val="000000100000" w:firstRow="0" w:lastRow="0" w:firstColumn="0" w:lastColumn="0" w:oddVBand="0" w:evenVBand="0" w:oddHBand="1" w:evenHBand="0" w:firstRowFirstColumn="0" w:firstRowLastColumn="0" w:lastRowFirstColumn="0" w:lastRowLastColumn="0"/>
-            </w:pPr>
-            <w:r>
-              <w:t>1.00</w:t>
-            </w:r>
-          </w:p>
-        </w:tc>
-        <w:tc>
-          <w:tcPr>
-            <w:tcW w:w="2436" w:type="dxa"/>
-          </w:tcPr>
-          <w:p>
-            <w:pPr>
-              <w:cnfStyle w:val="000000100000" w:firstRow="0" w:lastRow="0" w:firstColumn="0" w:lastColumn="0" w:oddVBand="0" w:evenVBand="0" w:oddHBand="1" w:evenHBand="0" w:firstRowFirstColumn="0" w:firstRowLastColumn="0" w:lastRowFirstColumn="0" w:lastRowLastColumn="0"/>
-            </w:pPr>
-            <w:r>
-              <w:t>0.30</w:t>
-            </w:r>
-          </w:p>
-        </w:tc>
-        <w:tc>
-          <w:tcPr>
-            <w:tcW w:w="2436" w:type="dxa"/>
-          </w:tcPr>
-          <w:p>
-            <w:pPr>
-              <w:cnfStyle w:val="000000100000" w:firstRow="0" w:lastRow="0" w:firstColumn="0" w:lastColumn="0" w:oddVBand="0" w:evenVBand="0" w:oddHBand="1" w:evenHBand="0" w:firstRowFirstColumn="0" w:firstRowLastColumn="0" w:lastRowFirstColumn="0" w:lastRowLastColumn="0"/>
-            </w:pPr>
-            <w:r>
-              <w:t>0.70</w:t>
-            </w:r>
-          </w:p>
-        </w:tc>
-      </w:tr>
-      <w:tr>
-        <w:trPr>
-          <w:cnfStyle w:val="000000010000" w:firstRow="0" w:lastRow="0" w:firstColumn="0" w:lastColumn="0" w:oddVBand="0" w:evenVBand="0" w:oddHBand="0" w:evenHBand="1" w:firstRowFirstColumn="0" w:firstRowLastColumn="0" w:lastRowFirstColumn="0" w:lastRowLastColumn="0"/>
-        </w:trPr>
-        <w:tc>
-          <w:tcPr>
-            <w:cnfStyle w:val="001000000000" w:firstRow="0" w:lastRow="0" w:firstColumn="1" w:lastColumn="0" w:oddVBand="0" w:evenVBand="0" w:oddHBand="0" w:evenHBand="0" w:firstRowFirstColumn="0" w:firstRowLastColumn="0" w:lastRowFirstColumn="0" w:lastRowLastColumn="0"/>
-            <w:tcW w:w="2436" w:type="dxa"/>
-          </w:tcPr>
-          <w:p>
-            <w:r>
-              <w:t>theoretical</w:t>
-            </w:r>
-          </w:p>
-        </w:tc>
-        <w:tc>
-          <w:tcPr>
-            <w:tcW w:w="2436" w:type="dxa"/>
-          </w:tcPr>
-          <w:p>
-            <w:pPr>
-              <w:cnfStyle w:val="000000010000" w:firstRow="0" w:lastRow="0" w:firstColumn="0" w:lastColumn="0" w:oddVBand="0" w:evenVBand="0" w:oddHBand="0" w:evenHBand="1" w:firstRowFirstColumn="0" w:firstRowLastColumn="0" w:lastRowFirstColumn="0" w:lastRowLastColumn="0"/>
-            </w:pPr>
-            <w:r>
-              <w:t>0.30</w:t>
-            </w:r>
-          </w:p>
-        </w:tc>
-        <w:tc>
-          <w:tcPr>
-            <w:tcW w:w="2436" w:type="dxa"/>
-          </w:tcPr>
-          <w:p>
-            <w:pPr>
-              <w:cnfStyle w:val="000000010000" w:firstRow="0" w:lastRow="0" w:firstColumn="0" w:lastColumn="0" w:oddVBand="0" w:evenVBand="0" w:oddHBand="0" w:evenHBand="1" w:firstRowFirstColumn="0" w:firstRowLastColumn="0" w:lastRowFirstColumn="0" w:lastRowLastColumn="0"/>
-            </w:pPr>
-            <w:r>
-              <w:t>1.00</w:t>
-            </w:r>
-          </w:p>
-        </w:tc>
-        <w:tc>
-          <w:tcPr>
-            <w:tcW w:w="2436" w:type="dxa"/>
-          </w:tcPr>
-          <w:p>
-            <w:pPr>
-              <w:cnfStyle w:val="000000010000" w:firstRow="0" w:lastRow="0" w:firstColumn="0" w:lastColumn="0" w:oddVBand="0" w:evenVBand="0" w:oddHBand="0" w:evenHBand="1" w:firstRowFirstColumn="0" w:firstRowLastColumn="0" w:lastRowFirstColumn="0" w:lastRowLastColumn="0"/>
-            </w:pPr>
-            <w:r>
-              <w:t>0.70</w:t>
-            </w:r>
-          </w:p>
-        </w:tc>
-      </w:tr>
-      <w:tr>
-        <w:trPr>
-          <w:cnfStyle w:val="000000100000" w:firstRow="0" w:lastRow="0" w:firstColumn="0" w:lastColumn="0" w:oddVBand="0" w:evenVBand="0" w:oddHBand="1" w:evenHBand="0" w:firstRowFirstColumn="0" w:firstRowLastColumn="0" w:lastRowFirstColumn="0" w:lastRowLastColumn="0"/>
-        </w:trPr>
-        <w:tc>
-          <w:tcPr>
-            <w:cnfStyle w:val="001000000000" w:firstRow="0" w:lastRow="0" w:firstColumn="1" w:lastColumn="0" w:oddVBand="0" w:evenVBand="0" w:oddHBand="0" w:evenHBand="0" w:firstRowFirstColumn="0" w:firstRowLastColumn="0" w:lastRowFirstColumn="0" w:lastRowLastColumn="0"/>
-            <w:tcW w:w="2436" w:type="dxa"/>
-          </w:tcPr>
-          <w:p>
-            <w:r>
-              <w:t>hybrid</w:t>
-            </w:r>
-          </w:p>
-        </w:tc>
-        <w:tc>
-          <w:tcPr>
-            <w:tcW w:w="2436" w:type="dxa"/>
-          </w:tcPr>
-          <w:p>
-            <w:pPr>
-              <w:cnfStyle w:val="000000100000" w:firstRow="0" w:lastRow="0" w:firstColumn="0" w:lastColumn="0" w:oddVBand="0" w:evenVBand="0" w:oddHBand="1" w:evenHBand="0" w:firstRowFirstColumn="0" w:firstRowLastColumn="0" w:lastRowFirstColumn="0" w:lastRowLastColumn="0"/>
-            </w:pPr>
-            <w:r>
-              <w:t>0.70</w:t>
-            </w:r>
-          </w:p>
-        </w:tc>
-        <w:tc>
-          <w:tcPr>
-            <w:tcW w:w="2436" w:type="dxa"/>
-          </w:tcPr>
-          <w:p>
-            <w:pPr>
-              <w:cnfStyle w:val="000000100000" w:firstRow="0" w:lastRow="0" w:firstColumn="0" w:lastColumn="0" w:oddVBand="0" w:evenVBand="0" w:oddHBand="1" w:evenHBand="0" w:firstRowFirstColumn="0" w:firstRowLastColumn="0" w:lastRowFirstColumn="0" w:lastRowLastColumn="0"/>
-            </w:pPr>
-            <w:r>
-              <w:t>0.70</w:t>
-            </w:r>
-          </w:p>
-        </w:tc>
-        <w:tc>
-          <w:tcPr>
-            <w:tcW w:w="2436" w:type="dxa"/>
-          </w:tcPr>
-          <w:p>
-            <w:pPr>
-              <w:cnfStyle w:val="000000100000" w:firstRow="0" w:lastRow="0" w:firstColumn="0" w:lastColumn="0" w:oddVBand="0" w:evenVBand="0" w:oddHBand="1" w:evenHBand="0" w:firstRowFirstColumn="0" w:firstRowLastColumn="0" w:lastRowFirstColumn="0" w:lastRowLastColumn="0"/>
-            </w:pPr>
-            <w:r>
-              <w:t>1.00</w:t>
-            </w:r>
-          </w:p>
-        </w:tc>
-      </w:tr>
-    </w:tbl>
-    <w:p>
-      <w:r>
-        <w:t>Same-side mappings score 1.0, cross-side (practical against theoretical) scores 0.3, and hybrid is partially compatible with either pure axis.</w:t>
-      </w:r>
-    </w:p>
-    <w:p>
-      <w:pPr>
-        <w:pStyle w:val="Heading2"/>
-      </w:pPr>
-      <w:r>
-        <w:t>Combined per-pair score</w:t>
-      </w:r>
-    </w:p>
-    <w:p>
-      <w:r>
-        <w:t>The three matrices are combined linearly into one score per (V, U) pair:</w:t>
+        <w:t xml:space="preserve"> of the curve gives the compatibility for a level gap of </w:t>
+      </w:r>
+      <m:oMath>
+        <m:r>
+          <w:rPr>
+            <w:rFonts w:ascii="Cambria Math" w:hAnsi="Cambria Math"/>
+          </w:rPr>
+          <m:t>k</m:t>
+        </m:r>
+      </m:oMath>
+      <w:r>
+        <w:t xml:space="preserve"> (so a gap of </w:t>
+      </w:r>
+      <m:oMath>
+        <m:r>
+          <w:rPr>
+            <w:rFonts w:ascii="Cambria Math" w:hAnsi="Cambria Math"/>
+          </w:rPr>
+          <m:t>0</m:t>
+        </m:r>
+      </m:oMath>
+      <w:r>
+        <w:t xml:space="preserve"> maps to </w:t>
+      </w:r>
+      <m:oMath>
+        <m:r>
+          <w:rPr>
+            <w:rFonts w:ascii="Cambria Math" w:hAnsi="Cambria Math"/>
+          </w:rPr>
+          <m:t>1.0</m:t>
+        </m:r>
+      </m:oMath>
+      <w:r>
+        <w:t xml:space="preserve">, a gap of </w:t>
+      </w:r>
+      <m:oMath>
+        <m:r>
+          <w:rPr>
+            <w:rFonts w:ascii="Cambria Math" w:hAnsi="Cambria Math"/>
+          </w:rPr>
+          <m:t>1</m:t>
+        </m:r>
+      </m:oMath>
+      <w:r>
+        <w:t xml:space="preserve"> maps to </w:t>
+      </w:r>
+      <m:oMath>
+        <m:r>
+          <w:rPr>
+            <w:rFonts w:ascii="Cambria Math" w:hAnsi="Cambria Math"/>
+          </w:rPr>
+          <m:t>0.75</m:t>
+        </m:r>
+      </m:oMath>
+      <w:r>
+        <w:t xml:space="preserve">, a gap of </w:t>
+      </w:r>
+      <m:oMath>
+        <m:r>
+          <w:rPr>
+            <w:rFonts w:ascii="Cambria Math" w:hAnsi="Cambria Math"/>
+          </w:rPr>
+          <m:t>2</m:t>
+        </m:r>
+      </m:oMath>
+      <w:r>
+        <w:t xml:space="preserve"> maps to </w:t>
+      </w:r>
+      <m:oMath>
+        <m:r>
+          <w:rPr>
+            <w:rFonts w:ascii="Cambria Math" w:hAnsi="Cambria Math"/>
+          </w:rPr>
+          <m:t>0.5</m:t>
+        </m:r>
+      </m:oMath>
+      <w:r>
+        <w:t>, and so on). A symmetric 7 by 7 base matrix B is built from the curve, then the compatibility of a pair is</w:t>
       </w:r>
     </w:p>
     <w:p>
@@ -1900,25 +6101,320 @@
               <w:rFonts w:ascii="Cambria Math" w:hAnsi="Cambria Math"/>
               <w:sz w:val="21"/>
             </w:rPr>
-            <m:t>M(V, U) = w_sim * S(V, U) + w_lvl * L(V, U) + w_ctx * C(V, U)</m:t>
+            <m:t>L(V, U) = B[level(V) - 1, level(U) - 1]</m:t>
           </m:r>
         </m:oMath>
       </m:oMathPara>
     </w:p>
     <w:p>
-      <w:r>
-        <w:t xml:space="preserve">Current weights are </w:t>
+      <w:pPr>
+        <w:pStyle w:val="Heading2"/>
+      </w:pPr>
+      <w:r>
+        <w:t>Context compatibility matrix</w:t>
+      </w:r>
+    </w:p>
+    <w:p>
+      <w:r>
+        <w:t>Context compatibility uses a fixed 3 by 3 lookup over {</w:t>
+      </w:r>
+      <w:r>
+        <w:rPr>
+          <w:rFonts w:ascii="Courier New" w:hAnsi="Courier New" w:cs="Courier New"/>
+        </w:rPr>
+        <w:t>practical, theoretical, hybrid</w:t>
+      </w:r>
+      <w:r>
+        <w:t>}:</w:t>
+      </w:r>
+    </w:p>
+    <w:tbl>
+      <w:tblPr>
+        <w:tblStyle w:val="LightGrid-Accent1"/>
+        <w:tblW w:w="0" w:type="auto"/>
+        <w:tblInd w:w="108" w:type="dxa"/>
+        <w:tblLook w:val="04A0" w:firstRow="1" w:lastRow="0" w:firstColumn="1" w:lastColumn="0" w:noHBand="0" w:noVBand="1"/>
+      </w:tblPr>
+      <w:tblGrid>
+        <w:gridCol w:w="2328"/>
+        <w:gridCol w:w="2436"/>
+        <w:gridCol w:w="2436"/>
+        <w:gridCol w:w="2436"/>
+      </w:tblGrid>
+      <w:tr>
+        <w:trPr>
+          <w:cnfStyle w:val="100000000000" w:firstRow="1" w:lastRow="0" w:firstColumn="0" w:lastColumn="0" w:oddVBand="0" w:evenVBand="0" w:oddHBand="0" w:evenHBand="0" w:firstRowFirstColumn="0" w:firstRowLastColumn="0" w:lastRowFirstColumn="0" w:lastRowLastColumn="0"/>
+        </w:trPr>
+        <w:tc>
+          <w:tcPr>
+            <w:cnfStyle w:val="001000000000" w:firstRow="0" w:lastRow="0" w:firstColumn="1" w:lastColumn="0" w:oddVBand="0" w:evenVBand="0" w:oddHBand="0" w:evenHBand="0" w:firstRowFirstColumn="0" w:firstRowLastColumn="0" w:lastRowFirstColumn="0" w:lastRowLastColumn="0"/>
+            <w:tcW w:w="2328" w:type="dxa"/>
+            <w:shd w:val="clear" w:color="auto" w:fill="143670"/>
+          </w:tcPr>
+          <w:p>
+            <w:pPr>
+              <w:pStyle w:val="NoSpacing"/>
+            </w:pPr>
+            <w:r>
+              <w:t>VET / Uni</w:t>
+            </w:r>
+          </w:p>
+        </w:tc>
+        <w:tc>
+          <w:tcPr>
+            <w:tcW w:w="2436" w:type="dxa"/>
+            <w:shd w:val="clear" w:color="auto" w:fill="143670"/>
+          </w:tcPr>
+          <w:p>
+            <w:pPr>
+              <w:pStyle w:val="NoSpacing"/>
+              <w:cnfStyle w:val="100000000000" w:firstRow="1" w:lastRow="0" w:firstColumn="0" w:lastColumn="0" w:oddVBand="0" w:evenVBand="0" w:oddHBand="0" w:evenHBand="0" w:firstRowFirstColumn="0" w:firstRowLastColumn="0" w:lastRowFirstColumn="0" w:lastRowLastColumn="0"/>
+            </w:pPr>
+            <w:r>
+              <w:t>practical</w:t>
+            </w:r>
+          </w:p>
+        </w:tc>
+        <w:tc>
+          <w:tcPr>
+            <w:tcW w:w="2436" w:type="dxa"/>
+            <w:shd w:val="clear" w:color="auto" w:fill="143670"/>
+          </w:tcPr>
+          <w:p>
+            <w:pPr>
+              <w:pStyle w:val="NoSpacing"/>
+              <w:cnfStyle w:val="100000000000" w:firstRow="1" w:lastRow="0" w:firstColumn="0" w:lastColumn="0" w:oddVBand="0" w:evenVBand="0" w:oddHBand="0" w:evenHBand="0" w:firstRowFirstColumn="0" w:firstRowLastColumn="0" w:lastRowFirstColumn="0" w:lastRowLastColumn="0"/>
+            </w:pPr>
+            <w:r>
+              <w:t>theoretical</w:t>
+            </w:r>
+          </w:p>
+        </w:tc>
+        <w:tc>
+          <w:tcPr>
+            <w:tcW w:w="2436" w:type="dxa"/>
+            <w:shd w:val="clear" w:color="auto" w:fill="143670"/>
+          </w:tcPr>
+          <w:p>
+            <w:pPr>
+              <w:pStyle w:val="NoSpacing"/>
+              <w:cnfStyle w:val="100000000000" w:firstRow="1" w:lastRow="0" w:firstColumn="0" w:lastColumn="0" w:oddVBand="0" w:evenVBand="0" w:oddHBand="0" w:evenHBand="0" w:firstRowFirstColumn="0" w:firstRowLastColumn="0" w:lastRowFirstColumn="0" w:lastRowLastColumn="0"/>
+            </w:pPr>
+            <w:r>
+              <w:t>hybrid</w:t>
+            </w:r>
+          </w:p>
+        </w:tc>
+      </w:tr>
+      <w:tr>
+        <w:trPr>
+          <w:cnfStyle w:val="000000100000" w:firstRow="0" w:lastRow="0" w:firstColumn="0" w:lastColumn="0" w:oddVBand="0" w:evenVBand="0" w:oddHBand="1" w:evenHBand="0" w:firstRowFirstColumn="0" w:firstRowLastColumn="0" w:lastRowFirstColumn="0" w:lastRowLastColumn="0"/>
+        </w:trPr>
+        <w:tc>
+          <w:tcPr>
+            <w:cnfStyle w:val="001000000000" w:firstRow="0" w:lastRow="0" w:firstColumn="1" w:lastColumn="0" w:oddVBand="0" w:evenVBand="0" w:oddHBand="0" w:evenHBand="0" w:firstRowFirstColumn="0" w:firstRowLastColumn="0" w:lastRowFirstColumn="0" w:lastRowLastColumn="0"/>
+            <w:tcW w:w="2328" w:type="dxa"/>
+          </w:tcPr>
+          <w:p>
+            <w:pPr>
+              <w:pStyle w:val="NoSpacing"/>
+            </w:pPr>
+            <w:r>
+              <w:t>practical</w:t>
+            </w:r>
+          </w:p>
+        </w:tc>
+        <w:tc>
+          <w:tcPr>
+            <w:tcW w:w="2436" w:type="dxa"/>
+          </w:tcPr>
+          <w:p>
+            <w:pPr>
+              <w:pStyle w:val="NoSpacing"/>
+              <w:cnfStyle w:val="000000100000" w:firstRow="0" w:lastRow="0" w:firstColumn="0" w:lastColumn="0" w:oddVBand="0" w:evenVBand="0" w:oddHBand="1" w:evenHBand="0" w:firstRowFirstColumn="0" w:firstRowLastColumn="0" w:lastRowFirstColumn="0" w:lastRowLastColumn="0"/>
+            </w:pPr>
+            <w:r>
+              <w:t>1.00</w:t>
+            </w:r>
+          </w:p>
+        </w:tc>
+        <w:tc>
+          <w:tcPr>
+            <w:tcW w:w="2436" w:type="dxa"/>
+          </w:tcPr>
+          <w:p>
+            <w:pPr>
+              <w:pStyle w:val="NoSpacing"/>
+              <w:cnfStyle w:val="000000100000" w:firstRow="0" w:lastRow="0" w:firstColumn="0" w:lastColumn="0" w:oddVBand="0" w:evenVBand="0" w:oddHBand="1" w:evenHBand="0" w:firstRowFirstColumn="0" w:firstRowLastColumn="0" w:lastRowFirstColumn="0" w:lastRowLastColumn="0"/>
+            </w:pPr>
+            <w:r>
+              <w:t>0.30</w:t>
+            </w:r>
+          </w:p>
+        </w:tc>
+        <w:tc>
+          <w:tcPr>
+            <w:tcW w:w="2436" w:type="dxa"/>
+          </w:tcPr>
+          <w:p>
+            <w:pPr>
+              <w:pStyle w:val="NoSpacing"/>
+              <w:cnfStyle w:val="000000100000" w:firstRow="0" w:lastRow="0" w:firstColumn="0" w:lastColumn="0" w:oddVBand="0" w:evenVBand="0" w:oddHBand="1" w:evenHBand="0" w:firstRowFirstColumn="0" w:firstRowLastColumn="0" w:lastRowFirstColumn="0" w:lastRowLastColumn="0"/>
+            </w:pPr>
+            <w:r>
+              <w:t>0.70</w:t>
+            </w:r>
+          </w:p>
+        </w:tc>
+      </w:tr>
+      <w:tr>
+        <w:trPr>
+          <w:cnfStyle w:val="000000010000" w:firstRow="0" w:lastRow="0" w:firstColumn="0" w:lastColumn="0" w:oddVBand="0" w:evenVBand="0" w:oddHBand="0" w:evenHBand="1" w:firstRowFirstColumn="0" w:firstRowLastColumn="0" w:lastRowFirstColumn="0" w:lastRowLastColumn="0"/>
+        </w:trPr>
+        <w:tc>
+          <w:tcPr>
+            <w:cnfStyle w:val="001000000000" w:firstRow="0" w:lastRow="0" w:firstColumn="1" w:lastColumn="0" w:oddVBand="0" w:evenVBand="0" w:oddHBand="0" w:evenHBand="0" w:firstRowFirstColumn="0" w:firstRowLastColumn="0" w:lastRowFirstColumn="0" w:lastRowLastColumn="0"/>
+            <w:tcW w:w="2328" w:type="dxa"/>
+          </w:tcPr>
+          <w:p>
+            <w:pPr>
+              <w:pStyle w:val="NoSpacing"/>
+            </w:pPr>
+            <w:r>
+              <w:t>theoretical</w:t>
+            </w:r>
+          </w:p>
+        </w:tc>
+        <w:tc>
+          <w:tcPr>
+            <w:tcW w:w="2436" w:type="dxa"/>
+          </w:tcPr>
+          <w:p>
+            <w:pPr>
+              <w:pStyle w:val="NoSpacing"/>
+              <w:cnfStyle w:val="000000010000" w:firstRow="0" w:lastRow="0" w:firstColumn="0" w:lastColumn="0" w:oddVBand="0" w:evenVBand="0" w:oddHBand="0" w:evenHBand="1" w:firstRowFirstColumn="0" w:firstRowLastColumn="0" w:lastRowFirstColumn="0" w:lastRowLastColumn="0"/>
+            </w:pPr>
+            <w:r>
+              <w:t>0.30</w:t>
+            </w:r>
+          </w:p>
+        </w:tc>
+        <w:tc>
+          <w:tcPr>
+            <w:tcW w:w="2436" w:type="dxa"/>
+          </w:tcPr>
+          <w:p>
+            <w:pPr>
+              <w:pStyle w:val="NoSpacing"/>
+              <w:cnfStyle w:val="000000010000" w:firstRow="0" w:lastRow="0" w:firstColumn="0" w:lastColumn="0" w:oddVBand="0" w:evenVBand="0" w:oddHBand="0" w:evenHBand="1" w:firstRowFirstColumn="0" w:firstRowLastColumn="0" w:lastRowFirstColumn="0" w:lastRowLastColumn="0"/>
+            </w:pPr>
+            <w:r>
+              <w:t>1.00</w:t>
+            </w:r>
+          </w:p>
+        </w:tc>
+        <w:tc>
+          <w:tcPr>
+            <w:tcW w:w="2436" w:type="dxa"/>
+          </w:tcPr>
+          <w:p>
+            <w:pPr>
+              <w:pStyle w:val="NoSpacing"/>
+              <w:cnfStyle w:val="000000010000" w:firstRow="0" w:lastRow="0" w:firstColumn="0" w:lastColumn="0" w:oddVBand="0" w:evenVBand="0" w:oddHBand="0" w:evenHBand="1" w:firstRowFirstColumn="0" w:firstRowLastColumn="0" w:lastRowFirstColumn="0" w:lastRowLastColumn="0"/>
+            </w:pPr>
+            <w:r>
+              <w:t>0.70</w:t>
+            </w:r>
+          </w:p>
+        </w:tc>
+      </w:tr>
+      <w:tr>
+        <w:trPr>
+          <w:cnfStyle w:val="000000100000" w:firstRow="0" w:lastRow="0" w:firstColumn="0" w:lastColumn="0" w:oddVBand="0" w:evenVBand="0" w:oddHBand="1" w:evenHBand="0" w:firstRowFirstColumn="0" w:firstRowLastColumn="0" w:lastRowFirstColumn="0" w:lastRowLastColumn="0"/>
+        </w:trPr>
+        <w:tc>
+          <w:tcPr>
+            <w:cnfStyle w:val="001000000000" w:firstRow="0" w:lastRow="0" w:firstColumn="1" w:lastColumn="0" w:oddVBand="0" w:evenVBand="0" w:oddHBand="0" w:evenHBand="0" w:firstRowFirstColumn="0" w:firstRowLastColumn="0" w:lastRowFirstColumn="0" w:lastRowLastColumn="0"/>
+            <w:tcW w:w="2328" w:type="dxa"/>
+          </w:tcPr>
+          <w:p>
+            <w:pPr>
+              <w:pStyle w:val="NoSpacing"/>
+            </w:pPr>
+            <w:r>
+              <w:t>hybrid</w:t>
+            </w:r>
+          </w:p>
+        </w:tc>
+        <w:tc>
+          <w:tcPr>
+            <w:tcW w:w="2436" w:type="dxa"/>
+          </w:tcPr>
+          <w:p>
+            <w:pPr>
+              <w:pStyle w:val="NoSpacing"/>
+              <w:cnfStyle w:val="000000100000" w:firstRow="0" w:lastRow="0" w:firstColumn="0" w:lastColumn="0" w:oddVBand="0" w:evenVBand="0" w:oddHBand="1" w:evenHBand="0" w:firstRowFirstColumn="0" w:firstRowLastColumn="0" w:lastRowFirstColumn="0" w:lastRowLastColumn="0"/>
+            </w:pPr>
+            <w:r>
+              <w:t>0.70</w:t>
+            </w:r>
+          </w:p>
+        </w:tc>
+        <w:tc>
+          <w:tcPr>
+            <w:tcW w:w="2436" w:type="dxa"/>
+          </w:tcPr>
+          <w:p>
+            <w:pPr>
+              <w:pStyle w:val="NoSpacing"/>
+              <w:cnfStyle w:val="000000100000" w:firstRow="0" w:lastRow="0" w:firstColumn="0" w:lastColumn="0" w:oddVBand="0" w:evenVBand="0" w:oddHBand="1" w:evenHBand="0" w:firstRowFirstColumn="0" w:firstRowLastColumn="0" w:lastRowFirstColumn="0" w:lastRowLastColumn="0"/>
+            </w:pPr>
+            <w:r>
+              <w:t>0.70</w:t>
+            </w:r>
+          </w:p>
+        </w:tc>
+        <w:tc>
+          <w:tcPr>
+            <w:tcW w:w="2436" w:type="dxa"/>
+          </w:tcPr>
+          <w:p>
+            <w:pPr>
+              <w:pStyle w:val="NoSpacing"/>
+              <w:cnfStyle w:val="000000100000" w:firstRow="0" w:lastRow="0" w:firstColumn="0" w:lastColumn="0" w:oddVBand="0" w:evenVBand="0" w:oddHBand="1" w:evenHBand="0" w:firstRowFirstColumn="0" w:firstRowLastColumn="0" w:lastRowFirstColumn="0" w:lastRowLastColumn="0"/>
+            </w:pPr>
+            <w:r>
+              <w:t>1.00</w:t>
+            </w:r>
+          </w:p>
+        </w:tc>
+      </w:tr>
+    </w:tbl>
+    <w:p>
+      <w:r>
+        <w:t xml:space="preserve">Same-side mappings score </w:t>
       </w:r>
       <m:oMath>
         <m:r>
           <w:rPr>
             <w:rFonts w:ascii="Cambria Math" w:hAnsi="Cambria Math"/>
           </w:rPr>
-          <m:t>w_sim = 0.60, w_lvl = 0.25, w_ctx = 0.15</m:t>
+          <m:t>1.0</m:t>
         </m:r>
       </m:oMath>
       <w:r>
-        <w:t>. The weights are normalised to sum to 1 at config-load time so any user values that do not sum to 1 still produce a well-defined linear combination.</w:t>
+        <w:t xml:space="preserve">, cross-side (practical against theoretical) scores </w:t>
+      </w:r>
+      <m:oMath>
+        <m:r>
+          <w:rPr>
+            <w:rFonts w:ascii="Cambria Math" w:hAnsi="Cambria Math"/>
+          </w:rPr>
+          <m:t>0.3</m:t>
+        </m:r>
+      </m:oMath>
+      <w:r>
+        <w:t>, and hybrid is partially compatible with either pure axis.</w:t>
       </w:r>
     </w:p>
     <w:p>
@@ -1926,12 +6422,23 @@
         <w:pStyle w:val="Heading2"/>
       </w:pPr>
       <w:r>
-        <w:t>Per-pair classification</w:t>
+        <w:t>Combined per-pair score</w:t>
       </w:r>
     </w:p>
     <w:p>
       <w:r>
-        <w:t>Each candidate pair is labelled from its combined score:</w:t>
+        <w:t xml:space="preserve">The three matrices are combined linearly into one score per </w:t>
+      </w:r>
+      <m:oMath>
+        <m:r>
+          <w:rPr>
+            <w:rFonts w:ascii="Cambria Math" w:hAnsi="Cambria Math"/>
+          </w:rPr>
+          <m:t>(V, U)</m:t>
+        </m:r>
+      </m:oMath>
+      <w:r>
+        <w:t xml:space="preserve"> pair:</w:t>
       </w:r>
     </w:p>
     <w:p>
@@ -1939,8 +6446,7 @@
         <w:spacing w:before="60" w:after="60"/>
         <w:jc w:val="center"/>
         <w:rPr>
-          <w:rFonts w:ascii="Cambria Math" w:hAnsi="Cambria Math"/>
-          <w:oMath/>
+          <w:sz w:val="21"/>
         </w:rPr>
       </w:pPr>
       <m:oMathPara>
@@ -1950,18 +6456,336 @@
               <w:rFonts w:ascii="Cambria Math" w:hAnsi="Cambria Math"/>
               <w:sz w:val="21"/>
             </w:rPr>
-            <m:t>m(V, U) = Direct     if M(V, U) &gt;= T_d   (T_d = 0.87)</m:t>
+            <m:t>M</m:t>
+          </m:r>
+          <m:d>
+            <m:dPr>
+              <m:ctrlPr>
+                <w:rPr>
+                  <w:rFonts w:ascii="Cambria Math" w:hAnsi="Cambria Math"/>
+                  <w:i/>
+                  <w:sz w:val="21"/>
+                </w:rPr>
+              </m:ctrlPr>
+            </m:dPr>
+            <m:e>
+              <m:r>
+                <w:rPr>
+                  <w:rFonts w:ascii="Cambria Math" w:hAnsi="Cambria Math"/>
+                  <w:sz w:val="21"/>
+                </w:rPr>
+                <m:t>V,U</m:t>
+              </m:r>
+            </m:e>
+          </m:d>
+          <m:r>
+            <w:rPr>
+              <w:rFonts w:ascii="Cambria Math" w:hAnsi="Cambria Math"/>
+              <w:sz w:val="21"/>
+            </w:rPr>
+            <m:t>=</m:t>
+          </m:r>
+          <m:sSub>
+            <m:sSubPr>
+              <m:ctrlPr>
+                <w:rPr>
+                  <w:rFonts w:ascii="Cambria Math" w:hAnsi="Cambria Math"/>
+                  <w:i/>
+                  <w:sz w:val="21"/>
+                </w:rPr>
+              </m:ctrlPr>
+            </m:sSubPr>
+            <m:e>
+              <m:r>
+                <w:rPr>
+                  <w:rFonts w:ascii="Cambria Math" w:hAnsi="Cambria Math"/>
+                  <w:sz w:val="21"/>
+                </w:rPr>
+                <m:t>w</m:t>
+              </m:r>
+            </m:e>
+            <m:sub>
+              <m:r>
+                <w:rPr>
+                  <w:rFonts w:ascii="Cambria Math" w:hAnsi="Cambria Math"/>
+                  <w:sz w:val="21"/>
+                </w:rPr>
+                <m:t>sim</m:t>
+              </m:r>
+            </m:sub>
+          </m:sSub>
+          <m:r>
+            <w:rPr>
+              <w:rFonts w:ascii="Cambria Math" w:hAnsi="Cambria Math"/>
+              <w:sz w:val="21"/>
+            </w:rPr>
+            <m:t>S</m:t>
+          </m:r>
+          <m:d>
+            <m:dPr>
+              <m:ctrlPr>
+                <w:rPr>
+                  <w:rFonts w:ascii="Cambria Math" w:hAnsi="Cambria Math"/>
+                  <w:i/>
+                  <w:sz w:val="21"/>
+                </w:rPr>
+              </m:ctrlPr>
+            </m:dPr>
+            <m:e>
+              <m:r>
+                <w:rPr>
+                  <w:rFonts w:ascii="Cambria Math" w:hAnsi="Cambria Math"/>
+                  <w:sz w:val="21"/>
+                </w:rPr>
+                <m:t>V,U</m:t>
+              </m:r>
+            </m:e>
+          </m:d>
+          <m:r>
+            <w:rPr>
+              <w:rFonts w:ascii="Cambria Math" w:hAnsi="Cambria Math"/>
+              <w:sz w:val="21"/>
+            </w:rPr>
+            <m:t>+</m:t>
+          </m:r>
+          <m:sSub>
+            <m:sSubPr>
+              <m:ctrlPr>
+                <w:rPr>
+                  <w:rFonts w:ascii="Cambria Math" w:hAnsi="Cambria Math"/>
+                  <w:i/>
+                  <w:sz w:val="21"/>
+                </w:rPr>
+              </m:ctrlPr>
+            </m:sSubPr>
+            <m:e>
+              <m:r>
+                <w:rPr>
+                  <w:rFonts w:ascii="Cambria Math" w:hAnsi="Cambria Math"/>
+                  <w:sz w:val="21"/>
+                </w:rPr>
+                <m:t>w</m:t>
+              </m:r>
+            </m:e>
+            <m:sub>
+              <m:r>
+                <w:rPr>
+                  <w:rFonts w:ascii="Cambria Math" w:hAnsi="Cambria Math"/>
+                  <w:sz w:val="21"/>
+                </w:rPr>
+                <m:t>lvl</m:t>
+              </m:r>
+            </m:sub>
+          </m:sSub>
+          <m:r>
+            <w:rPr>
+              <w:rFonts w:ascii="Cambria Math" w:hAnsi="Cambria Math"/>
+              <w:sz w:val="21"/>
+            </w:rPr>
+            <m:t>L</m:t>
+          </m:r>
+          <m:d>
+            <m:dPr>
+              <m:ctrlPr>
+                <w:rPr>
+                  <w:rFonts w:ascii="Cambria Math" w:hAnsi="Cambria Math"/>
+                  <w:i/>
+                  <w:sz w:val="21"/>
+                </w:rPr>
+              </m:ctrlPr>
+            </m:dPr>
+            <m:e>
+              <m:r>
+                <w:rPr>
+                  <w:rFonts w:ascii="Cambria Math" w:hAnsi="Cambria Math"/>
+                  <w:sz w:val="21"/>
+                </w:rPr>
+                <m:t>V,U</m:t>
+              </m:r>
+            </m:e>
+          </m:d>
+          <m:r>
+            <w:rPr>
+              <w:rFonts w:ascii="Cambria Math" w:hAnsi="Cambria Math"/>
+              <w:sz w:val="21"/>
+            </w:rPr>
+            <m:t>+</m:t>
+          </m:r>
+          <m:sSub>
+            <m:sSubPr>
+              <m:ctrlPr>
+                <w:rPr>
+                  <w:rFonts w:ascii="Cambria Math" w:hAnsi="Cambria Math"/>
+                  <w:i/>
+                  <w:sz w:val="21"/>
+                </w:rPr>
+              </m:ctrlPr>
+            </m:sSubPr>
+            <m:e>
+              <m:r>
+                <w:rPr>
+                  <w:rFonts w:ascii="Cambria Math" w:hAnsi="Cambria Math"/>
+                  <w:sz w:val="21"/>
+                </w:rPr>
+                <m:t>w</m:t>
+              </m:r>
+            </m:e>
+            <m:sub>
+              <m:r>
+                <w:rPr>
+                  <w:rFonts w:ascii="Cambria Math" w:hAnsi="Cambria Math"/>
+                  <w:sz w:val="21"/>
+                </w:rPr>
+                <m:t>ctx</m:t>
+              </m:r>
+            </m:sub>
+          </m:sSub>
+          <m:r>
+            <w:rPr>
+              <w:rFonts w:ascii="Cambria Math" w:hAnsi="Cambria Math"/>
+              <w:sz w:val="21"/>
+            </w:rPr>
+            <m:t>C(V, U)</m:t>
           </m:r>
         </m:oMath>
       </m:oMathPara>
+    </w:p>
+    <w:p>
+      <w:r>
+        <w:t xml:space="preserve">Current weights are </w:t>
+      </w:r>
+      <m:oMath>
+        <m:sSub>
+          <m:sSubPr>
+            <m:ctrlPr>
+              <w:rPr>
+                <w:rFonts w:ascii="Cambria Math" w:hAnsi="Cambria Math"/>
+                <w:i/>
+              </w:rPr>
+            </m:ctrlPr>
+          </m:sSubPr>
+          <m:e>
+            <m:r>
+              <w:rPr>
+                <w:rFonts w:ascii="Cambria Math" w:hAnsi="Cambria Math"/>
+              </w:rPr>
+              <m:t>w</m:t>
+            </m:r>
+          </m:e>
+          <m:sub>
+            <m:r>
+              <w:rPr>
+                <w:rFonts w:ascii="Cambria Math" w:hAnsi="Cambria Math"/>
+              </w:rPr>
+              <m:t>sim</m:t>
+            </m:r>
+          </m:sub>
+        </m:sSub>
+        <m:r>
+          <w:rPr>
+            <w:rFonts w:ascii="Cambria Math" w:hAnsi="Cambria Math"/>
+          </w:rPr>
+          <m:t>=0.60,</m:t>
+        </m:r>
+        <m:sSub>
+          <m:sSubPr>
+            <m:ctrlPr>
+              <w:rPr>
+                <w:rFonts w:ascii="Cambria Math" w:hAnsi="Cambria Math"/>
+                <w:i/>
+              </w:rPr>
+            </m:ctrlPr>
+          </m:sSubPr>
+          <m:e>
+            <m:r>
+              <w:rPr>
+                <w:rFonts w:ascii="Cambria Math" w:hAnsi="Cambria Math"/>
+              </w:rPr>
+              <m:t>w</m:t>
+            </m:r>
+          </m:e>
+          <m:sub>
+            <m:r>
+              <w:rPr>
+                <w:rFonts w:ascii="Cambria Math" w:hAnsi="Cambria Math"/>
+              </w:rPr>
+              <m:t>lvl</m:t>
+            </m:r>
+          </m:sub>
+        </m:sSub>
+        <m:r>
+          <w:rPr>
+            <w:rFonts w:ascii="Cambria Math" w:hAnsi="Cambria Math"/>
+          </w:rPr>
+          <m:t>=0.25,</m:t>
+        </m:r>
+        <m:sSub>
+          <m:sSubPr>
+            <m:ctrlPr>
+              <w:rPr>
+                <w:rFonts w:ascii="Cambria Math" w:hAnsi="Cambria Math"/>
+                <w:i/>
+              </w:rPr>
+            </m:ctrlPr>
+          </m:sSubPr>
+          <m:e>
+            <m:r>
+              <w:rPr>
+                <w:rFonts w:ascii="Cambria Math" w:hAnsi="Cambria Math"/>
+              </w:rPr>
+              <m:t>w</m:t>
+            </m:r>
+          </m:e>
+          <m:sub>
+            <m:r>
+              <w:rPr>
+                <w:rFonts w:ascii="Cambria Math" w:hAnsi="Cambria Math"/>
+              </w:rPr>
+              <m:t>ctx</m:t>
+            </m:r>
+          </m:sub>
+        </m:sSub>
+        <m:r>
+          <w:rPr>
+            <w:rFonts w:ascii="Cambria Math" w:hAnsi="Cambria Math"/>
+          </w:rPr>
+          <m:t>= 0.15</m:t>
+        </m:r>
+      </m:oMath>
+      <w:r>
+        <w:t xml:space="preserve">. The weights are normalised to sum to </w:t>
+      </w:r>
+      <m:oMath>
+        <m:r>
+          <w:rPr>
+            <w:rFonts w:ascii="Cambria Math" w:hAnsi="Cambria Math"/>
+          </w:rPr>
+          <m:t>1</m:t>
+        </m:r>
+      </m:oMath>
+      <w:r>
+        <w:t xml:space="preserve"> at config-load time so any user values that do not sum to 1 still produce a well-defined linear combination.</w:t>
+      </w:r>
+    </w:p>
+    <w:p>
+      <w:pPr>
+        <w:pStyle w:val="Heading2"/>
+      </w:pPr>
+      <w:r>
+        <w:t>Per-pair classification</w:t>
+      </w:r>
+    </w:p>
+    <w:p>
+      <w:r>
+        <w:t>Each candidate pair is labelled from its combined score:</w:t>
+      </w:r>
     </w:p>
     <w:p>
       <w:pPr>
         <w:spacing w:before="60" w:after="60"/>
         <w:jc w:val="center"/>
         <w:rPr>
-          <w:rFonts w:ascii="Cambria Math" w:hAnsi="Cambria Math"/>
-          <w:oMath/>
+          <w:sz w:val="21"/>
         </w:rPr>
       </w:pPr>
       <m:oMathPara>
@@ -1971,8 +6795,498 @@
               <w:rFonts w:ascii="Cambria Math" w:hAnsi="Cambria Math"/>
               <w:sz w:val="21"/>
             </w:rPr>
-            <m:t>m(V, U) = Partial    if T_p &lt;= M(V, U) &lt; T_d   (T_p = 0.78)</m:t>
+            <m:t>m</m:t>
           </m:r>
+          <m:d>
+            <m:dPr>
+              <m:ctrlPr>
+                <w:rPr>
+                  <w:rFonts w:ascii="Cambria Math" w:hAnsi="Cambria Math"/>
+                  <w:i/>
+                  <w:sz w:val="21"/>
+                </w:rPr>
+              </m:ctrlPr>
+            </m:dPr>
+            <m:e>
+              <m:r>
+                <w:rPr>
+                  <w:rFonts w:ascii="Cambria Math" w:hAnsi="Cambria Math"/>
+                  <w:sz w:val="21"/>
+                </w:rPr>
+                <m:t>V,U</m:t>
+              </m:r>
+            </m:e>
+          </m:d>
+          <m:r>
+            <w:rPr>
+              <w:rFonts w:ascii="Cambria Math" w:hAnsi="Cambria Math"/>
+              <w:sz w:val="21"/>
+            </w:rPr>
+            <m:t>=Direct     if     M</m:t>
+          </m:r>
+          <m:d>
+            <m:dPr>
+              <m:ctrlPr>
+                <w:rPr>
+                  <w:rFonts w:ascii="Cambria Math" w:hAnsi="Cambria Math"/>
+                  <w:i/>
+                  <w:sz w:val="21"/>
+                </w:rPr>
+              </m:ctrlPr>
+            </m:dPr>
+            <m:e>
+              <m:r>
+                <w:rPr>
+                  <w:rFonts w:ascii="Cambria Math" w:hAnsi="Cambria Math"/>
+                  <w:sz w:val="21"/>
+                </w:rPr>
+                <m:t>V,U</m:t>
+              </m:r>
+            </m:e>
+          </m:d>
+          <m:r>
+            <w:rPr>
+              <w:rFonts w:ascii="Cambria Math" w:hAnsi="Cambria Math"/>
+              <w:sz w:val="21"/>
+            </w:rPr>
+            <m:t>≥</m:t>
+          </m:r>
+          <m:sSub>
+            <m:sSubPr>
+              <m:ctrlPr>
+                <w:rPr>
+                  <w:rFonts w:ascii="Cambria Math" w:hAnsi="Cambria Math"/>
+                  <w:i/>
+                  <w:sz w:val="21"/>
+                </w:rPr>
+              </m:ctrlPr>
+            </m:sSubPr>
+            <m:e>
+              <m:r>
+                <w:rPr>
+                  <w:rFonts w:ascii="Cambria Math" w:hAnsi="Cambria Math"/>
+                  <w:sz w:val="21"/>
+                </w:rPr>
+                <m:t>T</m:t>
+              </m:r>
+            </m:e>
+            <m:sub>
+              <m:r>
+                <w:rPr>
+                  <w:rFonts w:ascii="Cambria Math" w:hAnsi="Cambria Math"/>
+                  <w:sz w:val="21"/>
+                </w:rPr>
+                <m:t>d</m:t>
+              </m:r>
+            </m:sub>
+          </m:sSub>
+        </m:oMath>
+      </m:oMathPara>
+    </w:p>
+    <w:p>
+      <w:pPr>
+        <w:spacing w:before="60" w:after="60"/>
+        <w:jc w:val="center"/>
+      </w:pPr>
+      <m:oMathPara>
+        <m:oMath>
+          <m:r>
+            <w:rPr>
+              <w:rFonts w:ascii="Cambria Math" w:hAnsi="Cambria Math"/>
+              <w:sz w:val="21"/>
+            </w:rPr>
+            <m:t>m</m:t>
+          </m:r>
+          <m:d>
+            <m:dPr>
+              <m:ctrlPr>
+                <w:rPr>
+                  <w:rFonts w:ascii="Cambria Math" w:hAnsi="Cambria Math"/>
+                  <w:i/>
+                  <w:sz w:val="21"/>
+                </w:rPr>
+              </m:ctrlPr>
+            </m:dPr>
+            <m:e>
+              <m:r>
+                <w:rPr>
+                  <w:rFonts w:ascii="Cambria Math" w:hAnsi="Cambria Math"/>
+                  <w:sz w:val="21"/>
+                </w:rPr>
+                <m:t>V,U</m:t>
+              </m:r>
+            </m:e>
+          </m:d>
+          <m:r>
+            <w:rPr>
+              <w:rFonts w:ascii="Cambria Math" w:hAnsi="Cambria Math"/>
+              <w:sz w:val="21"/>
+            </w:rPr>
+            <m:t>=Partial       if</m:t>
+          </m:r>
+          <m:sSub>
+            <m:sSubPr>
+              <m:ctrlPr>
+                <w:rPr>
+                  <w:rFonts w:ascii="Cambria Math" w:hAnsi="Cambria Math"/>
+                  <w:i/>
+                  <w:sz w:val="21"/>
+                </w:rPr>
+              </m:ctrlPr>
+            </m:sSubPr>
+            <m:e>
+              <m:r>
+                <w:rPr>
+                  <w:rFonts w:ascii="Cambria Math" w:hAnsi="Cambria Math"/>
+                  <w:sz w:val="21"/>
+                </w:rPr>
+                <m:t xml:space="preserve">           T</m:t>
+              </m:r>
+            </m:e>
+            <m:sub>
+              <m:r>
+                <w:rPr>
+                  <w:rFonts w:ascii="Cambria Math" w:hAnsi="Cambria Math"/>
+                  <w:sz w:val="21"/>
+                </w:rPr>
+                <m:t>p</m:t>
+              </m:r>
+            </m:sub>
+          </m:sSub>
+          <m:r>
+            <w:rPr>
+              <w:rFonts w:ascii="Cambria Math" w:hAnsi="Cambria Math"/>
+              <w:sz w:val="21"/>
+            </w:rPr>
+            <m:t>≤M</m:t>
+          </m:r>
+          <m:d>
+            <m:dPr>
+              <m:ctrlPr>
+                <w:rPr>
+                  <w:rFonts w:ascii="Cambria Math" w:hAnsi="Cambria Math"/>
+                  <w:i/>
+                  <w:sz w:val="21"/>
+                </w:rPr>
+              </m:ctrlPr>
+            </m:dPr>
+            <m:e>
+              <m:r>
+                <w:rPr>
+                  <w:rFonts w:ascii="Cambria Math" w:hAnsi="Cambria Math"/>
+                  <w:sz w:val="21"/>
+                </w:rPr>
+                <m:t>V,U</m:t>
+              </m:r>
+            </m:e>
+          </m:d>
+          <m:r>
+            <w:rPr>
+              <w:rFonts w:ascii="Cambria Math" w:hAnsi="Cambria Math"/>
+              <w:sz w:val="21"/>
+            </w:rPr>
+            <m:t>&lt;</m:t>
+          </m:r>
+          <m:sSub>
+            <m:sSubPr>
+              <m:ctrlPr>
+                <w:rPr>
+                  <w:rFonts w:ascii="Cambria Math" w:hAnsi="Cambria Math"/>
+                  <w:i/>
+                  <w:sz w:val="21"/>
+                </w:rPr>
+              </m:ctrlPr>
+            </m:sSubPr>
+            <m:e>
+              <m:r>
+                <w:rPr>
+                  <w:rFonts w:ascii="Cambria Math" w:hAnsi="Cambria Math"/>
+                  <w:sz w:val="21"/>
+                </w:rPr>
+                <m:t>T</m:t>
+              </m:r>
+            </m:e>
+            <m:sub>
+              <m:r>
+                <w:rPr>
+                  <w:rFonts w:ascii="Cambria Math" w:hAnsi="Cambria Math"/>
+                  <w:sz w:val="21"/>
+                </w:rPr>
+                <m:t>d</m:t>
+              </m:r>
+            </m:sub>
+          </m:sSub>
+        </m:oMath>
+      </m:oMathPara>
+    </w:p>
+    <w:p>
+      <w:pPr>
+        <w:spacing w:before="60" w:after="60"/>
+        <w:jc w:val="center"/>
+      </w:pPr>
+      <m:oMathPara>
+        <m:oMath>
+          <m:r>
+            <w:rPr>
+              <w:rFonts w:ascii="Cambria Math" w:hAnsi="Cambria Math"/>
+              <w:sz w:val="21"/>
+            </w:rPr>
+            <m:t>m</m:t>
+          </m:r>
+          <m:d>
+            <m:dPr>
+              <m:ctrlPr>
+                <w:rPr>
+                  <w:rFonts w:ascii="Cambria Math" w:hAnsi="Cambria Math"/>
+                  <w:i/>
+                  <w:sz w:val="21"/>
+                </w:rPr>
+              </m:ctrlPr>
+            </m:dPr>
+            <m:e>
+              <m:r>
+                <w:rPr>
+                  <w:rFonts w:ascii="Cambria Math" w:hAnsi="Cambria Math"/>
+                  <w:sz w:val="21"/>
+                </w:rPr>
+                <m:t>V,U</m:t>
+              </m:r>
+            </m:e>
+          </m:d>
+          <m:r>
+            <w:rPr>
+              <w:rFonts w:ascii="Cambria Math" w:hAnsi="Cambria Math"/>
+              <w:sz w:val="21"/>
+            </w:rPr>
+            <m:t>=Unmapped   if  M</m:t>
+          </m:r>
+          <m:d>
+            <m:dPr>
+              <m:ctrlPr>
+                <w:rPr>
+                  <w:rFonts w:ascii="Cambria Math" w:hAnsi="Cambria Math"/>
+                  <w:i/>
+                  <w:sz w:val="21"/>
+                </w:rPr>
+              </m:ctrlPr>
+            </m:dPr>
+            <m:e>
+              <m:r>
+                <w:rPr>
+                  <w:rFonts w:ascii="Cambria Math" w:hAnsi="Cambria Math"/>
+                  <w:sz w:val="21"/>
+                </w:rPr>
+                <m:t>V,U</m:t>
+              </m:r>
+            </m:e>
+          </m:d>
+          <m:r>
+            <w:rPr>
+              <w:rFonts w:ascii="Cambria Math" w:hAnsi="Cambria Math"/>
+              <w:sz w:val="21"/>
+            </w:rPr>
+            <m:t>&lt;</m:t>
+          </m:r>
+          <m:sSub>
+            <m:sSubPr>
+              <m:ctrlPr>
+                <w:rPr>
+                  <w:rFonts w:ascii="Cambria Math" w:hAnsi="Cambria Math"/>
+                  <w:i/>
+                  <w:sz w:val="21"/>
+                </w:rPr>
+              </m:ctrlPr>
+            </m:sSubPr>
+            <m:e>
+              <m:r>
+                <w:rPr>
+                  <w:rFonts w:ascii="Cambria Math" w:hAnsi="Cambria Math"/>
+                  <w:sz w:val="21"/>
+                </w:rPr>
+                <m:t>T</m:t>
+              </m:r>
+            </m:e>
+            <m:sub>
+              <m:r>
+                <w:rPr>
+                  <w:rFonts w:ascii="Cambria Math" w:hAnsi="Cambria Math"/>
+                  <w:sz w:val="21"/>
+                </w:rPr>
+                <m:t>p</m:t>
+              </m:r>
+            </m:sub>
+          </m:sSub>
+        </m:oMath>
+      </m:oMathPara>
+    </w:p>
+    <w:p>
+      <w:pPr>
+        <w:pStyle w:val="Heading2"/>
+      </w:pPr>
+      <w:r>
+        <w:lastRenderedPageBreak/>
+        <w:t>Best partner per Uni outcome (one-vs-all)</w:t>
+      </w:r>
+    </w:p>
+    <w:p>
+      <w:r>
+        <w:t xml:space="preserve">For each Uni skill </w:t>
+      </w:r>
+      <m:oMath>
+        <m:r>
+          <w:rPr>
+            <w:rFonts w:ascii="Cambria Math" w:hAnsi="Cambria Math"/>
+          </w:rPr>
+          <m:t>U</m:t>
+        </m:r>
+      </m:oMath>
+      <w:r>
+        <w:t xml:space="preserve"> the matcher picks the VET skill </w:t>
+      </w:r>
+      <m:oMath>
+        <m:sSub>
+          <m:sSubPr>
+            <m:ctrlPr>
+              <w:rPr>
+                <w:rFonts w:ascii="Cambria Math" w:hAnsi="Cambria Math"/>
+                <w:i/>
+              </w:rPr>
+            </m:ctrlPr>
+          </m:sSubPr>
+          <m:e>
+            <m:r>
+              <w:rPr>
+                <w:rFonts w:ascii="Cambria Math" w:hAnsi="Cambria Math"/>
+              </w:rPr>
+              <m:t>V</m:t>
+            </m:r>
+          </m:e>
+          <m:sub>
+            <m:r>
+              <w:rPr>
+                <w:rFonts w:ascii="Cambria Math" w:hAnsi="Cambria Math"/>
+              </w:rPr>
+              <m:t>best</m:t>
+            </m:r>
+            <m:d>
+              <m:dPr>
+                <m:ctrlPr>
+                  <w:rPr>
+                    <w:rFonts w:ascii="Cambria Math" w:hAnsi="Cambria Math"/>
+                    <w:i/>
+                  </w:rPr>
+                </m:ctrlPr>
+              </m:dPr>
+              <m:e>
+                <m:r>
+                  <w:rPr>
+                    <w:rFonts w:ascii="Cambria Math" w:hAnsi="Cambria Math"/>
+                  </w:rPr>
+                  <m:t>U</m:t>
+                </m:r>
+              </m:e>
+            </m:d>
+          </m:sub>
+        </m:sSub>
+      </m:oMath>
+      <w:r>
+        <w:t xml:space="preserve"> that maximises the combined score:</w:t>
+      </w:r>
+    </w:p>
+    <w:p>
+      <w:pPr>
+        <w:spacing w:before="60" w:after="60"/>
+        <w:jc w:val="center"/>
+        <w:rPr>
+          <w:sz w:val="21"/>
+        </w:rPr>
+      </w:pPr>
+      <m:oMathPara>
+        <m:oMath>
+          <m:sSub>
+            <m:sSubPr>
+              <m:ctrlPr>
+                <w:rPr>
+                  <w:rFonts w:ascii="Cambria Math" w:hAnsi="Cambria Math"/>
+                  <w:i/>
+                  <w:sz w:val="21"/>
+                </w:rPr>
+              </m:ctrlPr>
+            </m:sSubPr>
+            <m:e>
+              <m:r>
+                <w:rPr>
+                  <w:rFonts w:ascii="Cambria Math" w:hAnsi="Cambria Math"/>
+                  <w:sz w:val="21"/>
+                </w:rPr>
+                <m:t>V</m:t>
+              </m:r>
+            </m:e>
+            <m:sub>
+              <m:r>
+                <w:rPr>
+                  <w:rFonts w:ascii="Cambria Math" w:hAnsi="Cambria Math"/>
+                  <w:sz w:val="21"/>
+                </w:rPr>
+                <m:t>best</m:t>
+              </m:r>
+              <m:d>
+                <m:dPr>
+                  <m:ctrlPr>
+                    <w:rPr>
+                      <w:rFonts w:ascii="Cambria Math" w:hAnsi="Cambria Math"/>
+                      <w:i/>
+                      <w:sz w:val="21"/>
+                    </w:rPr>
+                  </m:ctrlPr>
+                </m:dPr>
+                <m:e>
+                  <m:r>
+                    <w:rPr>
+                      <w:rFonts w:ascii="Cambria Math" w:hAnsi="Cambria Math"/>
+                      <w:sz w:val="21"/>
+                    </w:rPr>
+                    <m:t>U</m:t>
+                  </m:r>
+                </m:e>
+              </m:d>
+            </m:sub>
+          </m:sSub>
+          <m:r>
+            <w:rPr>
+              <w:rFonts w:ascii="Cambria Math" w:hAnsi="Cambria Math"/>
+              <w:sz w:val="21"/>
+            </w:rPr>
+            <m:t>=</m:t>
+          </m:r>
+          <m:fName>
+            <m:e>
+              <m:r>
+                <m:rPr>
+                  <m:sty m:val="p"/>
+                </m:rPr>
+                <w:rPr>
+                  <w:rFonts w:ascii="Cambria Math" w:hAnsi="Cambria Math"/>
+                  <w:sz w:val="21"/>
+                </w:rPr>
+                <m:t>argma</m:t>
+              </m:r>
+              <m:ctrlPr>
+                <w:r>
+                  <w:rPr>
+                    <w:sz w:val="21"/>
+                  </w:rPr>
+                </w:r>
+              </m:ctrlPr>
+            </m:e>
+            <m:ctrlPr>
+              <w:r>
+                <w:rPr>
+                  <w:sz w:val="21"/>
+                </w:rPr>
+              </w:r>
+            </m:ctrlPr>
+          </m:fName>
         </m:oMath>
       </m:oMathPara>
     </w:p>
@@ -1981,9 +7295,51 @@
         <w:spacing w:before="60" w:after="60"/>
         <w:jc w:val="center"/>
         <w:rPr>
-          <w:rFonts w:ascii="Cambria Math" w:hAnsi="Cambria Math"/>
-          <w:oMath/>
+          <w:sz w:val="21"/>
         </w:rPr>
+      </w:pPr>
+      <m:oMathPara>
+        <m:oMath>
+          <m:r>
+            <m:rPr>
+              <m:sty m:val="p"/>
+            </m:rPr>
+            <w:rPr>
+              <w:rFonts w:ascii="Cambria Math" w:hAnsi="Cambria Math"/>
+              <w:sz w:val="21"/>
+            </w:rPr>
+            <m:t>x</m:t>
+          </m:r>
+        </m:oMath>
+        <m:oMath>
+          <m:r>
+            <w:rPr>
+              <w:rFonts w:ascii="Cambria Math" w:hAnsi="Cambria Math"/>
+              <w:sz w:val="21"/>
+            </w:rPr>
+            <m:t>V</m:t>
+          </m:r>
+        </m:oMath>
+        <m:oMath>
+          <m:r>
+            <w:rPr>
+              <w:rFonts w:ascii="Cambria Math" w:hAnsi="Cambria Math"/>
+              <w:sz w:val="21"/>
+            </w:rPr>
+            <m:t>, U)</m:t>
+          </m:r>
+        </m:oMath>
+      </m:oMathPara>
+    </w:p>
+    <w:p>
+      <w:r>
+        <w:t>The set of winners is</w:t>
+      </w:r>
+    </w:p>
+    <w:p>
+      <w:pPr>
+        <w:spacing w:before="60" w:after="60"/>
+        <w:jc w:val="center"/>
       </w:pPr>
       <m:oMathPara>
         <m:oMath>
@@ -1992,22 +7348,145 @@
               <w:rFonts w:ascii="Cambria Math" w:hAnsi="Cambria Math"/>
               <w:sz w:val="21"/>
             </w:rPr>
-            <m:t>m(V, U) = Unmapped   if M(V, U) &lt; T_p</m:t>
+            <m:t>W = { (V_best(U), U) : U is a skill of course C }</m:t>
           </m:r>
         </m:oMath>
       </m:oMathPara>
     </w:p>
     <w:p>
+      <w:r>
+        <w:t xml:space="preserve">and has size </w:t>
+      </w:r>
+      <m:oMath>
+        <m:r>
+          <w:rPr>
+            <w:rFonts w:ascii="Cambria Math" w:hAnsi="Cambria Math"/>
+          </w:rPr>
+          <m:t>n_U</m:t>
+        </m:r>
+      </m:oMath>
+      <w:r>
+        <w:t>: one winner per Uni outcome. The same VET skill can appear as a winner for several distinct Uni outcomes. Multiplicity inflation is controlled later by the cap in section 5.10 and the decay in section 5.14.</w:t>
+      </w:r>
+    </w:p>
+    <w:p>
       <w:pPr>
         <w:pStyle w:val="Heading2"/>
       </w:pPr>
       <w:r>
-        <w:t>Best partner per Uni outcome (one-vs-all)</w:t>
+        <w:t>Identical-name promotion (floor)</w:t>
       </w:r>
     </w:p>
     <w:p>
       <w:r>
-        <w:t>For each Uni skill U the matcher picks the VET skill V_best(U) that maximises the combined score:</w:t>
+        <w:t xml:space="preserve">If, after Unicode whitespace </w:t>
+      </w:r>
+      <w:r>
+        <w:t>collapses</w:t>
+      </w:r>
+      <w:r>
+        <w:t xml:space="preserve"> and case folding, the names of </w:t>
+      </w:r>
+      <m:oMath>
+        <m:r>
+          <w:rPr>
+            <w:rFonts w:ascii="Cambria Math" w:hAnsi="Cambria Math"/>
+          </w:rPr>
+          <m:t>V_best(U)</m:t>
+        </m:r>
+      </m:oMath>
+      <w:r>
+        <w:t xml:space="preserve"> and </w:t>
+      </w:r>
+      <m:oMath>
+        <m:r>
+          <w:rPr>
+            <w:rFonts w:ascii="Cambria Math" w:hAnsi="Cambria Math"/>
+          </w:rPr>
+          <m:t>U</m:t>
+        </m:r>
+      </m:oMath>
+      <w:r>
+        <w:t xml:space="preserve"> are equal, the match label of that pair is promoted to Direct regardless of </w:t>
+      </w:r>
+      <m:oMath>
+        <m:r>
+          <w:rPr>
+            <w:rFonts w:ascii="Cambria Math" w:hAnsi="Cambria Math"/>
+          </w:rPr>
+          <m:t>M</m:t>
+        </m:r>
+      </m:oMath>
+      <w:r>
+        <w:t>. This is a cheap precision win. Pairs that look generically identical (for example, "Problem Solving" matched against "Problem Solving") can still be demoted later by the guards or the LLM judge.</w:t>
+      </w:r>
+    </w:p>
+    <w:p>
+      <w:pPr>
+        <w:pStyle w:val="Heading2"/>
+      </w:pPr>
+      <w:r>
+        <w:t>Hard winner cap</w:t>
+      </w:r>
+    </w:p>
+    <w:p>
+      <w:r>
+        <w:t xml:space="preserve">Any single VET skill may win at most </w:t>
+      </w:r>
+      <m:oMath>
+        <m:r>
+          <w:rPr>
+            <w:rFonts w:ascii="Cambria Math" w:hAnsi="Cambria Math"/>
+          </w:rPr>
+          <m:t>K</m:t>
+        </m:r>
+      </m:oMath>
+      <w:r>
+        <w:t xml:space="preserve"> Uni outcomes per course (default </w:t>
+      </w:r>
+      <m:oMath>
+        <m:r>
+          <w:rPr>
+            <w:rFonts w:ascii="Cambria Math" w:hAnsi="Cambria Math"/>
+          </w:rPr>
+          <m:t>K = 3</m:t>
+        </m:r>
+      </m:oMath>
+      <w:r>
+        <w:t xml:space="preserve">). For each VET skill </w:t>
+      </w:r>
+      <m:oMath>
+        <m:r>
+          <w:rPr>
+            <w:rFonts w:ascii="Cambria Math" w:hAnsi="Cambria Math"/>
+          </w:rPr>
+          <m:t>V</m:t>
+        </m:r>
+      </m:oMath>
+      <w:r>
+        <w:t xml:space="preserve"> the winning pairs are ranked by </w:t>
+      </w:r>
+      <m:oMath>
+        <m:r>
+          <w:rPr>
+            <w:rFonts w:ascii="Cambria Math" w:hAnsi="Cambria Math"/>
+          </w:rPr>
+          <m:t>M</m:t>
+        </m:r>
+      </m:oMath>
+      <w:r>
+        <w:t xml:space="preserve"> in descending order. Any pair ranked </w:t>
+      </w:r>
+      <m:oMath>
+        <m:r>
+          <w:rPr>
+            <w:rFonts w:ascii="Cambria Math" w:hAnsi="Cambria Math"/>
+          </w:rPr>
+          <m:t>K+1</m:t>
+        </m:r>
+      </m:oMath>
+      <w:r>
+        <w:t xml:space="preserve"> or later is demoted to Unmapped:</w:t>
       </w:r>
     </w:p>
     <w:p>
@@ -2015,17 +7494,299 @@
         <w:spacing w:before="60" w:after="60"/>
         <w:jc w:val="center"/>
       </w:pPr>
+      <m:oMathPara>
+        <m:oMath>
+          <m:r>
+            <w:rPr>
+              <w:rFonts w:ascii="Cambria Math" w:hAnsi="Cambria Math"/>
+              <w:sz w:val="21"/>
+            </w:rPr>
+            <m:t>m(V, U) = Unmapped  if rank_V(U) &gt; K within { U : V_best(U) = V }</m:t>
+          </m:r>
+        </m:oMath>
+      </m:oMathPara>
+    </w:p>
+    <w:p>
+      <w:r>
+        <w:t>The cap runs after the identical-name floor (so promoted pairs count toward the cap) and before the LLM judge (so the judge does not spend a call on a pair that is about to be capped).</w:t>
+      </w:r>
+    </w:p>
+    <w:p>
+      <w:pPr>
+        <w:pStyle w:val="Heading2"/>
+      </w:pPr>
+      <w:r>
+        <w:t>Specialist guard (optional, off by default)</w:t>
+      </w:r>
+    </w:p>
+    <w:p>
+      <w:r>
+        <w:t>When enabled, the guard runs two deterministic detectors. Both are off in the current YAML because the LLM equivalence judge covers the same demotions.</w:t>
+      </w:r>
+    </w:p>
+    <w:p>
+      <w:r>
+        <w:rPr>
+          <w:b/>
+        </w:rPr>
+        <w:t xml:space="preserve">Anchored detector. </w:t>
+      </w:r>
+    </w:p>
+    <w:p>
+      <w:r>
+        <w:t xml:space="preserve">Given centroid embeddings g of a fixed set of generic anchor phrases ("general purpose problem solving", ...) and s of specialist phrases ("formal mathematical theory", ...), compute </w:t>
+      </w:r>
+      <m:oMath>
+        <m:r>
+          <w:rPr>
+            <w:rFonts w:ascii="Cambria Math" w:hAnsi="Cambria Math"/>
+          </w:rPr>
+          <m:t>v_gen = dot(e_V, g)</m:t>
+        </m:r>
+      </m:oMath>
+      <w:r>
+        <w:t xml:space="preserve"> and </w:t>
+      </w:r>
+      <m:oMath>
+        <m:r>
+          <w:rPr>
+            <w:rFonts w:ascii="Cambria Math" w:hAnsi="Cambria Math"/>
+          </w:rPr>
+          <m:t>u_spec = dot(e_U, s)</m:t>
+        </m:r>
+      </m:oMath>
+      <w:r>
+        <w:t xml:space="preserve">. Demote when </w:t>
+      </w:r>
+      <m:oMath>
+        <m:r>
+          <w:rPr>
+            <w:rFonts w:ascii="Cambria Math" w:hAnsi="Cambria Math"/>
+          </w:rPr>
+          <m:t>v_gen &gt;= 0.80</m:t>
+        </m:r>
+      </m:oMath>
+      <w:r>
+        <w:t xml:space="preserve"> and </w:t>
+      </w:r>
+      <m:oMath>
+        <m:r>
+          <w:rPr>
+            <w:rFonts w:ascii="Cambria Math" w:hAnsi="Cambria Math"/>
+          </w:rPr>
+          <m:t>u_spec &gt;= 0.70</m:t>
+        </m:r>
+      </m:oMath>
+      <w:r>
+        <w:t>.</w:t>
+      </w:r>
+    </w:p>
+    <w:p>
+      <w:r>
+        <w:rPr>
+          <w:b/>
+        </w:rPr>
+        <w:t xml:space="preserve">Lateral detector. </w:t>
+      </w:r>
+    </w:p>
+    <w:p>
+      <w:r>
+        <w:t>If a VET skill V wins k_min or more (default 4) Uni outcomes and the mean pairwise cosine of those Uni embeddings is below sigma (default 0.55), all those wins are demoted. This catches one VET skill being sprayed across mutually unrelated Uni outcomes.</w:t>
+      </w:r>
+    </w:p>
+    <w:p>
+      <w:pPr>
+        <w:pStyle w:val="Heading2"/>
+      </w:pPr>
+      <w:r>
+        <w:t>Verb-class guard (optional, off by default)</w:t>
+      </w:r>
+    </w:p>
+    <w:p>
+      <w:r>
+        <w:t xml:space="preserve">When enabled, one batched LLM call classifies every unique skill name into a Bloom action level </w:t>
+      </w:r>
+      <m:oMath>
+        <m:r>
+          <w:rPr>
+            <w:rFonts w:ascii="Cambria Math" w:hAnsi="Cambria Math"/>
+          </w:rPr>
+          <m:t>1..6</m:t>
+        </m:r>
+      </m:oMath>
+      <w:r>
+        <w:t xml:space="preserve"> (1 = Remember, ..., 6 = Create). The per-name classifications are cached. A winning pair (V, U) is demoted when level(U) - level(V) &gt;= delta (default 3). Off by default because the LLM judge already covers the same population.</w:t>
+      </w:r>
+    </w:p>
+    <w:p>
+      <w:pPr>
+        <w:pStyle w:val="Heading2"/>
+      </w:pPr>
+      <w:r>
+        <w:lastRenderedPageBreak/>
+        <w:t>LLM equivalence judge</w:t>
+      </w:r>
+    </w:p>
+    <w:p>
+      <w:r>
+        <w:t>Every surviving Direct or Partial winner is sent individually to an LLM judge. The judge sees, for each side, the parent unit or course name, the Uni course year, the skill name, the description, and a 300-character evidence excerpt. It returns one JSON line:</w:t>
+      </w:r>
+    </w:p>
+    <w:p>
+      <w:pPr>
+        <w:spacing w:before="60" w:after="120"/>
+        <w:ind w:left="340"/>
+        <w:rPr>
+          <w:rFonts w:ascii="Courier New" w:hAnsi="Courier New" w:cs="Courier New"/>
+        </w:rPr>
+      </w:pPr>
+      <w:r>
+        <w:rPr>
+          <w:rFonts w:ascii="Courier New" w:hAnsi="Courier New" w:cs="Courier New"/>
+          <w:sz w:val="19"/>
+        </w:rPr>
+        <w:t>{"equivalent": true|false, "confidence": 0.0-1.0, "reason": "..."}</w:t>
+      </w:r>
+    </w:p>
+    <w:p>
+      <w:r>
+        <w:t>Demote rule:</w:t>
+      </w:r>
+    </w:p>
+    <w:p>
+      <w:pPr>
+        <w:spacing w:before="60" w:after="60"/>
+        <w:jc w:val="center"/>
+        <w:rPr>
+          <w:sz w:val="21"/>
+        </w:rPr>
+      </w:pPr>
+      <m:oMath>
+        <m:r>
+          <w:rPr>
+            <w:rFonts w:ascii="Cambria Math" w:hAnsi="Cambria Math"/>
+            <w:sz w:val="21"/>
+          </w:rPr>
+          <m:t>m</m:t>
+        </m:r>
+        <m:d>
+          <m:dPr>
+            <m:ctrlPr>
+              <w:rPr>
+                <w:rFonts w:ascii="Cambria Math" w:hAnsi="Cambria Math"/>
+                <w:i/>
+                <w:sz w:val="21"/>
+              </w:rPr>
+            </m:ctrlPr>
+          </m:dPr>
+          <m:e>
+            <m:r>
+              <w:rPr>
+                <w:rFonts w:ascii="Cambria Math" w:hAnsi="Cambria Math"/>
+                <w:sz w:val="21"/>
+              </w:rPr>
+              <m:t>V,U</m:t>
+            </m:r>
+          </m:e>
+        </m:d>
+        <m:r>
+          <w:rPr>
+            <w:rFonts w:ascii="Cambria Math" w:hAnsi="Cambria Math"/>
+            <w:sz w:val="21"/>
+          </w:rPr>
+          <m:t>=demote(</m:t>
+        </m:r>
+        <m:sSub>
+          <m:sSubPr>
+            <m:ctrlPr>
+              <w:rPr>
+                <w:rFonts w:ascii="Cambria Math" w:hAnsi="Cambria Math"/>
+                <w:i/>
+                <w:sz w:val="21"/>
+              </w:rPr>
+            </m:ctrlPr>
+          </m:sSubPr>
+          <m:e>
+            <m:r>
+              <w:rPr>
+                <w:rFonts w:ascii="Cambria Math" w:hAnsi="Cambria Math"/>
+                <w:sz w:val="21"/>
+              </w:rPr>
+              <m:t>m</m:t>
+            </m:r>
+          </m:e>
+          <m:sub>
+            <m:r>
+              <w:rPr>
+                <w:rFonts w:ascii="Cambria Math" w:hAnsi="Cambria Math"/>
+                <w:sz w:val="21"/>
+              </w:rPr>
+              <m:t>orig</m:t>
+            </m:r>
+          </m:sub>
+        </m:sSub>
+        <m:r>
+          <w:rPr>
+            <w:rFonts w:ascii="Cambria Math" w:hAnsi="Cambria Math"/>
+            <w:sz w:val="21"/>
+          </w:rPr>
+          <m:t>)</m:t>
+        </m:r>
+      </m:oMath>
       <w:r>
         <w:rPr>
           <w:rFonts w:ascii="Consolas" w:hAnsi="Consolas"/>
           <w:sz w:val="21"/>
         </w:rPr>
-        <w:t>V_best(U) = argmax over V of M(V, U)</w:t>
+        <w:t xml:space="preserve">  </w:t>
+      </w:r>
+      <w:r>
+        <w:rPr>
+          <w:rFonts w:ascii="Courier New" w:hAnsi="Courier New" w:cs="Courier New"/>
+          <w:sz w:val="21"/>
+        </w:rPr>
+        <w:t>if equivalent = false AND confidence &gt;= 0.70</w:t>
       </w:r>
     </w:p>
     <w:p>
       <w:r>
-        <w:t>The set of winners is</w:t>
+        <w:t xml:space="preserve">where </w:t>
+      </w:r>
+      <w:r>
+        <w:rPr>
+          <w:rFonts w:ascii="Courier New" w:hAnsi="Courier New" w:cs="Courier New"/>
+        </w:rPr>
+        <w:t>demote(Direct) = Partial</w:t>
+      </w:r>
+      <w:r>
+        <w:t xml:space="preserve"> and </w:t>
+      </w:r>
+      <w:r>
+        <w:rPr>
+          <w:rFonts w:ascii="Courier New" w:hAnsi="Courier New" w:cs="Courier New"/>
+        </w:rPr>
+        <w:t>demote(Partial) = Unmapped</w:t>
+      </w:r>
+      <w:r>
+        <w:t>. The judge can return equivalent = true at low confidence to signal ambiguity; in that case no demotion happens and the embedding-driven label stands.</w:t>
+      </w:r>
+    </w:p>
+    <w:p>
+      <w:r>
+        <w:t>The judge follows two rules. Rule 1 fires when the VET skill is a generic transferable skill (Problem Solving, Documentation, Communication, ...) and the Uni skill requires formal specialist knowledge (Set Theory, Object Oriented Principles, Cryptography theory, ...). Rule 2 fires when the two sub-domains are clearly unrelated. Otherwise the default is true. Adjacent verbs in the same sub-domain (assess and select, evaluate and implement, monitor and implement-monitoring) count as capability transfer.</w:t>
+      </w:r>
+    </w:p>
+    <w:p>
+      <w:pPr>
+        <w:pStyle w:val="Heading2"/>
+      </w:pPr>
+      <w:r>
+        <w:t>Coverage decay</w:t>
+      </w:r>
+    </w:p>
+    <w:p>
+      <w:r>
+        <w:t>After every demotion, the surviving winners are weighted by rank within their VET-skill cluster. For a VET skill V with k_v surviving Direct or Partial winners, sort by M in descending order and assign:</w:t>
       </w:r>
     </w:p>
     <w:p>
@@ -2038,12 +7799,12 @@
           <w:rFonts w:ascii="Consolas" w:hAnsi="Consolas"/>
           <w:sz w:val="21"/>
         </w:rPr>
-        <w:t>W = { (V_best(U), U) : U is a skill of course C }</w:t>
+        <w:t>decay(V, U) = beta ^ (rank_V(U) - 1),   with beta = 0.7</w:t>
       </w:r>
     </w:p>
     <w:p>
       <w:r>
-        <w:t>and has size n_U: one winner per Uni outcome. The same VET skill can appear as a winner for several distinct Uni outcomes. Multiplicity inflation is controlled later by the cap in section 5.10 and the decay in section 5.14.</w:t>
+        <w:t>This gives 1.00, 0.70, 0.49, 0.343, ... for successive wins. A VET skill with one surviving winner has decay = 1.0. The decay value rides on each match dict and is used by Coverage only; Quality, Level and Context are left undecayed.</w:t>
       </w:r>
     </w:p>
     <w:p>
@@ -2051,25 +7812,12 @@
         <w:pStyle w:val="Heading2"/>
       </w:pPr>
       <w:r>
-        <w:t>Identical-name promotion (floor)</w:t>
+        <w:t>Per-skill coverage bucket</w:t>
       </w:r>
     </w:p>
     <w:p>
       <w:r>
-        <w:t>If, after Unicode whitespace collapse and case folding, the names of V_best(U) and U are equal, the match label of that pair is promoted to Direct regardless of M. This is a cheap precision win. Pairs that look generically identical (for example, "Problem Solving" matched against "Problem Solving") can still be demoted later by the guards or the LLM judge.</w:t>
-      </w:r>
-    </w:p>
-    <w:p>
-      <w:pPr>
-        <w:pStyle w:val="Heading2"/>
-      </w:pPr>
-      <w:r>
-        <w:t>Hard winner cap</w:t>
-      </w:r>
-    </w:p>
-    <w:p>
-      <w:r>
-        <w:t>Any single VET skill may win at most K Uni outcomes per course (default K = 3). For each VET skill V the winning pairs are ranked by M in descending order. Any pair ranked K+1 or later is demoted to Unmapped:</w:t>
+        <w:t>Each surviving winner (V, U) contributes a graduated bucket value to the Coverage axis:</w:t>
       </w:r>
     </w:p>
     <w:p>
@@ -2082,96 +7830,7 @@
           <w:rFonts w:ascii="Consolas" w:hAnsi="Consolas"/>
           <w:sz w:val="21"/>
         </w:rPr>
-        <w:t>m(V, U) = Unmapped  if rank_V(U) &gt; K within { U : V_best(U) = V }</w:t>
-      </w:r>
-    </w:p>
-    <w:p>
-      <w:r>
-        <w:t>The cap runs after the identical-name floor (so promoted pairs count toward the cap) and before the LLM judge (so the judge does not spend a call on a pair that is about to be capped).</w:t>
-      </w:r>
-    </w:p>
-    <w:p>
-      <w:pPr>
-        <w:pStyle w:val="Heading2"/>
-      </w:pPr>
-      <w:r>
-        <w:lastRenderedPageBreak/>
-        <w:t>Specialist guard (optional, off by default)</w:t>
-      </w:r>
-    </w:p>
-    <w:p>
-      <w:r>
-        <w:t>When enabled, the guard runs two deterministic detectors. Both are off in the current YAML because the LLM equivalence judge covers the same demotions.</w:t>
-      </w:r>
-    </w:p>
-    <w:p>
-      <w:r>
-        <w:rPr>
-          <w:b/>
-        </w:rPr>
-        <w:t xml:space="preserve">Anchored detector. </w:t>
-      </w:r>
-    </w:p>
-    <w:p>
-      <w:r>
-        <w:t>Given centroid embeddings g of a fixed set of generic anchor phrases ("general purpose problem solving", ...) and s of specialist phrases ("formal mathematical theory", ...), compute v_gen = dot(e_V, g) and u_spec = dot(e_U, s). Demote when v_gen &gt;= 0.80 and u_spec &gt;= 0.70.</w:t>
-      </w:r>
-    </w:p>
-    <w:p>
-      <w:r>
-        <w:rPr>
-          <w:b/>
-        </w:rPr>
-        <w:t xml:space="preserve">Lateral detector. </w:t>
-      </w:r>
-    </w:p>
-    <w:p>
-      <w:r>
-        <w:t>If a VET skill V wins k_min or more (default 4) Uni outcomes and the mean pairwise cosine of those Uni embeddings is below sigma (default 0.55), all those wins are demoted. This catches one VET skill being sprayed across mutually unrelated Uni outcomes.</w:t>
-      </w:r>
-    </w:p>
-    <w:p>
-      <w:pPr>
-        <w:pStyle w:val="Heading2"/>
-      </w:pPr>
-      <w:r>
-        <w:t>Verb-class guard (optional, off by default)</w:t>
-      </w:r>
-    </w:p>
-    <w:p>
-      <w:r>
-        <w:t>When enabled, one batched LLM call classifies every unique skill name into a Bloom action level 1..6 (1 = Remember, ..., 6 = Create). The per-name classifications are cached. A winning pair (V, U) is demoted when level(U) - level(V) &gt;= delta (default 3). Off by default because the LLM judge already covers the same population.</w:t>
-      </w:r>
-    </w:p>
-    <w:p>
-      <w:pPr>
-        <w:pStyle w:val="Heading2"/>
-      </w:pPr>
-      <w:r>
-        <w:t>LLM equivalence judge</w:t>
-      </w:r>
-    </w:p>
-    <w:p>
-      <w:r>
-        <w:t>Every surviving Direct or Partial winner is sent individually to an LLM judge. The judge sees, for each side, the parent unit or course name, the Uni course year, the skill name, the description, and a 300-character evidence excerpt. It returns one JSON line:</w:t>
-      </w:r>
-    </w:p>
-    <w:p>
-      <w:pPr>
-        <w:spacing w:before="60" w:after="120"/>
-        <w:ind w:left="340"/>
-      </w:pPr>
-      <w:r>
-        <w:rPr>
-          <w:rFonts w:ascii="Consolas" w:hAnsi="Consolas"/>
-          <w:sz w:val="19"/>
-        </w:rPr>
-        <w:t>{"equivalent": true|false, "confidence": 0.0-1.0, "reason": "..."}</w:t>
-      </w:r>
-    </w:p>
-    <w:p>
-      <w:r>
-        <w:t>Demote rule:</w:t>
+        <w:t>bucket(M) = 1.0                              if M &gt;= T_d</w:t>
       </w:r>
     </w:p>
     <w:p>
@@ -2184,30 +7843,7 @@
           <w:rFonts w:ascii="Consolas" w:hAnsi="Consolas"/>
           <w:sz w:val="21"/>
         </w:rPr>
-        <w:t>m(V, U) = demote(m_orig)  if equivalent = false AND confidence &gt;= 0.70</w:t>
-      </w:r>
-    </w:p>
-    <w:p>
-      <w:r>
-        <w:t>where demote(Direct) = Partial and demote(Partial) = Unmapped. The judge can return equivalent = true at low confidence to signal ambiguity; in that case no demotion happens and the embedding-driven label stands.</w:t>
-      </w:r>
-    </w:p>
-    <w:p>
-      <w:r>
-        <w:t>The judge follows two rules. Rule 1 fires when the VET skill is a generic transferable skill (Problem Solving, Documentation, Communication, ...) and the Uni skill requires formal specialist knowledge (Set Theory, Object Oriented Principles, Cryptography theory, ...). Rule 2 fires when the two sub-domains are clearly unrelated. Otherwise the default is true. Adjacent verbs in the same sub-domain (assess and select, evaluate and implement, monitor and implement-monitoring) count as capability transfer.</w:t>
-      </w:r>
-    </w:p>
-    <w:p>
-      <w:pPr>
-        <w:pStyle w:val="Heading2"/>
-      </w:pPr>
-      <w:r>
-        <w:t>Coverage decay</w:t>
-      </w:r>
-    </w:p>
-    <w:p>
-      <w:r>
-        <w:t>After every demotion, the surviving winners are weighted by rank within their VET-skill cluster. For a VET skill V with k_v surviving Direct or Partial winners, sort by M in descending order and assign:</w:t>
+        <w:t>bucket(M) = (M - T_p) / (T_d - T_p)          if T_p &lt;= M &lt; T_d</w:t>
       </w:r>
     </w:p>
     <w:p>
@@ -2220,13 +7856,12 @@
           <w:rFonts w:ascii="Consolas" w:hAnsi="Consolas"/>
           <w:sz w:val="21"/>
         </w:rPr>
-        <w:t>decay(V, U) = beta ^ (rank_V(U) - 1),   with beta = 0.7</w:t>
+        <w:t>bucket(M) = 0.0                              if M &lt; T_p</w:t>
       </w:r>
     </w:p>
     <w:p>
       <w:r>
-        <w:lastRenderedPageBreak/>
-        <w:t>This gives 1.00, 0.70, 0.49, 0.343, ... for successive wins. A VET skill with one surviving winner has decay = 1.0. The decay value rides on each match dict and is used by Coverage only; Quality, Level and Context are left undecayed.</w:t>
+        <w:t>A Direct pair counts as one Uni outcome covered. A Partial pair counts as a fractional outcome whose value rises linearly between T_p and T_d.</w:t>
       </w:r>
     </w:p>
     <w:p>
@@ -2234,12 +7869,12 @@
         <w:pStyle w:val="Heading2"/>
       </w:pPr>
       <w:r>
-        <w:t>Per-skill coverage bucket</w:t>
+        <w:t>Uni-side coverage aggregation</w:t>
       </w:r>
     </w:p>
     <w:p>
       <w:r>
-        <w:t>Each surviving winner (V, U) contributes a graduated bucket value to the Coverage axis:</w:t>
+        <w:t>Uni coverage averages the bucket over all Uni skills of the course. Unmapped pairs contribute zero. Surviving pairs contribute bucket times decay:</w:t>
       </w:r>
     </w:p>
     <w:p>
@@ -2252,7 +7887,20 @@
           <w:rFonts w:ascii="Consolas" w:hAnsi="Consolas"/>
           <w:sz w:val="21"/>
         </w:rPr>
-        <w:t>bucket(M) = 1.0                              if M &gt;= T_d</w:t>
+        <w:t>Coverage_uni(C) = (1 / n_U) * sum over U of bucket(M(V_best(U), U)) * decay(V_best(U), U)</w:t>
+      </w:r>
+    </w:p>
+    <w:p>
+      <w:pPr>
+        <w:pStyle w:val="Heading2"/>
+      </w:pPr>
+      <w:r>
+        <w:t>VET-side coverage and bidirectional</w:t>
+      </w:r>
+    </w:p>
+    <w:p>
+      <w:r>
+        <w:t>VET coverage is the symmetric quantity over the n_V VET skills:</w:t>
       </w:r>
     </w:p>
     <w:p>
@@ -2265,7 +7913,12 @@
           <w:rFonts w:ascii="Consolas" w:hAnsi="Consolas"/>
           <w:sz w:val="21"/>
         </w:rPr>
-        <w:t>bucket(M) = (M - T_p) / (T_d - T_p)          if T_p &lt;= M &lt; T_d</w:t>
+        <w:t>Coverage_vet = (1 / n_V) * sum over V of bucket(score(V))</w:t>
+      </w:r>
+    </w:p>
+    <w:p>
+      <w:r>
+        <w:t>where score(V) = max over U of M(V, U). The bidirectional summary is</w:t>
       </w:r>
     </w:p>
     <w:p>
@@ -2278,12 +7931,13 @@
           <w:rFonts w:ascii="Consolas" w:hAnsi="Consolas"/>
           <w:sz w:val="21"/>
         </w:rPr>
-        <w:t>bucket(M) = 0.0                              if M &lt; T_p</w:t>
+        <w:lastRenderedPageBreak/>
+        <w:t>Coverage_bi = min(Coverage_uni, Coverage_vet)</w:t>
       </w:r>
     </w:p>
     <w:p>
       <w:r>
-        <w:t>A Direct pair counts as one Uni outcome covered. A Partial pair counts as a fractional outcome whose value rises linearly between T_p and T_d.</w:t>
+        <w:t>Only Coverage_uni is used in the headline score; Coverage_bi appears in the audit fields.</w:t>
       </w:r>
     </w:p>
     <w:p>
@@ -2291,12 +7945,12 @@
         <w:pStyle w:val="Heading2"/>
       </w:pPr>
       <w:r>
-        <w:t>Uni-side coverage aggregation</w:t>
+        <w:t>Quality, Level, Context sub-metrics</w:t>
       </w:r>
     </w:p>
     <w:p>
       <w:r>
-        <w:t>Uni coverage averages the bucket over all Uni skills of the course. Unmapped pairs contribute zero. Surviving pairs contribute bucket times decay:</w:t>
+        <w:t>These three sub-metrics average over the surviving winners but use n_U as the denominator. Demoted winners therefore lower the metric (they contribute zero). Let W_star be the set of Uni skills whose winner survives as Direct or Partial. Then:</w:t>
       </w:r>
     </w:p>
     <w:p>
@@ -2309,20 +7963,7 @@
           <w:rFonts w:ascii="Consolas" w:hAnsi="Consolas"/>
           <w:sz w:val="21"/>
         </w:rPr>
-        <w:t>Coverage_uni(C) = (1 / n_U) * sum over U of bucket(M(V_best(U), U)) * decay(V_best(U), U)</w:t>
-      </w:r>
-    </w:p>
-    <w:p>
-      <w:pPr>
-        <w:pStyle w:val="Heading2"/>
-      </w:pPr>
-      <w:r>
-        <w:t>VET-side coverage and bidirectional</w:t>
-      </w:r>
-    </w:p>
-    <w:p>
-      <w:r>
-        <w:t>VET coverage is the symmetric quantity over the n_V VET skills:</w:t>
+        <w:t>Quality(C) = (1 / n_U) * sum over U in W_star of S(V_best(U), U)</w:t>
       </w:r>
     </w:p>
     <w:p>
@@ -2335,12 +7976,7 @@
           <w:rFonts w:ascii="Consolas" w:hAnsi="Consolas"/>
           <w:sz w:val="21"/>
         </w:rPr>
-        <w:t>Coverage_vet = (1 / n_V) * sum over V of bucket(score(V))</w:t>
-      </w:r>
-    </w:p>
-    <w:p>
-      <w:r>
-        <w:t>where score(V) = max over U of M(V, U). The bidirectional summary is</w:t>
+        <w:t>Level(C)   = (1 / n_U) * sum over U in W_star of L(V_best(U), U)</w:t>
       </w:r>
     </w:p>
     <w:p>
@@ -2353,12 +7989,12 @@
           <w:rFonts w:ascii="Consolas" w:hAnsi="Consolas"/>
           <w:sz w:val="21"/>
         </w:rPr>
-        <w:t>Coverage_bi = min(Coverage_uni, Coverage_vet)</w:t>
+        <w:t>Context(C) = (1 / n_U) * sum over U in W_star of C(V_best(U), U)</w:t>
       </w:r>
     </w:p>
     <w:p>
       <w:r>
-        <w:t>Only Coverage_uni is used in the headline score; Coverage_bi appears in the audit fields.</w:t>
+        <w:t>Quality has a legacy "combined" mode that uses M in place of S. The production setting is similarity_only, because L and C already have their own headline weights and using M here would double-count them.</w:t>
       </w:r>
     </w:p>
     <w:p>
@@ -2366,12 +8002,7 @@
         <w:pStyle w:val="Heading2"/>
       </w:pPr>
       <w:r>
-        <w:t>Quality, Level, Context sub-metrics</w:t>
-      </w:r>
-    </w:p>
-    <w:p>
-      <w:r>
-        <w:t>These three sub-metrics average over the surviving winners but use n_U as the denominator. Demoted winners therefore lower the metric (they contribute zero). Let W_star be the set of Uni skills whose winner survives as Direct or Partial. Then:</w:t>
+        <w:t>Confidence sub-metric</w:t>
       </w:r>
     </w:p>
     <w:p>
@@ -2384,7 +8015,25 @@
           <w:rFonts w:ascii="Consolas" w:hAnsi="Consolas"/>
           <w:sz w:val="21"/>
         </w:rPr>
-        <w:t>Quality(C) = (1 / n_U) * sum over U in W_star of S(V_best(U), U)</w:t>
+        <w:t>Confidence(C) = mean of { V.confidence } union { U.confidence } over survivors</w:t>
+      </w:r>
+    </w:p>
+    <w:p>
+      <w:r>
+        <w:t>This is just the average self-reported extractor confidence on the skills that survived into the recommendation.</w:t>
+      </w:r>
+    </w:p>
+    <w:p>
+      <w:pPr>
+        <w:pStyle w:val="Heading2"/>
+      </w:pPr>
+      <w:r>
+        <w:t>Volume gate</w:t>
+      </w:r>
+    </w:p>
+    <w:p>
+      <w:r>
+        <w:t>Volume of learning compares VET nominal hours against the Uni credit-point workload. The default conversion is 25 hours per credit point.</w:t>
       </w:r>
     </w:p>
     <w:p>
@@ -2397,7 +8046,12 @@
           <w:rFonts w:ascii="Consolas" w:hAnsi="Consolas"/>
           <w:sz w:val="21"/>
         </w:rPr>
-        <w:t>Level(C)   = (1 / n_U) * sum over U in W_star of L(V_best(U), U)</w:t>
+        <w:t>volume_ratio = min(1, VET_hours / (UC.credit_points * 25))</w:t>
+      </w:r>
+    </w:p>
+    <w:p>
+      <w:r>
+        <w:t>If either side is missing or zero, volume_ratio is set to 1 so the gate becomes a no-op. The ratio enters the headline through the gate multiplier, with floor f (default 0.5):</w:t>
       </w:r>
     </w:p>
     <w:p>
@@ -2410,12 +8064,7 @@
           <w:rFonts w:ascii="Consolas" w:hAnsi="Consolas"/>
           <w:sz w:val="21"/>
         </w:rPr>
-        <w:t>Context(C) = (1 / n_U) * sum over U in W_star of C(V_best(U), U)</w:t>
-      </w:r>
-    </w:p>
-    <w:p>
-      <w:r>
-        <w:t>Quality has a legacy "combined" mode that uses M in place of S. The production setting is similarity_only, because L and C already have their own headline weights and using M here would double-count them.</w:t>
+        <w:t>gate = f + (1 - f) * volume_ratio</w:t>
       </w:r>
     </w:p>
     <w:p>
@@ -2423,7 +8072,12 @@
         <w:pStyle w:val="Heading2"/>
       </w:pPr>
       <w:r>
-        <w:t>Confidence sub-metric</w:t>
+        <w:t>Base and final score</w:t>
+      </w:r>
+    </w:p>
+    <w:p>
+      <w:r>
+        <w:t>Let the six headline weights be w_cov, w_qual, w_lvl, w_ctx, w_conf, w_vol. Current values are 0.40, 0.25, 0.15, 0.10, 0.05, 0.05 and they sum to 1. Let penalty_total in [0, 1] be the total of any edge-case penalties. Then</w:t>
       </w:r>
     </w:p>
     <w:p>
@@ -2436,26 +8090,7 @@
           <w:rFonts w:ascii="Consolas" w:hAnsi="Consolas"/>
           <w:sz w:val="21"/>
         </w:rPr>
-        <w:t>Confidence(C) = mean of { V.confidence } union { U.confidence } over survivors</w:t>
-      </w:r>
-    </w:p>
-    <w:p>
-      <w:r>
-        <w:t>This is just the average self-reported extractor confidence on the skills that survived into the recommendation.</w:t>
-      </w:r>
-    </w:p>
-    <w:p>
-      <w:pPr>
-        <w:pStyle w:val="Heading2"/>
-      </w:pPr>
-      <w:r>
-        <w:lastRenderedPageBreak/>
-        <w:t>Volume gate</w:t>
-      </w:r>
-    </w:p>
-    <w:p>
-      <w:r>
-        <w:t>Volume of learning compares VET nominal hours against the Uni credit-point workload. The default conversion is 25 hours per credit point.</w:t>
+        <w:t>base = w_cov * Coverage_uni + w_qual * Quality + w_lvl * Level</w:t>
       </w:r>
     </w:p>
     <w:p>
@@ -2468,12 +8103,7 @@
           <w:rFonts w:ascii="Consolas" w:hAnsi="Consolas"/>
           <w:sz w:val="21"/>
         </w:rPr>
-        <w:t>volume_ratio = min(1, VET_hours / (UC.credit_points * 25))</w:t>
-      </w:r>
-    </w:p>
-    <w:p>
-      <w:r>
-        <w:t>If either side is missing or zero, volume_ratio is set to 1 so the gate becomes a no-op. The ratio enters the headline through the gate multiplier, with floor f (default 0.5):</w:t>
+        <w:t xml:space="preserve">       + w_ctx * Context + w_conf * Confidence + w_vol * volume_ratio</w:t>
       </w:r>
     </w:p>
     <w:p>
@@ -2486,20 +8116,7 @@
           <w:rFonts w:ascii="Consolas" w:hAnsi="Consolas"/>
           <w:sz w:val="21"/>
         </w:rPr>
-        <w:t>gate = f + (1 - f) * volume_ratio</w:t>
-      </w:r>
-    </w:p>
-    <w:p>
-      <w:pPr>
-        <w:pStyle w:val="Heading2"/>
-      </w:pPr>
-      <w:r>
-        <w:t>Base and final score</w:t>
-      </w:r>
-    </w:p>
-    <w:p>
-      <w:r>
-        <w:t>Let the six headline weights be w_cov, w_qual, w_lvl, w_ctx, w_conf, w_vol. Current values are 0.40, 0.25, 0.15, 0.10, 0.05, 0.05 and they sum to 1. Let penalty_total in [0, 1] be the total of any edge-case penalties. Then</w:t>
+        <w:t>score_after_penalty = max(0, base * (1 - penalty_total))</w:t>
       </w:r>
     </w:p>
     <w:p>
@@ -2512,45 +8129,6 @@
           <w:rFonts w:ascii="Consolas" w:hAnsi="Consolas"/>
           <w:sz w:val="21"/>
         </w:rPr>
-        <w:t>base = w_cov * Coverage_uni + w_qual * Quality + w_lvl * Level</w:t>
-      </w:r>
-    </w:p>
-    <w:p>
-      <w:pPr>
-        <w:spacing w:before="60" w:after="60"/>
-        <w:jc w:val="center"/>
-      </w:pPr>
-      <w:r>
-        <w:rPr>
-          <w:rFonts w:ascii="Consolas" w:hAnsi="Consolas"/>
-          <w:sz w:val="21"/>
-        </w:rPr>
-        <w:t xml:space="preserve">       + w_ctx * Context + w_conf * Confidence + w_vol * volume_ratio</w:t>
-      </w:r>
-    </w:p>
-    <w:p>
-      <w:pPr>
-        <w:spacing w:before="60" w:after="60"/>
-        <w:jc w:val="center"/>
-      </w:pPr>
-      <w:r>
-        <w:rPr>
-          <w:rFonts w:ascii="Consolas" w:hAnsi="Consolas"/>
-          <w:sz w:val="21"/>
-        </w:rPr>
-        <w:t>score_after_penalty = max(0, base * (1 - penalty_total))</w:t>
-      </w:r>
-    </w:p>
-    <w:p>
-      <w:pPr>
-        <w:spacing w:before="60" w:after="60"/>
-        <w:jc w:val="center"/>
-      </w:pPr>
-      <w:r>
-        <w:rPr>
-          <w:rFonts w:ascii="Consolas" w:hAnsi="Consolas"/>
-          <w:sz w:val="21"/>
-        </w:rPr>
         <w:t>final_score(C) = score_after_penalty * gate</w:t>
       </w:r>
     </w:p>
@@ -2576,10 +8154,11 @@
       <w:tblPr>
         <w:tblStyle w:val="LightGrid-Accent1"/>
         <w:tblW w:w="0" w:type="auto"/>
+        <w:tblInd w:w="108" w:type="dxa"/>
         <w:tblLook w:val="04A0" w:firstRow="1" w:lastRow="0" w:firstColumn="1" w:lastColumn="0" w:noHBand="0" w:noVBand="1"/>
       </w:tblPr>
       <w:tblGrid>
-        <w:gridCol w:w="3249"/>
+        <w:gridCol w:w="3141"/>
         <w:gridCol w:w="3249"/>
         <w:gridCol w:w="3249"/>
       </w:tblGrid>
@@ -2590,15 +8169,30 @@
         <w:tc>
           <w:tcPr>
             <w:cnfStyle w:val="001000000000" w:firstRow="0" w:lastRow="0" w:firstColumn="1" w:lastColumn="0" w:oddVBand="0" w:evenVBand="0" w:oddHBand="0" w:evenHBand="0" w:firstRowFirstColumn="0" w:firstRowLastColumn="0" w:lastRowFirstColumn="0" w:lastRowLastColumn="0"/>
+            <w:tcW w:w="3141" w:type="dxa"/>
+            <w:shd w:val="clear" w:color="auto" w:fill="143670"/>
+          </w:tcPr>
+          <w:p>
+            <w:pPr>
+              <w:pStyle w:val="NoSpacing"/>
+            </w:pPr>
+            <w:r>
+              <w:t>Penalty</w:t>
+            </w:r>
+          </w:p>
+        </w:tc>
+        <w:tc>
+          <w:tcPr>
             <w:tcW w:w="3249" w:type="dxa"/>
             <w:shd w:val="clear" w:color="auto" w:fill="143670"/>
           </w:tcPr>
           <w:p>
-            <w:r>
-              <w:rPr>
-                <w:color w:val="FFFFFF"/>
-              </w:rPr>
-              <w:t>Penalty</w:t>
+            <w:pPr>
+              <w:pStyle w:val="NoSpacing"/>
+              <w:cnfStyle w:val="100000000000" w:firstRow="1" w:lastRow="0" w:firstColumn="0" w:lastColumn="0" w:oddVBand="0" w:evenVBand="0" w:oddHBand="0" w:evenHBand="0" w:firstRowFirstColumn="0" w:firstRowLastColumn="0" w:lastRowFirstColumn="0" w:lastRowLastColumn="0"/>
+            </w:pPr>
+            <w:r>
+              <w:t>Default</w:t>
             </w:r>
           </w:p>
         </w:tc>
@@ -2609,29 +8203,10 @@
           </w:tcPr>
           <w:p>
             <w:pPr>
+              <w:pStyle w:val="NoSpacing"/>
               <w:cnfStyle w:val="100000000000" w:firstRow="1" w:lastRow="0" w:firstColumn="0" w:lastColumn="0" w:oddVBand="0" w:evenVBand="0" w:oddHBand="0" w:evenHBand="0" w:firstRowFirstColumn="0" w:firstRowLastColumn="0" w:lastRowFirstColumn="0" w:lastRowLastColumn="0"/>
             </w:pPr>
             <w:r>
-              <w:rPr>
-                <w:color w:val="FFFFFF"/>
-              </w:rPr>
-              <w:t>Default</w:t>
-            </w:r>
-          </w:p>
-        </w:tc>
-        <w:tc>
-          <w:tcPr>
-            <w:tcW w:w="3249" w:type="dxa"/>
-            <w:shd w:val="clear" w:color="auto" w:fill="143670"/>
-          </w:tcPr>
-          <w:p>
-            <w:pPr>
-              <w:cnfStyle w:val="100000000000" w:firstRow="1" w:lastRow="0" w:firstColumn="0" w:lastColumn="0" w:oddVBand="0" w:evenVBand="0" w:oddHBand="0" w:evenHBand="0" w:firstRowFirstColumn="0" w:firstRowLastColumn="0" w:lastRowFirstColumn="0" w:lastRowLastColumn="0"/>
-            </w:pPr>
-            <w:r>
-              <w:rPr>
-                <w:color w:val="FFFFFF"/>
-              </w:rPr>
               <w:t>Trigger</w:t>
             </w:r>
           </w:p>
@@ -2644,11 +8219,28 @@
         <w:tc>
           <w:tcPr>
             <w:cnfStyle w:val="001000000000" w:firstRow="0" w:lastRow="0" w:firstColumn="1" w:lastColumn="0" w:oddVBand="0" w:evenVBand="0" w:oddHBand="0" w:evenHBand="0" w:firstRowFirstColumn="0" w:firstRowLastColumn="0" w:lastRowFirstColumn="0" w:lastRowLastColumn="0"/>
+            <w:tcW w:w="3141" w:type="dxa"/>
+          </w:tcPr>
+          <w:p>
+            <w:pPr>
+              <w:pStyle w:val="NoSpacing"/>
+            </w:pPr>
+            <w:r>
+              <w:t>context_imbalance</w:t>
+            </w:r>
+          </w:p>
+        </w:tc>
+        <w:tc>
+          <w:tcPr>
             <w:tcW w:w="3249" w:type="dxa"/>
           </w:tcPr>
           <w:p>
-            <w:r>
-              <w:t>context_imbalance</w:t>
+            <w:pPr>
+              <w:pStyle w:val="NoSpacing"/>
+              <w:cnfStyle w:val="000000100000" w:firstRow="0" w:lastRow="0" w:firstColumn="0" w:lastColumn="0" w:oddVBand="0" w:evenVBand="0" w:oddHBand="1" w:evenHBand="0" w:firstRowFirstColumn="0" w:firstRowLastColumn="0" w:lastRowFirstColumn="0" w:lastRowLastColumn="0"/>
+            </w:pPr>
+            <w:r>
+              <w:t>0.10</w:t>
             </w:r>
           </w:p>
         </w:tc>
@@ -2658,19 +8250,7 @@
           </w:tcPr>
           <w:p>
             <w:pPr>
-              <w:cnfStyle w:val="000000100000" w:firstRow="0" w:lastRow="0" w:firstColumn="0" w:lastColumn="0" w:oddVBand="0" w:evenVBand="0" w:oddHBand="1" w:evenHBand="0" w:firstRowFirstColumn="0" w:firstRowLastColumn="0" w:lastRowFirstColumn="0" w:lastRowLastColumn="0"/>
-            </w:pPr>
-            <w:r>
-              <w:t>0.10</w:t>
-            </w:r>
-          </w:p>
-        </w:tc>
-        <w:tc>
-          <w:tcPr>
-            <w:tcW w:w="3249" w:type="dxa"/>
-          </w:tcPr>
-          <w:p>
-            <w:pPr>
+              <w:pStyle w:val="NoSpacing"/>
               <w:cnfStyle w:val="000000100000" w:firstRow="0" w:lastRow="0" w:firstColumn="0" w:lastColumn="0" w:oddVBand="0" w:evenVBand="0" w:oddHBand="1" w:evenHBand="0" w:firstRowFirstColumn="0" w:firstRowLastColumn="0" w:lastRowFirstColumn="0" w:lastRowLastColumn="0"/>
             </w:pPr>
             <w:r>
@@ -2686,11 +8266,28 @@
         <w:tc>
           <w:tcPr>
             <w:cnfStyle w:val="001000000000" w:firstRow="0" w:lastRow="0" w:firstColumn="1" w:lastColumn="0" w:oddVBand="0" w:evenVBand="0" w:oddHBand="0" w:evenHBand="0" w:firstRowFirstColumn="0" w:firstRowLastColumn="0" w:lastRowFirstColumn="0" w:lastRowLastColumn="0"/>
+            <w:tcW w:w="3141" w:type="dxa"/>
+          </w:tcPr>
+          <w:p>
+            <w:pPr>
+              <w:pStyle w:val="NoSpacing"/>
+            </w:pPr>
+            <w:r>
+              <w:t>outdated_content</w:t>
+            </w:r>
+          </w:p>
+        </w:tc>
+        <w:tc>
+          <w:tcPr>
             <w:tcW w:w="3249" w:type="dxa"/>
           </w:tcPr>
           <w:p>
-            <w:r>
-              <w:t>outdated_content</w:t>
+            <w:pPr>
+              <w:pStyle w:val="NoSpacing"/>
+              <w:cnfStyle w:val="000000010000" w:firstRow="0" w:lastRow="0" w:firstColumn="0" w:lastColumn="0" w:oddVBand="0" w:evenVBand="0" w:oddHBand="0" w:evenHBand="1" w:firstRowFirstColumn="0" w:firstRowLastColumn="0" w:lastRowFirstColumn="0" w:lastRowLastColumn="0"/>
+            </w:pPr>
+            <w:r>
+              <w:t>0.05</w:t>
             </w:r>
           </w:p>
         </w:tc>
@@ -2700,19 +8297,7 @@
           </w:tcPr>
           <w:p>
             <w:pPr>
-              <w:cnfStyle w:val="000000010000" w:firstRow="0" w:lastRow="0" w:firstColumn="0" w:lastColumn="0" w:oddVBand="0" w:evenVBand="0" w:oddHBand="0" w:evenHBand="1" w:firstRowFirstColumn="0" w:firstRowLastColumn="0" w:lastRowFirstColumn="0" w:lastRowLastColumn="0"/>
-            </w:pPr>
-            <w:r>
-              <w:t>0.05</w:t>
-            </w:r>
-          </w:p>
-        </w:tc>
-        <w:tc>
-          <w:tcPr>
-            <w:tcW w:w="3249" w:type="dxa"/>
-          </w:tcPr>
-          <w:p>
-            <w:pPr>
+              <w:pStyle w:val="NoSpacing"/>
               <w:cnfStyle w:val="000000010000" w:firstRow="0" w:lastRow="0" w:firstColumn="0" w:lastColumn="0" w:oddVBand="0" w:evenVBand="0" w:oddHBand="0" w:evenHBand="1" w:firstRowFirstColumn="0" w:firstRowLastColumn="0" w:lastRowFirstColumn="0" w:lastRowLastColumn="0"/>
             </w:pPr>
             <w:r>
@@ -2728,11 +8313,28 @@
         <w:tc>
           <w:tcPr>
             <w:cnfStyle w:val="001000000000" w:firstRow="0" w:lastRow="0" w:firstColumn="1" w:lastColumn="0" w:oddVBand="0" w:evenVBand="0" w:oddHBand="0" w:evenHBand="0" w:firstRowFirstColumn="0" w:firstRowLastColumn="0" w:lastRowFirstColumn="0" w:lastRowLastColumn="0"/>
+            <w:tcW w:w="3141" w:type="dxa"/>
+          </w:tcPr>
+          <w:p>
+            <w:pPr>
+              <w:pStyle w:val="NoSpacing"/>
+            </w:pPr>
+            <w:r>
+              <w:t>missing_prerequisites</w:t>
+            </w:r>
+          </w:p>
+        </w:tc>
+        <w:tc>
+          <w:tcPr>
             <w:tcW w:w="3249" w:type="dxa"/>
           </w:tcPr>
           <w:p>
-            <w:r>
-              <w:t>missing_prerequisites</w:t>
+            <w:pPr>
+              <w:pStyle w:val="NoSpacing"/>
+              <w:cnfStyle w:val="000000100000" w:firstRow="0" w:lastRow="0" w:firstColumn="0" w:lastColumn="0" w:oddVBand="0" w:evenVBand="0" w:oddHBand="1" w:evenHBand="0" w:firstRowFirstColumn="0" w:firstRowLastColumn="0" w:lastRowFirstColumn="0" w:lastRowLastColumn="0"/>
+            </w:pPr>
+            <w:r>
+              <w:t>0.10</w:t>
             </w:r>
           </w:p>
         </w:tc>
@@ -2742,23 +8344,15 @@
           </w:tcPr>
           <w:p>
             <w:pPr>
+              <w:pStyle w:val="NoSpacing"/>
               <w:cnfStyle w:val="000000100000" w:firstRow="0" w:lastRow="0" w:firstColumn="0" w:lastColumn="0" w:oddVBand="0" w:evenVBand="0" w:oddHBand="1" w:evenHBand="0" w:firstRowFirstColumn="0" w:firstRowLastColumn="0" w:lastRowFirstColumn="0" w:lastRowLastColumn="0"/>
             </w:pPr>
             <w:r>
-              <w:t>0.10</w:t>
-            </w:r>
-          </w:p>
-        </w:tc>
-        <w:tc>
-          <w:tcPr>
-            <w:tcW w:w="3249" w:type="dxa"/>
-          </w:tcPr>
-          <w:p>
-            <w:pPr>
-              <w:cnfStyle w:val="000000100000" w:firstRow="0" w:lastRow="0" w:firstColumn="0" w:lastColumn="0" w:oddVBand="0" w:evenVBand="0" w:oddHBand="1" w:evenHBand="0" w:firstRowFirstColumn="0" w:firstRowLastColumn="0" w:lastRowFirstColumn="0" w:lastRowLastColumn="0"/>
-            </w:pPr>
-            <w:r>
-              <w:t>Mapped Uni outcomes have unsatisfied prerequisites.</w:t>
+              <w:t xml:space="preserve">Mapped Uni outcomes have </w:t>
+            </w:r>
+            <w:r>
+              <w:lastRenderedPageBreak/>
+              <w:t>unsatisfied prerequisites.</w:t>
             </w:r>
           </w:p>
         </w:tc>
@@ -2770,11 +8364,29 @@
         <w:tc>
           <w:tcPr>
             <w:cnfStyle w:val="001000000000" w:firstRow="0" w:lastRow="0" w:firstColumn="1" w:lastColumn="0" w:oddVBand="0" w:evenVBand="0" w:oddHBand="0" w:evenHBand="0" w:firstRowFirstColumn="0" w:firstRowLastColumn="0" w:lastRowFirstColumn="0" w:lastRowLastColumn="0"/>
+            <w:tcW w:w="3141" w:type="dxa"/>
+          </w:tcPr>
+          <w:p>
+            <w:pPr>
+              <w:pStyle w:val="NoSpacing"/>
+            </w:pPr>
+            <w:r>
+              <w:lastRenderedPageBreak/>
+              <w:t>large_level_gap</w:t>
+            </w:r>
+          </w:p>
+        </w:tc>
+        <w:tc>
+          <w:tcPr>
             <w:tcW w:w="3249" w:type="dxa"/>
           </w:tcPr>
           <w:p>
-            <w:r>
-              <w:t>large_level_gap</w:t>
+            <w:pPr>
+              <w:pStyle w:val="NoSpacing"/>
+              <w:cnfStyle w:val="000000010000" w:firstRow="0" w:lastRow="0" w:firstColumn="0" w:lastColumn="0" w:oddVBand="0" w:evenVBand="0" w:oddHBand="0" w:evenHBand="1" w:firstRowFirstColumn="0" w:firstRowLastColumn="0" w:lastRowFirstColumn="0" w:lastRowLastColumn="0"/>
+            </w:pPr>
+            <w:r>
+              <w:t>0.05</w:t>
             </w:r>
           </w:p>
         </w:tc>
@@ -2784,19 +8396,7 @@
           </w:tcPr>
           <w:p>
             <w:pPr>
-              <w:cnfStyle w:val="000000010000" w:firstRow="0" w:lastRow="0" w:firstColumn="0" w:lastColumn="0" w:oddVBand="0" w:evenVBand="0" w:oddHBand="0" w:evenHBand="1" w:firstRowFirstColumn="0" w:firstRowLastColumn="0" w:lastRowFirstColumn="0" w:lastRowLastColumn="0"/>
-            </w:pPr>
-            <w:r>
-              <w:t>0.05</w:t>
-            </w:r>
-          </w:p>
-        </w:tc>
-        <w:tc>
-          <w:tcPr>
-            <w:tcW w:w="3249" w:type="dxa"/>
-          </w:tcPr>
-          <w:p>
-            <w:pPr>
+              <w:pStyle w:val="NoSpacing"/>
               <w:cnfStyle w:val="000000010000" w:firstRow="0" w:lastRow="0" w:firstColumn="0" w:lastColumn="0" w:oddVBand="0" w:evenVBand="0" w:oddHBand="0" w:evenHBand="1" w:firstRowFirstColumn="0" w:firstRowLastColumn="0" w:lastRowFirstColumn="0" w:lastRowLastColumn="0"/>
             </w:pPr>
             <w:r>
@@ -2892,7 +8492,6 @@
         <w:pStyle w:val="Heading2"/>
       </w:pPr>
       <w:r>
-        <w:lastRenderedPageBreak/>
         <w:t>Confidence of recommendation</w:t>
       </w:r>
     </w:p>
@@ -2914,17 +8513,24 @@
     </w:p>
     <w:p>
       <w:r>
-        <w:t>After processing every Uni course in the qualification, the analyzer writes:</w:t>
+        <w:t xml:space="preserve">After processing every Uni course in the qualification, the </w:t>
+      </w:r>
+      <w:r>
+        <w:t>recommender</w:t>
+      </w:r>
+      <w:r>
+        <w:t xml:space="preserve"> writes:</w:t>
       </w:r>
     </w:p>
     <w:tbl>
       <w:tblPr>
         <w:tblStyle w:val="LightGrid-Accent1"/>
         <w:tblW w:w="0" w:type="auto"/>
+        <w:tblInd w:w="108" w:type="dxa"/>
         <w:tblLook w:val="04A0" w:firstRow="1" w:lastRow="0" w:firstColumn="1" w:lastColumn="0" w:noHBand="0" w:noVBand="1"/>
       </w:tblPr>
       <w:tblGrid>
-        <w:gridCol w:w="4873"/>
+        <w:gridCol w:w="4765"/>
         <w:gridCol w:w="4873"/>
       </w:tblGrid>
       <w:tr>
@@ -2934,31 +8540,29 @@
         <w:tc>
           <w:tcPr>
             <w:cnfStyle w:val="001000000000" w:firstRow="0" w:lastRow="0" w:firstColumn="1" w:lastColumn="0" w:oddVBand="0" w:evenVBand="0" w:oddHBand="0" w:evenHBand="0" w:firstRowFirstColumn="0" w:firstRowLastColumn="0" w:lastRowFirstColumn="0" w:lastRowLastColumn="0"/>
+            <w:tcW w:w="4765" w:type="dxa"/>
+            <w:shd w:val="clear" w:color="auto" w:fill="143670"/>
+          </w:tcPr>
+          <w:p>
+            <w:pPr>
+              <w:pStyle w:val="NoSpacing"/>
+            </w:pPr>
+            <w:r>
+              <w:t>Artefact</w:t>
+            </w:r>
+          </w:p>
+        </w:tc>
+        <w:tc>
+          <w:tcPr>
             <w:tcW w:w="4873" w:type="dxa"/>
             <w:shd w:val="clear" w:color="auto" w:fill="143670"/>
           </w:tcPr>
           <w:p>
-            <w:r>
-              <w:rPr>
-                <w:color w:val="FFFFFF"/>
-              </w:rPr>
-              <w:t>Artefact</w:t>
-            </w:r>
-          </w:p>
-        </w:tc>
-        <w:tc>
-          <w:tcPr>
-            <w:tcW w:w="4873" w:type="dxa"/>
-            <w:shd w:val="clear" w:color="auto" w:fill="143670"/>
-          </w:tcPr>
-          <w:p>
-            <w:pPr>
+            <w:pPr>
+              <w:pStyle w:val="NoSpacing"/>
               <w:cnfStyle w:val="100000000000" w:firstRow="1" w:lastRow="0" w:firstColumn="0" w:lastColumn="0" w:oddVBand="0" w:evenVBand="0" w:oddHBand="0" w:evenHBand="0" w:firstRowFirstColumn="0" w:firstRowLastColumn="0" w:lastRowFirstColumn="0" w:lastRowLastColumn="0"/>
             </w:pPr>
             <w:r>
-              <w:rPr>
-                <w:color w:val="FFFFFF"/>
-              </w:rPr>
               <w:t>Description</w:t>
             </w:r>
           </w:p>
@@ -2971,20 +8575,24 @@
         <w:tc>
           <w:tcPr>
             <w:cnfStyle w:val="001000000000" w:firstRow="0" w:lastRow="0" w:firstColumn="1" w:lastColumn="0" w:oddVBand="0" w:evenVBand="0" w:oddHBand="0" w:evenHBand="0" w:firstRowFirstColumn="0" w:firstRowLastColumn="0" w:lastRowFirstColumn="0" w:lastRowLastColumn="0"/>
+            <w:tcW w:w="4765" w:type="dxa"/>
+          </w:tcPr>
+          <w:p>
+            <w:pPr>
+              <w:pStyle w:val="NoSpacing"/>
+            </w:pPr>
+            <w:r>
+              <w:t>recommendations.json</w:t>
+            </w:r>
+          </w:p>
+        </w:tc>
+        <w:tc>
+          <w:tcPr>
             <w:tcW w:w="4873" w:type="dxa"/>
           </w:tcPr>
           <w:p>
-            <w:r>
-              <w:t>recommendations.json</w:t>
-            </w:r>
-          </w:p>
-        </w:tc>
-        <w:tc>
-          <w:tcPr>
-            <w:tcW w:w="4873" w:type="dxa"/>
-          </w:tcPr>
-          <w:p>
-            <w:pPr>
+            <w:pPr>
+              <w:pStyle w:val="NoSpacing"/>
               <w:cnfStyle w:val="000000100000" w:firstRow="0" w:lastRow="0" w:firstColumn="0" w:lastColumn="0" w:oddVBand="0" w:evenVBand="0" w:oddHBand="1" w:evenHBand="0" w:firstRowFirstColumn="0" w:firstRowLastColumn="0" w:lastRowFirstColumn="0" w:lastRowLastColumn="0"/>
             </w:pPr>
             <w:r>
@@ -3000,20 +8608,24 @@
         <w:tc>
           <w:tcPr>
             <w:cnfStyle w:val="001000000000" w:firstRow="0" w:lastRow="0" w:firstColumn="1" w:lastColumn="0" w:oddVBand="0" w:evenVBand="0" w:oddHBand="0" w:evenHBand="0" w:firstRowFirstColumn="0" w:firstRowLastColumn="0" w:lastRowFirstColumn="0" w:lastRowLastColumn="0"/>
+            <w:tcW w:w="4765" w:type="dxa"/>
+          </w:tcPr>
+          <w:p>
+            <w:pPr>
+              <w:pStyle w:val="NoSpacing"/>
+            </w:pPr>
+            <w:r>
+              <w:t>match_debug.csv</w:t>
+            </w:r>
+          </w:p>
+        </w:tc>
+        <w:tc>
+          <w:tcPr>
             <w:tcW w:w="4873" w:type="dxa"/>
           </w:tcPr>
           <w:p>
-            <w:r>
-              <w:t>match_debug.csv</w:t>
-            </w:r>
-          </w:p>
-        </w:tc>
-        <w:tc>
-          <w:tcPr>
-            <w:tcW w:w="4873" w:type="dxa"/>
-          </w:tcPr>
-          <w:p>
-            <w:pPr>
+            <w:pPr>
+              <w:pStyle w:val="NoSpacing"/>
               <w:cnfStyle w:val="000000010000" w:firstRow="0" w:lastRow="0" w:firstColumn="0" w:lastColumn="0" w:oddVBand="0" w:evenVBand="0" w:oddHBand="0" w:evenHBand="1" w:firstRowFirstColumn="0" w:firstRowLastColumn="0" w:lastRowFirstColumn="0" w:lastRowLastColumn="0"/>
             </w:pPr>
             <w:r>
@@ -3029,20 +8641,24 @@
         <w:tc>
           <w:tcPr>
             <w:cnfStyle w:val="001000000000" w:firstRow="0" w:lastRow="0" w:firstColumn="1" w:lastColumn="0" w:oddVBand="0" w:evenVBand="0" w:oddHBand="0" w:evenHBand="0" w:firstRowFirstColumn="0" w:firstRowLastColumn="0" w:lastRowFirstColumn="0" w:lastRowLastColumn="0"/>
+            <w:tcW w:w="4765" w:type="dxa"/>
+          </w:tcPr>
+          <w:p>
+            <w:pPr>
+              <w:pStyle w:val="NoSpacing"/>
+            </w:pPr>
+            <w:r>
+              <w:t>skill_mapping.xlsx</w:t>
+            </w:r>
+          </w:p>
+        </w:tc>
+        <w:tc>
+          <w:tcPr>
             <w:tcW w:w="4873" w:type="dxa"/>
           </w:tcPr>
           <w:p>
-            <w:r>
-              <w:t>skill_mapping.xlsx</w:t>
-            </w:r>
-          </w:p>
-        </w:tc>
-        <w:tc>
-          <w:tcPr>
-            <w:tcW w:w="4873" w:type="dxa"/>
-          </w:tcPr>
-          <w:p>
-            <w:pPr>
+            <w:pPr>
+              <w:pStyle w:val="NoSpacing"/>
               <w:cnfStyle w:val="000000100000" w:firstRow="0" w:lastRow="0" w:firstColumn="0" w:lastColumn="0" w:oddVBand="0" w:evenVBand="0" w:oddHBand="1" w:evenHBand="0" w:firstRowFirstColumn="0" w:firstRowLastColumn="0" w:lastRowFirstColumn="0" w:lastRowLastColumn="0"/>
             </w:pPr>
             <w:r>
@@ -3190,6 +8806,13 @@
           <w:sz w:val="19"/>
         </w:rPr>
         <w:br/>
+      </w:r>
+      <w:r>
+        <w:rPr>
+          <w:rFonts w:ascii="Consolas" w:hAnsi="Consolas"/>
+          <w:sz w:val="19"/>
+        </w:rPr>
+        <w:lastRenderedPageBreak/>
         <w:t xml:space="preserve">  weight_confidence:          0.05</w:t>
       </w:r>
       <w:r>
@@ -3293,13 +8916,6 @@
           <w:sz w:val="19"/>
         </w:rPr>
         <w:br/>
-      </w:r>
-      <w:r>
-        <w:rPr>
-          <w:rFonts w:ascii="Consolas" w:hAnsi="Consolas"/>
-          <w:sz w:val="19"/>
-        </w:rPr>
-        <w:lastRenderedPageBreak/>
         <w:t xml:space="preserve">  identical_name_direct_floor: true</w:t>
       </w:r>
       <w:r>
@@ -4186,7 +9802,11 @@
   <w:style w:type="paragraph" w:default="1" w:styleId="Normal">
     <w:name w:val="Normal"/>
     <w:qFormat/>
-    <w:rsid w:val="00FC693F"/>
+    <w:rsid w:val="00991E99"/>
+    <w:pPr>
+      <w:spacing w:line="240" w:lineRule="auto"/>
+      <w:jc w:val="both"/>
+    </w:pPr>
     <w:rPr>
       <w:rFonts w:ascii="Calibri" w:hAnsi="Calibri"/>
     </w:rPr>
@@ -4205,7 +9825,7 @@
       <w:numPr>
         <w:numId w:val="10"/>
       </w:numPr>
-      <w:spacing w:before="480" w:after="0" w:line="240" w:lineRule="auto"/>
+      <w:spacing w:before="480" w:after="0"/>
       <w:ind w:left="170" w:hanging="170"/>
       <w:outlineLvl w:val="0"/>
     </w:pPr>
@@ -4234,7 +9854,7 @@
         <w:ilvl w:val="1"/>
         <w:numId w:val="10"/>
       </w:numPr>
-      <w:spacing w:before="200" w:after="0" w:line="240" w:lineRule="auto"/>
+      <w:spacing w:before="200" w:after="0"/>
       <w:ind w:left="170" w:hanging="170"/>
       <w:outlineLvl w:val="1"/>
     </w:pPr>
@@ -4449,7 +10069,7 @@
         <w:tab w:val="center" w:pos="4680"/>
         <w:tab w:val="right" w:pos="9360"/>
       </w:tabs>
-      <w:spacing w:after="0" w:line="240" w:lineRule="auto"/>
+      <w:spacing w:after="0"/>
     </w:pPr>
   </w:style>
   <w:style w:type="character" w:customStyle="1" w:styleId="HeaderChar">
@@ -4471,7 +10091,7 @@
         <w:tab w:val="center" w:pos="4680"/>
         <w:tab w:val="right" w:pos="9360"/>
       </w:tabs>
-      <w:spacing w:after="0" w:line="240" w:lineRule="auto"/>
+      <w:spacing w:after="0"/>
     </w:pPr>
   </w:style>
   <w:style w:type="character" w:customStyle="1" w:styleId="FooterChar">
@@ -4485,10 +10105,13 @@
     <w:name w:val="No Spacing"/>
     <w:uiPriority w:val="1"/>
     <w:qFormat/>
-    <w:rsid w:val="00FC693F"/>
+    <w:rsid w:val="00991E99"/>
     <w:pPr>
       <w:spacing w:after="0" w:line="240" w:lineRule="auto"/>
     </w:pPr>
+    <w:rPr>
+      <w:rFonts w:asciiTheme="majorHAnsi" w:hAnsiTheme="majorHAnsi"/>
+    </w:rPr>
   </w:style>
   <w:style w:type="character" w:customStyle="1" w:styleId="Heading1Char">
     <w:name w:val="Heading 1 Char"/>
@@ -4545,7 +10168,7 @@
       <w:pBdr>
         <w:bottom w:val="single" w:sz="8" w:space="4" w:color="4F81BD" w:themeColor="accent1"/>
       </w:pBdr>
-      <w:spacing w:after="300" w:line="240" w:lineRule="auto"/>
+      <w:spacing w:after="300"/>
       <w:contextualSpacing/>
     </w:pPr>
     <w:rPr>
@@ -4987,9 +10610,6 @@
     <w:unhideWhenUsed/>
     <w:qFormat/>
     <w:rsid w:val="00FC693F"/>
-    <w:pPr>
-      <w:spacing w:line="240" w:lineRule="auto"/>
-    </w:pPr>
     <w:rPr>
       <w:b/>
       <w:bCs/>
